--- a/Practicas Preprofesionales/Editables/04MerinoEdnanInformeTecnico.docx
+++ b/Practicas Preprofesionales/Editables/04MerinoEdnanInformeTecnico.docx
@@ -78,7 +78,7 @@
               </wp:anchor>
             </w:drawing>
           </mc:Choice>
-          <mc:Fallback xmlns:w16se="http://schemas.microsoft.com/office/word/2015/wordml/symex" xmlns:w16sdtfl="http://schemas.microsoft.com/office/word/2024/wordml/sdtformatlock" xmlns:w16sdtdh="http://schemas.microsoft.com/office/word/2020/wordml/sdtdatahash" xmlns:w16du="http://schemas.microsoft.com/office/word/2023/wordml/word16du" xmlns:w16="http://schemas.microsoft.com/office/word/2018/wordml" xmlns:w16cid="http://schemas.microsoft.com/office/word/2016/wordml/cid" xmlns:w16cex="http://schemas.microsoft.com/office/word/2018/wordml/cex" xmlns:oel="http://schemas.microsoft.com/office/2019/extlst" xmlns:am3d="http://schemas.microsoft.com/office/drawing/2017/model3d" xmlns:aink="http://schemas.microsoft.com/office/drawing/2016/ink" xmlns:cx8="http://schemas.microsoft.com/office/drawing/2016/5/14/chartex" xmlns:cx7="http://schemas.microsoft.com/office/drawing/2016/5/13/chartex" xmlns:cx6="http://schemas.microsoft.com/office/drawing/2016/5/12/chartex" xmlns:cx5="http://schemas.microsoft.com/office/drawing/2016/5/11/chartex" xmlns:cx4="http://schemas.microsoft.com/office/drawing/2016/5/10/chartex" xmlns:cx3="http://schemas.microsoft.com/office/drawing/2016/5/9/chartex" xmlns:cx2="http://schemas.microsoft.com/office/drawing/2015/10/21/chartex" xmlns:cx1="http://schemas.microsoft.com/office/drawing/2015/9/8/chartex" xmlns:cx="http://schemas.microsoft.com/office/drawing/2014/chartex">
+          <mc:Fallback xmlns:cx="http://schemas.microsoft.com/office/drawing/2014/chartex" xmlns:cx1="http://schemas.microsoft.com/office/drawing/2015/9/8/chartex" xmlns:cx2="http://schemas.microsoft.com/office/drawing/2015/10/21/chartex" xmlns:cx3="http://schemas.microsoft.com/office/drawing/2016/5/9/chartex" xmlns:cx4="http://schemas.microsoft.com/office/drawing/2016/5/10/chartex" xmlns:cx5="http://schemas.microsoft.com/office/drawing/2016/5/11/chartex" xmlns:cx6="http://schemas.microsoft.com/office/drawing/2016/5/12/chartex" xmlns:cx7="http://schemas.microsoft.com/office/drawing/2016/5/13/chartex" xmlns:cx8="http://schemas.microsoft.com/office/drawing/2016/5/14/chartex" xmlns:aink="http://schemas.microsoft.com/office/drawing/2016/ink" xmlns:am3d="http://schemas.microsoft.com/office/drawing/2017/model3d" xmlns:oel="http://schemas.microsoft.com/office/2019/extlst" xmlns:w16cex="http://schemas.microsoft.com/office/word/2018/wordml/cex" xmlns:w16cid="http://schemas.microsoft.com/office/word/2016/wordml/cid" xmlns:w16="http://schemas.microsoft.com/office/word/2018/wordml" xmlns:w16du="http://schemas.microsoft.com/office/word/2023/wordml/word16du" xmlns:w16sdtdh="http://schemas.microsoft.com/office/word/2020/wordml/sdtdatahash" xmlns:w16sdtfl="http://schemas.microsoft.com/office/word/2024/wordml/sdtformatlock" xmlns:w16se="http://schemas.microsoft.com/office/word/2015/wordml/symex">
             <w:pict>
               <v:line w14:anchorId="1C4AAAF1" id="Line 15" o:spid="_x0000_s1026" style="position:absolute;z-index:251659264;visibility:visible;mso-wrap-style:square;mso-width-percent:0;mso-height-percent:0;mso-wrap-distance-left:9pt;mso-wrap-distance-top:0;mso-wrap-distance-right:9pt;mso-wrap-distance-bottom:0;mso-position-horizontal:absolute;mso-position-horizontal-relative:page;mso-position-vertical:absolute;mso-position-vertical-relative:page;mso-width-percent:0;mso-height-percent:0;mso-width-relative:page;mso-height-relative:page" from="70.95pt,752.3pt" to="214.95pt,752.3pt" o:gfxdata="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" strokeweight=".21169mm">
                 <w10:wrap anchorx="page" anchory="page"/>
@@ -173,7 +173,7 @@
               </wp:anchor>
             </w:drawing>
           </mc:Choice>
-          <mc:Fallback xmlns:w16se="http://schemas.microsoft.com/office/word/2015/wordml/symex" xmlns:w16sdtfl="http://schemas.microsoft.com/office/word/2024/wordml/sdtformatlock" xmlns:w16sdtdh="http://schemas.microsoft.com/office/word/2020/wordml/sdtdatahash" xmlns:w16du="http://schemas.microsoft.com/office/word/2023/wordml/word16du" xmlns:w16="http://schemas.microsoft.com/office/word/2018/wordml" xmlns:w16cid="http://schemas.microsoft.com/office/word/2016/wordml/cid" xmlns:w16cex="http://schemas.microsoft.com/office/word/2018/wordml/cex" xmlns:oel="http://schemas.microsoft.com/office/2019/extlst" xmlns:am3d="http://schemas.microsoft.com/office/drawing/2017/model3d" xmlns:aink="http://schemas.microsoft.com/office/drawing/2016/ink" xmlns:cx8="http://schemas.microsoft.com/office/drawing/2016/5/14/chartex" xmlns:cx7="http://schemas.microsoft.com/office/drawing/2016/5/13/chartex" xmlns:cx6="http://schemas.microsoft.com/office/drawing/2016/5/12/chartex" xmlns:cx5="http://schemas.microsoft.com/office/drawing/2016/5/11/chartex" xmlns:cx4="http://schemas.microsoft.com/office/drawing/2016/5/10/chartex" xmlns:cx3="http://schemas.microsoft.com/office/drawing/2016/5/9/chartex" xmlns:cx2="http://schemas.microsoft.com/office/drawing/2015/10/21/chartex" xmlns:cx1="http://schemas.microsoft.com/office/drawing/2015/9/8/chartex" xmlns:cx="http://schemas.microsoft.com/office/drawing/2014/chartex">
+          <mc:Fallback xmlns:cx="http://schemas.microsoft.com/office/drawing/2014/chartex" xmlns:cx1="http://schemas.microsoft.com/office/drawing/2015/9/8/chartex" xmlns:cx2="http://schemas.microsoft.com/office/drawing/2015/10/21/chartex" xmlns:cx3="http://schemas.microsoft.com/office/drawing/2016/5/9/chartex" xmlns:cx4="http://schemas.microsoft.com/office/drawing/2016/5/10/chartex" xmlns:cx5="http://schemas.microsoft.com/office/drawing/2016/5/11/chartex" xmlns:cx6="http://schemas.microsoft.com/office/drawing/2016/5/12/chartex" xmlns:cx7="http://schemas.microsoft.com/office/drawing/2016/5/13/chartex" xmlns:cx8="http://schemas.microsoft.com/office/drawing/2016/5/14/chartex" xmlns:aink="http://schemas.microsoft.com/office/drawing/2016/ink" xmlns:am3d="http://schemas.microsoft.com/office/drawing/2017/model3d" xmlns:oel="http://schemas.microsoft.com/office/2019/extlst" xmlns:w16cex="http://schemas.microsoft.com/office/word/2018/wordml/cex" xmlns:w16cid="http://schemas.microsoft.com/office/word/2016/wordml/cid" xmlns:w16="http://schemas.microsoft.com/office/word/2018/wordml" xmlns:w16du="http://schemas.microsoft.com/office/word/2023/wordml/word16du" xmlns:w16sdtdh="http://schemas.microsoft.com/office/word/2020/wordml/sdtdatahash" xmlns:w16sdtfl="http://schemas.microsoft.com/office/word/2024/wordml/sdtformatlock" xmlns:w16se="http://schemas.microsoft.com/office/word/2015/wordml/symex">
             <w:pict>
               <v:line w14:anchorId="761B1C8A" id="Line 14" o:spid="_x0000_s1026" style="position:absolute;z-index:251658240;visibility:visible;mso-wrap-style:square;mso-width-percent:0;mso-height-percent:0;mso-wrap-distance-left:9pt;mso-wrap-distance-top:0;mso-wrap-distance-right:9pt;mso-wrap-distance-bottom:0;mso-position-horizontal:absolute;mso-position-horizontal-relative:page;mso-position-vertical:absolute;mso-position-vertical-relative:text;mso-width-percent:0;mso-height-percent:0;mso-width-relative:page;mso-height-relative:page" from="207.4pt,24.65pt" to="387.9pt,24.65pt" o:gfxdata="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" strokeweight="1.08pt">
                 <w10:wrap anchorx="page"/>
@@ -1353,23 +1353,7 @@
                                   <w:sz w:val="14"/>
                                   <w:szCs w:val="20"/>
                                 </w:rPr>
-                                <w:t>NOMBRES Y APELLIDOS DEL TUTOR</w:t>
-                              </w:r>
-                              <w:r>
-                                <w:rPr>
-                                  <w:b/>
-                                  <w:sz w:val="14"/>
-                                  <w:szCs w:val="20"/>
-                                </w:rPr>
-                                <w:t>ÍA</w:t>
-                              </w:r>
-                              <w:r>
-                                <w:rPr>
-                                  <w:b/>
-                                  <w:sz w:val="14"/>
-                                  <w:szCs w:val="20"/>
-                                </w:rPr>
-                                <w:t xml:space="preserve"> ACADÉMICO: </w:t>
+                                <w:t xml:space="preserve">NOMBRES Y APELLIDOS DEL TUTOR ACADÉMICO: </w:t>
                               </w:r>
                               <w:r>
                                 <w:rPr>
@@ -1907,23 +1891,7 @@
                             <w:sz w:val="14"/>
                             <w:szCs w:val="20"/>
                           </w:rPr>
-                          <w:t>NOMBRES Y APELLIDOS DEL TUTOR</w:t>
-                        </w:r>
-                        <w:r>
-                          <w:rPr>
-                            <w:b/>
-                            <w:sz w:val="14"/>
-                            <w:szCs w:val="20"/>
-                          </w:rPr>
-                          <w:t>ÍA</w:t>
-                        </w:r>
-                        <w:r>
-                          <w:rPr>
-                            <w:b/>
-                            <w:sz w:val="14"/>
-                            <w:szCs w:val="20"/>
-                          </w:rPr>
-                          <w:t xml:space="preserve"> ACADÉMICO: </w:t>
+                          <w:t xml:space="preserve">NOMBRES Y APELLIDOS DEL TUTOR ACADÉMICO: </w:t>
                         </w:r>
                         <w:r>
                           <w:rPr>
@@ -2625,25 +2593,7 @@
                                 <w:szCs w:val="20"/>
                                 <w:lang w:val="es-MX"/>
                               </w:rPr>
-                              <w:t xml:space="preserve">Merino Calderón </w:t>
-                            </w:r>
-                            <w:proofErr w:type="spellStart"/>
-                            <w:r>
-                              <w:rPr>
-                                <w:sz w:val="20"/>
-                                <w:szCs w:val="20"/>
-                                <w:lang w:val="es-MX"/>
-                              </w:rPr>
-                              <w:t>Ednan</w:t>
-                            </w:r>
-                            <w:proofErr w:type="spellEnd"/>
-                            <w:r>
-                              <w:rPr>
-                                <w:sz w:val="20"/>
-                                <w:szCs w:val="20"/>
-                                <w:lang w:val="es-MX"/>
-                              </w:rPr>
-                              <w:t xml:space="preserve"> Josué</w:t>
+                              <w:t>Merino Calderón Ednan Josué</w:t>
                             </w:r>
                           </w:p>
                         </w:txbxContent>
@@ -2683,25 +2633,7 @@
                           <w:szCs w:val="20"/>
                           <w:lang w:val="es-MX"/>
                         </w:rPr>
-                        <w:t xml:space="preserve">Merino Calderón </w:t>
-                      </w:r>
-                      <w:proofErr w:type="spellStart"/>
-                      <w:r>
-                        <w:rPr>
-                          <w:sz w:val="20"/>
-                          <w:szCs w:val="20"/>
-                          <w:lang w:val="es-MX"/>
-                        </w:rPr>
-                        <w:t>Ednan</w:t>
-                      </w:r>
-                      <w:proofErr w:type="spellEnd"/>
-                      <w:r>
-                        <w:rPr>
-                          <w:sz w:val="20"/>
-                          <w:szCs w:val="20"/>
-                          <w:lang w:val="es-MX"/>
-                        </w:rPr>
-                        <w:t xml:space="preserve"> Josué</w:t>
+                        <w:t>Merino Calderón Ednan Josué</w:t>
                       </w:r>
                     </w:p>
                   </w:txbxContent>
@@ -2752,7 +2684,51 @@
         <w:rPr>
           <w:lang w:val="es-EC"/>
         </w:rPr>
-        <w:t>En el presente informe se documenta el desarrollo del módulo de helados para la empresa SISEKAROF, enfocado en registrar los insumos utilizados en la producción y llevar un control eficiente del inventario de materia prima y productos elaborados.</w:t>
+        <w:t xml:space="preserve">En el presente informe se documenta el desarrollo </w:t>
+      </w:r>
+      <w:r>
+        <w:rPr>
+          <w:lang w:val="es-EC"/>
+        </w:rPr>
+        <w:t xml:space="preserve">del prototipo de página web para la </w:t>
+      </w:r>
+      <w:r>
+        <w:rPr>
+          <w:lang w:val="es-EC"/>
+        </w:rPr>
+        <w:t xml:space="preserve">empresa </w:t>
+      </w:r>
+      <w:r>
+        <w:rPr>
+          <w:lang w:val="es-EC"/>
+        </w:rPr>
+        <w:t>U-LEARNINGCENTER S.A.S</w:t>
+      </w:r>
+      <w:r>
+        <w:rPr>
+          <w:lang w:val="es-EC"/>
+        </w:rPr>
+        <w:t xml:space="preserve">, enfocado </w:t>
+      </w:r>
+      <w:proofErr w:type="gramStart"/>
+      <w:r>
+        <w:rPr>
+          <w:lang w:val="es-EC"/>
+        </w:rPr>
+        <w:t xml:space="preserve">en </w:t>
+      </w:r>
+      <w:r>
+        <w:rPr>
+          <w:lang w:val="es-EC"/>
+        </w:rPr>
+        <w:t>…</w:t>
+      </w:r>
+      <w:proofErr w:type="gramEnd"/>
+      <w:r>
+        <w:rPr>
+          <w:lang w:val="es-EC"/>
+        </w:rPr>
+        <w:t>…….</w:t>
       </w:r>
     </w:p>
     <w:p>
@@ -2768,77 +2744,59 @@
         <w:rPr>
           <w:lang w:val="es-EC"/>
         </w:rPr>
-        <w:t xml:space="preserve">El sistema fue implementado utilizando Python con el </w:t>
-      </w:r>
-      <w:proofErr w:type="spellStart"/>
-      <w:r>
-        <w:rPr>
-          <w:lang w:val="es-EC"/>
-        </w:rPr>
-        <w:t>framework</w:t>
-      </w:r>
-      <w:proofErr w:type="spellEnd"/>
-      <w:r>
-        <w:rPr>
-          <w:lang w:val="es-EC"/>
-        </w:rPr>
-        <w:t xml:space="preserve"> </w:t>
-      </w:r>
-      <w:proofErr w:type="spellStart"/>
-      <w:r>
-        <w:rPr>
-          <w:lang w:val="es-EC"/>
-        </w:rPr>
-        <w:t>FastAPI</w:t>
-      </w:r>
-      <w:proofErr w:type="spellEnd"/>
-      <w:r>
-        <w:rPr>
-          <w:lang w:val="es-EC"/>
-        </w:rPr>
-        <w:t xml:space="preserve"> para la creación de la API, y </w:t>
-      </w:r>
-      <w:proofErr w:type="spellStart"/>
-      <w:r>
-        <w:rPr>
-          <w:lang w:val="es-EC"/>
-        </w:rPr>
-        <w:t>PostgreSQL</w:t>
-      </w:r>
-      <w:proofErr w:type="spellEnd"/>
-      <w:r>
-        <w:rPr>
-          <w:lang w:val="es-EC"/>
-        </w:rPr>
-        <w:t xml:space="preserve"> como sistema de base de datos. Se realizaron pruebas funcionales y de rendimiento empleando </w:t>
-      </w:r>
-      <w:proofErr w:type="spellStart"/>
-      <w:r>
-        <w:rPr>
-          <w:lang w:val="es-EC"/>
-        </w:rPr>
-        <w:t>Selenium</w:t>
-      </w:r>
-      <w:proofErr w:type="spellEnd"/>
-      <w:r>
-        <w:rPr>
-          <w:lang w:val="es-EC"/>
-        </w:rPr>
-        <w:t xml:space="preserve"> y </w:t>
-      </w:r>
-      <w:proofErr w:type="spellStart"/>
-      <w:r>
-        <w:rPr>
-          <w:lang w:val="es-EC"/>
-        </w:rPr>
-        <w:t>JMeter</w:t>
-      </w:r>
-      <w:proofErr w:type="spellEnd"/>
-      <w:r>
-        <w:rPr>
-          <w:lang w:val="es-EC"/>
-        </w:rPr>
-        <w:t>, con el fin de asegurar la estabilidad y eficiencia del sistema.</w:t>
+        <w:t xml:space="preserve">El sistema fue implementado </w:t>
+      </w:r>
+      <w:proofErr w:type="gramStart"/>
+      <w:r>
+        <w:rPr>
+          <w:lang w:val="es-EC"/>
+        </w:rPr>
+        <w:t xml:space="preserve">utilizando </w:t>
+      </w:r>
+      <w:r>
+        <w:rPr>
+          <w:lang w:val="es-EC"/>
+        </w:rPr>
+        <w:t>…</w:t>
+      </w:r>
+      <w:proofErr w:type="gramEnd"/>
+      <w:r>
+        <w:rPr>
+          <w:lang w:val="es-EC"/>
+        </w:rPr>
+        <w:t>…</w:t>
+      </w:r>
+      <w:r>
+        <w:rPr>
+          <w:lang w:val="es-EC"/>
+        </w:rPr>
+        <w:t xml:space="preserve">. Se realizaron pruebas funcionales y de </w:t>
+      </w:r>
+      <w:proofErr w:type="gramStart"/>
+      <w:r>
+        <w:rPr>
+          <w:lang w:val="es-EC"/>
+        </w:rPr>
+        <w:t xml:space="preserve">rendimiento </w:t>
+      </w:r>
+      <w:r>
+        <w:rPr>
+          <w:lang w:val="es-EC"/>
+        </w:rPr>
+        <w:t>…</w:t>
+      </w:r>
+      <w:proofErr w:type="gramEnd"/>
+      <w:r>
+        <w:rPr>
+          <w:lang w:val="es-EC"/>
+        </w:rPr>
+        <w:t>….</w:t>
+      </w:r>
+      <w:r>
+        <w:rPr>
+          <w:lang w:val="es-EC"/>
+        </w:rPr>
+        <w:t xml:space="preserve"> con el fin de asegurar la estabilidad y eficiencia del sistema.</w:t>
       </w:r>
     </w:p>
     <w:p>
@@ -3157,14 +3115,7 @@
         <w:rPr>
           <w:lang w:val="es-EC"/>
         </w:rPr>
-        <w:t xml:space="preserve"> . Estos servicios actúan como puente entre la interfaz de usuario y la lógica del negocio, permitiendo realizar operaciones como el </w:t>
-      </w:r>
-      <w:r>
-        <w:rPr>
-          <w:lang w:val="es-EC"/>
-        </w:rPr>
-        <w:lastRenderedPageBreak/>
-        <w:t>registro de insumos utilizados en la producción, el control del inventario y la consulta de datos relacionados con los procesos productivos.</w:t>
+        <w:t xml:space="preserve"> . Estos servicios actúan como puente entre la interfaz de usuario y la lógica del negocio, permitiendo realizar operaciones como el registro de insumos utilizados en la producción, el control del inventario y la consulta de datos relacionados con los procesos productivos.</w:t>
       </w:r>
     </w:p>
     <w:p>
@@ -3228,6 +3179,7 @@
         <w:rPr>
           <w:lang w:val="es-EC"/>
         </w:rPr>
+        <w:lastRenderedPageBreak/>
         <w:t xml:space="preserve">Por otro lado, el </w:t>
       </w:r>
       <w:proofErr w:type="spellStart"/>
@@ -3806,6 +3758,7 @@
         <w:jc w:val="both"/>
       </w:pPr>
       <w:r>
+        <w:lastRenderedPageBreak/>
         <w:t>Tabla 1.</w:t>
       </w:r>
     </w:p>
@@ -3980,29 +3933,31 @@
           </w:tcPr>
           <w:p>
             <w:r>
-              <w:t>24/03/2025</w:t>
-            </w:r>
-          </w:p>
-        </w:tc>
-        <w:tc>
-          <w:tcPr>
-            <w:tcW w:w="0" w:type="auto"/>
-            <w:hideMark/>
-          </w:tcPr>
-          <w:p>
-            <w:r>
-              <w:t>Lunes</w:t>
-            </w:r>
-          </w:p>
-        </w:tc>
-        <w:tc>
-          <w:tcPr>
-            <w:tcW w:w="0" w:type="auto"/>
-          </w:tcPr>
-          <w:p>
+              <w:t>2</w:t>
+            </w:r>
             <w:bookmarkStart w:id="1" w:name="_GoBack"/>
             <w:bookmarkEnd w:id="1"/>
-          </w:p>
+            <w:r>
+              <w:t>/03/2025</w:t>
+            </w:r>
+          </w:p>
+        </w:tc>
+        <w:tc>
+          <w:tcPr>
+            <w:tcW w:w="0" w:type="auto"/>
+            <w:hideMark/>
+          </w:tcPr>
+          <w:p>
+            <w:r>
+              <w:t>Lunes</w:t>
+            </w:r>
+          </w:p>
+        </w:tc>
+        <w:tc>
+          <w:tcPr>
+            <w:tcW w:w="0" w:type="auto"/>
+          </w:tcPr>
+          <w:p/>
         </w:tc>
         <w:tc>
           <w:tcPr>
@@ -6466,7 +6421,6 @@
           </w:tcPr>
           <w:p>
             <w:r>
-              <w:lastRenderedPageBreak/>
               <w:t>44</w:t>
             </w:r>
           </w:p>
@@ -6641,6 +6595,7 @@
           </w:tcPr>
           <w:p>
             <w:r>
+              <w:lastRenderedPageBreak/>
               <w:t>47</w:t>
             </w:r>
           </w:p>
@@ -7707,7 +7662,7 @@
               <w:t>2</w:t>
             </w:r>
             <w:r>
-              <w:t>60</w:t>
+              <w:t>64</w:t>
             </w:r>
           </w:p>
         </w:tc>
@@ -7753,7 +7708,7 @@
         <w:t>La tabla de actividades presentada da un total de 2</w:t>
       </w:r>
       <w:r>
-        <w:t>60</w:t>
+        <w:t>64</w:t>
       </w:r>
       <w:r>
         <w:t xml:space="preserve"> horas realizadas.</w:t>
@@ -7797,54 +7752,6 @@
           <w:lang w:val="es-EC"/>
         </w:rPr>
       </w:pPr>
-      <w:r>
-        <w:rPr>
-          <w:lang w:val="es-EC"/>
-        </w:rPr>
-        <w:t xml:space="preserve">El desarrollo del módulo de producción de helados y sistema de inventario para SISEKAROF fue exitoso, cumpliendo con los objetivos de optimizar procesos y garantizar trazabilidad. La integración de tecnologías como </w:t>
-      </w:r>
-      <w:proofErr w:type="spellStart"/>
-      <w:r>
-        <w:rPr>
-          <w:lang w:val="es-EC"/>
-        </w:rPr>
-        <w:t>FastAPI</w:t>
-      </w:r>
-      <w:proofErr w:type="spellEnd"/>
-      <w:r>
-        <w:rPr>
-          <w:lang w:val="es-EC"/>
-        </w:rPr>
-        <w:t xml:space="preserve">, </w:t>
-      </w:r>
-      <w:proofErr w:type="spellStart"/>
-      <w:r>
-        <w:rPr>
-          <w:lang w:val="es-EC"/>
-        </w:rPr>
-        <w:t>PostgreSQL</w:t>
-      </w:r>
-      <w:proofErr w:type="spellEnd"/>
-      <w:r>
-        <w:rPr>
-          <w:lang w:val="es-EC"/>
-        </w:rPr>
-        <w:t xml:space="preserve"> y </w:t>
-      </w:r>
-      <w:proofErr w:type="spellStart"/>
-      <w:r>
-        <w:rPr>
-          <w:lang w:val="es-EC"/>
-        </w:rPr>
-        <w:t>Flutter</w:t>
-      </w:r>
-      <w:proofErr w:type="spellEnd"/>
-      <w:r>
-        <w:rPr>
-          <w:lang w:val="es-EC"/>
-        </w:rPr>
-        <w:t xml:space="preserve"> demostró ser robusta para gestionar datos en tiempo real. La automatización de fórmulas dinámicas, alertas de stock y control de calidad redujo errores humanos, mejorando la precisión en producción. Sin embargo, se identificó cierta resistencia al cambio durante la capacitación de usuarios, lo que resalta la importancia de acompañar las implementaciones técnicas con estrategias de adopción organizacional.</w:t>
-      </w:r>
     </w:p>
     <w:p>
       <w:pPr>
@@ -7899,71 +7806,7 @@
           <w:b w:val="0"/>
           <w:bCs w:val="0"/>
         </w:rPr>
-        <w:t>Para mejorar el sistema, se sugiere implementar más pruebas de estrés, adoptar contenedores (</w:t>
-      </w:r>
-      <w:proofErr w:type="spellStart"/>
-      <w:r>
-        <w:rPr>
-          <w:b w:val="0"/>
-          <w:bCs w:val="0"/>
-        </w:rPr>
-        <w:t>Docker</w:t>
-      </w:r>
-      <w:proofErr w:type="spellEnd"/>
-      <w:r>
-        <w:rPr>
-          <w:b w:val="0"/>
-          <w:bCs w:val="0"/>
-        </w:rPr>
-        <w:t>/</w:t>
-      </w:r>
-      <w:proofErr w:type="spellStart"/>
-      <w:r>
-        <w:rPr>
-          <w:b w:val="0"/>
-          <w:bCs w:val="0"/>
-        </w:rPr>
-        <w:t>Kubernetes</w:t>
-      </w:r>
-      <w:proofErr w:type="spellEnd"/>
-      <w:r>
-        <w:rPr>
-          <w:b w:val="0"/>
-          <w:bCs w:val="0"/>
-        </w:rPr>
-        <w:t xml:space="preserve">) para escalabilidad, e integrar IA para predecir demanda. Es crucial mantener actualizada la documentación, reforzar la seguridad con cifrado avanzado, y establecer </w:t>
-      </w:r>
-      <w:proofErr w:type="spellStart"/>
-      <w:r>
-        <w:rPr>
-          <w:b w:val="0"/>
-          <w:bCs w:val="0"/>
-        </w:rPr>
-        <w:t>backups</w:t>
-      </w:r>
-      <w:proofErr w:type="spellEnd"/>
-      <w:r>
-        <w:rPr>
-          <w:b w:val="0"/>
-          <w:bCs w:val="0"/>
-        </w:rPr>
-        <w:t xml:space="preserve"> automatizados en la nube. A futuro, sería valioso expandir el sistema con módulos de ventas y una app móvil para operarios, junto con un programa de </w:t>
-      </w:r>
-      <w:proofErr w:type="spellStart"/>
-      <w:r>
-        <w:rPr>
-          <w:b w:val="0"/>
-          <w:bCs w:val="0"/>
-        </w:rPr>
-        <w:t>feedback</w:t>
-      </w:r>
-      <w:proofErr w:type="spellEnd"/>
-      <w:r>
-        <w:rPr>
-          <w:b w:val="0"/>
-          <w:bCs w:val="0"/>
-        </w:rPr>
-        <w:t xml:space="preserve"> continuo para ajustar la UX. Estas acciones asegurarán que la solución no solo mantenga su eficiencia actual, sino que evolucione junto con las necesidades de la empresa.</w:t>
+        <w:t xml:space="preserve">Para mejorar el sistema, se sugiere implementar </w:t>
       </w:r>
     </w:p>
     <w:p>
@@ -8212,7 +8055,7 @@
             </wp:anchor>
           </w:drawing>
         </mc:Choice>
-        <mc:Fallback xmlns:w16se="http://schemas.microsoft.com/office/word/2015/wordml/symex" xmlns:w16sdtfl="http://schemas.microsoft.com/office/word/2024/wordml/sdtformatlock" xmlns:w16sdtdh="http://schemas.microsoft.com/office/word/2020/wordml/sdtdatahash" xmlns:w16du="http://schemas.microsoft.com/office/word/2023/wordml/word16du" xmlns:w16="http://schemas.microsoft.com/office/word/2018/wordml" xmlns:w16cid="http://schemas.microsoft.com/office/word/2016/wordml/cid" xmlns:w16cex="http://schemas.microsoft.com/office/word/2018/wordml/cex" xmlns:oel="http://schemas.microsoft.com/office/2019/extlst" xmlns:am3d="http://schemas.microsoft.com/office/drawing/2017/model3d" xmlns:aink="http://schemas.microsoft.com/office/drawing/2016/ink" xmlns:cx8="http://schemas.microsoft.com/office/drawing/2016/5/14/chartex" xmlns:cx7="http://schemas.microsoft.com/office/drawing/2016/5/13/chartex" xmlns:cx6="http://schemas.microsoft.com/office/drawing/2016/5/12/chartex" xmlns:cx5="http://schemas.microsoft.com/office/drawing/2016/5/11/chartex" xmlns:cx4="http://schemas.microsoft.com/office/drawing/2016/5/10/chartex" xmlns:cx3="http://schemas.microsoft.com/office/drawing/2016/5/9/chartex" xmlns:cx2="http://schemas.microsoft.com/office/drawing/2015/10/21/chartex" xmlns:cx1="http://schemas.microsoft.com/office/drawing/2015/9/8/chartex" xmlns:cx="http://schemas.microsoft.com/office/drawing/2014/chartex">
+        <mc:Fallback xmlns:cx="http://schemas.microsoft.com/office/drawing/2014/chartex" xmlns:cx1="http://schemas.microsoft.com/office/drawing/2015/9/8/chartex" xmlns:cx2="http://schemas.microsoft.com/office/drawing/2015/10/21/chartex" xmlns:cx3="http://schemas.microsoft.com/office/drawing/2016/5/9/chartex" xmlns:cx4="http://schemas.microsoft.com/office/drawing/2016/5/10/chartex" xmlns:cx5="http://schemas.microsoft.com/office/drawing/2016/5/11/chartex" xmlns:cx6="http://schemas.microsoft.com/office/drawing/2016/5/12/chartex" xmlns:cx7="http://schemas.microsoft.com/office/drawing/2016/5/13/chartex" xmlns:cx8="http://schemas.microsoft.com/office/drawing/2016/5/14/chartex" xmlns:aink="http://schemas.microsoft.com/office/drawing/2016/ink" xmlns:am3d="http://schemas.microsoft.com/office/drawing/2017/model3d" xmlns:oel="http://schemas.microsoft.com/office/2019/extlst" xmlns:w16cex="http://schemas.microsoft.com/office/word/2018/wordml/cex" xmlns:w16cid="http://schemas.microsoft.com/office/word/2016/wordml/cid" xmlns:w16="http://schemas.microsoft.com/office/word/2018/wordml" xmlns:w16du="http://schemas.microsoft.com/office/word/2023/wordml/word16du" xmlns:w16sdtdh="http://schemas.microsoft.com/office/word/2020/wordml/sdtdatahash" xmlns:w16sdtfl="http://schemas.microsoft.com/office/word/2024/wordml/sdtformatlock" xmlns:w16se="http://schemas.microsoft.com/office/word/2015/wordml/symex">
           <w:pict>
             <v:shapetype w14:anchorId="61E5E077" id="_x0000_t202" coordsize="21600,21600" o:spt="202" path="m,l,21600r21600,l21600,xe">
               <v:stroke joinstyle="miter"/>
@@ -8401,7 +8244,7 @@
             </wp:anchor>
           </w:drawing>
         </mc:Choice>
-        <mc:Fallback xmlns:w16se="http://schemas.microsoft.com/office/word/2015/wordml/symex" xmlns:w16sdtfl="http://schemas.microsoft.com/office/word/2024/wordml/sdtformatlock" xmlns:w16sdtdh="http://schemas.microsoft.com/office/word/2020/wordml/sdtdatahash" xmlns:w16du="http://schemas.microsoft.com/office/word/2023/wordml/word16du" xmlns:w16="http://schemas.microsoft.com/office/word/2018/wordml" xmlns:w16cid="http://schemas.microsoft.com/office/word/2016/wordml/cid" xmlns:w16cex="http://schemas.microsoft.com/office/word/2018/wordml/cex" xmlns:oel="http://schemas.microsoft.com/office/2019/extlst" xmlns:am3d="http://schemas.microsoft.com/office/drawing/2017/model3d" xmlns:aink="http://schemas.microsoft.com/office/drawing/2016/ink" xmlns:cx8="http://schemas.microsoft.com/office/drawing/2016/5/14/chartex" xmlns:cx7="http://schemas.microsoft.com/office/drawing/2016/5/13/chartex" xmlns:cx6="http://schemas.microsoft.com/office/drawing/2016/5/12/chartex" xmlns:cx5="http://schemas.microsoft.com/office/drawing/2016/5/11/chartex" xmlns:cx4="http://schemas.microsoft.com/office/drawing/2016/5/10/chartex" xmlns:cx3="http://schemas.microsoft.com/office/drawing/2016/5/9/chartex" xmlns:cx2="http://schemas.microsoft.com/office/drawing/2015/10/21/chartex" xmlns:cx1="http://schemas.microsoft.com/office/drawing/2015/9/8/chartex" xmlns:cx="http://schemas.microsoft.com/office/drawing/2014/chartex">
+        <mc:Fallback xmlns:cx="http://schemas.microsoft.com/office/drawing/2014/chartex" xmlns:cx1="http://schemas.microsoft.com/office/drawing/2015/9/8/chartex" xmlns:cx2="http://schemas.microsoft.com/office/drawing/2015/10/21/chartex" xmlns:cx3="http://schemas.microsoft.com/office/drawing/2016/5/9/chartex" xmlns:cx4="http://schemas.microsoft.com/office/drawing/2016/5/10/chartex" xmlns:cx5="http://schemas.microsoft.com/office/drawing/2016/5/11/chartex" xmlns:cx6="http://schemas.microsoft.com/office/drawing/2016/5/12/chartex" xmlns:cx7="http://schemas.microsoft.com/office/drawing/2016/5/13/chartex" xmlns:cx8="http://schemas.microsoft.com/office/drawing/2016/5/14/chartex" xmlns:aink="http://schemas.microsoft.com/office/drawing/2016/ink" xmlns:am3d="http://schemas.microsoft.com/office/drawing/2017/model3d" xmlns:oel="http://schemas.microsoft.com/office/2019/extlst" xmlns:w16cex="http://schemas.microsoft.com/office/word/2018/wordml/cex" xmlns:w16cid="http://schemas.microsoft.com/office/word/2016/wordml/cid" xmlns:w16="http://schemas.microsoft.com/office/word/2018/wordml" xmlns:w16du="http://schemas.microsoft.com/office/word/2023/wordml/word16du" xmlns:w16sdtdh="http://schemas.microsoft.com/office/word/2020/wordml/sdtdatahash" xmlns:w16sdtfl="http://schemas.microsoft.com/office/word/2024/wordml/sdtformatlock" xmlns:w16se="http://schemas.microsoft.com/office/word/2015/wordml/symex">
           <w:pict>
             <v:shape w14:anchorId="4AE116B6" id="Text Box 1" o:spid="_x0000_s1042" type="#_x0000_t202" style="position:absolute;margin-left:69.9pt;margin-top:788.65pt;width:86.8pt;height:19.1pt;z-index:-252621824;visibility:visible;mso-wrap-style:square;mso-width-percent:0;mso-height-percent:0;mso-wrap-distance-left:9pt;mso-wrap-distance-top:0;mso-wrap-distance-right:9pt;mso-wrap-distance-bottom:0;mso-position-horizontal:absolute;mso-position-horizontal-relative:page;mso-position-vertical:absolute;mso-position-vertical-relative:page;mso-width-percent:0;mso-height-percent:0;mso-width-relative:page;mso-height-relative:page;v-text-anchor:top" o:gfxdata="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" filled="f" stroked="f">
               <v:textbox inset="0,0,0,0">
@@ -10107,15 +9950,6 @@
 </file>
 
 <file path=customXml/item1.xml><?xml version="1.0" encoding="utf-8"?>
-<?mso-contentType ?>
-<FormTemplates xmlns="http://schemas.microsoft.com/sharepoint/v3/contenttype/forms">
-  <Display>DocumentLibraryForm</Display>
-  <Edit>DocumentLibraryForm</Edit>
-  <New>DocumentLibraryForm</New>
-</FormTemplates>
-</file>
-
-<file path=customXml/item2.xml><?xml version="1.0" encoding="utf-8"?>
 <ct:contentTypeSchema xmlns:ct="http://schemas.microsoft.com/office/2006/metadata/contentType" xmlns:ma="http://schemas.microsoft.com/office/2006/metadata/properties/metaAttributes" ct:_="" ma:_="" ma:contentTypeName="Documento" ma:contentTypeID="0x010100EDB39E34F5A9B445B025C05B2A05D030" ma:contentTypeVersion="18" ma:contentTypeDescription="Crear nuevo documento." ma:contentTypeScope="" ma:versionID="4b8c5b34f0f0da9123a52d787f594f58">
   <xsd:schema xmlns:xsd="http://www.w3.org/2001/XMLSchema" xmlns:xs="http://www.w3.org/2001/XMLSchema" xmlns:p="http://schemas.microsoft.com/office/2006/metadata/properties" xmlns:ns3="f1f31ffb-9912-4459-99c8-b26e82094b51" xmlns:ns4="ce621958-37b1-43fe-a1f1-1aad67996a88" targetNamespace="http://schemas.microsoft.com/office/2006/metadata/properties" ma:root="true" ma:fieldsID="ed7624c736e5958f5cff85571969e9e2" ns3:_="" ns4:_="">
     <xsd:import namespace="f1f31ffb-9912-4459-99c8-b26e82094b51"/>
@@ -10368,6 +10202,15 @@
 </ct:contentTypeSchema>
 </file>
 
+<file path=customXml/item2.xml><?xml version="1.0" encoding="utf-8"?>
+<?mso-contentType ?>
+<FormTemplates xmlns="http://schemas.microsoft.com/sharepoint/v3/contenttype/forms">
+  <Display>DocumentLibraryForm</Display>
+  <Edit>DocumentLibraryForm</Edit>
+  <New>DocumentLibraryForm</New>
+</FormTemplates>
+</file>
+
 <file path=customXml/item3.xml><?xml version="1.0" encoding="utf-8"?>
 <p:properties xmlns:p="http://schemas.microsoft.com/office/2006/metadata/properties" xmlns:xsi="http://www.w3.org/2001/XMLSchema-instance" xmlns:pc="http://schemas.microsoft.com/office/infopath/2007/PartnerControls">
   <documentManagement>
@@ -10381,14 +10224,6 @@
 </file>
 
 <file path=customXml/itemProps1.xml><?xml version="1.0" encoding="utf-8"?>
-<ds:datastoreItem xmlns:ds="http://schemas.openxmlformats.org/officeDocument/2006/customXml" ds:itemID="{D97C98BB-D733-4755-AF30-F518FC2AEFAB}">
-  <ds:schemaRefs>
-    <ds:schemaRef ds:uri="http://schemas.microsoft.com/sharepoint/v3/contenttype/forms"/>
-  </ds:schemaRefs>
-</ds:datastoreItem>
-</file>
-
-<file path=customXml/itemProps2.xml><?xml version="1.0" encoding="utf-8"?>
 <ds:datastoreItem xmlns:ds="http://schemas.openxmlformats.org/officeDocument/2006/customXml" ds:itemID="{355C7FB5-BF0E-4F0F-BA5F-10B843AFE9E5}">
   <ds:schemaRefs>
     <ds:schemaRef ds:uri="http://schemas.microsoft.com/office/2006/metadata/contentType"/>
@@ -10407,6 +10242,14 @@
 </ds:datastoreItem>
 </file>
 
+<file path=customXml/itemProps2.xml><?xml version="1.0" encoding="utf-8"?>
+<ds:datastoreItem xmlns:ds="http://schemas.openxmlformats.org/officeDocument/2006/customXml" ds:itemID="{D97C98BB-D733-4755-AF30-F518FC2AEFAB}">
+  <ds:schemaRefs>
+    <ds:schemaRef ds:uri="http://schemas.microsoft.com/sharepoint/v3/contenttype/forms"/>
+  </ds:schemaRefs>
+</ds:datastoreItem>
+</file>
+
 <file path=customXml/itemProps3.xml><?xml version="1.0" encoding="utf-8"?>
 <ds:datastoreItem xmlns:ds="http://schemas.openxmlformats.org/officeDocument/2006/customXml" ds:itemID="{4841E046-27A1-4B2E-9F43-F67D72354C8F}">
   <ds:schemaRefs>
@@ -10418,7 +10261,7 @@
 </file>
 
 <file path=customXml/itemProps4.xml><?xml version="1.0" encoding="utf-8"?>
-<ds:datastoreItem xmlns:ds="http://schemas.openxmlformats.org/officeDocument/2006/customXml" ds:itemID="{A8F6A694-C631-46B6-87FB-7A9F578F9762}">
+<ds:datastoreItem xmlns:ds="http://schemas.openxmlformats.org/officeDocument/2006/customXml" ds:itemID="{DF3E19B8-0F3F-4209-88CB-DB63AC534911}">
   <ds:schemaRefs>
     <ds:schemaRef ds:uri="http://schemas.openxmlformats.org/officeDocument/2006/bibliography"/>
   </ds:schemaRefs>

--- a/Practicas Preprofesionales/Editables/04MerinoEdnanInformeTecnico.docx
+++ b/Practicas Preprofesionales/Editables/04MerinoEdnanInformeTecnico.docx
@@ -78,7 +78,7 @@
               </wp:anchor>
             </w:drawing>
           </mc:Choice>
-          <mc:Fallback xmlns:cx="http://schemas.microsoft.com/office/drawing/2014/chartex" xmlns:cx1="http://schemas.microsoft.com/office/drawing/2015/9/8/chartex" xmlns:cx2="http://schemas.microsoft.com/office/drawing/2015/10/21/chartex" xmlns:cx3="http://schemas.microsoft.com/office/drawing/2016/5/9/chartex" xmlns:cx4="http://schemas.microsoft.com/office/drawing/2016/5/10/chartex" xmlns:cx5="http://schemas.microsoft.com/office/drawing/2016/5/11/chartex" xmlns:cx6="http://schemas.microsoft.com/office/drawing/2016/5/12/chartex" xmlns:cx7="http://schemas.microsoft.com/office/drawing/2016/5/13/chartex" xmlns:cx8="http://schemas.microsoft.com/office/drawing/2016/5/14/chartex" xmlns:aink="http://schemas.microsoft.com/office/drawing/2016/ink" xmlns:am3d="http://schemas.microsoft.com/office/drawing/2017/model3d" xmlns:oel="http://schemas.microsoft.com/office/2019/extlst" xmlns:w16cex="http://schemas.microsoft.com/office/word/2018/wordml/cex" xmlns:w16cid="http://schemas.microsoft.com/office/word/2016/wordml/cid" xmlns:w16="http://schemas.microsoft.com/office/word/2018/wordml" xmlns:w16du="http://schemas.microsoft.com/office/word/2023/wordml/word16du" xmlns:w16sdtdh="http://schemas.microsoft.com/office/word/2020/wordml/sdtdatahash" xmlns:w16sdtfl="http://schemas.microsoft.com/office/word/2024/wordml/sdtformatlock" xmlns:w16se="http://schemas.microsoft.com/office/word/2015/wordml/symex">
+          <mc:Fallback xmlns:w16se="http://schemas.microsoft.com/office/word/2015/wordml/symex" xmlns:w16sdtfl="http://schemas.microsoft.com/office/word/2024/wordml/sdtformatlock" xmlns:w16sdtdh="http://schemas.microsoft.com/office/word/2020/wordml/sdtdatahash" xmlns:w16du="http://schemas.microsoft.com/office/word/2023/wordml/word16du" xmlns:w16="http://schemas.microsoft.com/office/word/2018/wordml" xmlns:w16cid="http://schemas.microsoft.com/office/word/2016/wordml/cid" xmlns:w16cex="http://schemas.microsoft.com/office/word/2018/wordml/cex" xmlns:oel="http://schemas.microsoft.com/office/2019/extlst" xmlns:am3d="http://schemas.microsoft.com/office/drawing/2017/model3d" xmlns:aink="http://schemas.microsoft.com/office/drawing/2016/ink" xmlns:cx8="http://schemas.microsoft.com/office/drawing/2016/5/14/chartex" xmlns:cx7="http://schemas.microsoft.com/office/drawing/2016/5/13/chartex" xmlns:cx6="http://schemas.microsoft.com/office/drawing/2016/5/12/chartex" xmlns:cx5="http://schemas.microsoft.com/office/drawing/2016/5/11/chartex" xmlns:cx4="http://schemas.microsoft.com/office/drawing/2016/5/10/chartex" xmlns:cx3="http://schemas.microsoft.com/office/drawing/2016/5/9/chartex" xmlns:cx2="http://schemas.microsoft.com/office/drawing/2015/10/21/chartex" xmlns:cx1="http://schemas.microsoft.com/office/drawing/2015/9/8/chartex" xmlns:cx="http://schemas.microsoft.com/office/drawing/2014/chartex">
             <w:pict>
               <v:line w14:anchorId="1C4AAAF1" id="Line 15" o:spid="_x0000_s1026" style="position:absolute;z-index:251659264;visibility:visible;mso-wrap-style:square;mso-width-percent:0;mso-height-percent:0;mso-wrap-distance-left:9pt;mso-wrap-distance-top:0;mso-wrap-distance-right:9pt;mso-wrap-distance-bottom:0;mso-position-horizontal:absolute;mso-position-horizontal-relative:page;mso-position-vertical:absolute;mso-position-vertical-relative:page;mso-width-percent:0;mso-height-percent:0;mso-width-relative:page;mso-height-relative:page" from="70.95pt,752.3pt" to="214.95pt,752.3pt" o:gfxdata="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" strokeweight=".21169mm">
                 <w10:wrap anchorx="page" anchory="page"/>
@@ -173,7 +173,7 @@
               </wp:anchor>
             </w:drawing>
           </mc:Choice>
-          <mc:Fallback xmlns:cx="http://schemas.microsoft.com/office/drawing/2014/chartex" xmlns:cx1="http://schemas.microsoft.com/office/drawing/2015/9/8/chartex" xmlns:cx2="http://schemas.microsoft.com/office/drawing/2015/10/21/chartex" xmlns:cx3="http://schemas.microsoft.com/office/drawing/2016/5/9/chartex" xmlns:cx4="http://schemas.microsoft.com/office/drawing/2016/5/10/chartex" xmlns:cx5="http://schemas.microsoft.com/office/drawing/2016/5/11/chartex" xmlns:cx6="http://schemas.microsoft.com/office/drawing/2016/5/12/chartex" xmlns:cx7="http://schemas.microsoft.com/office/drawing/2016/5/13/chartex" xmlns:cx8="http://schemas.microsoft.com/office/drawing/2016/5/14/chartex" xmlns:aink="http://schemas.microsoft.com/office/drawing/2016/ink" xmlns:am3d="http://schemas.microsoft.com/office/drawing/2017/model3d" xmlns:oel="http://schemas.microsoft.com/office/2019/extlst" xmlns:w16cex="http://schemas.microsoft.com/office/word/2018/wordml/cex" xmlns:w16cid="http://schemas.microsoft.com/office/word/2016/wordml/cid" xmlns:w16="http://schemas.microsoft.com/office/word/2018/wordml" xmlns:w16du="http://schemas.microsoft.com/office/word/2023/wordml/word16du" xmlns:w16sdtdh="http://schemas.microsoft.com/office/word/2020/wordml/sdtdatahash" xmlns:w16sdtfl="http://schemas.microsoft.com/office/word/2024/wordml/sdtformatlock" xmlns:w16se="http://schemas.microsoft.com/office/word/2015/wordml/symex">
+          <mc:Fallback xmlns:w16se="http://schemas.microsoft.com/office/word/2015/wordml/symex" xmlns:w16sdtfl="http://schemas.microsoft.com/office/word/2024/wordml/sdtformatlock" xmlns:w16sdtdh="http://schemas.microsoft.com/office/word/2020/wordml/sdtdatahash" xmlns:w16du="http://schemas.microsoft.com/office/word/2023/wordml/word16du" xmlns:w16="http://schemas.microsoft.com/office/word/2018/wordml" xmlns:w16cid="http://schemas.microsoft.com/office/word/2016/wordml/cid" xmlns:w16cex="http://schemas.microsoft.com/office/word/2018/wordml/cex" xmlns:oel="http://schemas.microsoft.com/office/2019/extlst" xmlns:am3d="http://schemas.microsoft.com/office/drawing/2017/model3d" xmlns:aink="http://schemas.microsoft.com/office/drawing/2016/ink" xmlns:cx8="http://schemas.microsoft.com/office/drawing/2016/5/14/chartex" xmlns:cx7="http://schemas.microsoft.com/office/drawing/2016/5/13/chartex" xmlns:cx6="http://schemas.microsoft.com/office/drawing/2016/5/12/chartex" xmlns:cx5="http://schemas.microsoft.com/office/drawing/2016/5/11/chartex" xmlns:cx4="http://schemas.microsoft.com/office/drawing/2016/5/10/chartex" xmlns:cx3="http://schemas.microsoft.com/office/drawing/2016/5/9/chartex" xmlns:cx2="http://schemas.microsoft.com/office/drawing/2015/10/21/chartex" xmlns:cx1="http://schemas.microsoft.com/office/drawing/2015/9/8/chartex" xmlns:cx="http://schemas.microsoft.com/office/drawing/2014/chartex">
             <w:pict>
               <v:line w14:anchorId="761B1C8A" id="Line 14" o:spid="_x0000_s1026" style="position:absolute;z-index:251658240;visibility:visible;mso-wrap-style:square;mso-width-percent:0;mso-height-percent:0;mso-wrap-distance-left:9pt;mso-wrap-distance-top:0;mso-wrap-distance-right:9pt;mso-wrap-distance-bottom:0;mso-position-horizontal:absolute;mso-position-horizontal-relative:page;mso-position-vertical:absolute;mso-position-vertical-relative:text;mso-width-percent:0;mso-height-percent:0;mso-width-relative:page;mso-height-relative:page" from="207.4pt,24.65pt" to="387.9pt,24.65pt" o:gfxdata="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" strokeweight="1.08pt">
                 <w10:wrap anchorx="page"/>
@@ -1296,7 +1296,8 @@
                           <w:txbxContent>
                             <w:p>
                               <w:pPr>
-                                <w:ind w:left="-1" w:right="64"/>
+                                <w:spacing w:before="21" w:line="420" w:lineRule="atLeast"/>
+                                <w:ind w:left="23" w:right="18" w:hanging="69"/>
                                 <w:jc w:val="center"/>
                                 <w:rPr>
                                   <w:b/>
@@ -1308,7 +1309,7 @@
                                   <w:b/>
                                   <w:sz w:val="20"/>
                                 </w:rPr>
-                                <w:t>SISEKAROF</w:t>
+                                <w:t xml:space="preserve">U-LEARNINGCENTER S.A.S </w:t>
                               </w:r>
                             </w:p>
                             <w:p>
@@ -1521,7 +1522,6 @@
                                   <w:sz w:val="18"/>
                                 </w:rPr>
                               </w:pPr>
-                              <w:proofErr w:type="spellStart"/>
                               <w:proofErr w:type="gramStart"/>
                               <w:r>
                                 <w:rPr>
@@ -1530,7 +1530,6 @@
                                 </w:rPr>
                                 <w:t>sd</w:t>
                               </w:r>
-                              <w:proofErr w:type="spellEnd"/>
                               <w:proofErr w:type="gramEnd"/>
                             </w:p>
                           </w:txbxContent>
@@ -1834,7 +1833,8 @@
                     <w:txbxContent>
                       <w:p>
                         <w:pPr>
-                          <w:ind w:left="-1" w:right="64"/>
+                          <w:spacing w:before="21" w:line="420" w:lineRule="atLeast"/>
+                          <w:ind w:left="23" w:right="18" w:hanging="69"/>
                           <w:jc w:val="center"/>
                           <w:rPr>
                             <w:b/>
@@ -1846,7 +1846,7 @@
                             <w:b/>
                             <w:sz w:val="20"/>
                           </w:rPr>
-                          <w:t>SISEKAROF</w:t>
+                          <w:t xml:space="preserve">U-LEARNINGCENTER S.A.S </w:t>
                         </w:r>
                       </w:p>
                       <w:p>
@@ -1981,7 +1981,6 @@
                             <w:sz w:val="18"/>
                           </w:rPr>
                         </w:pPr>
-                        <w:proofErr w:type="spellStart"/>
                         <w:proofErr w:type="gramStart"/>
                         <w:r>
                           <w:rPr>
@@ -1990,7 +1989,6 @@
                           </w:rPr>
                           <w:t>sd</w:t>
                         </w:r>
-                        <w:proofErr w:type="spellEnd"/>
                         <w:proofErr w:type="gramEnd"/>
                       </w:p>
                     </w:txbxContent>
@@ -3743,34 +3741,10 @@
     </w:p>
     <w:p>
       <w:pPr>
-        <w:pStyle w:val="Ttulo1"/>
-        <w:ind w:left="1518" w:firstLine="0"/>
-        <w:jc w:val="both"/>
-      </w:pPr>
-      <w:r>
-        <w:t>Lista de tareas (Tabla 1)</w:t>
-      </w:r>
-    </w:p>
-    <w:p>
-      <w:pPr>
         <w:pStyle w:val="Textoindependiente"/>
         <w:ind w:left="798"/>
         <w:jc w:val="both"/>
       </w:pPr>
-      <w:r>
-        <w:lastRenderedPageBreak/>
-        <w:t>Tabla 1.</w:t>
-      </w:r>
-    </w:p>
-    <w:p>
-      <w:pPr>
-        <w:pStyle w:val="Textoindependiente"/>
-        <w:ind w:left="798"/>
-        <w:jc w:val="both"/>
-      </w:pPr>
-      <w:r>
-        <w:t>Lista de tareas</w:t>
-      </w:r>
     </w:p>
     <w:tbl>
       <w:tblPr>
@@ -3782,8 +3756,8 @@
         <w:gridCol w:w="703"/>
         <w:gridCol w:w="1310"/>
         <w:gridCol w:w="1176"/>
-        <w:gridCol w:w="1416"/>
-        <w:gridCol w:w="1430"/>
+        <w:gridCol w:w="2414"/>
+        <w:gridCol w:w="3504"/>
         <w:gridCol w:w="843"/>
       </w:tblGrid>
       <w:tr>
@@ -3804,6 +3778,7 @@
                 <w:b/>
                 <w:bCs/>
               </w:rPr>
+              <w:lastRenderedPageBreak/>
               <w:t>Ord.</w:t>
             </w:r>
           </w:p>
@@ -3933,24 +3908,2519 @@
           </w:tcPr>
           <w:p>
             <w:r>
+              <w:t>25/08/2025</w:t>
+            </w:r>
+          </w:p>
+        </w:tc>
+        <w:tc>
+          <w:tcPr>
+            <w:tcW w:w="0" w:type="auto"/>
+            <w:hideMark/>
+          </w:tcPr>
+          <w:p>
+            <w:r>
+              <w:t>Lunes</w:t>
+            </w:r>
+          </w:p>
+        </w:tc>
+        <w:tc>
+          <w:tcPr>
+            <w:tcW w:w="0" w:type="auto"/>
+          </w:tcPr>
+          <w:p>
+            <w:r>
+              <w:t>Inducción a la empresa</w:t>
+            </w:r>
+            <w:r>
+              <w:t>.</w:t>
+            </w:r>
+          </w:p>
+        </w:tc>
+        <w:tc>
+          <w:tcPr>
+            <w:tcW w:w="0" w:type="auto"/>
+          </w:tcPr>
+          <w:p>
+            <w:r>
+              <w:t xml:space="preserve">Revisión de misión, visión, servicios y estructura organizacional </w:t>
+            </w:r>
+            <w:r>
+              <w:t>de la empresa</w:t>
+            </w:r>
+            <w:r>
+              <w:t>. Presentación general de la plataforma y su propósito educativo.</w:t>
+            </w:r>
+          </w:p>
+        </w:tc>
+        <w:tc>
+          <w:tcPr>
+            <w:tcW w:w="0" w:type="auto"/>
+            <w:hideMark/>
+          </w:tcPr>
+          <w:p>
+            <w:r>
+              <w:t>6</w:t>
+            </w:r>
+          </w:p>
+        </w:tc>
+      </w:tr>
+      <w:tr>
+        <w:tc>
+          <w:tcPr>
+            <w:tcW w:w="0" w:type="auto"/>
+            <w:hideMark/>
+          </w:tcPr>
+          <w:p>
+            <w:r>
               <w:t>2</w:t>
             </w:r>
+          </w:p>
+        </w:tc>
+        <w:tc>
+          <w:tcPr>
+            <w:tcW w:w="0" w:type="auto"/>
+            <w:hideMark/>
+          </w:tcPr>
+          <w:p>
+            <w:r>
+              <w:t>26/08/2025</w:t>
+            </w:r>
+          </w:p>
+        </w:tc>
+        <w:tc>
+          <w:tcPr>
+            <w:tcW w:w="0" w:type="auto"/>
+            <w:hideMark/>
+          </w:tcPr>
+          <w:p>
+            <w:r>
+              <w:t>Martes</w:t>
+            </w:r>
+          </w:p>
+        </w:tc>
+        <w:tc>
+          <w:tcPr>
+            <w:tcW w:w="0" w:type="auto"/>
+          </w:tcPr>
+          <w:p>
+            <w:r>
+              <w:t>Familiarización con la lógica de negocio</w:t>
+            </w:r>
+          </w:p>
+        </w:tc>
+        <w:tc>
+          <w:tcPr>
+            <w:tcW w:w="0" w:type="auto"/>
+          </w:tcPr>
+          <w:p>
+            <w:r>
+              <w:t>Análisis del modelo de negocio de la empresa, identificación de roles principales (estudiantes, docentes, administradores) y su interacción.</w:t>
+            </w:r>
+          </w:p>
+        </w:tc>
+        <w:tc>
+          <w:tcPr>
+            <w:tcW w:w="0" w:type="auto"/>
+            <w:hideMark/>
+          </w:tcPr>
+          <w:p>
+            <w:r>
+              <w:t>6</w:t>
+            </w:r>
+          </w:p>
+        </w:tc>
+      </w:tr>
+      <w:tr>
+        <w:tc>
+          <w:tcPr>
+            <w:tcW w:w="0" w:type="auto"/>
+            <w:hideMark/>
+          </w:tcPr>
+          <w:p>
+            <w:r>
+              <w:t>3</w:t>
+            </w:r>
+          </w:p>
+        </w:tc>
+        <w:tc>
+          <w:tcPr>
+            <w:tcW w:w="0" w:type="auto"/>
+            <w:hideMark/>
+          </w:tcPr>
+          <w:p>
+            <w:r>
+              <w:t>27/08/2025</w:t>
+            </w:r>
+          </w:p>
+        </w:tc>
+        <w:tc>
+          <w:tcPr>
+            <w:tcW w:w="0" w:type="auto"/>
+            <w:hideMark/>
+          </w:tcPr>
+          <w:p>
+            <w:r>
+              <w:t>Miércoles</w:t>
+            </w:r>
+          </w:p>
+        </w:tc>
+        <w:tc>
+          <w:tcPr>
+            <w:tcW w:w="0" w:type="auto"/>
+          </w:tcPr>
+          <w:p>
+            <w:r>
+              <w:t>Exploración de la plataforma existente</w:t>
+            </w:r>
+          </w:p>
+        </w:tc>
+        <w:tc>
+          <w:tcPr>
+            <w:tcW w:w="0" w:type="auto"/>
+          </w:tcPr>
+          <w:p>
+            <w:r>
+              <w:t>Navegación por el sistema actual, registro de funcionalidades principales y primeras observaciones de usabilidad.</w:t>
+            </w:r>
+          </w:p>
+        </w:tc>
+        <w:tc>
+          <w:tcPr>
+            <w:tcW w:w="0" w:type="auto"/>
+            <w:hideMark/>
+          </w:tcPr>
+          <w:p>
+            <w:r>
+              <w:t>6</w:t>
+            </w:r>
+          </w:p>
+        </w:tc>
+      </w:tr>
+      <w:tr>
+        <w:tc>
+          <w:tcPr>
+            <w:tcW w:w="0" w:type="auto"/>
+            <w:hideMark/>
+          </w:tcPr>
+          <w:p>
+            <w:r>
+              <w:t>4</w:t>
+            </w:r>
+          </w:p>
+        </w:tc>
+        <w:tc>
+          <w:tcPr>
+            <w:tcW w:w="0" w:type="auto"/>
+            <w:hideMark/>
+          </w:tcPr>
+          <w:p>
+            <w:r>
+              <w:t>28/08/2025</w:t>
+            </w:r>
+          </w:p>
+        </w:tc>
+        <w:tc>
+          <w:tcPr>
+            <w:tcW w:w="0" w:type="auto"/>
+            <w:hideMark/>
+          </w:tcPr>
+          <w:p>
+            <w:r>
+              <w:t>Jueves</w:t>
+            </w:r>
+          </w:p>
+        </w:tc>
+        <w:tc>
+          <w:tcPr>
+            <w:tcW w:w="0" w:type="auto"/>
+          </w:tcPr>
+          <w:p>
+            <w:r>
+              <w:t>Identificación de módulos actuales</w:t>
+            </w:r>
+          </w:p>
+        </w:tc>
+        <w:tc>
+          <w:tcPr>
+            <w:tcW w:w="0" w:type="auto"/>
+          </w:tcPr>
+          <w:p>
+            <w:r>
+              <w:t>Revisión de módulos clave como login, inscripción a cursos y gestión de contenidos. Documentación inicial de su funcionamiento.</w:t>
+            </w:r>
+          </w:p>
+        </w:tc>
+        <w:tc>
+          <w:tcPr>
+            <w:tcW w:w="0" w:type="auto"/>
+            <w:hideMark/>
+          </w:tcPr>
+          <w:p>
+            <w:r>
+              <w:t>6</w:t>
+            </w:r>
+          </w:p>
+        </w:tc>
+      </w:tr>
+      <w:tr>
+        <w:tc>
+          <w:tcPr>
+            <w:tcW w:w="0" w:type="auto"/>
+            <w:hideMark/>
+          </w:tcPr>
+          <w:p>
+            <w:r>
+              <w:t>5</w:t>
+            </w:r>
+          </w:p>
+        </w:tc>
+        <w:tc>
+          <w:tcPr>
+            <w:tcW w:w="0" w:type="auto"/>
+            <w:hideMark/>
+          </w:tcPr>
+          <w:p>
+            <w:r>
+              <w:t>29/08/2025</w:t>
+            </w:r>
+          </w:p>
+        </w:tc>
+        <w:tc>
+          <w:tcPr>
+            <w:tcW w:w="0" w:type="auto"/>
+            <w:hideMark/>
+          </w:tcPr>
+          <w:p>
+            <w:r>
+              <w:t>Viernes</w:t>
+            </w:r>
+          </w:p>
+        </w:tc>
+        <w:tc>
+          <w:tcPr>
+            <w:tcW w:w="0" w:type="auto"/>
+          </w:tcPr>
+          <w:p>
+            <w:r>
+              <w:t>Reunión: Registro de hallazgos</w:t>
+            </w:r>
+            <w:r>
+              <w:t xml:space="preserve"> y observaciones del sistema actual</w:t>
+            </w:r>
+          </w:p>
+        </w:tc>
+        <w:tc>
+          <w:tcPr>
+            <w:tcW w:w="0" w:type="auto"/>
+          </w:tcPr>
+          <w:p>
+            <w:r>
+              <w:t>Documentación de aspectos técnicos y funcionales de la plataforma, incluyendo puntos fuertes y áreas de mejora, como base para el desarrollo del prototipo.</w:t>
+            </w:r>
+          </w:p>
+        </w:tc>
+        <w:tc>
+          <w:tcPr>
+            <w:tcW w:w="0" w:type="auto"/>
+            <w:hideMark/>
+          </w:tcPr>
+          <w:p>
+            <w:r>
+              <w:t>6</w:t>
+            </w:r>
+          </w:p>
+        </w:tc>
+      </w:tr>
+      <w:tr>
+        <w:tc>
+          <w:tcPr>
+            <w:tcW w:w="0" w:type="auto"/>
+            <w:hideMark/>
+          </w:tcPr>
+          <w:p>
+            <w:r>
+              <w:t>6</w:t>
+            </w:r>
+          </w:p>
+        </w:tc>
+        <w:tc>
+          <w:tcPr>
+            <w:tcW w:w="0" w:type="auto"/>
+            <w:hideMark/>
+          </w:tcPr>
+          <w:p>
+            <w:r>
+              <w:t>01/09/2025</w:t>
+            </w:r>
+          </w:p>
+        </w:tc>
+        <w:tc>
+          <w:tcPr>
+            <w:tcW w:w="0" w:type="auto"/>
+          </w:tcPr>
+          <w:p>
+            <w:r>
+              <w:t>Lunes</w:t>
+            </w:r>
+          </w:p>
+        </w:tc>
+        <w:tc>
+          <w:tcPr>
+            <w:tcW w:w="0" w:type="auto"/>
+          </w:tcPr>
+          <w:p>
+            <w:r>
+              <w:t>Análisis de hallazgos</w:t>
+            </w:r>
+          </w:p>
+        </w:tc>
+        <w:tc>
+          <w:tcPr>
+            <w:tcW w:w="0" w:type="auto"/>
+          </w:tcPr>
+          <w:p>
+            <w:r>
+              <w:t>Revisión de los hallazgos documentados en la Semana 1 y definición de prioridades para el prototipo.</w:t>
+            </w:r>
+          </w:p>
+        </w:tc>
+        <w:tc>
+          <w:tcPr>
+            <w:tcW w:w="0" w:type="auto"/>
+            <w:hideMark/>
+          </w:tcPr>
+          <w:p>
+            <w:r>
+              <w:t>6</w:t>
+            </w:r>
+          </w:p>
+        </w:tc>
+      </w:tr>
+      <w:tr>
+        <w:tc>
+          <w:tcPr>
+            <w:tcW w:w="0" w:type="auto"/>
+            <w:hideMark/>
+          </w:tcPr>
+          <w:p>
+            <w:r>
+              <w:t>7</w:t>
+            </w:r>
+          </w:p>
+        </w:tc>
+        <w:tc>
+          <w:tcPr>
+            <w:tcW w:w="0" w:type="auto"/>
+            <w:hideMark/>
+          </w:tcPr>
+          <w:p>
+            <w:r>
+              <w:t>02/09/2025</w:t>
+            </w:r>
+          </w:p>
+        </w:tc>
+        <w:tc>
+          <w:tcPr>
+            <w:tcW w:w="0" w:type="auto"/>
+          </w:tcPr>
+          <w:p>
+            <w:r>
+              <w:t>Martes</w:t>
+            </w:r>
+          </w:p>
+        </w:tc>
+        <w:tc>
+          <w:tcPr>
+            <w:tcW w:w="0" w:type="auto"/>
+          </w:tcPr>
+          <w:p>
+            <w:r>
+              <w:t>Planificación de mejoras</w:t>
+            </w:r>
+          </w:p>
+        </w:tc>
+        <w:tc>
+          <w:tcPr>
+            <w:tcW w:w="0" w:type="auto"/>
+          </w:tcPr>
+          <w:p>
+            <w:r>
+              <w:t>Elaboración de lista de mejoras a implementar en el prototipo, identificando módulos clave y funcionalidades críticas.</w:t>
+            </w:r>
+          </w:p>
+        </w:tc>
+        <w:tc>
+          <w:tcPr>
+            <w:tcW w:w="0" w:type="auto"/>
+            <w:hideMark/>
+          </w:tcPr>
+          <w:p>
+            <w:r>
+              <w:t>6</w:t>
+            </w:r>
+          </w:p>
+        </w:tc>
+      </w:tr>
+      <w:tr>
+        <w:tc>
+          <w:tcPr>
+            <w:tcW w:w="0" w:type="auto"/>
+            <w:hideMark/>
+          </w:tcPr>
+          <w:p>
+            <w:r>
+              <w:t>8</w:t>
+            </w:r>
+          </w:p>
+        </w:tc>
+        <w:tc>
+          <w:tcPr>
+            <w:tcW w:w="0" w:type="auto"/>
+            <w:hideMark/>
+          </w:tcPr>
+          <w:p>
+            <w:r>
+              <w:t>03/09/2025</w:t>
+            </w:r>
+          </w:p>
+        </w:tc>
+        <w:tc>
+          <w:tcPr>
+            <w:tcW w:w="0" w:type="auto"/>
+          </w:tcPr>
+          <w:p>
+            <w:r>
+              <w:t>Miércoles</w:t>
+            </w:r>
+          </w:p>
+        </w:tc>
+        <w:tc>
+          <w:tcPr>
+            <w:tcW w:w="0" w:type="auto"/>
+          </w:tcPr>
+          <w:p>
+            <w:r>
+              <w:t>Definición de arquitectura del prototipo</w:t>
+            </w:r>
+          </w:p>
+        </w:tc>
+        <w:tc>
+          <w:tcPr>
+            <w:tcW w:w="0" w:type="auto"/>
+          </w:tcPr>
+          <w:p>
+            <w:r>
+              <w:t>Diseño preliminar de la arquitectura del sistema, indicando cómo se integrarán los módulos en el prototipo sin detallar flujos reales.</w:t>
+            </w:r>
+          </w:p>
+        </w:tc>
+        <w:tc>
+          <w:tcPr>
+            <w:tcW w:w="0" w:type="auto"/>
+            <w:hideMark/>
+          </w:tcPr>
+          <w:p>
+            <w:r>
+              <w:t>6</w:t>
+            </w:r>
+          </w:p>
+        </w:tc>
+      </w:tr>
+      <w:tr>
+        <w:tc>
+          <w:tcPr>
+            <w:tcW w:w="0" w:type="auto"/>
+            <w:hideMark/>
+          </w:tcPr>
+          <w:p>
+            <w:r>
+              <w:t>9</w:t>
+            </w:r>
+          </w:p>
+        </w:tc>
+        <w:tc>
+          <w:tcPr>
+            <w:tcW w:w="0" w:type="auto"/>
+            <w:hideMark/>
+          </w:tcPr>
+          <w:p>
+            <w:r>
+              <w:t>04/09/2025</w:t>
+            </w:r>
+          </w:p>
+        </w:tc>
+        <w:tc>
+          <w:tcPr>
+            <w:tcW w:w="0" w:type="auto"/>
+          </w:tcPr>
+          <w:p>
+            <w:r>
+              <w:t>Jueves</w:t>
+            </w:r>
+          </w:p>
+        </w:tc>
+        <w:tc>
+          <w:tcPr>
+            <w:tcW w:w="0" w:type="auto"/>
+          </w:tcPr>
+          <w:p>
+            <w:r>
+              <w:t>Diseño de interfaz preliminar</w:t>
+            </w:r>
+          </w:p>
+        </w:tc>
+        <w:tc>
+          <w:tcPr>
+            <w:tcW w:w="0" w:type="auto"/>
+          </w:tcPr>
+          <w:p>
+            <w:r>
+              <w:t xml:space="preserve">Creación de bocetos o </w:t>
+            </w:r>
+            <w:proofErr w:type="spellStart"/>
+            <w:r>
+              <w:t>mockups</w:t>
+            </w:r>
+            <w:proofErr w:type="spellEnd"/>
+            <w:r>
+              <w:t xml:space="preserve"> de las pantallas principales del prototipo (login, registro, listado de cursos).</w:t>
+            </w:r>
+          </w:p>
+        </w:tc>
+        <w:tc>
+          <w:tcPr>
+            <w:tcW w:w="0" w:type="auto"/>
+            <w:hideMark/>
+          </w:tcPr>
+          <w:p>
+            <w:r>
+              <w:t>6</w:t>
+            </w:r>
+          </w:p>
+        </w:tc>
+      </w:tr>
+      <w:tr>
+        <w:tc>
+          <w:tcPr>
+            <w:tcW w:w="0" w:type="auto"/>
+            <w:hideMark/>
+          </w:tcPr>
+          <w:p>
+            <w:r>
+              <w:t>10</w:t>
+            </w:r>
+          </w:p>
+        </w:tc>
+        <w:tc>
+          <w:tcPr>
+            <w:tcW w:w="0" w:type="auto"/>
+            <w:hideMark/>
+          </w:tcPr>
+          <w:p>
+            <w:r>
+              <w:t>05/09/2025</w:t>
+            </w:r>
+          </w:p>
+        </w:tc>
+        <w:tc>
+          <w:tcPr>
+            <w:tcW w:w="0" w:type="auto"/>
+          </w:tcPr>
+          <w:p>
+            <w:r>
+              <w:t>Viernes</w:t>
+            </w:r>
+          </w:p>
+        </w:tc>
+        <w:tc>
+          <w:tcPr>
+            <w:tcW w:w="0" w:type="auto"/>
+          </w:tcPr>
+          <w:p>
+            <w:r>
+              <w:t>Reunión: Plan Prototipo</w:t>
+            </w:r>
+          </w:p>
+        </w:tc>
+        <w:tc>
+          <w:tcPr>
+            <w:tcW w:w="0" w:type="auto"/>
+          </w:tcPr>
+          <w:p>
+            <w:r>
+              <w:t>Registro de decisiones tomadas, módulos seleccionados y descripción de la estructura del prototipo para guiar el desarrollo.</w:t>
+            </w:r>
+          </w:p>
+        </w:tc>
+        <w:tc>
+          <w:tcPr>
+            <w:tcW w:w="0" w:type="auto"/>
+            <w:hideMark/>
+          </w:tcPr>
+          <w:p>
+            <w:r>
+              <w:t>6</w:t>
+            </w:r>
+          </w:p>
+        </w:tc>
+      </w:tr>
+      <w:tr>
+        <w:tc>
+          <w:tcPr>
+            <w:tcW w:w="0" w:type="auto"/>
+            <w:hideMark/>
+          </w:tcPr>
+          <w:p>
+            <w:r>
+              <w:t>11</w:t>
+            </w:r>
+          </w:p>
+        </w:tc>
+        <w:tc>
+          <w:tcPr>
+            <w:tcW w:w="0" w:type="auto"/>
+            <w:hideMark/>
+          </w:tcPr>
+          <w:p>
+            <w:r>
+              <w:t>08/09/2025</w:t>
+            </w:r>
+          </w:p>
+        </w:tc>
+        <w:tc>
+          <w:tcPr>
+            <w:tcW w:w="0" w:type="auto"/>
+          </w:tcPr>
+          <w:p>
+            <w:r>
+              <w:t>Lunes</w:t>
+            </w:r>
+          </w:p>
+        </w:tc>
+        <w:tc>
+          <w:tcPr>
+            <w:tcW w:w="0" w:type="auto"/>
+          </w:tcPr>
+          <w:p>
+            <w:r>
+              <w:t>Definición de módulos del prototipo</w:t>
+            </w:r>
+          </w:p>
+        </w:tc>
+        <w:tc>
+          <w:tcPr>
+            <w:tcW w:w="0" w:type="auto"/>
+          </w:tcPr>
+          <w:p>
+            <w:r>
+              <w:t xml:space="preserve">Selección de módulos esenciales para el prototipo (login, registro, </w:t>
+            </w:r>
+            <w:r>
+              <w:lastRenderedPageBreak/>
+              <w:t>cursos, panel de administración) y documentación de sus objetivos.</w:t>
+            </w:r>
+          </w:p>
+        </w:tc>
+        <w:tc>
+          <w:tcPr>
+            <w:tcW w:w="0" w:type="auto"/>
+            <w:hideMark/>
+          </w:tcPr>
+          <w:p>
+            <w:r>
+              <w:lastRenderedPageBreak/>
+              <w:t>6</w:t>
+            </w:r>
+          </w:p>
+        </w:tc>
+      </w:tr>
+      <w:tr>
+        <w:tc>
+          <w:tcPr>
+            <w:tcW w:w="0" w:type="auto"/>
+            <w:hideMark/>
+          </w:tcPr>
+          <w:p>
+            <w:r>
+              <w:t>12</w:t>
+            </w:r>
+          </w:p>
+        </w:tc>
+        <w:tc>
+          <w:tcPr>
+            <w:tcW w:w="0" w:type="auto"/>
+            <w:hideMark/>
+          </w:tcPr>
+          <w:p>
+            <w:r>
+              <w:t>09/09/2025</w:t>
+            </w:r>
+          </w:p>
+        </w:tc>
+        <w:tc>
+          <w:tcPr>
+            <w:tcW w:w="0" w:type="auto"/>
+          </w:tcPr>
+          <w:p>
+            <w:r>
+              <w:t>Martes</w:t>
+            </w:r>
+          </w:p>
+        </w:tc>
+        <w:tc>
+          <w:tcPr>
+            <w:tcW w:w="0" w:type="auto"/>
+          </w:tcPr>
+          <w:tbl>
+            <w:tblPr>
+              <w:tblW w:w="0" w:type="auto"/>
+              <w:tblCellSpacing w:w="15" w:type="dxa"/>
+              <w:tblCellMar>
+                <w:top w:w="15" w:type="dxa"/>
+                <w:left w:w="15" w:type="dxa"/>
+                <w:bottom w:w="15" w:type="dxa"/>
+                <w:right w:w="15" w:type="dxa"/>
+              </w:tblCellMar>
+              <w:tblLook w:val="04A0" w:firstRow="1" w:lastRow="0" w:firstColumn="1" w:lastColumn="0" w:noHBand="0" w:noVBand="1"/>
+            </w:tblPr>
+            <w:tblGrid>
+              <w:gridCol w:w="96"/>
+            </w:tblGrid>
+            <w:tr>
+              <w:trPr>
+                <w:tblCellSpacing w:w="15" w:type="dxa"/>
+              </w:trPr>
+              <w:tc>
+                <w:tcPr>
+                  <w:tcW w:w="0" w:type="auto"/>
+                  <w:vAlign w:val="center"/>
+                  <w:hideMark/>
+                </w:tcPr>
+                <w:p>
+                  <w:pPr>
+                    <w:widowControl/>
+                    <w:autoSpaceDE/>
+                    <w:autoSpaceDN/>
+                    <w:rPr>
+                      <w:sz w:val="24"/>
+                      <w:szCs w:val="24"/>
+                      <w:lang w:val="es-EC" w:eastAsia="es-EC" w:bidi="ar-SA"/>
+                    </w:rPr>
+                  </w:pPr>
+                </w:p>
+              </w:tc>
+            </w:tr>
+          </w:tbl>
+          <w:p>
+            <w:pPr>
+              <w:rPr>
+                <w:vanish/>
+                <w:lang w:val="es-EC" w:eastAsia="es-EC" w:bidi="ar-SA"/>
+              </w:rPr>
+            </w:pPr>
+          </w:p>
+          <w:tbl>
+            <w:tblPr>
+              <w:tblW w:w="0" w:type="auto"/>
+              <w:tblCellSpacing w:w="15" w:type="dxa"/>
+              <w:tblCellMar>
+                <w:top w:w="15" w:type="dxa"/>
+                <w:left w:w="15" w:type="dxa"/>
+                <w:bottom w:w="15" w:type="dxa"/>
+                <w:right w:w="15" w:type="dxa"/>
+              </w:tblCellMar>
+              <w:tblLook w:val="04A0" w:firstRow="1" w:lastRow="0" w:firstColumn="1" w:lastColumn="0" w:noHBand="0" w:noVBand="1"/>
+            </w:tblPr>
+            <w:tblGrid>
+              <w:gridCol w:w="2198"/>
+            </w:tblGrid>
+            <w:tr>
+              <w:trPr>
+                <w:tblCellSpacing w:w="15" w:type="dxa"/>
+              </w:trPr>
+              <w:tc>
+                <w:tcPr>
+                  <w:tcW w:w="0" w:type="auto"/>
+                  <w:vAlign w:val="center"/>
+                  <w:hideMark/>
+                </w:tcPr>
+                <w:p>
+                  <w:pPr>
+                    <w:widowControl/>
+                    <w:autoSpaceDE/>
+                    <w:autoSpaceDN/>
+                    <w:rPr>
+                      <w:sz w:val="24"/>
+                      <w:szCs w:val="24"/>
+                      <w:lang w:val="es-EC" w:eastAsia="es-EC" w:bidi="ar-SA"/>
+                    </w:rPr>
+                  </w:pPr>
+                  <w:r>
+                    <w:rPr>
+                      <w:sz w:val="24"/>
+                      <w:szCs w:val="24"/>
+                      <w:lang w:val="es-EC" w:eastAsia="es-EC" w:bidi="ar-SA"/>
+                    </w:rPr>
+                    <w:t>Diseño preliminar de base de datos</w:t>
+                  </w:r>
+                </w:p>
+              </w:tc>
+            </w:tr>
+          </w:tbl>
+          <w:p>
+            <w:pPr>
+              <w:rPr>
+                <w:lang w:val="es-EC"/>
+              </w:rPr>
+            </w:pPr>
+          </w:p>
+        </w:tc>
+        <w:tc>
+          <w:tcPr>
+            <w:tcW w:w="0" w:type="auto"/>
+          </w:tcPr>
+          <w:p>
+            <w:r>
+              <w:t>Creación del modelo entidad–relación del prototipo y asignación de campos principales para cada módulo.</w:t>
+            </w:r>
+          </w:p>
+        </w:tc>
+        <w:tc>
+          <w:tcPr>
+            <w:tcW w:w="0" w:type="auto"/>
+            <w:hideMark/>
+          </w:tcPr>
+          <w:p>
+            <w:r>
+              <w:t>6</w:t>
+            </w:r>
+          </w:p>
+        </w:tc>
+      </w:tr>
+      <w:tr>
+        <w:tc>
+          <w:tcPr>
+            <w:tcW w:w="0" w:type="auto"/>
+            <w:hideMark/>
+          </w:tcPr>
+          <w:p>
+            <w:r>
+              <w:t>13</w:t>
+            </w:r>
+          </w:p>
+        </w:tc>
+        <w:tc>
+          <w:tcPr>
+            <w:tcW w:w="0" w:type="auto"/>
+            <w:hideMark/>
+          </w:tcPr>
+          <w:p>
+            <w:r>
+              <w:t>10/09/2025</w:t>
+            </w:r>
+          </w:p>
+        </w:tc>
+        <w:tc>
+          <w:tcPr>
+            <w:tcW w:w="0" w:type="auto"/>
+          </w:tcPr>
+          <w:p>
+            <w:r>
+              <w:t>Miércoles</w:t>
+            </w:r>
+          </w:p>
+        </w:tc>
+        <w:tc>
+          <w:tcPr>
+            <w:tcW w:w="0" w:type="auto"/>
+          </w:tcPr>
+          <w:p>
+            <w:r>
+              <w:rPr>
+                <w:lang w:val="es-EC" w:eastAsia="es-EC" w:bidi="ar-SA"/>
+              </w:rPr>
+              <w:t>Diseño preliminar de base de datos</w:t>
+            </w:r>
+            <w:r>
+              <w:rPr>
+                <w:lang w:val="es-EC" w:eastAsia="es-EC" w:bidi="ar-SA"/>
+              </w:rPr>
+              <w:t xml:space="preserve"> II</w:t>
+            </w:r>
+          </w:p>
+        </w:tc>
+        <w:tc>
+          <w:tcPr>
+            <w:tcW w:w="0" w:type="auto"/>
+          </w:tcPr>
+          <w:p>
+            <w:r>
+              <w:t>Creación del modelo entidad–relación del prototipo y asignación de campos principales para cada módulo.</w:t>
+            </w:r>
+          </w:p>
+        </w:tc>
+        <w:tc>
+          <w:tcPr>
+            <w:tcW w:w="0" w:type="auto"/>
+            <w:hideMark/>
+          </w:tcPr>
+          <w:p>
+            <w:r>
+              <w:t>6</w:t>
+            </w:r>
+          </w:p>
+        </w:tc>
+      </w:tr>
+      <w:tr>
+        <w:tc>
+          <w:tcPr>
+            <w:tcW w:w="0" w:type="auto"/>
+            <w:hideMark/>
+          </w:tcPr>
+          <w:p>
+            <w:r>
+              <w:t>14</w:t>
+            </w:r>
+          </w:p>
+        </w:tc>
+        <w:tc>
+          <w:tcPr>
+            <w:tcW w:w="0" w:type="auto"/>
+            <w:hideMark/>
+          </w:tcPr>
+          <w:p>
+            <w:r>
+              <w:t>11/09/2025</w:t>
+            </w:r>
+          </w:p>
+        </w:tc>
+        <w:tc>
+          <w:tcPr>
+            <w:tcW w:w="0" w:type="auto"/>
+          </w:tcPr>
+          <w:p>
+            <w:r>
+              <w:t>Jueves</w:t>
+            </w:r>
+          </w:p>
+        </w:tc>
+        <w:tc>
+          <w:tcPr>
+            <w:tcW w:w="0" w:type="auto"/>
+          </w:tcPr>
+          <w:p>
+            <w:r>
+              <w:t>Diseño de interacción de módulos</w:t>
+            </w:r>
+          </w:p>
+        </w:tc>
+        <w:tc>
+          <w:tcPr>
+            <w:tcW w:w="0" w:type="auto"/>
+          </w:tcPr>
+          <w:p>
+            <w:r>
+              <w:t>Simulación práctica del comportamiento de los módulos del prototipo, definiendo cómo interactúan entre ellos y con el usuario, preparando el desarrollo de la interfaz.</w:t>
+            </w:r>
+          </w:p>
+        </w:tc>
+        <w:tc>
+          <w:tcPr>
+            <w:tcW w:w="0" w:type="auto"/>
+            <w:hideMark/>
+          </w:tcPr>
+          <w:p>
+            <w:r>
+              <w:t>6</w:t>
+            </w:r>
+          </w:p>
+        </w:tc>
+      </w:tr>
+      <w:tr>
+        <w:tc>
+          <w:tcPr>
+            <w:tcW w:w="0" w:type="auto"/>
+            <w:hideMark/>
+          </w:tcPr>
+          <w:p>
+            <w:r>
+              <w:t>15</w:t>
+            </w:r>
+          </w:p>
+        </w:tc>
+        <w:tc>
+          <w:tcPr>
+            <w:tcW w:w="0" w:type="auto"/>
+            <w:hideMark/>
+          </w:tcPr>
+          <w:p>
+            <w:r>
+              <w:t>12/09/2025</w:t>
+            </w:r>
+          </w:p>
+        </w:tc>
+        <w:tc>
+          <w:tcPr>
+            <w:tcW w:w="0" w:type="auto"/>
+          </w:tcPr>
+          <w:p>
+            <w:r>
+              <w:t>Viernes</w:t>
+            </w:r>
+          </w:p>
+        </w:tc>
+        <w:tc>
+          <w:tcPr>
+            <w:tcW w:w="0" w:type="auto"/>
+          </w:tcPr>
+          <w:p>
+            <w:r>
+              <w:t xml:space="preserve">Reunión: </w:t>
+            </w:r>
+            <w:r>
+              <w:t>Validación interna del diseño</w:t>
+            </w:r>
+          </w:p>
+        </w:tc>
+        <w:tc>
+          <w:tcPr>
+            <w:tcW w:w="0" w:type="auto"/>
+          </w:tcPr>
+          <w:p>
+            <w:r>
+              <w:t>Revisión de</w:t>
+            </w:r>
+            <w:r>
+              <w:t xml:space="preserve"> módulos</w:t>
+            </w:r>
+            <w:r>
+              <w:t>, base de datos</w:t>
+            </w:r>
+            <w:r>
+              <w:t>,</w:t>
+            </w:r>
+            <w:r>
+              <w:t xml:space="preserve"> entre otros</w:t>
+            </w:r>
+            <w:r>
+              <w:t xml:space="preserve"> ajustes iniciales</w:t>
+            </w:r>
+            <w:r>
+              <w:t>.</w:t>
+            </w:r>
+          </w:p>
+        </w:tc>
+        <w:tc>
+          <w:tcPr>
+            <w:tcW w:w="0" w:type="auto"/>
+            <w:hideMark/>
+          </w:tcPr>
+          <w:p>
+            <w:r>
+              <w:t>6</w:t>
+            </w:r>
+          </w:p>
+        </w:tc>
+      </w:tr>
+      <w:tr>
+        <w:tc>
+          <w:tcPr>
+            <w:tcW w:w="0" w:type="auto"/>
+            <w:hideMark/>
+          </w:tcPr>
+          <w:p>
+            <w:r>
+              <w:t>16</w:t>
+            </w:r>
+          </w:p>
+        </w:tc>
+        <w:tc>
+          <w:tcPr>
+            <w:tcW w:w="0" w:type="auto"/>
+            <w:hideMark/>
+          </w:tcPr>
+          <w:p>
+            <w:r>
+              <w:t>15/09/2025</w:t>
+            </w:r>
+          </w:p>
+        </w:tc>
+        <w:tc>
+          <w:tcPr>
+            <w:tcW w:w="0" w:type="auto"/>
+          </w:tcPr>
+          <w:p>
+            <w:r>
+              <w:t>Lunes</w:t>
+            </w:r>
+          </w:p>
+        </w:tc>
+        <w:tc>
+          <w:tcPr>
+            <w:tcW w:w="0" w:type="auto"/>
+          </w:tcPr>
+          <w:tbl>
+            <w:tblPr>
+              <w:tblW w:w="0" w:type="auto"/>
+              <w:tblCellSpacing w:w="15" w:type="dxa"/>
+              <w:tblCellMar>
+                <w:top w:w="15" w:type="dxa"/>
+                <w:left w:w="15" w:type="dxa"/>
+                <w:bottom w:w="15" w:type="dxa"/>
+                <w:right w:w="15" w:type="dxa"/>
+              </w:tblCellMar>
+              <w:tblLook w:val="04A0" w:firstRow="1" w:lastRow="0" w:firstColumn="1" w:lastColumn="0" w:noHBand="0" w:noVBand="1"/>
+            </w:tblPr>
+            <w:tblGrid>
+              <w:gridCol w:w="96"/>
+            </w:tblGrid>
+            <w:tr>
+              <w:trPr>
+                <w:tblCellSpacing w:w="15" w:type="dxa"/>
+              </w:trPr>
+              <w:tc>
+                <w:tcPr>
+                  <w:tcW w:w="0" w:type="auto"/>
+                  <w:vAlign w:val="center"/>
+                  <w:hideMark/>
+                </w:tcPr>
+                <w:p>
+                  <w:pPr>
+                    <w:widowControl/>
+                    <w:autoSpaceDE/>
+                    <w:autoSpaceDN/>
+                    <w:rPr>
+                      <w:sz w:val="24"/>
+                      <w:szCs w:val="24"/>
+                      <w:lang w:val="es-EC" w:eastAsia="es-EC" w:bidi="ar-SA"/>
+                    </w:rPr>
+                  </w:pPr>
+                </w:p>
+              </w:tc>
+            </w:tr>
+          </w:tbl>
+          <w:p>
+            <w:pPr>
+              <w:rPr>
+                <w:vanish/>
+                <w:lang w:val="es-EC" w:eastAsia="es-EC" w:bidi="ar-SA"/>
+              </w:rPr>
+            </w:pPr>
+          </w:p>
+          <w:tbl>
+            <w:tblPr>
+              <w:tblW w:w="0" w:type="auto"/>
+              <w:tblCellSpacing w:w="15" w:type="dxa"/>
+              <w:tblCellMar>
+                <w:top w:w="15" w:type="dxa"/>
+                <w:left w:w="15" w:type="dxa"/>
+                <w:bottom w:w="15" w:type="dxa"/>
+                <w:right w:w="15" w:type="dxa"/>
+              </w:tblCellMar>
+              <w:tblLook w:val="04A0" w:firstRow="1" w:lastRow="0" w:firstColumn="1" w:lastColumn="0" w:noHBand="0" w:noVBand="1"/>
+            </w:tblPr>
+            <w:tblGrid>
+              <w:gridCol w:w="2198"/>
+            </w:tblGrid>
+            <w:tr>
+              <w:trPr>
+                <w:tblCellSpacing w:w="15" w:type="dxa"/>
+              </w:trPr>
+              <w:tc>
+                <w:tcPr>
+                  <w:tcW w:w="0" w:type="auto"/>
+                  <w:vAlign w:val="center"/>
+                  <w:hideMark/>
+                </w:tcPr>
+                <w:p>
+                  <w:pPr>
+                    <w:widowControl/>
+                    <w:autoSpaceDE/>
+                    <w:autoSpaceDN/>
+                    <w:rPr>
+                      <w:sz w:val="24"/>
+                      <w:szCs w:val="24"/>
+                      <w:lang w:val="es-EC" w:eastAsia="es-EC" w:bidi="ar-SA"/>
+                    </w:rPr>
+                  </w:pPr>
+                  <w:r>
+                    <w:rPr>
+                      <w:sz w:val="24"/>
+                      <w:szCs w:val="24"/>
+                      <w:lang w:val="es-EC" w:eastAsia="es-EC" w:bidi="ar-SA"/>
+                    </w:rPr>
+                    <w:t>Documentación técnica del prototipo</w:t>
+                  </w:r>
+                </w:p>
+              </w:tc>
+            </w:tr>
+          </w:tbl>
+          <w:p/>
+        </w:tc>
+        <w:tc>
+          <w:tcPr>
+            <w:tcW w:w="0" w:type="auto"/>
+          </w:tcPr>
+          <w:p>
+            <w:r>
+              <w:t>Registro de lineamientos de arquitectura y estructura de módulos.</w:t>
+            </w:r>
+          </w:p>
+        </w:tc>
+        <w:tc>
+          <w:tcPr>
+            <w:tcW w:w="0" w:type="auto"/>
+            <w:hideMark/>
+          </w:tcPr>
+          <w:p>
+            <w:r>
+              <w:t>6</w:t>
+            </w:r>
+          </w:p>
+        </w:tc>
+      </w:tr>
+      <w:tr>
+        <w:tc>
+          <w:tcPr>
+            <w:tcW w:w="0" w:type="auto"/>
+            <w:hideMark/>
+          </w:tcPr>
+          <w:p>
+            <w:r>
+              <w:t>17</w:t>
+            </w:r>
+          </w:p>
+        </w:tc>
+        <w:tc>
+          <w:tcPr>
+            <w:tcW w:w="0" w:type="auto"/>
+            <w:hideMark/>
+          </w:tcPr>
+          <w:p>
+            <w:r>
+              <w:t>16/09/2025</w:t>
+            </w:r>
+          </w:p>
+        </w:tc>
+        <w:tc>
+          <w:tcPr>
+            <w:tcW w:w="0" w:type="auto"/>
+          </w:tcPr>
+          <w:p>
+            <w:r>
+              <w:t>Martes</w:t>
+            </w:r>
+          </w:p>
+        </w:tc>
+        <w:tc>
+          <w:tcPr>
+            <w:tcW w:w="0" w:type="auto"/>
+          </w:tcPr>
+          <w:p>
+            <w:r>
+              <w:t>Diseño de módulos de autenticación y gestión de cursos</w:t>
+            </w:r>
+          </w:p>
+        </w:tc>
+        <w:tc>
+          <w:tcPr>
+            <w:tcW w:w="0" w:type="auto"/>
+          </w:tcPr>
+          <w:p>
+            <w:r>
+              <w:t>Especificación de funcionalidades, campos y comportamiento esperado de los módulos principales.</w:t>
+            </w:r>
+          </w:p>
+        </w:tc>
+        <w:tc>
+          <w:tcPr>
+            <w:tcW w:w="0" w:type="auto"/>
+            <w:hideMark/>
+          </w:tcPr>
+          <w:p>
+            <w:r>
+              <w:t>6</w:t>
+            </w:r>
+          </w:p>
+        </w:tc>
+      </w:tr>
+      <w:tr>
+        <w:tc>
+          <w:tcPr>
+            <w:tcW w:w="0" w:type="auto"/>
+            <w:hideMark/>
+          </w:tcPr>
+          <w:p>
+            <w:r>
+              <w:t>18</w:t>
+            </w:r>
+          </w:p>
+        </w:tc>
+        <w:tc>
+          <w:tcPr>
+            <w:tcW w:w="0" w:type="auto"/>
+            <w:hideMark/>
+          </w:tcPr>
+          <w:p>
+            <w:r>
+              <w:t>17/09/2025</w:t>
+            </w:r>
+          </w:p>
+        </w:tc>
+        <w:tc>
+          <w:tcPr>
+            <w:tcW w:w="0" w:type="auto"/>
+          </w:tcPr>
+          <w:p>
+            <w:r>
+              <w:t>Miércoles</w:t>
+            </w:r>
+          </w:p>
+        </w:tc>
+        <w:tc>
+          <w:tcPr>
+            <w:tcW w:w="0" w:type="auto"/>
+          </w:tcPr>
+          <w:tbl>
+            <w:tblPr>
+              <w:tblW w:w="0" w:type="auto"/>
+              <w:tblCellSpacing w:w="15" w:type="dxa"/>
+              <w:tblCellMar>
+                <w:top w:w="15" w:type="dxa"/>
+                <w:left w:w="15" w:type="dxa"/>
+                <w:bottom w:w="15" w:type="dxa"/>
+                <w:right w:w="15" w:type="dxa"/>
+              </w:tblCellMar>
+              <w:tblLook w:val="04A0" w:firstRow="1" w:lastRow="0" w:firstColumn="1" w:lastColumn="0" w:noHBand="0" w:noVBand="1"/>
+            </w:tblPr>
+            <w:tblGrid>
+              <w:gridCol w:w="2198"/>
+            </w:tblGrid>
+            <w:tr>
+              <w:trPr>
+                <w:tblCellSpacing w:w="15" w:type="dxa"/>
+              </w:trPr>
+              <w:tc>
+                <w:tcPr>
+                  <w:tcW w:w="0" w:type="auto"/>
+                  <w:vAlign w:val="center"/>
+                  <w:hideMark/>
+                </w:tcPr>
+                <w:p>
+                  <w:pPr>
+                    <w:widowControl/>
+                    <w:autoSpaceDE/>
+                    <w:autoSpaceDN/>
+                    <w:rPr>
+                      <w:sz w:val="24"/>
+                      <w:szCs w:val="24"/>
+                      <w:lang w:val="es-EC" w:eastAsia="es-EC" w:bidi="ar-SA"/>
+                    </w:rPr>
+                  </w:pPr>
+                  <w:proofErr w:type="spellStart"/>
+                  <w:r>
+                    <w:rPr>
+                      <w:sz w:val="24"/>
+                      <w:szCs w:val="24"/>
+                      <w:lang w:val="es-EC" w:eastAsia="es-EC" w:bidi="ar-SA"/>
+                    </w:rPr>
+                    <w:t>Mockup</w:t>
+                  </w:r>
+                  <w:proofErr w:type="spellEnd"/>
+                  <w:r>
+                    <w:rPr>
+                      <w:sz w:val="24"/>
+                      <w:szCs w:val="24"/>
+                      <w:lang w:val="es-EC" w:eastAsia="es-EC" w:bidi="ar-SA"/>
+                    </w:rPr>
+                    <w:t xml:space="preserve"> de panel administrativo</w:t>
+                  </w:r>
+                  <w:r>
+                    <w:rPr>
+                      <w:sz w:val="24"/>
+                      <w:szCs w:val="24"/>
+                      <w:lang w:val="es-EC" w:eastAsia="es-EC" w:bidi="ar-SA"/>
+                    </w:rPr>
+                    <w:t xml:space="preserve"> I</w:t>
+                  </w:r>
+                </w:p>
+              </w:tc>
+            </w:tr>
+          </w:tbl>
+          <w:p>
+            <w:pPr>
+              <w:rPr>
+                <w:vanish/>
+                <w:lang w:val="es-EC" w:eastAsia="es-EC" w:bidi="ar-SA"/>
+              </w:rPr>
+            </w:pPr>
+          </w:p>
+          <w:tbl>
+            <w:tblPr>
+              <w:tblW w:w="0" w:type="auto"/>
+              <w:tblCellSpacing w:w="15" w:type="dxa"/>
+              <w:tblCellMar>
+                <w:top w:w="15" w:type="dxa"/>
+                <w:left w:w="15" w:type="dxa"/>
+                <w:bottom w:w="15" w:type="dxa"/>
+                <w:right w:w="15" w:type="dxa"/>
+              </w:tblCellMar>
+              <w:tblLook w:val="04A0" w:firstRow="1" w:lastRow="0" w:firstColumn="1" w:lastColumn="0" w:noHBand="0" w:noVBand="1"/>
+            </w:tblPr>
+            <w:tblGrid>
+              <w:gridCol w:w="96"/>
+            </w:tblGrid>
+            <w:tr>
+              <w:trPr>
+                <w:tblCellSpacing w:w="15" w:type="dxa"/>
+              </w:trPr>
+              <w:tc>
+                <w:tcPr>
+                  <w:tcW w:w="0" w:type="auto"/>
+                  <w:vAlign w:val="center"/>
+                  <w:hideMark/>
+                </w:tcPr>
+                <w:p>
+                  <w:pPr>
+                    <w:widowControl/>
+                    <w:autoSpaceDE/>
+                    <w:autoSpaceDN/>
+                    <w:rPr>
+                      <w:sz w:val="24"/>
+                      <w:szCs w:val="24"/>
+                      <w:lang w:val="es-EC" w:eastAsia="es-EC" w:bidi="ar-SA"/>
+                    </w:rPr>
+                  </w:pPr>
+                </w:p>
+              </w:tc>
+            </w:tr>
+          </w:tbl>
+          <w:p/>
+        </w:tc>
+        <w:tc>
+          <w:tcPr>
+            <w:tcW w:w="0" w:type="auto"/>
+          </w:tcPr>
+          <w:tbl>
+            <w:tblPr>
+              <w:tblW w:w="0" w:type="auto"/>
+              <w:tblCellSpacing w:w="15" w:type="dxa"/>
+              <w:tblCellMar>
+                <w:top w:w="15" w:type="dxa"/>
+                <w:left w:w="15" w:type="dxa"/>
+                <w:bottom w:w="15" w:type="dxa"/>
+                <w:right w:w="15" w:type="dxa"/>
+              </w:tblCellMar>
+              <w:tblLook w:val="04A0" w:firstRow="1" w:lastRow="0" w:firstColumn="1" w:lastColumn="0" w:noHBand="0" w:noVBand="1"/>
+            </w:tblPr>
+            <w:tblGrid>
+              <w:gridCol w:w="96"/>
+            </w:tblGrid>
+            <w:tr>
+              <w:trPr>
+                <w:tblCellSpacing w:w="15" w:type="dxa"/>
+              </w:trPr>
+              <w:tc>
+                <w:tcPr>
+                  <w:tcW w:w="0" w:type="auto"/>
+                  <w:vAlign w:val="center"/>
+                  <w:hideMark/>
+                </w:tcPr>
+                <w:p>
+                  <w:pPr>
+                    <w:widowControl/>
+                    <w:autoSpaceDE/>
+                    <w:autoSpaceDN/>
+                    <w:rPr>
+                      <w:sz w:val="24"/>
+                      <w:szCs w:val="24"/>
+                      <w:lang w:val="es-EC" w:eastAsia="es-EC" w:bidi="ar-SA"/>
+                    </w:rPr>
+                  </w:pPr>
+                </w:p>
+              </w:tc>
+            </w:tr>
+          </w:tbl>
+          <w:p>
+            <w:pPr>
+              <w:rPr>
+                <w:vanish/>
+                <w:lang w:val="es-EC" w:eastAsia="es-EC" w:bidi="ar-SA"/>
+              </w:rPr>
+            </w:pPr>
+          </w:p>
+          <w:tbl>
+            <w:tblPr>
+              <w:tblW w:w="0" w:type="auto"/>
+              <w:tblCellSpacing w:w="15" w:type="dxa"/>
+              <w:tblCellMar>
+                <w:top w:w="15" w:type="dxa"/>
+                <w:left w:w="15" w:type="dxa"/>
+                <w:bottom w:w="15" w:type="dxa"/>
+                <w:right w:w="15" w:type="dxa"/>
+              </w:tblCellMar>
+              <w:tblLook w:val="04A0" w:firstRow="1" w:lastRow="0" w:firstColumn="1" w:lastColumn="0" w:noHBand="0" w:noVBand="1"/>
+            </w:tblPr>
+            <w:tblGrid>
+              <w:gridCol w:w="3288"/>
+            </w:tblGrid>
+            <w:tr>
+              <w:trPr>
+                <w:tblCellSpacing w:w="15" w:type="dxa"/>
+              </w:trPr>
+              <w:tc>
+                <w:tcPr>
+                  <w:tcW w:w="0" w:type="auto"/>
+                  <w:vAlign w:val="center"/>
+                  <w:hideMark/>
+                </w:tcPr>
+                <w:p>
+                  <w:pPr>
+                    <w:widowControl/>
+                    <w:autoSpaceDE/>
+                    <w:autoSpaceDN/>
+                    <w:rPr>
+                      <w:sz w:val="24"/>
+                      <w:szCs w:val="24"/>
+                      <w:lang w:val="es-EC" w:eastAsia="es-EC" w:bidi="ar-SA"/>
+                    </w:rPr>
+                  </w:pPr>
+                  <w:r>
+                    <w:rPr>
+                      <w:sz w:val="24"/>
+                      <w:szCs w:val="24"/>
+                      <w:lang w:val="es-EC" w:eastAsia="es-EC" w:bidi="ar-SA"/>
+                    </w:rPr>
+                    <w:t>Creación de boceto detallado del panel de administración, definiendo secciones y accesos.</w:t>
+                  </w:r>
+                </w:p>
+              </w:tc>
+            </w:tr>
+          </w:tbl>
+          <w:p>
+            <w:pPr>
+              <w:rPr>
+                <w:lang w:val="es-EC"/>
+              </w:rPr>
+            </w:pPr>
+          </w:p>
+        </w:tc>
+        <w:tc>
+          <w:tcPr>
+            <w:tcW w:w="0" w:type="auto"/>
+            <w:hideMark/>
+          </w:tcPr>
+          <w:p>
+            <w:r>
+              <w:t>6</w:t>
+            </w:r>
+          </w:p>
+        </w:tc>
+      </w:tr>
+      <w:tr>
+        <w:tc>
+          <w:tcPr>
+            <w:tcW w:w="0" w:type="auto"/>
+            <w:hideMark/>
+          </w:tcPr>
+          <w:p>
+            <w:r>
+              <w:t>19</w:t>
+            </w:r>
+          </w:p>
+        </w:tc>
+        <w:tc>
+          <w:tcPr>
+            <w:tcW w:w="0" w:type="auto"/>
+            <w:hideMark/>
+          </w:tcPr>
+          <w:p>
+            <w:r>
+              <w:t>18/09/2025</w:t>
+            </w:r>
+          </w:p>
+        </w:tc>
+        <w:tc>
+          <w:tcPr>
+            <w:tcW w:w="0" w:type="auto"/>
+          </w:tcPr>
+          <w:p>
+            <w:r>
+              <w:t>Jueves</w:t>
+            </w:r>
+          </w:p>
+        </w:tc>
+        <w:tc>
+          <w:tcPr>
+            <w:tcW w:w="0" w:type="auto"/>
+          </w:tcPr>
+          <w:p>
+            <w:pPr>
+              <w:rPr>
+                <w:lang w:val="es-EC" w:eastAsia="es-EC" w:bidi="ar-SA"/>
+              </w:rPr>
+            </w:pPr>
+            <w:proofErr w:type="spellStart"/>
+            <w:r>
+              <w:rPr>
+                <w:lang w:val="es-EC" w:eastAsia="es-EC" w:bidi="ar-SA"/>
+              </w:rPr>
+              <w:t>Mockup</w:t>
+            </w:r>
+            <w:proofErr w:type="spellEnd"/>
+            <w:r>
+              <w:rPr>
+                <w:lang w:val="es-EC" w:eastAsia="es-EC" w:bidi="ar-SA"/>
+              </w:rPr>
+              <w:t xml:space="preserve"> de panel administrativo</w:t>
+            </w:r>
+            <w:r>
+              <w:rPr>
+                <w:lang w:val="es-EC" w:eastAsia="es-EC" w:bidi="ar-SA"/>
+              </w:rPr>
+              <w:t xml:space="preserve"> II</w:t>
+            </w:r>
+          </w:p>
+          <w:p/>
+        </w:tc>
+        <w:tc>
+          <w:tcPr>
+            <w:tcW w:w="0" w:type="auto"/>
+          </w:tcPr>
+          <w:p>
+            <w:r>
+              <w:rPr>
+                <w:lang w:val="es-EC" w:eastAsia="es-EC" w:bidi="ar-SA"/>
+              </w:rPr>
+              <w:t>Creación de boceto detallado del panel de administración, definiendo secciones y accesos.</w:t>
+            </w:r>
+          </w:p>
+        </w:tc>
+        <w:tc>
+          <w:tcPr>
+            <w:tcW w:w="0" w:type="auto"/>
+            <w:hideMark/>
+          </w:tcPr>
+          <w:p>
+            <w:r>
+              <w:t>6</w:t>
+            </w:r>
+          </w:p>
+        </w:tc>
+      </w:tr>
+      <w:tr>
+        <w:tc>
+          <w:tcPr>
+            <w:tcW w:w="0" w:type="auto"/>
+            <w:hideMark/>
+          </w:tcPr>
+          <w:p>
+            <w:r>
+              <w:t>20</w:t>
+            </w:r>
+          </w:p>
+        </w:tc>
+        <w:tc>
+          <w:tcPr>
+            <w:tcW w:w="0" w:type="auto"/>
+            <w:hideMark/>
+          </w:tcPr>
+          <w:p>
+            <w:r>
+              <w:t>19/09/2025</w:t>
+            </w:r>
+          </w:p>
+        </w:tc>
+        <w:tc>
+          <w:tcPr>
+            <w:tcW w:w="0" w:type="auto"/>
+          </w:tcPr>
+          <w:p>
+            <w:r>
+              <w:t>Viernes</w:t>
+            </w:r>
+          </w:p>
+        </w:tc>
+        <w:tc>
+          <w:tcPr>
+            <w:tcW w:w="0" w:type="auto"/>
+          </w:tcPr>
+          <w:p>
+            <w:r>
+              <w:t xml:space="preserve">Reunión: </w:t>
+            </w:r>
+            <w:r>
+              <w:t>Revisión comparativa diseño actual vs prototipo</w:t>
+            </w:r>
+          </w:p>
+        </w:tc>
+        <w:tc>
+          <w:tcPr>
+            <w:tcW w:w="0" w:type="auto"/>
+          </w:tcPr>
+          <w:p>
+            <w:r>
+              <w:t>Análisis de diferencias entre plataforma existente y propuesta de prototipo, identificación de mejoras.</w:t>
+            </w:r>
+          </w:p>
+        </w:tc>
+        <w:tc>
+          <w:tcPr>
+            <w:tcW w:w="0" w:type="auto"/>
+            <w:hideMark/>
+          </w:tcPr>
+          <w:p>
+            <w:r>
+              <w:t>6</w:t>
+            </w:r>
+          </w:p>
+        </w:tc>
+      </w:tr>
+      <w:tr>
+        <w:tc>
+          <w:tcPr>
+            <w:tcW w:w="0" w:type="auto"/>
+            <w:hideMark/>
+          </w:tcPr>
+          <w:p>
+            <w:r>
+              <w:t>21</w:t>
+            </w:r>
+          </w:p>
+        </w:tc>
+        <w:tc>
+          <w:tcPr>
+            <w:tcW w:w="0" w:type="auto"/>
+            <w:hideMark/>
+          </w:tcPr>
+          <w:p>
+            <w:r>
+              <w:t>22/09/2025</w:t>
+            </w:r>
+          </w:p>
+        </w:tc>
+        <w:tc>
+          <w:tcPr>
+            <w:tcW w:w="0" w:type="auto"/>
+          </w:tcPr>
+          <w:p>
+            <w:r>
+              <w:t>Lunes</w:t>
+            </w:r>
+          </w:p>
+        </w:tc>
+        <w:tc>
+          <w:tcPr>
+            <w:tcW w:w="0" w:type="auto"/>
+          </w:tcPr>
+          <w:p>
+            <w:r>
+              <w:t>Inicio del desarrollo del prototipo</w:t>
+            </w:r>
+          </w:p>
+        </w:tc>
+        <w:tc>
+          <w:tcPr>
+            <w:tcW w:w="0" w:type="auto"/>
+          </w:tcPr>
+          <w:p>
+            <w:r>
+              <w:t>Configuración del proyecto y creación de entorno de desarrollo.</w:t>
+            </w:r>
+          </w:p>
+        </w:tc>
+        <w:tc>
+          <w:tcPr>
+            <w:tcW w:w="0" w:type="auto"/>
+            <w:hideMark/>
+          </w:tcPr>
+          <w:p>
+            <w:r>
+              <w:t>6</w:t>
+            </w:r>
+          </w:p>
+        </w:tc>
+      </w:tr>
+      <w:tr>
+        <w:tc>
+          <w:tcPr>
+            <w:tcW w:w="0" w:type="auto"/>
+            <w:hideMark/>
+          </w:tcPr>
+          <w:p>
+            <w:r>
+              <w:t>22</w:t>
+            </w:r>
+          </w:p>
+        </w:tc>
+        <w:tc>
+          <w:tcPr>
+            <w:tcW w:w="0" w:type="auto"/>
+            <w:hideMark/>
+          </w:tcPr>
+          <w:p>
+            <w:r>
+              <w:t>23/09/2025</w:t>
+            </w:r>
+          </w:p>
+        </w:tc>
+        <w:tc>
+          <w:tcPr>
+            <w:tcW w:w="0" w:type="auto"/>
+          </w:tcPr>
+          <w:p>
+            <w:r>
+              <w:t>Martes</w:t>
+            </w:r>
+          </w:p>
+        </w:tc>
+        <w:tc>
+          <w:tcPr>
+            <w:tcW w:w="0" w:type="auto"/>
+          </w:tcPr>
+          <w:tbl>
+            <w:tblPr>
+              <w:tblW w:w="0" w:type="auto"/>
+              <w:tblCellSpacing w:w="15" w:type="dxa"/>
+              <w:tblCellMar>
+                <w:top w:w="15" w:type="dxa"/>
+                <w:left w:w="15" w:type="dxa"/>
+                <w:bottom w:w="15" w:type="dxa"/>
+                <w:right w:w="15" w:type="dxa"/>
+              </w:tblCellMar>
+              <w:tblLook w:val="04A0" w:firstRow="1" w:lastRow="0" w:firstColumn="1" w:lastColumn="0" w:noHBand="0" w:noVBand="1"/>
+            </w:tblPr>
+            <w:tblGrid>
+              <w:gridCol w:w="2198"/>
+            </w:tblGrid>
+            <w:tr>
+              <w:trPr>
+                <w:tblCellSpacing w:w="15" w:type="dxa"/>
+              </w:trPr>
+              <w:tc>
+                <w:tcPr>
+                  <w:tcW w:w="0" w:type="auto"/>
+                  <w:vAlign w:val="center"/>
+                  <w:hideMark/>
+                </w:tcPr>
+                <w:p>
+                  <w:pPr>
+                    <w:widowControl/>
+                    <w:autoSpaceDE/>
+                    <w:autoSpaceDN/>
+                    <w:rPr>
+                      <w:sz w:val="24"/>
+                      <w:szCs w:val="24"/>
+                      <w:lang w:val="es-EC" w:eastAsia="es-EC" w:bidi="ar-SA"/>
+                    </w:rPr>
+                  </w:pPr>
+                  <w:r>
+                    <w:rPr>
+                      <w:sz w:val="24"/>
+                      <w:szCs w:val="24"/>
+                      <w:lang w:val="es-EC" w:eastAsia="es-EC" w:bidi="ar-SA"/>
+                    </w:rPr>
+                    <w:t>Implementación de módulo de registro</w:t>
+                  </w:r>
+                </w:p>
+              </w:tc>
+            </w:tr>
+          </w:tbl>
+          <w:p>
+            <w:pPr>
+              <w:rPr>
+                <w:vanish/>
+                <w:lang w:val="es-EC" w:eastAsia="es-EC" w:bidi="ar-SA"/>
+              </w:rPr>
+            </w:pPr>
+          </w:p>
+          <w:tbl>
+            <w:tblPr>
+              <w:tblW w:w="0" w:type="auto"/>
+              <w:tblCellSpacing w:w="15" w:type="dxa"/>
+              <w:tblCellMar>
+                <w:top w:w="15" w:type="dxa"/>
+                <w:left w:w="15" w:type="dxa"/>
+                <w:bottom w:w="15" w:type="dxa"/>
+                <w:right w:w="15" w:type="dxa"/>
+              </w:tblCellMar>
+              <w:tblLook w:val="04A0" w:firstRow="1" w:lastRow="0" w:firstColumn="1" w:lastColumn="0" w:noHBand="0" w:noVBand="1"/>
+            </w:tblPr>
+            <w:tblGrid>
+              <w:gridCol w:w="96"/>
+            </w:tblGrid>
+            <w:tr>
+              <w:trPr>
+                <w:tblCellSpacing w:w="15" w:type="dxa"/>
+              </w:trPr>
+              <w:tc>
+                <w:tcPr>
+                  <w:tcW w:w="0" w:type="auto"/>
+                  <w:vAlign w:val="center"/>
+                  <w:hideMark/>
+                </w:tcPr>
+                <w:p>
+                  <w:pPr>
+                    <w:widowControl/>
+                    <w:autoSpaceDE/>
+                    <w:autoSpaceDN/>
+                    <w:rPr>
+                      <w:sz w:val="24"/>
+                      <w:szCs w:val="24"/>
+                      <w:lang w:val="es-EC" w:eastAsia="es-EC" w:bidi="ar-SA"/>
+                    </w:rPr>
+                  </w:pPr>
+                </w:p>
+              </w:tc>
+            </w:tr>
+          </w:tbl>
+          <w:p>
+            <w:pPr>
+              <w:rPr>
+                <w:lang w:val="es-EC"/>
+              </w:rPr>
+            </w:pPr>
+          </w:p>
+        </w:tc>
+        <w:tc>
+          <w:tcPr>
+            <w:tcW w:w="0" w:type="auto"/>
+          </w:tcPr>
+          <w:p>
+            <w:r>
+              <w:t>Desarrollo de pantallas y funcionalidades de registro de usuarios.</w:t>
+            </w:r>
+          </w:p>
+        </w:tc>
+        <w:tc>
+          <w:tcPr>
+            <w:tcW w:w="0" w:type="auto"/>
+            <w:hideMark/>
+          </w:tcPr>
+          <w:p>
+            <w:r>
+              <w:t>6</w:t>
+            </w:r>
+          </w:p>
+        </w:tc>
+      </w:tr>
+      <w:tr>
+        <w:tc>
+          <w:tcPr>
+            <w:tcW w:w="0" w:type="auto"/>
+            <w:hideMark/>
+          </w:tcPr>
+          <w:p>
+            <w:r>
+              <w:t>23</w:t>
+            </w:r>
+          </w:p>
+        </w:tc>
+        <w:tc>
+          <w:tcPr>
+            <w:tcW w:w="0" w:type="auto"/>
+            <w:hideMark/>
+          </w:tcPr>
+          <w:p>
+            <w:r>
+              <w:t>24/09/2025</w:t>
+            </w:r>
+          </w:p>
+        </w:tc>
+        <w:tc>
+          <w:tcPr>
+            <w:tcW w:w="0" w:type="auto"/>
+          </w:tcPr>
+          <w:p>
+            <w:r>
+              <w:t>Miércoles</w:t>
+            </w:r>
+          </w:p>
+        </w:tc>
+        <w:tc>
+          <w:tcPr>
+            <w:tcW w:w="0" w:type="auto"/>
+          </w:tcPr>
+          <w:tbl>
+            <w:tblPr>
+              <w:tblW w:w="0" w:type="auto"/>
+              <w:tblCellSpacing w:w="15" w:type="dxa"/>
+              <w:tblCellMar>
+                <w:top w:w="15" w:type="dxa"/>
+                <w:left w:w="15" w:type="dxa"/>
+                <w:bottom w:w="15" w:type="dxa"/>
+                <w:right w:w="15" w:type="dxa"/>
+              </w:tblCellMar>
+              <w:tblLook w:val="04A0" w:firstRow="1" w:lastRow="0" w:firstColumn="1" w:lastColumn="0" w:noHBand="0" w:noVBand="1"/>
+            </w:tblPr>
+            <w:tblGrid>
+              <w:gridCol w:w="2198"/>
+            </w:tblGrid>
+            <w:tr>
+              <w:trPr>
+                <w:tblCellSpacing w:w="15" w:type="dxa"/>
+              </w:trPr>
+              <w:tc>
+                <w:tcPr>
+                  <w:tcW w:w="0" w:type="auto"/>
+                  <w:vAlign w:val="center"/>
+                  <w:hideMark/>
+                </w:tcPr>
+                <w:p>
+                  <w:pPr>
+                    <w:widowControl/>
+                    <w:autoSpaceDE/>
+                    <w:autoSpaceDN/>
+                    <w:rPr>
+                      <w:sz w:val="24"/>
+                      <w:szCs w:val="24"/>
+                      <w:lang w:val="es-EC" w:eastAsia="es-EC" w:bidi="ar-SA"/>
+                    </w:rPr>
+                  </w:pPr>
+                  <w:r>
+                    <w:rPr>
+                      <w:sz w:val="24"/>
+                      <w:szCs w:val="24"/>
+                      <w:lang w:val="es-EC" w:eastAsia="es-EC" w:bidi="ar-SA"/>
+                    </w:rPr>
+                    <w:t xml:space="preserve">Implementación de módulo de </w:t>
+                  </w:r>
+                  <w:proofErr w:type="spellStart"/>
+                  <w:r>
+                    <w:rPr>
+                      <w:sz w:val="24"/>
+                      <w:szCs w:val="24"/>
+                      <w:lang w:val="es-EC" w:eastAsia="es-EC" w:bidi="ar-SA"/>
+                    </w:rPr>
+                    <w:t>login</w:t>
+                  </w:r>
+                  <w:proofErr w:type="spellEnd"/>
+                </w:p>
+              </w:tc>
+            </w:tr>
+          </w:tbl>
+          <w:p>
+            <w:pPr>
+              <w:rPr>
+                <w:vanish/>
+                <w:lang w:val="es-EC" w:eastAsia="es-EC" w:bidi="ar-SA"/>
+              </w:rPr>
+            </w:pPr>
+          </w:p>
+          <w:tbl>
+            <w:tblPr>
+              <w:tblW w:w="0" w:type="auto"/>
+              <w:tblCellSpacing w:w="15" w:type="dxa"/>
+              <w:tblCellMar>
+                <w:top w:w="15" w:type="dxa"/>
+                <w:left w:w="15" w:type="dxa"/>
+                <w:bottom w:w="15" w:type="dxa"/>
+                <w:right w:w="15" w:type="dxa"/>
+              </w:tblCellMar>
+              <w:tblLook w:val="04A0" w:firstRow="1" w:lastRow="0" w:firstColumn="1" w:lastColumn="0" w:noHBand="0" w:noVBand="1"/>
+            </w:tblPr>
+            <w:tblGrid>
+              <w:gridCol w:w="96"/>
+            </w:tblGrid>
+            <w:tr>
+              <w:trPr>
+                <w:tblCellSpacing w:w="15" w:type="dxa"/>
+              </w:trPr>
+              <w:tc>
+                <w:tcPr>
+                  <w:tcW w:w="0" w:type="auto"/>
+                  <w:vAlign w:val="center"/>
+                  <w:hideMark/>
+                </w:tcPr>
+                <w:p>
+                  <w:pPr>
+                    <w:widowControl/>
+                    <w:autoSpaceDE/>
+                    <w:autoSpaceDN/>
+                    <w:rPr>
+                      <w:sz w:val="24"/>
+                      <w:szCs w:val="24"/>
+                      <w:lang w:val="es-EC" w:eastAsia="es-EC" w:bidi="ar-SA"/>
+                    </w:rPr>
+                  </w:pPr>
+                </w:p>
+              </w:tc>
+            </w:tr>
+          </w:tbl>
+          <w:p>
+            <w:pPr>
+              <w:rPr>
+                <w:lang w:val="es-EC"/>
+              </w:rPr>
+            </w:pPr>
+          </w:p>
+        </w:tc>
+        <w:tc>
+          <w:tcPr>
+            <w:tcW w:w="0" w:type="auto"/>
+          </w:tcPr>
+          <w:p>
+            <w:r>
+              <w:t>Desarrollo y pruebas básicas del módulo de autenticación.</w:t>
+            </w:r>
+          </w:p>
+        </w:tc>
+        <w:tc>
+          <w:tcPr>
+            <w:tcW w:w="0" w:type="auto"/>
+            <w:hideMark/>
+          </w:tcPr>
+          <w:p>
+            <w:r>
+              <w:t>6</w:t>
+            </w:r>
+          </w:p>
+        </w:tc>
+      </w:tr>
+      <w:tr>
+        <w:tc>
+          <w:tcPr>
+            <w:tcW w:w="0" w:type="auto"/>
+            <w:hideMark/>
+          </w:tcPr>
+          <w:p>
+            <w:r>
+              <w:t>24</w:t>
+            </w:r>
+          </w:p>
+        </w:tc>
+        <w:tc>
+          <w:tcPr>
+            <w:tcW w:w="0" w:type="auto"/>
+            <w:hideMark/>
+          </w:tcPr>
+          <w:p>
+            <w:r>
+              <w:t>25/09/2025</w:t>
+            </w:r>
+          </w:p>
+        </w:tc>
+        <w:tc>
+          <w:tcPr>
+            <w:tcW w:w="0" w:type="auto"/>
+          </w:tcPr>
+          <w:p>
+            <w:r>
+              <w:t>Jueves</w:t>
+            </w:r>
+          </w:p>
+        </w:tc>
+        <w:tc>
+          <w:tcPr>
+            <w:tcW w:w="0" w:type="auto"/>
+          </w:tcPr>
+          <w:p>
+            <w:r>
+              <w:t>D</w:t>
+            </w:r>
+            <w:r>
+              <w:t>esarrollo de módulo de gestión de cursos</w:t>
+            </w:r>
+          </w:p>
+        </w:tc>
+        <w:tc>
+          <w:tcPr>
+            <w:tcW w:w="0" w:type="auto"/>
+          </w:tcPr>
+          <w:p>
+            <w:r>
+              <w:t>Creación de pantallas y estructura inicial de cursos para el prototipo.</w:t>
+            </w:r>
+          </w:p>
+        </w:tc>
+        <w:tc>
+          <w:tcPr>
+            <w:tcW w:w="0" w:type="auto"/>
+            <w:hideMark/>
+          </w:tcPr>
+          <w:p>
+            <w:r>
+              <w:t>6</w:t>
+            </w:r>
+          </w:p>
+        </w:tc>
+      </w:tr>
+      <w:tr>
+        <w:tc>
+          <w:tcPr>
+            <w:tcW w:w="0" w:type="auto"/>
+            <w:hideMark/>
+          </w:tcPr>
+          <w:p>
+            <w:r>
+              <w:t>25</w:t>
+            </w:r>
+          </w:p>
+        </w:tc>
+        <w:tc>
+          <w:tcPr>
+            <w:tcW w:w="0" w:type="auto"/>
+            <w:hideMark/>
+          </w:tcPr>
+          <w:p>
+            <w:r>
+              <w:t>26/09/2025</w:t>
+            </w:r>
+          </w:p>
+        </w:tc>
+        <w:tc>
+          <w:tcPr>
+            <w:tcW w:w="0" w:type="auto"/>
+          </w:tcPr>
+          <w:p>
+            <w:r>
+              <w:t>Viernes</w:t>
+            </w:r>
+          </w:p>
+        </w:tc>
+        <w:tc>
+          <w:tcPr>
+            <w:tcW w:w="0" w:type="auto"/>
+          </w:tcPr>
+          <w:p>
+            <w:r>
+              <w:t>Integración inicial de módulos</w:t>
+            </w:r>
+          </w:p>
+        </w:tc>
+        <w:tc>
+          <w:tcPr>
+            <w:tcW w:w="0" w:type="auto"/>
+          </w:tcPr>
+          <w:p>
+            <w:r>
+              <w:t>Conexión básica de login, registro y gestión de cursos, pruebas iniciales de navegación.</w:t>
+            </w:r>
+          </w:p>
+        </w:tc>
+        <w:tc>
+          <w:tcPr>
+            <w:tcW w:w="0" w:type="auto"/>
+            <w:hideMark/>
+          </w:tcPr>
+          <w:p>
+            <w:r>
+              <w:t>6</w:t>
+            </w:r>
+          </w:p>
+        </w:tc>
+      </w:tr>
+      <w:tr>
+        <w:tc>
+          <w:tcPr>
+            <w:tcW w:w="0" w:type="auto"/>
+            <w:hideMark/>
+          </w:tcPr>
+          <w:p>
+            <w:r>
+              <w:lastRenderedPageBreak/>
+              <w:t>26</w:t>
+            </w:r>
+          </w:p>
+        </w:tc>
+        <w:tc>
+          <w:tcPr>
+            <w:tcW w:w="0" w:type="auto"/>
+            <w:hideMark/>
+          </w:tcPr>
+          <w:p>
+            <w:r>
+              <w:t>29/09/2025</w:t>
+            </w:r>
+          </w:p>
+        </w:tc>
+        <w:tc>
+          <w:tcPr>
+            <w:tcW w:w="0" w:type="auto"/>
+          </w:tcPr>
+          <w:p>
+            <w:r>
+              <w:t>Lunes</w:t>
+            </w:r>
+          </w:p>
+        </w:tc>
+        <w:tc>
+          <w:tcPr>
+            <w:tcW w:w="0" w:type="auto"/>
+          </w:tcPr>
+          <w:tbl>
+            <w:tblPr>
+              <w:tblW w:w="0" w:type="auto"/>
+              <w:tblCellSpacing w:w="15" w:type="dxa"/>
+              <w:tblCellMar>
+                <w:top w:w="15" w:type="dxa"/>
+                <w:left w:w="15" w:type="dxa"/>
+                <w:bottom w:w="15" w:type="dxa"/>
+                <w:right w:w="15" w:type="dxa"/>
+              </w:tblCellMar>
+              <w:tblLook w:val="04A0" w:firstRow="1" w:lastRow="0" w:firstColumn="1" w:lastColumn="0" w:noHBand="0" w:noVBand="1"/>
+            </w:tblPr>
+            <w:tblGrid>
+              <w:gridCol w:w="2198"/>
+            </w:tblGrid>
+            <w:tr>
+              <w:trPr>
+                <w:tblCellSpacing w:w="15" w:type="dxa"/>
+              </w:trPr>
+              <w:tc>
+                <w:tcPr>
+                  <w:tcW w:w="0" w:type="auto"/>
+                  <w:vAlign w:val="center"/>
+                  <w:hideMark/>
+                </w:tcPr>
+                <w:p>
+                  <w:pPr>
+                    <w:widowControl/>
+                    <w:autoSpaceDE/>
+                    <w:autoSpaceDN/>
+                    <w:rPr>
+                      <w:sz w:val="24"/>
+                      <w:szCs w:val="24"/>
+                      <w:lang w:val="es-EC" w:eastAsia="es-EC" w:bidi="ar-SA"/>
+                    </w:rPr>
+                  </w:pPr>
+                  <w:r>
+                    <w:rPr>
+                      <w:sz w:val="24"/>
+                      <w:szCs w:val="24"/>
+                    </w:rPr>
+                    <w:t xml:space="preserve">Reunión: </w:t>
+                  </w:r>
+                  <w:r>
+                    <w:rPr>
+                      <w:sz w:val="24"/>
+                      <w:szCs w:val="24"/>
+                      <w:lang w:val="es-EC" w:eastAsia="es-EC" w:bidi="ar-SA"/>
+                    </w:rPr>
+                    <w:t>Revisión del progreso del prototipo</w:t>
+                  </w:r>
+                </w:p>
+              </w:tc>
+            </w:tr>
+          </w:tbl>
+          <w:p>
+            <w:pPr>
+              <w:rPr>
+                <w:vanish/>
+                <w:lang w:val="es-EC" w:eastAsia="es-EC" w:bidi="ar-SA"/>
+              </w:rPr>
+            </w:pPr>
+          </w:p>
+          <w:tbl>
+            <w:tblPr>
+              <w:tblW w:w="0" w:type="auto"/>
+              <w:tblCellSpacing w:w="15" w:type="dxa"/>
+              <w:tblCellMar>
+                <w:top w:w="15" w:type="dxa"/>
+                <w:left w:w="15" w:type="dxa"/>
+                <w:bottom w:w="15" w:type="dxa"/>
+                <w:right w:w="15" w:type="dxa"/>
+              </w:tblCellMar>
+              <w:tblLook w:val="04A0" w:firstRow="1" w:lastRow="0" w:firstColumn="1" w:lastColumn="0" w:noHBand="0" w:noVBand="1"/>
+            </w:tblPr>
+            <w:tblGrid>
+              <w:gridCol w:w="96"/>
+            </w:tblGrid>
+            <w:tr>
+              <w:trPr>
+                <w:tblCellSpacing w:w="15" w:type="dxa"/>
+              </w:trPr>
+              <w:tc>
+                <w:tcPr>
+                  <w:tcW w:w="0" w:type="auto"/>
+                  <w:vAlign w:val="center"/>
+                  <w:hideMark/>
+                </w:tcPr>
+                <w:p>
+                  <w:pPr>
+                    <w:widowControl/>
+                    <w:autoSpaceDE/>
+                    <w:autoSpaceDN/>
+                    <w:rPr>
+                      <w:sz w:val="24"/>
+                      <w:szCs w:val="24"/>
+                      <w:lang w:val="es-EC" w:eastAsia="es-EC" w:bidi="ar-SA"/>
+                    </w:rPr>
+                  </w:pPr>
+                </w:p>
+              </w:tc>
+            </w:tr>
+          </w:tbl>
+          <w:p>
+            <w:pPr>
+              <w:rPr>
+                <w:lang w:val="es-EC"/>
+              </w:rPr>
+            </w:pPr>
+          </w:p>
+        </w:tc>
+        <w:tc>
+          <w:tcPr>
+            <w:tcW w:w="0" w:type="auto"/>
+          </w:tcPr>
+          <w:p>
+            <w:r>
+              <w:t>Evaluación de avances en módulos desarrollados, ajustes de diseño y correcciones iniciales.</w:t>
+            </w:r>
+          </w:p>
+        </w:tc>
+        <w:tc>
+          <w:tcPr>
+            <w:tcW w:w="0" w:type="auto"/>
+            <w:hideMark/>
+          </w:tcPr>
+          <w:p>
+            <w:r>
+              <w:t>6</w:t>
+            </w:r>
+          </w:p>
+        </w:tc>
+      </w:tr>
+      <w:tr>
+        <w:tc>
+          <w:tcPr>
+            <w:tcW w:w="0" w:type="auto"/>
+            <w:hideMark/>
+          </w:tcPr>
+          <w:p>
+            <w:r>
+              <w:t>27</w:t>
+            </w:r>
+          </w:p>
+        </w:tc>
+        <w:tc>
+          <w:tcPr>
+            <w:tcW w:w="0" w:type="auto"/>
+            <w:hideMark/>
+          </w:tcPr>
+          <w:p>
+            <w:r>
+              <w:t>30/09/2025</w:t>
+            </w:r>
+          </w:p>
+        </w:tc>
+        <w:tc>
+          <w:tcPr>
+            <w:tcW w:w="0" w:type="auto"/>
+          </w:tcPr>
+          <w:p>
+            <w:r>
+              <w:t>Martes</w:t>
+            </w:r>
+          </w:p>
+        </w:tc>
+        <w:tc>
+          <w:tcPr>
+            <w:tcW w:w="0" w:type="auto"/>
+          </w:tcPr>
+          <w:p>
             <w:bookmarkStart w:id="1" w:name="_GoBack"/>
             <w:bookmarkEnd w:id="1"/>
-            <w:r>
-              <w:t>/03/2025</w:t>
-            </w:r>
-          </w:p>
-        </w:tc>
-        <w:tc>
-          <w:tcPr>
-            <w:tcW w:w="0" w:type="auto"/>
-            <w:hideMark/>
-          </w:tcPr>
-          <w:p>
-            <w:r>
-              <w:t>Lunes</w:t>
-            </w:r>
           </w:p>
         </w:tc>
         <w:tc>
@@ -3962,17 +6432,11 @@
         <w:tc>
           <w:tcPr>
             <w:tcW w:w="0" w:type="auto"/>
-          </w:tcPr>
-          <w:p/>
-        </w:tc>
-        <w:tc>
-          <w:tcPr>
-            <w:tcW w:w="0" w:type="auto"/>
-            <w:hideMark/>
-          </w:tcPr>
-          <w:p>
-            <w:r>
-              <w:t>4</w:t>
+            <w:hideMark/>
+          </w:tcPr>
+          <w:p>
+            <w:r>
+              <w:t>6</w:t>
             </w:r>
           </w:p>
         </w:tc>
@@ -3985,29 +6449,28 @@
           </w:tcPr>
           <w:p>
             <w:r>
-              <w:t>2</w:t>
-            </w:r>
-          </w:p>
-        </w:tc>
-        <w:tc>
-          <w:tcPr>
-            <w:tcW w:w="0" w:type="auto"/>
-            <w:hideMark/>
-          </w:tcPr>
-          <w:p>
-            <w:r>
-              <w:t>25/03/2025</w:t>
-            </w:r>
-          </w:p>
-        </w:tc>
-        <w:tc>
-          <w:tcPr>
-            <w:tcW w:w="0" w:type="auto"/>
-            <w:hideMark/>
-          </w:tcPr>
-          <w:p>
-            <w:r>
-              <w:t>Martes</w:t>
+              <w:t>28</w:t>
+            </w:r>
+          </w:p>
+        </w:tc>
+        <w:tc>
+          <w:tcPr>
+            <w:tcW w:w="0" w:type="auto"/>
+            <w:hideMark/>
+          </w:tcPr>
+          <w:p>
+            <w:r>
+              <w:t>01/10/2025</w:t>
+            </w:r>
+          </w:p>
+        </w:tc>
+        <w:tc>
+          <w:tcPr>
+            <w:tcW w:w="0" w:type="auto"/>
+          </w:tcPr>
+          <w:p>
+            <w:r>
+              <w:t>Miércoles</w:t>
             </w:r>
           </w:p>
         </w:tc>
@@ -4030,7 +6493,7 @@
           </w:tcPr>
           <w:p>
             <w:r>
-              <w:t>4</w:t>
+              <w:t>6</w:t>
             </w:r>
           </w:p>
         </w:tc>
@@ -4043,29 +6506,28 @@
           </w:tcPr>
           <w:p>
             <w:r>
-              <w:t>3</w:t>
-            </w:r>
-          </w:p>
-        </w:tc>
-        <w:tc>
-          <w:tcPr>
-            <w:tcW w:w="0" w:type="auto"/>
-            <w:hideMark/>
-          </w:tcPr>
-          <w:p>
-            <w:r>
-              <w:t>26/03/2025</w:t>
-            </w:r>
-          </w:p>
-        </w:tc>
-        <w:tc>
-          <w:tcPr>
-            <w:tcW w:w="0" w:type="auto"/>
-            <w:hideMark/>
-          </w:tcPr>
-          <w:p>
-            <w:r>
-              <w:t>Miércoles</w:t>
+              <w:t>29</w:t>
+            </w:r>
+          </w:p>
+        </w:tc>
+        <w:tc>
+          <w:tcPr>
+            <w:tcW w:w="0" w:type="auto"/>
+            <w:hideMark/>
+          </w:tcPr>
+          <w:p>
+            <w:r>
+              <w:t>02/10/2025</w:t>
+            </w:r>
+          </w:p>
+        </w:tc>
+        <w:tc>
+          <w:tcPr>
+            <w:tcW w:w="0" w:type="auto"/>
+          </w:tcPr>
+          <w:p>
+            <w:r>
+              <w:t>Jueves</w:t>
             </w:r>
           </w:p>
         </w:tc>
@@ -4088,7 +6550,7 @@
           </w:tcPr>
           <w:p>
             <w:r>
-              <w:t>4</w:t>
+              <w:t>6</w:t>
             </w:r>
           </w:p>
         </w:tc>
@@ -4101,29 +6563,28 @@
           </w:tcPr>
           <w:p>
             <w:r>
-              <w:t>4</w:t>
-            </w:r>
-          </w:p>
-        </w:tc>
-        <w:tc>
-          <w:tcPr>
-            <w:tcW w:w="0" w:type="auto"/>
-            <w:hideMark/>
-          </w:tcPr>
-          <w:p>
-            <w:r>
-              <w:t>27/03/2025</w:t>
-            </w:r>
-          </w:p>
-        </w:tc>
-        <w:tc>
-          <w:tcPr>
-            <w:tcW w:w="0" w:type="auto"/>
-            <w:hideMark/>
-          </w:tcPr>
-          <w:p>
-            <w:r>
-              <w:t>Jueves</w:t>
+              <w:t>30</w:t>
+            </w:r>
+          </w:p>
+        </w:tc>
+        <w:tc>
+          <w:tcPr>
+            <w:tcW w:w="0" w:type="auto"/>
+            <w:hideMark/>
+          </w:tcPr>
+          <w:p>
+            <w:r>
+              <w:t>03/10/2025</w:t>
+            </w:r>
+          </w:p>
+        </w:tc>
+        <w:tc>
+          <w:tcPr>
+            <w:tcW w:w="0" w:type="auto"/>
+          </w:tcPr>
+          <w:p>
+            <w:r>
+              <w:t>Viernes</w:t>
             </w:r>
           </w:p>
         </w:tc>
@@ -4146,7 +6607,7 @@
           </w:tcPr>
           <w:p>
             <w:r>
-              <w:t>4</w:t>
+              <w:t>6</w:t>
             </w:r>
           </w:p>
         </w:tc>
@@ -4159,29 +6620,28 @@
           </w:tcPr>
           <w:p>
             <w:r>
-              <w:t>5</w:t>
-            </w:r>
-          </w:p>
-        </w:tc>
-        <w:tc>
-          <w:tcPr>
-            <w:tcW w:w="0" w:type="auto"/>
-            <w:hideMark/>
-          </w:tcPr>
-          <w:p>
-            <w:r>
-              <w:t>28/03/2025</w:t>
-            </w:r>
-          </w:p>
-        </w:tc>
-        <w:tc>
-          <w:tcPr>
-            <w:tcW w:w="0" w:type="auto"/>
-            <w:hideMark/>
-          </w:tcPr>
-          <w:p>
-            <w:r>
-              <w:t>Viernes</w:t>
+              <w:t>31</w:t>
+            </w:r>
+          </w:p>
+        </w:tc>
+        <w:tc>
+          <w:tcPr>
+            <w:tcW w:w="0" w:type="auto"/>
+            <w:hideMark/>
+          </w:tcPr>
+          <w:p>
+            <w:r>
+              <w:t>06/10/2025</w:t>
+            </w:r>
+          </w:p>
+        </w:tc>
+        <w:tc>
+          <w:tcPr>
+            <w:tcW w:w="0" w:type="auto"/>
+          </w:tcPr>
+          <w:p>
+            <w:r>
+              <w:t>Lunes</w:t>
             </w:r>
           </w:p>
         </w:tc>
@@ -4204,7 +6664,7 @@
           </w:tcPr>
           <w:p>
             <w:r>
-              <w:t>4</w:t>
+              <w:t>6</w:t>
             </w:r>
           </w:p>
         </w:tc>
@@ -4217,52 +6677,51 @@
           </w:tcPr>
           <w:p>
             <w:r>
+              <w:t>32</w:t>
+            </w:r>
+          </w:p>
+        </w:tc>
+        <w:tc>
+          <w:tcPr>
+            <w:tcW w:w="0" w:type="auto"/>
+            <w:hideMark/>
+          </w:tcPr>
+          <w:p>
+            <w:r>
+              <w:t>07/10/2025</w:t>
+            </w:r>
+          </w:p>
+        </w:tc>
+        <w:tc>
+          <w:tcPr>
+            <w:tcW w:w="0" w:type="auto"/>
+          </w:tcPr>
+          <w:p>
+            <w:r>
+              <w:t>Martes</w:t>
+            </w:r>
+          </w:p>
+        </w:tc>
+        <w:tc>
+          <w:tcPr>
+            <w:tcW w:w="0" w:type="auto"/>
+          </w:tcPr>
+          <w:p/>
+        </w:tc>
+        <w:tc>
+          <w:tcPr>
+            <w:tcW w:w="0" w:type="auto"/>
+          </w:tcPr>
+          <w:p/>
+        </w:tc>
+        <w:tc>
+          <w:tcPr>
+            <w:tcW w:w="0" w:type="auto"/>
+            <w:hideMark/>
+          </w:tcPr>
+          <w:p>
+            <w:r>
               <w:t>6</w:t>
-            </w:r>
-          </w:p>
-        </w:tc>
-        <w:tc>
-          <w:tcPr>
-            <w:tcW w:w="0" w:type="auto"/>
-            <w:hideMark/>
-          </w:tcPr>
-          <w:p>
-            <w:r>
-              <w:t>31/03/2025</w:t>
-            </w:r>
-          </w:p>
-        </w:tc>
-        <w:tc>
-          <w:tcPr>
-            <w:tcW w:w="0" w:type="auto"/>
-            <w:hideMark/>
-          </w:tcPr>
-          <w:p>
-            <w:r>
-              <w:t>Lunes</w:t>
-            </w:r>
-          </w:p>
-        </w:tc>
-        <w:tc>
-          <w:tcPr>
-            <w:tcW w:w="0" w:type="auto"/>
-          </w:tcPr>
-          <w:p/>
-        </w:tc>
-        <w:tc>
-          <w:tcPr>
-            <w:tcW w:w="0" w:type="auto"/>
-          </w:tcPr>
-          <w:p/>
-        </w:tc>
-        <w:tc>
-          <w:tcPr>
-            <w:tcW w:w="0" w:type="auto"/>
-            <w:hideMark/>
-          </w:tcPr>
-          <w:p>
-            <w:r>
-              <w:t>4</w:t>
             </w:r>
           </w:p>
         </w:tc>
@@ -4275,29 +6734,28 @@
           </w:tcPr>
           <w:p>
             <w:r>
-              <w:t>7</w:t>
-            </w:r>
-          </w:p>
-        </w:tc>
-        <w:tc>
-          <w:tcPr>
-            <w:tcW w:w="0" w:type="auto"/>
-            <w:hideMark/>
-          </w:tcPr>
-          <w:p>
-            <w:r>
-              <w:t>01/04/2025</w:t>
-            </w:r>
-          </w:p>
-        </w:tc>
-        <w:tc>
-          <w:tcPr>
-            <w:tcW w:w="0" w:type="auto"/>
-            <w:hideMark/>
-          </w:tcPr>
-          <w:p>
-            <w:r>
-              <w:t>Martes</w:t>
+              <w:t>33</w:t>
+            </w:r>
+          </w:p>
+        </w:tc>
+        <w:tc>
+          <w:tcPr>
+            <w:tcW w:w="0" w:type="auto"/>
+            <w:hideMark/>
+          </w:tcPr>
+          <w:p>
+            <w:r>
+              <w:t>08/10/2025</w:t>
+            </w:r>
+          </w:p>
+        </w:tc>
+        <w:tc>
+          <w:tcPr>
+            <w:tcW w:w="0" w:type="auto"/>
+          </w:tcPr>
+          <w:p>
+            <w:r>
+              <w:t>Miércoles</w:t>
             </w:r>
           </w:p>
         </w:tc>
@@ -4320,7 +6778,7 @@
           </w:tcPr>
           <w:p>
             <w:r>
-              <w:t>4</w:t>
+              <w:t>6</w:t>
             </w:r>
           </w:p>
         </w:tc>
@@ -4333,29 +6791,28 @@
           </w:tcPr>
           <w:p>
             <w:r>
-              <w:t>8</w:t>
-            </w:r>
-          </w:p>
-        </w:tc>
-        <w:tc>
-          <w:tcPr>
-            <w:tcW w:w="0" w:type="auto"/>
-            <w:hideMark/>
-          </w:tcPr>
-          <w:p>
-            <w:r>
-              <w:t>02/04/2025</w:t>
-            </w:r>
-          </w:p>
-        </w:tc>
-        <w:tc>
-          <w:tcPr>
-            <w:tcW w:w="0" w:type="auto"/>
-            <w:hideMark/>
-          </w:tcPr>
-          <w:p>
-            <w:r>
-              <w:t>Miércoles</w:t>
+              <w:t>34</w:t>
+            </w:r>
+          </w:p>
+        </w:tc>
+        <w:tc>
+          <w:tcPr>
+            <w:tcW w:w="0" w:type="auto"/>
+            <w:hideMark/>
+          </w:tcPr>
+          <w:p>
+            <w:r>
+              <w:t>09/10/2025</w:t>
+            </w:r>
+          </w:p>
+        </w:tc>
+        <w:tc>
+          <w:tcPr>
+            <w:tcW w:w="0" w:type="auto"/>
+          </w:tcPr>
+          <w:p>
+            <w:r>
+              <w:t>Jueves</w:t>
             </w:r>
           </w:p>
         </w:tc>
@@ -4378,7 +6835,7 @@
           </w:tcPr>
           <w:p>
             <w:r>
-              <w:t>4</w:t>
+              <w:t>6</w:t>
             </w:r>
           </w:p>
         </w:tc>
@@ -4391,29 +6848,28 @@
           </w:tcPr>
           <w:p>
             <w:r>
-              <w:t>9</w:t>
-            </w:r>
-          </w:p>
-        </w:tc>
-        <w:tc>
-          <w:tcPr>
-            <w:tcW w:w="0" w:type="auto"/>
-            <w:hideMark/>
-          </w:tcPr>
-          <w:p>
-            <w:r>
-              <w:t>03/04/2025</w:t>
-            </w:r>
-          </w:p>
-        </w:tc>
-        <w:tc>
-          <w:tcPr>
-            <w:tcW w:w="0" w:type="auto"/>
-            <w:hideMark/>
-          </w:tcPr>
-          <w:p>
-            <w:r>
-              <w:t>Jueves</w:t>
+              <w:t>35</w:t>
+            </w:r>
+          </w:p>
+        </w:tc>
+        <w:tc>
+          <w:tcPr>
+            <w:tcW w:w="0" w:type="auto"/>
+            <w:hideMark/>
+          </w:tcPr>
+          <w:p>
+            <w:r>
+              <w:t>13/10/2025</w:t>
+            </w:r>
+          </w:p>
+        </w:tc>
+        <w:tc>
+          <w:tcPr>
+            <w:tcW w:w="0" w:type="auto"/>
+          </w:tcPr>
+          <w:p>
+            <w:r>
+              <w:t>Lunes</w:t>
             </w:r>
           </w:p>
         </w:tc>
@@ -4436,7 +6892,7 @@
           </w:tcPr>
           <w:p>
             <w:r>
-              <w:t>4</w:t>
+              <w:t>6</w:t>
             </w:r>
           </w:p>
         </w:tc>
@@ -4449,29 +6905,28 @@
           </w:tcPr>
           <w:p>
             <w:r>
-              <w:t>10</w:t>
-            </w:r>
-          </w:p>
-        </w:tc>
-        <w:tc>
-          <w:tcPr>
-            <w:tcW w:w="0" w:type="auto"/>
-            <w:hideMark/>
-          </w:tcPr>
-          <w:p>
-            <w:r>
-              <w:t>04/04/2025</w:t>
-            </w:r>
-          </w:p>
-        </w:tc>
-        <w:tc>
-          <w:tcPr>
-            <w:tcW w:w="0" w:type="auto"/>
-            <w:hideMark/>
-          </w:tcPr>
-          <w:p>
-            <w:r>
-              <w:t>Viernes</w:t>
+              <w:t>36</w:t>
+            </w:r>
+          </w:p>
+        </w:tc>
+        <w:tc>
+          <w:tcPr>
+            <w:tcW w:w="0" w:type="auto"/>
+            <w:hideMark/>
+          </w:tcPr>
+          <w:p>
+            <w:r>
+              <w:t>14/10/2025</w:t>
+            </w:r>
+          </w:p>
+        </w:tc>
+        <w:tc>
+          <w:tcPr>
+            <w:tcW w:w="0" w:type="auto"/>
+          </w:tcPr>
+          <w:p>
+            <w:r>
+              <w:t>Martes</w:t>
             </w:r>
           </w:p>
         </w:tc>
@@ -4494,7 +6949,7 @@
           </w:tcPr>
           <w:p>
             <w:r>
-              <w:t>4</w:t>
+              <w:t>6</w:t>
             </w:r>
           </w:p>
         </w:tc>
@@ -4507,29 +6962,28 @@
           </w:tcPr>
           <w:p>
             <w:r>
-              <w:t>11</w:t>
-            </w:r>
-          </w:p>
-        </w:tc>
-        <w:tc>
-          <w:tcPr>
-            <w:tcW w:w="0" w:type="auto"/>
-            <w:hideMark/>
-          </w:tcPr>
-          <w:p>
-            <w:r>
-              <w:t>07/04/2025</w:t>
-            </w:r>
-          </w:p>
-        </w:tc>
-        <w:tc>
-          <w:tcPr>
-            <w:tcW w:w="0" w:type="auto"/>
-            <w:hideMark/>
-          </w:tcPr>
-          <w:p>
-            <w:r>
-              <w:t>Lunes</w:t>
+              <w:t>37</w:t>
+            </w:r>
+          </w:p>
+        </w:tc>
+        <w:tc>
+          <w:tcPr>
+            <w:tcW w:w="0" w:type="auto"/>
+            <w:hideMark/>
+          </w:tcPr>
+          <w:p>
+            <w:r>
+              <w:t>15/10/2025</w:t>
+            </w:r>
+          </w:p>
+        </w:tc>
+        <w:tc>
+          <w:tcPr>
+            <w:tcW w:w="0" w:type="auto"/>
+          </w:tcPr>
+          <w:p>
+            <w:r>
+              <w:t>Miércoles</w:t>
             </w:r>
           </w:p>
         </w:tc>
@@ -4552,7 +7006,7 @@
           </w:tcPr>
           <w:p>
             <w:r>
-              <w:t>4</w:t>
+              <w:t>6</w:t>
             </w:r>
           </w:p>
         </w:tc>
@@ -4565,29 +7019,28 @@
           </w:tcPr>
           <w:p>
             <w:r>
-              <w:t>12</w:t>
-            </w:r>
-          </w:p>
-        </w:tc>
-        <w:tc>
-          <w:tcPr>
-            <w:tcW w:w="0" w:type="auto"/>
-            <w:hideMark/>
-          </w:tcPr>
-          <w:p>
-            <w:r>
-              <w:t>08/04/2025</w:t>
-            </w:r>
-          </w:p>
-        </w:tc>
-        <w:tc>
-          <w:tcPr>
-            <w:tcW w:w="0" w:type="auto"/>
-            <w:hideMark/>
-          </w:tcPr>
-          <w:p>
-            <w:r>
-              <w:t>Martes</w:t>
+              <w:t>38</w:t>
+            </w:r>
+          </w:p>
+        </w:tc>
+        <w:tc>
+          <w:tcPr>
+            <w:tcW w:w="0" w:type="auto"/>
+            <w:hideMark/>
+          </w:tcPr>
+          <w:p>
+            <w:r>
+              <w:t>16/10/2025</w:t>
+            </w:r>
+          </w:p>
+        </w:tc>
+        <w:tc>
+          <w:tcPr>
+            <w:tcW w:w="0" w:type="auto"/>
+          </w:tcPr>
+          <w:p>
+            <w:r>
+              <w:t>Jueves</w:t>
             </w:r>
           </w:p>
         </w:tc>
@@ -4610,7 +7063,7 @@
           </w:tcPr>
           <w:p>
             <w:r>
-              <w:t>4</w:t>
+              <w:t>6</w:t>
             </w:r>
           </w:p>
         </w:tc>
@@ -4623,29 +7076,28 @@
           </w:tcPr>
           <w:p>
             <w:r>
-              <w:t>13</w:t>
-            </w:r>
-          </w:p>
-        </w:tc>
-        <w:tc>
-          <w:tcPr>
-            <w:tcW w:w="0" w:type="auto"/>
-            <w:hideMark/>
-          </w:tcPr>
-          <w:p>
-            <w:r>
-              <w:t>09/04/2025</w:t>
-            </w:r>
-          </w:p>
-        </w:tc>
-        <w:tc>
-          <w:tcPr>
-            <w:tcW w:w="0" w:type="auto"/>
-            <w:hideMark/>
-          </w:tcPr>
-          <w:p>
-            <w:r>
-              <w:t>Miércoles</w:t>
+              <w:t>39</w:t>
+            </w:r>
+          </w:p>
+        </w:tc>
+        <w:tc>
+          <w:tcPr>
+            <w:tcW w:w="0" w:type="auto"/>
+            <w:hideMark/>
+          </w:tcPr>
+          <w:p>
+            <w:r>
+              <w:t>17/10/2025</w:t>
+            </w:r>
+          </w:p>
+        </w:tc>
+        <w:tc>
+          <w:tcPr>
+            <w:tcW w:w="0" w:type="auto"/>
+          </w:tcPr>
+          <w:p>
+            <w:r>
+              <w:t>Viernes</w:t>
             </w:r>
           </w:p>
         </w:tc>
@@ -4668,7 +7120,7 @@
           </w:tcPr>
           <w:p>
             <w:r>
-              <w:t>4</w:t>
+              <w:t>6</w:t>
             </w:r>
           </w:p>
         </w:tc>
@@ -4681,29 +7133,28 @@
           </w:tcPr>
           <w:p>
             <w:r>
-              <w:t>14</w:t>
-            </w:r>
-          </w:p>
-        </w:tc>
-        <w:tc>
-          <w:tcPr>
-            <w:tcW w:w="0" w:type="auto"/>
-            <w:hideMark/>
-          </w:tcPr>
-          <w:p>
-            <w:r>
-              <w:t>10/04/2025</w:t>
-            </w:r>
-          </w:p>
-        </w:tc>
-        <w:tc>
-          <w:tcPr>
-            <w:tcW w:w="0" w:type="auto"/>
-            <w:hideMark/>
-          </w:tcPr>
-          <w:p>
-            <w:r>
-              <w:t>Jueves</w:t>
+              <w:t>40</w:t>
+            </w:r>
+          </w:p>
+        </w:tc>
+        <w:tc>
+          <w:tcPr>
+            <w:tcW w:w="0" w:type="auto"/>
+            <w:hideMark/>
+          </w:tcPr>
+          <w:p>
+            <w:r>
+              <w:t>20/10/2025</w:t>
+            </w:r>
+          </w:p>
+        </w:tc>
+        <w:tc>
+          <w:tcPr>
+            <w:tcW w:w="0" w:type="auto"/>
+          </w:tcPr>
+          <w:p>
+            <w:r>
+              <w:t>Lunes</w:t>
             </w:r>
           </w:p>
         </w:tc>
@@ -4726,7 +7177,7 @@
           </w:tcPr>
           <w:p>
             <w:r>
-              <w:t>4</w:t>
+              <w:t>6</w:t>
             </w:r>
           </w:p>
         </w:tc>
@@ -4739,29 +7190,28 @@
           </w:tcPr>
           <w:p>
             <w:r>
-              <w:t>15</w:t>
-            </w:r>
-          </w:p>
-        </w:tc>
-        <w:tc>
-          <w:tcPr>
-            <w:tcW w:w="0" w:type="auto"/>
-            <w:hideMark/>
-          </w:tcPr>
-          <w:p>
-            <w:r>
-              <w:t>11/04/2025</w:t>
-            </w:r>
-          </w:p>
-        </w:tc>
-        <w:tc>
-          <w:tcPr>
-            <w:tcW w:w="0" w:type="auto"/>
-            <w:hideMark/>
-          </w:tcPr>
-          <w:p>
-            <w:r>
-              <w:t>Viernes</w:t>
+              <w:t>41</w:t>
+            </w:r>
+          </w:p>
+        </w:tc>
+        <w:tc>
+          <w:tcPr>
+            <w:tcW w:w="0" w:type="auto"/>
+            <w:hideMark/>
+          </w:tcPr>
+          <w:p>
+            <w:r>
+              <w:t>21/10/2025</w:t>
+            </w:r>
+          </w:p>
+        </w:tc>
+        <w:tc>
+          <w:tcPr>
+            <w:tcW w:w="0" w:type="auto"/>
+          </w:tcPr>
+          <w:p>
+            <w:r>
+              <w:t>Martes</w:t>
             </w:r>
           </w:p>
         </w:tc>
@@ -4784,7 +7234,7 @@
           </w:tcPr>
           <w:p>
             <w:r>
-              <w:t>4</w:t>
+              <w:t>6</w:t>
             </w:r>
           </w:p>
         </w:tc>
@@ -4797,29 +7247,28 @@
           </w:tcPr>
           <w:p>
             <w:r>
-              <w:t>16</w:t>
-            </w:r>
-          </w:p>
-        </w:tc>
-        <w:tc>
-          <w:tcPr>
-            <w:tcW w:w="0" w:type="auto"/>
-            <w:hideMark/>
-          </w:tcPr>
-          <w:p>
-            <w:r>
-              <w:t>14/04/2025</w:t>
-            </w:r>
-          </w:p>
-        </w:tc>
-        <w:tc>
-          <w:tcPr>
-            <w:tcW w:w="0" w:type="auto"/>
-            <w:hideMark/>
-          </w:tcPr>
-          <w:p>
-            <w:r>
-              <w:t>Lunes</w:t>
+              <w:t>42</w:t>
+            </w:r>
+          </w:p>
+        </w:tc>
+        <w:tc>
+          <w:tcPr>
+            <w:tcW w:w="0" w:type="auto"/>
+            <w:hideMark/>
+          </w:tcPr>
+          <w:p>
+            <w:r>
+              <w:t>22/10/2025</w:t>
+            </w:r>
+          </w:p>
+        </w:tc>
+        <w:tc>
+          <w:tcPr>
+            <w:tcW w:w="0" w:type="auto"/>
+          </w:tcPr>
+          <w:p>
+            <w:r>
+              <w:t>Miércoles</w:t>
             </w:r>
           </w:p>
         </w:tc>
@@ -4842,7 +7291,7 @@
           </w:tcPr>
           <w:p>
             <w:r>
-              <w:t>4</w:t>
+              <w:t>6</w:t>
             </w:r>
           </w:p>
         </w:tc>
@@ -4855,29 +7304,28 @@
           </w:tcPr>
           <w:p>
             <w:r>
-              <w:t>17</w:t>
-            </w:r>
-          </w:p>
-        </w:tc>
-        <w:tc>
-          <w:tcPr>
-            <w:tcW w:w="0" w:type="auto"/>
-            <w:hideMark/>
-          </w:tcPr>
-          <w:p>
-            <w:r>
-              <w:t>15/04/2025</w:t>
-            </w:r>
-          </w:p>
-        </w:tc>
-        <w:tc>
-          <w:tcPr>
-            <w:tcW w:w="0" w:type="auto"/>
-            <w:hideMark/>
-          </w:tcPr>
-          <w:p>
-            <w:r>
-              <w:t>Martes</w:t>
+              <w:t>43</w:t>
+            </w:r>
+          </w:p>
+        </w:tc>
+        <w:tc>
+          <w:tcPr>
+            <w:tcW w:w="0" w:type="auto"/>
+            <w:hideMark/>
+          </w:tcPr>
+          <w:p>
+            <w:r>
+              <w:t>23/10/2025</w:t>
+            </w:r>
+          </w:p>
+        </w:tc>
+        <w:tc>
+          <w:tcPr>
+            <w:tcW w:w="0" w:type="auto"/>
+          </w:tcPr>
+          <w:p>
+            <w:r>
+              <w:t>Jueves</w:t>
             </w:r>
           </w:p>
         </w:tc>
@@ -4900,7 +7348,7 @@
           </w:tcPr>
           <w:p>
             <w:r>
-              <w:t>4</w:t>
+              <w:t>6</w:t>
             </w:r>
           </w:p>
         </w:tc>
@@ -4913,29 +7361,28 @@
           </w:tcPr>
           <w:p>
             <w:r>
-              <w:t>18</w:t>
-            </w:r>
-          </w:p>
-        </w:tc>
-        <w:tc>
-          <w:tcPr>
-            <w:tcW w:w="0" w:type="auto"/>
-            <w:hideMark/>
-          </w:tcPr>
-          <w:p>
-            <w:r>
-              <w:t>16/04/2025</w:t>
-            </w:r>
-          </w:p>
-        </w:tc>
-        <w:tc>
-          <w:tcPr>
-            <w:tcW w:w="0" w:type="auto"/>
-            <w:hideMark/>
-          </w:tcPr>
-          <w:p>
-            <w:r>
-              <w:t>Miércoles</w:t>
+              <w:t>44</w:t>
+            </w:r>
+          </w:p>
+        </w:tc>
+        <w:tc>
+          <w:tcPr>
+            <w:tcW w:w="0" w:type="auto"/>
+            <w:hideMark/>
+          </w:tcPr>
+          <w:p>
+            <w:r>
+              <w:t>24/10/2025</w:t>
+            </w:r>
+          </w:p>
+        </w:tc>
+        <w:tc>
+          <w:tcPr>
+            <w:tcW w:w="0" w:type="auto"/>
+          </w:tcPr>
+          <w:p>
+            <w:r>
+              <w:t>Viernes</w:t>
             </w:r>
           </w:p>
         </w:tc>
@@ -4958,2681 +7405,9 @@
           </w:tcPr>
           <w:p>
             <w:r>
-              <w:t>4</w:t>
-            </w:r>
-          </w:p>
-        </w:tc>
-      </w:tr>
-      <w:tr>
-        <w:tc>
-          <w:tcPr>
-            <w:tcW w:w="0" w:type="auto"/>
-            <w:hideMark/>
-          </w:tcPr>
-          <w:p>
-            <w:r>
-              <w:t>19</w:t>
-            </w:r>
-          </w:p>
-        </w:tc>
-        <w:tc>
-          <w:tcPr>
-            <w:tcW w:w="0" w:type="auto"/>
-            <w:hideMark/>
-          </w:tcPr>
-          <w:p>
-            <w:r>
-              <w:t>17/04/2025</w:t>
-            </w:r>
-          </w:p>
-        </w:tc>
-        <w:tc>
-          <w:tcPr>
-            <w:tcW w:w="0" w:type="auto"/>
-            <w:hideMark/>
-          </w:tcPr>
-          <w:p>
-            <w:r>
-              <w:t>Jueves</w:t>
-            </w:r>
-          </w:p>
-        </w:tc>
-        <w:tc>
-          <w:tcPr>
-            <w:tcW w:w="0" w:type="auto"/>
-          </w:tcPr>
-          <w:p/>
-        </w:tc>
-        <w:tc>
-          <w:tcPr>
-            <w:tcW w:w="0" w:type="auto"/>
-          </w:tcPr>
-          <w:p/>
-        </w:tc>
-        <w:tc>
-          <w:tcPr>
-            <w:tcW w:w="0" w:type="auto"/>
-            <w:hideMark/>
-          </w:tcPr>
-          <w:p>
-            <w:r>
-              <w:t>4</w:t>
-            </w:r>
-          </w:p>
-        </w:tc>
-      </w:tr>
-      <w:tr>
-        <w:tc>
-          <w:tcPr>
-            <w:tcW w:w="0" w:type="auto"/>
-            <w:hideMark/>
-          </w:tcPr>
-          <w:p>
-            <w:r>
-              <w:t>20</w:t>
-            </w:r>
-          </w:p>
-        </w:tc>
-        <w:tc>
-          <w:tcPr>
-            <w:tcW w:w="0" w:type="auto"/>
-            <w:hideMark/>
-          </w:tcPr>
-          <w:p>
-            <w:r>
-              <w:t>21/04/2025</w:t>
-            </w:r>
-          </w:p>
-        </w:tc>
-        <w:tc>
-          <w:tcPr>
-            <w:tcW w:w="0" w:type="auto"/>
-            <w:hideMark/>
-          </w:tcPr>
-          <w:p>
-            <w:r>
-              <w:t>Lunes</w:t>
-            </w:r>
-          </w:p>
-        </w:tc>
-        <w:tc>
-          <w:tcPr>
-            <w:tcW w:w="0" w:type="auto"/>
-          </w:tcPr>
-          <w:p/>
-        </w:tc>
-        <w:tc>
-          <w:tcPr>
-            <w:tcW w:w="0" w:type="auto"/>
-          </w:tcPr>
-          <w:p/>
-        </w:tc>
-        <w:tc>
-          <w:tcPr>
-            <w:tcW w:w="0" w:type="auto"/>
-            <w:hideMark/>
-          </w:tcPr>
-          <w:p>
-            <w:r>
-              <w:t>4</w:t>
-            </w:r>
-          </w:p>
-        </w:tc>
-      </w:tr>
-      <w:tr>
-        <w:tc>
-          <w:tcPr>
-            <w:tcW w:w="0" w:type="auto"/>
-            <w:hideMark/>
-          </w:tcPr>
-          <w:p>
-            <w:r>
-              <w:t>21</w:t>
-            </w:r>
-          </w:p>
-        </w:tc>
-        <w:tc>
-          <w:tcPr>
-            <w:tcW w:w="0" w:type="auto"/>
-            <w:hideMark/>
-          </w:tcPr>
-          <w:p>
-            <w:r>
-              <w:t>22/04/2025</w:t>
-            </w:r>
-          </w:p>
-        </w:tc>
-        <w:tc>
-          <w:tcPr>
-            <w:tcW w:w="0" w:type="auto"/>
-            <w:hideMark/>
-          </w:tcPr>
-          <w:p>
-            <w:r>
-              <w:t>Martes</w:t>
-            </w:r>
-          </w:p>
-        </w:tc>
-        <w:tc>
-          <w:tcPr>
-            <w:tcW w:w="0" w:type="auto"/>
-          </w:tcPr>
-          <w:p/>
-        </w:tc>
-        <w:tc>
-          <w:tcPr>
-            <w:tcW w:w="0" w:type="auto"/>
-          </w:tcPr>
-          <w:p/>
-        </w:tc>
-        <w:tc>
-          <w:tcPr>
-            <w:tcW w:w="0" w:type="auto"/>
-            <w:hideMark/>
-          </w:tcPr>
-          <w:p>
-            <w:r>
-              <w:t>4</w:t>
-            </w:r>
-          </w:p>
-        </w:tc>
-      </w:tr>
-      <w:tr>
-        <w:tc>
-          <w:tcPr>
-            <w:tcW w:w="0" w:type="auto"/>
-            <w:hideMark/>
-          </w:tcPr>
-          <w:p>
-            <w:r>
-              <w:t>22</w:t>
-            </w:r>
-          </w:p>
-        </w:tc>
-        <w:tc>
-          <w:tcPr>
-            <w:tcW w:w="0" w:type="auto"/>
-            <w:hideMark/>
-          </w:tcPr>
-          <w:p>
-            <w:r>
-              <w:t>23/04/2025</w:t>
-            </w:r>
-          </w:p>
-        </w:tc>
-        <w:tc>
-          <w:tcPr>
-            <w:tcW w:w="0" w:type="auto"/>
-            <w:hideMark/>
-          </w:tcPr>
-          <w:p>
-            <w:r>
-              <w:t>Miércoles</w:t>
-            </w:r>
-          </w:p>
-        </w:tc>
-        <w:tc>
-          <w:tcPr>
-            <w:tcW w:w="0" w:type="auto"/>
-          </w:tcPr>
-          <w:p/>
-        </w:tc>
-        <w:tc>
-          <w:tcPr>
-            <w:tcW w:w="0" w:type="auto"/>
-          </w:tcPr>
-          <w:p/>
-        </w:tc>
-        <w:tc>
-          <w:tcPr>
-            <w:tcW w:w="0" w:type="auto"/>
-            <w:hideMark/>
-          </w:tcPr>
-          <w:p>
-            <w:r>
-              <w:t>4</w:t>
-            </w:r>
-          </w:p>
-        </w:tc>
-      </w:tr>
-      <w:tr>
-        <w:tc>
-          <w:tcPr>
-            <w:tcW w:w="0" w:type="auto"/>
-            <w:hideMark/>
-          </w:tcPr>
-          <w:p>
-            <w:r>
-              <w:t>23</w:t>
-            </w:r>
-          </w:p>
-        </w:tc>
-        <w:tc>
-          <w:tcPr>
-            <w:tcW w:w="0" w:type="auto"/>
-            <w:hideMark/>
-          </w:tcPr>
-          <w:p>
-            <w:r>
-              <w:t>24/04/2025</w:t>
-            </w:r>
-          </w:p>
-        </w:tc>
-        <w:tc>
-          <w:tcPr>
-            <w:tcW w:w="0" w:type="auto"/>
-            <w:hideMark/>
-          </w:tcPr>
-          <w:p>
-            <w:r>
-              <w:t>Jueves</w:t>
-            </w:r>
-          </w:p>
-        </w:tc>
-        <w:tc>
-          <w:tcPr>
-            <w:tcW w:w="0" w:type="auto"/>
-          </w:tcPr>
-          <w:p/>
-        </w:tc>
-        <w:tc>
-          <w:tcPr>
-            <w:tcW w:w="0" w:type="auto"/>
-          </w:tcPr>
-          <w:p/>
-        </w:tc>
-        <w:tc>
-          <w:tcPr>
-            <w:tcW w:w="0" w:type="auto"/>
-            <w:hideMark/>
-          </w:tcPr>
-          <w:p>
-            <w:r>
-              <w:t>4</w:t>
-            </w:r>
-          </w:p>
-        </w:tc>
-      </w:tr>
-      <w:tr>
-        <w:tc>
-          <w:tcPr>
-            <w:tcW w:w="0" w:type="auto"/>
-            <w:hideMark/>
-          </w:tcPr>
-          <w:p>
-            <w:r>
-              <w:t>24</w:t>
-            </w:r>
-          </w:p>
-        </w:tc>
-        <w:tc>
-          <w:tcPr>
-            <w:tcW w:w="0" w:type="auto"/>
-            <w:hideMark/>
-          </w:tcPr>
-          <w:p>
-            <w:r>
-              <w:t>25/04/2025</w:t>
-            </w:r>
-          </w:p>
-        </w:tc>
-        <w:tc>
-          <w:tcPr>
-            <w:tcW w:w="0" w:type="auto"/>
-            <w:hideMark/>
-          </w:tcPr>
-          <w:p>
-            <w:r>
-              <w:t>Viernes</w:t>
-            </w:r>
-          </w:p>
-        </w:tc>
-        <w:tc>
-          <w:tcPr>
-            <w:tcW w:w="0" w:type="auto"/>
-          </w:tcPr>
-          <w:p/>
-        </w:tc>
-        <w:tc>
-          <w:tcPr>
-            <w:tcW w:w="0" w:type="auto"/>
-          </w:tcPr>
-          <w:p/>
-        </w:tc>
-        <w:tc>
-          <w:tcPr>
-            <w:tcW w:w="0" w:type="auto"/>
-            <w:hideMark/>
-          </w:tcPr>
-          <w:p>
-            <w:r>
-              <w:t>4</w:t>
-            </w:r>
-          </w:p>
-        </w:tc>
-      </w:tr>
-      <w:tr>
-        <w:tc>
-          <w:tcPr>
-            <w:tcW w:w="0" w:type="auto"/>
-            <w:hideMark/>
-          </w:tcPr>
-          <w:p>
-            <w:r>
-              <w:t>25</w:t>
-            </w:r>
-          </w:p>
-        </w:tc>
-        <w:tc>
-          <w:tcPr>
-            <w:tcW w:w="0" w:type="auto"/>
-            <w:hideMark/>
-          </w:tcPr>
-          <w:p>
-            <w:r>
-              <w:t>28/04/2025</w:t>
-            </w:r>
-          </w:p>
-        </w:tc>
-        <w:tc>
-          <w:tcPr>
-            <w:tcW w:w="0" w:type="auto"/>
-            <w:hideMark/>
-          </w:tcPr>
-          <w:p>
-            <w:r>
-              <w:t>Lunes</w:t>
-            </w:r>
-          </w:p>
-        </w:tc>
-        <w:tc>
-          <w:tcPr>
-            <w:tcW w:w="0" w:type="auto"/>
-          </w:tcPr>
-          <w:p/>
-        </w:tc>
-        <w:tc>
-          <w:tcPr>
-            <w:tcW w:w="0" w:type="auto"/>
-          </w:tcPr>
-          <w:p/>
-        </w:tc>
-        <w:tc>
-          <w:tcPr>
-            <w:tcW w:w="0" w:type="auto"/>
-            <w:hideMark/>
-          </w:tcPr>
-          <w:p>
-            <w:r>
-              <w:t>4</w:t>
-            </w:r>
-          </w:p>
-        </w:tc>
-      </w:tr>
-      <w:tr>
-        <w:tc>
-          <w:tcPr>
-            <w:tcW w:w="0" w:type="auto"/>
-            <w:hideMark/>
-          </w:tcPr>
-          <w:p>
-            <w:r>
-              <w:t>26</w:t>
-            </w:r>
-          </w:p>
-        </w:tc>
-        <w:tc>
-          <w:tcPr>
-            <w:tcW w:w="0" w:type="auto"/>
-            <w:hideMark/>
-          </w:tcPr>
-          <w:p>
-            <w:r>
-              <w:t>29/04/2025</w:t>
-            </w:r>
-          </w:p>
-        </w:tc>
-        <w:tc>
-          <w:tcPr>
-            <w:tcW w:w="0" w:type="auto"/>
-            <w:hideMark/>
-          </w:tcPr>
-          <w:p>
-            <w:r>
-              <w:t>Martes</w:t>
-            </w:r>
-          </w:p>
-        </w:tc>
-        <w:tc>
-          <w:tcPr>
-            <w:tcW w:w="0" w:type="auto"/>
-          </w:tcPr>
-          <w:p/>
-        </w:tc>
-        <w:tc>
-          <w:tcPr>
-            <w:tcW w:w="0" w:type="auto"/>
-          </w:tcPr>
-          <w:p/>
-        </w:tc>
-        <w:tc>
-          <w:tcPr>
-            <w:tcW w:w="0" w:type="auto"/>
-            <w:hideMark/>
-          </w:tcPr>
-          <w:p>
-            <w:r>
-              <w:t>4</w:t>
-            </w:r>
-          </w:p>
-        </w:tc>
-      </w:tr>
-      <w:tr>
-        <w:tc>
-          <w:tcPr>
-            <w:tcW w:w="0" w:type="auto"/>
-            <w:hideMark/>
-          </w:tcPr>
-          <w:p>
-            <w:r>
-              <w:t>27</w:t>
-            </w:r>
-          </w:p>
-        </w:tc>
-        <w:tc>
-          <w:tcPr>
-            <w:tcW w:w="0" w:type="auto"/>
-            <w:hideMark/>
-          </w:tcPr>
-          <w:p>
-            <w:r>
-              <w:t>30/04/2025</w:t>
-            </w:r>
-          </w:p>
-        </w:tc>
-        <w:tc>
-          <w:tcPr>
-            <w:tcW w:w="0" w:type="auto"/>
-            <w:hideMark/>
-          </w:tcPr>
-          <w:p>
-            <w:r>
-              <w:t>Miércoles</w:t>
-            </w:r>
-          </w:p>
-        </w:tc>
-        <w:tc>
-          <w:tcPr>
-            <w:tcW w:w="0" w:type="auto"/>
-          </w:tcPr>
-          <w:p/>
-        </w:tc>
-        <w:tc>
-          <w:tcPr>
-            <w:tcW w:w="0" w:type="auto"/>
-          </w:tcPr>
-          <w:p/>
-        </w:tc>
-        <w:tc>
-          <w:tcPr>
-            <w:tcW w:w="0" w:type="auto"/>
-            <w:hideMark/>
-          </w:tcPr>
-          <w:p>
-            <w:r>
-              <w:t>4</w:t>
-            </w:r>
-          </w:p>
-        </w:tc>
-      </w:tr>
-      <w:tr>
-        <w:tc>
-          <w:tcPr>
-            <w:tcW w:w="0" w:type="auto"/>
-            <w:hideMark/>
-          </w:tcPr>
-          <w:p>
-            <w:r>
-              <w:t>28</w:t>
-            </w:r>
-          </w:p>
-        </w:tc>
-        <w:tc>
-          <w:tcPr>
-            <w:tcW w:w="0" w:type="auto"/>
-            <w:hideMark/>
-          </w:tcPr>
-          <w:p>
-            <w:r>
-              <w:t>01/05/2025</w:t>
-            </w:r>
-          </w:p>
-        </w:tc>
-        <w:tc>
-          <w:tcPr>
-            <w:tcW w:w="0" w:type="auto"/>
-            <w:hideMark/>
-          </w:tcPr>
-          <w:p>
-            <w:r>
-              <w:t>Jueves</w:t>
-            </w:r>
-          </w:p>
-        </w:tc>
-        <w:tc>
-          <w:tcPr>
-            <w:tcW w:w="0" w:type="auto"/>
-          </w:tcPr>
-          <w:p/>
-        </w:tc>
-        <w:tc>
-          <w:tcPr>
-            <w:tcW w:w="0" w:type="auto"/>
-          </w:tcPr>
-          <w:p/>
-        </w:tc>
-        <w:tc>
-          <w:tcPr>
-            <w:tcW w:w="0" w:type="auto"/>
-            <w:hideMark/>
-          </w:tcPr>
-          <w:p>
-            <w:r>
-              <w:t>4</w:t>
-            </w:r>
-          </w:p>
-        </w:tc>
-      </w:tr>
-      <w:tr>
-        <w:tc>
-          <w:tcPr>
-            <w:tcW w:w="0" w:type="auto"/>
-            <w:hideMark/>
-          </w:tcPr>
-          <w:p>
-            <w:r>
-              <w:t>29</w:t>
-            </w:r>
-          </w:p>
-        </w:tc>
-        <w:tc>
-          <w:tcPr>
-            <w:tcW w:w="0" w:type="auto"/>
-            <w:hideMark/>
-          </w:tcPr>
-          <w:p>
-            <w:r>
-              <w:t>05/05/2025</w:t>
-            </w:r>
-          </w:p>
-        </w:tc>
-        <w:tc>
-          <w:tcPr>
-            <w:tcW w:w="0" w:type="auto"/>
-            <w:hideMark/>
-          </w:tcPr>
-          <w:p>
-            <w:r>
-              <w:t>Lunes</w:t>
-            </w:r>
-          </w:p>
-        </w:tc>
-        <w:tc>
-          <w:tcPr>
-            <w:tcW w:w="0" w:type="auto"/>
-          </w:tcPr>
-          <w:p/>
-        </w:tc>
-        <w:tc>
-          <w:tcPr>
-            <w:tcW w:w="0" w:type="auto"/>
-          </w:tcPr>
-          <w:p/>
-        </w:tc>
-        <w:tc>
-          <w:tcPr>
-            <w:tcW w:w="0" w:type="auto"/>
-            <w:hideMark/>
-          </w:tcPr>
-          <w:p>
-            <w:r>
-              <w:t>4</w:t>
-            </w:r>
-          </w:p>
-        </w:tc>
-      </w:tr>
-      <w:tr>
-        <w:tc>
-          <w:tcPr>
-            <w:tcW w:w="0" w:type="auto"/>
-            <w:hideMark/>
-          </w:tcPr>
-          <w:p>
-            <w:r>
-              <w:t>30</w:t>
-            </w:r>
-          </w:p>
-        </w:tc>
-        <w:tc>
-          <w:tcPr>
-            <w:tcW w:w="0" w:type="auto"/>
-            <w:hideMark/>
-          </w:tcPr>
-          <w:p>
-            <w:r>
-              <w:t>06/05/2025</w:t>
-            </w:r>
-          </w:p>
-        </w:tc>
-        <w:tc>
-          <w:tcPr>
-            <w:tcW w:w="0" w:type="auto"/>
-            <w:hideMark/>
-          </w:tcPr>
-          <w:p>
-            <w:r>
-              <w:t>Martes</w:t>
-            </w:r>
-          </w:p>
-        </w:tc>
-        <w:tc>
-          <w:tcPr>
-            <w:tcW w:w="0" w:type="auto"/>
-          </w:tcPr>
-          <w:p/>
-        </w:tc>
-        <w:tc>
-          <w:tcPr>
-            <w:tcW w:w="0" w:type="auto"/>
-          </w:tcPr>
-          <w:p/>
-        </w:tc>
-        <w:tc>
-          <w:tcPr>
-            <w:tcW w:w="0" w:type="auto"/>
-            <w:hideMark/>
-          </w:tcPr>
-          <w:p>
-            <w:r>
-              <w:t>4</w:t>
-            </w:r>
-          </w:p>
-        </w:tc>
-      </w:tr>
-      <w:tr>
-        <w:tc>
-          <w:tcPr>
-            <w:tcW w:w="0" w:type="auto"/>
-            <w:hideMark/>
-          </w:tcPr>
-          <w:p>
-            <w:r>
-              <w:t>31</w:t>
-            </w:r>
-          </w:p>
-        </w:tc>
-        <w:tc>
-          <w:tcPr>
-            <w:tcW w:w="0" w:type="auto"/>
-            <w:hideMark/>
-          </w:tcPr>
-          <w:p>
-            <w:r>
-              <w:t>07/05/2025</w:t>
-            </w:r>
-          </w:p>
-        </w:tc>
-        <w:tc>
-          <w:tcPr>
-            <w:tcW w:w="0" w:type="auto"/>
-            <w:hideMark/>
-          </w:tcPr>
-          <w:p>
-            <w:r>
-              <w:t>Miércoles</w:t>
-            </w:r>
-          </w:p>
-        </w:tc>
-        <w:tc>
-          <w:tcPr>
-            <w:tcW w:w="0" w:type="auto"/>
-          </w:tcPr>
-          <w:p/>
-        </w:tc>
-        <w:tc>
-          <w:tcPr>
-            <w:tcW w:w="0" w:type="auto"/>
-          </w:tcPr>
-          <w:p/>
-        </w:tc>
-        <w:tc>
-          <w:tcPr>
-            <w:tcW w:w="0" w:type="auto"/>
-            <w:hideMark/>
-          </w:tcPr>
-          <w:p>
-            <w:r>
-              <w:t>4</w:t>
-            </w:r>
-          </w:p>
-        </w:tc>
-      </w:tr>
-      <w:tr>
-        <w:tc>
-          <w:tcPr>
-            <w:tcW w:w="0" w:type="auto"/>
-            <w:hideMark/>
-          </w:tcPr>
-          <w:p>
-            <w:r>
-              <w:t>32</w:t>
-            </w:r>
-          </w:p>
-        </w:tc>
-        <w:tc>
-          <w:tcPr>
-            <w:tcW w:w="0" w:type="auto"/>
-            <w:hideMark/>
-          </w:tcPr>
-          <w:p>
-            <w:r>
-              <w:t>08/05/2025</w:t>
-            </w:r>
-          </w:p>
-        </w:tc>
-        <w:tc>
-          <w:tcPr>
-            <w:tcW w:w="0" w:type="auto"/>
-            <w:hideMark/>
-          </w:tcPr>
-          <w:p>
-            <w:r>
-              <w:t>Jueves</w:t>
-            </w:r>
-          </w:p>
-        </w:tc>
-        <w:tc>
-          <w:tcPr>
-            <w:tcW w:w="0" w:type="auto"/>
-          </w:tcPr>
-          <w:p/>
-        </w:tc>
-        <w:tc>
-          <w:tcPr>
-            <w:tcW w:w="0" w:type="auto"/>
-          </w:tcPr>
-          <w:p/>
-        </w:tc>
-        <w:tc>
-          <w:tcPr>
-            <w:tcW w:w="0" w:type="auto"/>
-            <w:hideMark/>
-          </w:tcPr>
-          <w:p>
-            <w:r>
-              <w:t>4</w:t>
-            </w:r>
-          </w:p>
-        </w:tc>
-      </w:tr>
-      <w:tr>
-        <w:tc>
-          <w:tcPr>
-            <w:tcW w:w="0" w:type="auto"/>
-            <w:hideMark/>
-          </w:tcPr>
-          <w:p>
-            <w:r>
-              <w:t>33</w:t>
-            </w:r>
-          </w:p>
-        </w:tc>
-        <w:tc>
-          <w:tcPr>
-            <w:tcW w:w="0" w:type="auto"/>
-            <w:hideMark/>
-          </w:tcPr>
-          <w:p>
-            <w:r>
-              <w:t>09/05/2025</w:t>
-            </w:r>
-          </w:p>
-        </w:tc>
-        <w:tc>
-          <w:tcPr>
-            <w:tcW w:w="0" w:type="auto"/>
-            <w:hideMark/>
-          </w:tcPr>
-          <w:p>
-            <w:r>
-              <w:t>Viernes</w:t>
-            </w:r>
-          </w:p>
-        </w:tc>
-        <w:tc>
-          <w:tcPr>
-            <w:tcW w:w="0" w:type="auto"/>
-          </w:tcPr>
-          <w:p/>
-        </w:tc>
-        <w:tc>
-          <w:tcPr>
-            <w:tcW w:w="0" w:type="auto"/>
-          </w:tcPr>
-          <w:p/>
-        </w:tc>
-        <w:tc>
-          <w:tcPr>
-            <w:tcW w:w="0" w:type="auto"/>
-            <w:hideMark/>
-          </w:tcPr>
-          <w:p>
-            <w:r>
-              <w:t>4</w:t>
-            </w:r>
-          </w:p>
-        </w:tc>
-      </w:tr>
-      <w:tr>
-        <w:tc>
-          <w:tcPr>
-            <w:tcW w:w="0" w:type="auto"/>
-            <w:hideMark/>
-          </w:tcPr>
-          <w:p>
-            <w:r>
-              <w:t>34</w:t>
-            </w:r>
-          </w:p>
-        </w:tc>
-        <w:tc>
-          <w:tcPr>
-            <w:tcW w:w="0" w:type="auto"/>
-            <w:hideMark/>
-          </w:tcPr>
-          <w:p>
-            <w:r>
-              <w:t>12/05/2025</w:t>
-            </w:r>
-          </w:p>
-        </w:tc>
-        <w:tc>
-          <w:tcPr>
-            <w:tcW w:w="0" w:type="auto"/>
-            <w:hideMark/>
-          </w:tcPr>
-          <w:p>
-            <w:r>
-              <w:t>Lunes</w:t>
-            </w:r>
-          </w:p>
-        </w:tc>
-        <w:tc>
-          <w:tcPr>
-            <w:tcW w:w="0" w:type="auto"/>
-          </w:tcPr>
-          <w:p/>
-        </w:tc>
-        <w:tc>
-          <w:tcPr>
-            <w:tcW w:w="0" w:type="auto"/>
-          </w:tcPr>
-          <w:p/>
-        </w:tc>
-        <w:tc>
-          <w:tcPr>
-            <w:tcW w:w="0" w:type="auto"/>
-            <w:hideMark/>
-          </w:tcPr>
-          <w:p>
-            <w:r>
-              <w:t>4</w:t>
-            </w:r>
-          </w:p>
-        </w:tc>
-      </w:tr>
-      <w:tr>
-        <w:tc>
-          <w:tcPr>
-            <w:tcW w:w="0" w:type="auto"/>
-            <w:hideMark/>
-          </w:tcPr>
-          <w:p>
-            <w:r>
-              <w:t>35</w:t>
-            </w:r>
-          </w:p>
-        </w:tc>
-        <w:tc>
-          <w:tcPr>
-            <w:tcW w:w="0" w:type="auto"/>
-            <w:hideMark/>
-          </w:tcPr>
-          <w:p>
-            <w:r>
-              <w:t>13/05/2025</w:t>
-            </w:r>
-          </w:p>
-        </w:tc>
-        <w:tc>
-          <w:tcPr>
-            <w:tcW w:w="0" w:type="auto"/>
-            <w:hideMark/>
-          </w:tcPr>
-          <w:p>
-            <w:r>
-              <w:t>Martes</w:t>
-            </w:r>
-          </w:p>
-        </w:tc>
-        <w:tc>
-          <w:tcPr>
-            <w:tcW w:w="0" w:type="auto"/>
-          </w:tcPr>
-          <w:p/>
-        </w:tc>
-        <w:tc>
-          <w:tcPr>
-            <w:tcW w:w="0" w:type="auto"/>
-          </w:tcPr>
-          <w:p/>
-        </w:tc>
-        <w:tc>
-          <w:tcPr>
-            <w:tcW w:w="0" w:type="auto"/>
-            <w:hideMark/>
-          </w:tcPr>
-          <w:p>
-            <w:r>
-              <w:t>4</w:t>
-            </w:r>
-          </w:p>
-        </w:tc>
-      </w:tr>
-      <w:tr>
-        <w:tc>
-          <w:tcPr>
-            <w:tcW w:w="0" w:type="auto"/>
-            <w:hideMark/>
-          </w:tcPr>
-          <w:p>
-            <w:r>
-              <w:t>36</w:t>
-            </w:r>
-          </w:p>
-        </w:tc>
-        <w:tc>
-          <w:tcPr>
-            <w:tcW w:w="0" w:type="auto"/>
-            <w:hideMark/>
-          </w:tcPr>
-          <w:p>
-            <w:r>
-              <w:t>14/05/2025</w:t>
-            </w:r>
-          </w:p>
-        </w:tc>
-        <w:tc>
-          <w:tcPr>
-            <w:tcW w:w="0" w:type="auto"/>
-            <w:hideMark/>
-          </w:tcPr>
-          <w:p>
-            <w:r>
-              <w:t>Miércoles</w:t>
-            </w:r>
-          </w:p>
-        </w:tc>
-        <w:tc>
-          <w:tcPr>
-            <w:tcW w:w="0" w:type="auto"/>
-          </w:tcPr>
-          <w:p/>
-        </w:tc>
-        <w:tc>
-          <w:tcPr>
-            <w:tcW w:w="0" w:type="auto"/>
-          </w:tcPr>
-          <w:p/>
-        </w:tc>
-        <w:tc>
-          <w:tcPr>
-            <w:tcW w:w="0" w:type="auto"/>
-            <w:hideMark/>
-          </w:tcPr>
-          <w:p>
-            <w:r>
-              <w:t>4</w:t>
-            </w:r>
-          </w:p>
-        </w:tc>
-      </w:tr>
-      <w:tr>
-        <w:tc>
-          <w:tcPr>
-            <w:tcW w:w="0" w:type="auto"/>
-            <w:hideMark/>
-          </w:tcPr>
-          <w:p>
-            <w:r>
-              <w:t>37</w:t>
-            </w:r>
-          </w:p>
-        </w:tc>
-        <w:tc>
-          <w:tcPr>
-            <w:tcW w:w="0" w:type="auto"/>
-            <w:hideMark/>
-          </w:tcPr>
-          <w:p>
-            <w:r>
-              <w:t>15/05/2025</w:t>
-            </w:r>
-          </w:p>
-        </w:tc>
-        <w:tc>
-          <w:tcPr>
-            <w:tcW w:w="0" w:type="auto"/>
-            <w:hideMark/>
-          </w:tcPr>
-          <w:p>
-            <w:r>
-              <w:t>Jueves</w:t>
-            </w:r>
-          </w:p>
-        </w:tc>
-        <w:tc>
-          <w:tcPr>
-            <w:tcW w:w="0" w:type="auto"/>
-          </w:tcPr>
-          <w:p/>
-        </w:tc>
-        <w:tc>
-          <w:tcPr>
-            <w:tcW w:w="0" w:type="auto"/>
-          </w:tcPr>
-          <w:p/>
-        </w:tc>
-        <w:tc>
-          <w:tcPr>
-            <w:tcW w:w="0" w:type="auto"/>
-            <w:hideMark/>
-          </w:tcPr>
-          <w:p>
-            <w:r>
-              <w:t>4</w:t>
-            </w:r>
-          </w:p>
-        </w:tc>
-      </w:tr>
-      <w:tr>
-        <w:tc>
-          <w:tcPr>
-            <w:tcW w:w="0" w:type="auto"/>
-            <w:hideMark/>
-          </w:tcPr>
-          <w:p>
-            <w:r>
-              <w:t>38</w:t>
-            </w:r>
-          </w:p>
-        </w:tc>
-        <w:tc>
-          <w:tcPr>
-            <w:tcW w:w="0" w:type="auto"/>
-            <w:hideMark/>
-          </w:tcPr>
-          <w:p>
-            <w:r>
-              <w:t>16/05/2025</w:t>
-            </w:r>
-          </w:p>
-        </w:tc>
-        <w:tc>
-          <w:tcPr>
-            <w:tcW w:w="0" w:type="auto"/>
-            <w:hideMark/>
-          </w:tcPr>
-          <w:p>
-            <w:r>
-              <w:t>Viernes</w:t>
-            </w:r>
-          </w:p>
-        </w:tc>
-        <w:tc>
-          <w:tcPr>
-            <w:tcW w:w="0" w:type="auto"/>
-          </w:tcPr>
-          <w:p/>
-        </w:tc>
-        <w:tc>
-          <w:tcPr>
-            <w:tcW w:w="0" w:type="auto"/>
-          </w:tcPr>
-          <w:p/>
-        </w:tc>
-        <w:tc>
-          <w:tcPr>
-            <w:tcW w:w="0" w:type="auto"/>
-            <w:hideMark/>
-          </w:tcPr>
-          <w:p>
-            <w:r>
-              <w:t>4</w:t>
-            </w:r>
-          </w:p>
-        </w:tc>
-      </w:tr>
-      <w:tr>
-        <w:tc>
-          <w:tcPr>
-            <w:tcW w:w="0" w:type="auto"/>
-            <w:hideMark/>
-          </w:tcPr>
-          <w:p>
-            <w:r>
-              <w:t>39</w:t>
-            </w:r>
-          </w:p>
-        </w:tc>
-        <w:tc>
-          <w:tcPr>
-            <w:tcW w:w="0" w:type="auto"/>
-            <w:hideMark/>
-          </w:tcPr>
-          <w:p>
-            <w:r>
-              <w:t>19/05/2025</w:t>
-            </w:r>
-          </w:p>
-        </w:tc>
-        <w:tc>
-          <w:tcPr>
-            <w:tcW w:w="0" w:type="auto"/>
-            <w:hideMark/>
-          </w:tcPr>
-          <w:p>
-            <w:r>
-              <w:t>Lunes</w:t>
-            </w:r>
-          </w:p>
-        </w:tc>
-        <w:tc>
-          <w:tcPr>
-            <w:tcW w:w="0" w:type="auto"/>
-          </w:tcPr>
-          <w:p/>
-        </w:tc>
-        <w:tc>
-          <w:tcPr>
-            <w:tcW w:w="0" w:type="auto"/>
-          </w:tcPr>
-          <w:p/>
-        </w:tc>
-        <w:tc>
-          <w:tcPr>
-            <w:tcW w:w="0" w:type="auto"/>
-            <w:hideMark/>
-          </w:tcPr>
-          <w:p>
-            <w:r>
-              <w:t>4</w:t>
-            </w:r>
-          </w:p>
-        </w:tc>
-      </w:tr>
-      <w:tr>
-        <w:tc>
-          <w:tcPr>
-            <w:tcW w:w="0" w:type="auto"/>
-            <w:hideMark/>
-          </w:tcPr>
-          <w:p>
-            <w:r>
-              <w:t>40</w:t>
-            </w:r>
-          </w:p>
-        </w:tc>
-        <w:tc>
-          <w:tcPr>
-            <w:tcW w:w="0" w:type="auto"/>
-            <w:hideMark/>
-          </w:tcPr>
-          <w:p>
-            <w:r>
-              <w:t>20/05/2025</w:t>
-            </w:r>
-          </w:p>
-        </w:tc>
-        <w:tc>
-          <w:tcPr>
-            <w:tcW w:w="0" w:type="auto"/>
-            <w:hideMark/>
-          </w:tcPr>
-          <w:p>
-            <w:r>
-              <w:t>Martes</w:t>
-            </w:r>
-          </w:p>
-        </w:tc>
-        <w:tc>
-          <w:tcPr>
-            <w:tcW w:w="0" w:type="auto"/>
-          </w:tcPr>
-          <w:p/>
-        </w:tc>
-        <w:tc>
-          <w:tcPr>
-            <w:tcW w:w="0" w:type="auto"/>
-          </w:tcPr>
-          <w:p/>
-        </w:tc>
-        <w:tc>
-          <w:tcPr>
-            <w:tcW w:w="0" w:type="auto"/>
-            <w:hideMark/>
-          </w:tcPr>
-          <w:p>
-            <w:r>
-              <w:t>4</w:t>
-            </w:r>
-          </w:p>
-        </w:tc>
-      </w:tr>
-      <w:tr>
-        <w:tc>
-          <w:tcPr>
-            <w:tcW w:w="0" w:type="auto"/>
-            <w:hideMark/>
-          </w:tcPr>
-          <w:p>
-            <w:r>
-              <w:t>41</w:t>
-            </w:r>
-          </w:p>
-        </w:tc>
-        <w:tc>
-          <w:tcPr>
-            <w:tcW w:w="0" w:type="auto"/>
-            <w:hideMark/>
-          </w:tcPr>
-          <w:p>
-            <w:r>
-              <w:t>21/05/2025</w:t>
-            </w:r>
-          </w:p>
-        </w:tc>
-        <w:tc>
-          <w:tcPr>
-            <w:tcW w:w="0" w:type="auto"/>
-            <w:hideMark/>
-          </w:tcPr>
-          <w:p>
-            <w:r>
-              <w:t>Miércoles</w:t>
-            </w:r>
-          </w:p>
-        </w:tc>
-        <w:tc>
-          <w:tcPr>
-            <w:tcW w:w="0" w:type="auto"/>
-          </w:tcPr>
-          <w:p/>
-        </w:tc>
-        <w:tc>
-          <w:tcPr>
-            <w:tcW w:w="0" w:type="auto"/>
-          </w:tcPr>
-          <w:p/>
-        </w:tc>
-        <w:tc>
-          <w:tcPr>
-            <w:tcW w:w="0" w:type="auto"/>
-            <w:hideMark/>
-          </w:tcPr>
-          <w:p>
-            <w:r>
-              <w:t>4</w:t>
-            </w:r>
-          </w:p>
-        </w:tc>
-      </w:tr>
-      <w:tr>
-        <w:tc>
-          <w:tcPr>
-            <w:tcW w:w="0" w:type="auto"/>
-            <w:hideMark/>
-          </w:tcPr>
-          <w:p>
-            <w:r>
-              <w:t>42</w:t>
-            </w:r>
-          </w:p>
-        </w:tc>
-        <w:tc>
-          <w:tcPr>
-            <w:tcW w:w="0" w:type="auto"/>
-            <w:hideMark/>
-          </w:tcPr>
-          <w:p>
-            <w:r>
-              <w:t>22/05/2025</w:t>
-            </w:r>
-          </w:p>
-        </w:tc>
-        <w:tc>
-          <w:tcPr>
-            <w:tcW w:w="0" w:type="auto"/>
-            <w:hideMark/>
-          </w:tcPr>
-          <w:p>
-            <w:r>
-              <w:t>Jueves</w:t>
-            </w:r>
-          </w:p>
-        </w:tc>
-        <w:tc>
-          <w:tcPr>
-            <w:tcW w:w="0" w:type="auto"/>
-          </w:tcPr>
-          <w:p/>
-        </w:tc>
-        <w:tc>
-          <w:tcPr>
-            <w:tcW w:w="0" w:type="auto"/>
-          </w:tcPr>
-          <w:p/>
-        </w:tc>
-        <w:tc>
-          <w:tcPr>
-            <w:tcW w:w="0" w:type="auto"/>
-            <w:hideMark/>
-          </w:tcPr>
-          <w:p>
-            <w:r>
-              <w:t>4</w:t>
-            </w:r>
-          </w:p>
-        </w:tc>
-      </w:tr>
-      <w:tr>
-        <w:tc>
-          <w:tcPr>
-            <w:tcW w:w="0" w:type="auto"/>
-            <w:hideMark/>
-          </w:tcPr>
-          <w:p>
-            <w:r>
-              <w:t>43</w:t>
-            </w:r>
-          </w:p>
-        </w:tc>
-        <w:tc>
-          <w:tcPr>
-            <w:tcW w:w="0" w:type="auto"/>
-            <w:hideMark/>
-          </w:tcPr>
-          <w:p>
-            <w:r>
-              <w:t>26/05/2025</w:t>
-            </w:r>
-          </w:p>
-        </w:tc>
-        <w:tc>
-          <w:tcPr>
-            <w:tcW w:w="0" w:type="auto"/>
-            <w:hideMark/>
-          </w:tcPr>
-          <w:p>
-            <w:r>
-              <w:t>Lunes</w:t>
-            </w:r>
-          </w:p>
-        </w:tc>
-        <w:tc>
-          <w:tcPr>
-            <w:tcW w:w="0" w:type="auto"/>
-          </w:tcPr>
-          <w:p/>
-        </w:tc>
-        <w:tc>
-          <w:tcPr>
-            <w:tcW w:w="0" w:type="auto"/>
-          </w:tcPr>
-          <w:p/>
-        </w:tc>
-        <w:tc>
-          <w:tcPr>
-            <w:tcW w:w="0" w:type="auto"/>
-            <w:hideMark/>
-          </w:tcPr>
-          <w:p>
-            <w:r>
-              <w:t>4</w:t>
-            </w:r>
-          </w:p>
-        </w:tc>
-      </w:tr>
-      <w:tr>
-        <w:tc>
-          <w:tcPr>
-            <w:tcW w:w="0" w:type="auto"/>
-            <w:hideMark/>
-          </w:tcPr>
-          <w:p>
-            <w:r>
-              <w:t>44</w:t>
-            </w:r>
-          </w:p>
-        </w:tc>
-        <w:tc>
-          <w:tcPr>
-            <w:tcW w:w="0" w:type="auto"/>
-            <w:hideMark/>
-          </w:tcPr>
-          <w:p>
-            <w:r>
-              <w:t>27/05/2025</w:t>
-            </w:r>
-          </w:p>
-        </w:tc>
-        <w:tc>
-          <w:tcPr>
-            <w:tcW w:w="0" w:type="auto"/>
-            <w:hideMark/>
-          </w:tcPr>
-          <w:p>
-            <w:r>
-              <w:t>Martes</w:t>
-            </w:r>
-          </w:p>
-        </w:tc>
-        <w:tc>
-          <w:tcPr>
-            <w:tcW w:w="0" w:type="auto"/>
-          </w:tcPr>
-          <w:p/>
-        </w:tc>
-        <w:tc>
-          <w:tcPr>
-            <w:tcW w:w="0" w:type="auto"/>
-          </w:tcPr>
-          <w:p/>
-        </w:tc>
-        <w:tc>
-          <w:tcPr>
-            <w:tcW w:w="0" w:type="auto"/>
-            <w:hideMark/>
-          </w:tcPr>
-          <w:p>
-            <w:r>
-              <w:t>4</w:t>
-            </w:r>
-          </w:p>
-        </w:tc>
-      </w:tr>
-      <w:tr>
-        <w:tc>
-          <w:tcPr>
-            <w:tcW w:w="0" w:type="auto"/>
-            <w:hideMark/>
-          </w:tcPr>
-          <w:p>
-            <w:r>
-              <w:t>45</w:t>
-            </w:r>
-          </w:p>
-        </w:tc>
-        <w:tc>
-          <w:tcPr>
-            <w:tcW w:w="0" w:type="auto"/>
-            <w:hideMark/>
-          </w:tcPr>
-          <w:p>
-            <w:r>
-              <w:t>28/05/2025</w:t>
-            </w:r>
-          </w:p>
-        </w:tc>
-        <w:tc>
-          <w:tcPr>
-            <w:tcW w:w="0" w:type="auto"/>
-            <w:hideMark/>
-          </w:tcPr>
-          <w:p>
-            <w:r>
-              <w:t>Miércoles</w:t>
-            </w:r>
-          </w:p>
-        </w:tc>
-        <w:tc>
-          <w:tcPr>
-            <w:tcW w:w="0" w:type="auto"/>
-          </w:tcPr>
-          <w:p/>
-        </w:tc>
-        <w:tc>
-          <w:tcPr>
-            <w:tcW w:w="0" w:type="auto"/>
-          </w:tcPr>
-          <w:p/>
-        </w:tc>
-        <w:tc>
-          <w:tcPr>
-            <w:tcW w:w="0" w:type="auto"/>
-            <w:hideMark/>
-          </w:tcPr>
-          <w:p>
-            <w:r>
-              <w:t>4</w:t>
-            </w:r>
-          </w:p>
-        </w:tc>
-      </w:tr>
-      <w:tr>
-        <w:tc>
-          <w:tcPr>
-            <w:tcW w:w="0" w:type="auto"/>
-            <w:hideMark/>
-          </w:tcPr>
-          <w:p>
-            <w:r>
-              <w:t>46</w:t>
-            </w:r>
-          </w:p>
-        </w:tc>
-        <w:tc>
-          <w:tcPr>
-            <w:tcW w:w="0" w:type="auto"/>
-            <w:hideMark/>
-          </w:tcPr>
-          <w:p>
-            <w:r>
-              <w:t>29/05/2025</w:t>
-            </w:r>
-          </w:p>
-        </w:tc>
-        <w:tc>
-          <w:tcPr>
-            <w:tcW w:w="0" w:type="auto"/>
-            <w:hideMark/>
-          </w:tcPr>
-          <w:p>
-            <w:r>
-              <w:t>Jueves</w:t>
-            </w:r>
-          </w:p>
-        </w:tc>
-        <w:tc>
-          <w:tcPr>
-            <w:tcW w:w="0" w:type="auto"/>
-          </w:tcPr>
-          <w:p/>
-        </w:tc>
-        <w:tc>
-          <w:tcPr>
-            <w:tcW w:w="0" w:type="auto"/>
-          </w:tcPr>
-          <w:p/>
-        </w:tc>
-        <w:tc>
-          <w:tcPr>
-            <w:tcW w:w="0" w:type="auto"/>
-            <w:hideMark/>
-          </w:tcPr>
-          <w:p>
-            <w:r>
-              <w:t>4</w:t>
-            </w:r>
-          </w:p>
-        </w:tc>
-      </w:tr>
-      <w:tr>
-        <w:tc>
-          <w:tcPr>
-            <w:tcW w:w="0" w:type="auto"/>
-            <w:hideMark/>
-          </w:tcPr>
-          <w:p>
-            <w:r>
-              <w:lastRenderedPageBreak/>
-              <w:t>47</w:t>
-            </w:r>
-          </w:p>
-        </w:tc>
-        <w:tc>
-          <w:tcPr>
-            <w:tcW w:w="0" w:type="auto"/>
-            <w:hideMark/>
-          </w:tcPr>
-          <w:p>
-            <w:r>
-              <w:t>30/05/2025</w:t>
-            </w:r>
-          </w:p>
-        </w:tc>
-        <w:tc>
-          <w:tcPr>
-            <w:tcW w:w="0" w:type="auto"/>
-            <w:hideMark/>
-          </w:tcPr>
-          <w:p>
-            <w:r>
-              <w:t>Viernes</w:t>
-            </w:r>
-          </w:p>
-        </w:tc>
-        <w:tc>
-          <w:tcPr>
-            <w:tcW w:w="0" w:type="auto"/>
-          </w:tcPr>
-          <w:p/>
-        </w:tc>
-        <w:tc>
-          <w:tcPr>
-            <w:tcW w:w="0" w:type="auto"/>
-          </w:tcPr>
-          <w:p/>
-        </w:tc>
-        <w:tc>
-          <w:tcPr>
-            <w:tcW w:w="0" w:type="auto"/>
-            <w:hideMark/>
-          </w:tcPr>
-          <w:p>
-            <w:r>
-              <w:t>4</w:t>
-            </w:r>
-          </w:p>
-        </w:tc>
-      </w:tr>
-      <w:tr>
-        <w:tc>
-          <w:tcPr>
-            <w:tcW w:w="0" w:type="auto"/>
-            <w:hideMark/>
-          </w:tcPr>
-          <w:p>
-            <w:r>
-              <w:t>48</w:t>
-            </w:r>
-          </w:p>
-        </w:tc>
-        <w:tc>
-          <w:tcPr>
-            <w:tcW w:w="0" w:type="auto"/>
-            <w:hideMark/>
-          </w:tcPr>
-          <w:p>
-            <w:r>
-              <w:t>02/06/2025</w:t>
-            </w:r>
-          </w:p>
-        </w:tc>
-        <w:tc>
-          <w:tcPr>
-            <w:tcW w:w="0" w:type="auto"/>
-            <w:hideMark/>
-          </w:tcPr>
-          <w:p>
-            <w:r>
-              <w:t>Lunes</w:t>
-            </w:r>
-          </w:p>
-        </w:tc>
-        <w:tc>
-          <w:tcPr>
-            <w:tcW w:w="0" w:type="auto"/>
-          </w:tcPr>
-          <w:p/>
-        </w:tc>
-        <w:tc>
-          <w:tcPr>
-            <w:tcW w:w="0" w:type="auto"/>
-          </w:tcPr>
-          <w:p/>
-        </w:tc>
-        <w:tc>
-          <w:tcPr>
-            <w:tcW w:w="0" w:type="auto"/>
-            <w:hideMark/>
-          </w:tcPr>
-          <w:p>
-            <w:r>
-              <w:t>4</w:t>
-            </w:r>
-          </w:p>
-        </w:tc>
-      </w:tr>
-      <w:tr>
-        <w:tc>
-          <w:tcPr>
-            <w:tcW w:w="0" w:type="auto"/>
-            <w:hideMark/>
-          </w:tcPr>
-          <w:p>
-            <w:r>
-              <w:t>49</w:t>
-            </w:r>
-          </w:p>
-        </w:tc>
-        <w:tc>
-          <w:tcPr>
-            <w:tcW w:w="0" w:type="auto"/>
-            <w:hideMark/>
-          </w:tcPr>
-          <w:p>
-            <w:r>
-              <w:t>03/06/2025</w:t>
-            </w:r>
-          </w:p>
-        </w:tc>
-        <w:tc>
-          <w:tcPr>
-            <w:tcW w:w="0" w:type="auto"/>
-            <w:hideMark/>
-          </w:tcPr>
-          <w:p>
-            <w:r>
-              <w:t>Martes</w:t>
-            </w:r>
-          </w:p>
-        </w:tc>
-        <w:tc>
-          <w:tcPr>
-            <w:tcW w:w="0" w:type="auto"/>
-          </w:tcPr>
-          <w:p/>
-        </w:tc>
-        <w:tc>
-          <w:tcPr>
-            <w:tcW w:w="0" w:type="auto"/>
-          </w:tcPr>
-          <w:p/>
-        </w:tc>
-        <w:tc>
-          <w:tcPr>
-            <w:tcW w:w="0" w:type="auto"/>
-            <w:hideMark/>
-          </w:tcPr>
-          <w:p>
-            <w:r>
-              <w:t>4</w:t>
-            </w:r>
-          </w:p>
-        </w:tc>
-      </w:tr>
-      <w:tr>
-        <w:tc>
-          <w:tcPr>
-            <w:tcW w:w="0" w:type="auto"/>
-            <w:hideMark/>
-          </w:tcPr>
-          <w:p>
-            <w:r>
-              <w:t>50</w:t>
-            </w:r>
-          </w:p>
-        </w:tc>
-        <w:tc>
-          <w:tcPr>
-            <w:tcW w:w="0" w:type="auto"/>
-            <w:hideMark/>
-          </w:tcPr>
-          <w:p>
-            <w:r>
-              <w:t>04/06/2025</w:t>
-            </w:r>
-          </w:p>
-        </w:tc>
-        <w:tc>
-          <w:tcPr>
-            <w:tcW w:w="0" w:type="auto"/>
-            <w:hideMark/>
-          </w:tcPr>
-          <w:p>
-            <w:r>
-              <w:t>Miércoles</w:t>
-            </w:r>
-          </w:p>
-        </w:tc>
-        <w:tc>
-          <w:tcPr>
-            <w:tcW w:w="0" w:type="auto"/>
-          </w:tcPr>
-          <w:p/>
-        </w:tc>
-        <w:tc>
-          <w:tcPr>
-            <w:tcW w:w="0" w:type="auto"/>
-          </w:tcPr>
-          <w:p/>
-        </w:tc>
-        <w:tc>
-          <w:tcPr>
-            <w:tcW w:w="0" w:type="auto"/>
-            <w:hideMark/>
-          </w:tcPr>
-          <w:p>
-            <w:r>
-              <w:t>4</w:t>
-            </w:r>
-          </w:p>
-        </w:tc>
-      </w:tr>
-      <w:tr>
-        <w:tc>
-          <w:tcPr>
-            <w:tcW w:w="0" w:type="auto"/>
-            <w:hideMark/>
-          </w:tcPr>
-          <w:p>
-            <w:r>
-              <w:t>51</w:t>
-            </w:r>
-          </w:p>
-        </w:tc>
-        <w:tc>
-          <w:tcPr>
-            <w:tcW w:w="0" w:type="auto"/>
-            <w:hideMark/>
-          </w:tcPr>
-          <w:p>
-            <w:r>
-              <w:t>05/06/2025</w:t>
-            </w:r>
-          </w:p>
-        </w:tc>
-        <w:tc>
-          <w:tcPr>
-            <w:tcW w:w="0" w:type="auto"/>
-            <w:hideMark/>
-          </w:tcPr>
-          <w:p>
-            <w:r>
-              <w:t>Jueves</w:t>
-            </w:r>
-          </w:p>
-        </w:tc>
-        <w:tc>
-          <w:tcPr>
-            <w:tcW w:w="0" w:type="auto"/>
-          </w:tcPr>
-          <w:p/>
-        </w:tc>
-        <w:tc>
-          <w:tcPr>
-            <w:tcW w:w="0" w:type="auto"/>
-          </w:tcPr>
-          <w:p/>
-        </w:tc>
-        <w:tc>
-          <w:tcPr>
-            <w:tcW w:w="0" w:type="auto"/>
-            <w:hideMark/>
-          </w:tcPr>
-          <w:p>
-            <w:r>
-              <w:t>4</w:t>
-            </w:r>
-          </w:p>
-        </w:tc>
-      </w:tr>
-      <w:tr>
-        <w:tc>
-          <w:tcPr>
-            <w:tcW w:w="0" w:type="auto"/>
-            <w:hideMark/>
-          </w:tcPr>
-          <w:p>
-            <w:r>
-              <w:t>52</w:t>
-            </w:r>
-          </w:p>
-        </w:tc>
-        <w:tc>
-          <w:tcPr>
-            <w:tcW w:w="0" w:type="auto"/>
-            <w:hideMark/>
-          </w:tcPr>
-          <w:p>
-            <w:r>
-              <w:t>06/06/2025</w:t>
-            </w:r>
-          </w:p>
-        </w:tc>
-        <w:tc>
-          <w:tcPr>
-            <w:tcW w:w="0" w:type="auto"/>
-            <w:hideMark/>
-          </w:tcPr>
-          <w:p>
-            <w:r>
-              <w:t>Viernes</w:t>
-            </w:r>
-          </w:p>
-        </w:tc>
-        <w:tc>
-          <w:tcPr>
-            <w:tcW w:w="0" w:type="auto"/>
-          </w:tcPr>
-          <w:p/>
-        </w:tc>
-        <w:tc>
-          <w:tcPr>
-            <w:tcW w:w="0" w:type="auto"/>
-          </w:tcPr>
-          <w:p/>
-        </w:tc>
-        <w:tc>
-          <w:tcPr>
-            <w:tcW w:w="0" w:type="auto"/>
-            <w:hideMark/>
-          </w:tcPr>
-          <w:p>
-            <w:r>
-              <w:t>4</w:t>
-            </w:r>
-          </w:p>
-        </w:tc>
-      </w:tr>
-      <w:tr>
-        <w:tc>
-          <w:tcPr>
-            <w:tcW w:w="0" w:type="auto"/>
-            <w:hideMark/>
-          </w:tcPr>
-          <w:p>
-            <w:r>
-              <w:t>53</w:t>
-            </w:r>
-          </w:p>
-        </w:tc>
-        <w:tc>
-          <w:tcPr>
-            <w:tcW w:w="0" w:type="auto"/>
-            <w:hideMark/>
-          </w:tcPr>
-          <w:p>
-            <w:r>
-              <w:t>09/06/2025</w:t>
-            </w:r>
-          </w:p>
-        </w:tc>
-        <w:tc>
-          <w:tcPr>
-            <w:tcW w:w="0" w:type="auto"/>
-            <w:hideMark/>
-          </w:tcPr>
-          <w:p>
-            <w:r>
-              <w:t>Lunes</w:t>
-            </w:r>
-          </w:p>
-        </w:tc>
-        <w:tc>
-          <w:tcPr>
-            <w:tcW w:w="0" w:type="auto"/>
-          </w:tcPr>
-          <w:p/>
-        </w:tc>
-        <w:tc>
-          <w:tcPr>
-            <w:tcW w:w="0" w:type="auto"/>
-          </w:tcPr>
-          <w:p/>
-        </w:tc>
-        <w:tc>
-          <w:tcPr>
-            <w:tcW w:w="0" w:type="auto"/>
-            <w:hideMark/>
-          </w:tcPr>
-          <w:p>
-            <w:r>
-              <w:t>4</w:t>
-            </w:r>
-          </w:p>
-        </w:tc>
-      </w:tr>
-      <w:tr>
-        <w:tc>
-          <w:tcPr>
-            <w:tcW w:w="0" w:type="auto"/>
-            <w:hideMark/>
-          </w:tcPr>
-          <w:p>
-            <w:r>
-              <w:t>54</w:t>
-            </w:r>
-          </w:p>
-        </w:tc>
-        <w:tc>
-          <w:tcPr>
-            <w:tcW w:w="0" w:type="auto"/>
-            <w:hideMark/>
-          </w:tcPr>
-          <w:p>
-            <w:r>
-              <w:t>10/06/2025</w:t>
-            </w:r>
-          </w:p>
-        </w:tc>
-        <w:tc>
-          <w:tcPr>
-            <w:tcW w:w="0" w:type="auto"/>
-            <w:hideMark/>
-          </w:tcPr>
-          <w:p>
-            <w:r>
-              <w:t>Martes</w:t>
-            </w:r>
-          </w:p>
-        </w:tc>
-        <w:tc>
-          <w:tcPr>
-            <w:tcW w:w="0" w:type="auto"/>
-          </w:tcPr>
-          <w:p/>
-        </w:tc>
-        <w:tc>
-          <w:tcPr>
-            <w:tcW w:w="0" w:type="auto"/>
-          </w:tcPr>
-          <w:p/>
-        </w:tc>
-        <w:tc>
-          <w:tcPr>
-            <w:tcW w:w="0" w:type="auto"/>
-            <w:hideMark/>
-          </w:tcPr>
-          <w:p>
-            <w:r>
-              <w:t>4</w:t>
-            </w:r>
-          </w:p>
-        </w:tc>
-      </w:tr>
-      <w:tr>
-        <w:tc>
-          <w:tcPr>
-            <w:tcW w:w="0" w:type="auto"/>
-            <w:hideMark/>
-          </w:tcPr>
-          <w:p>
-            <w:r>
-              <w:t>55</w:t>
-            </w:r>
-          </w:p>
-        </w:tc>
-        <w:tc>
-          <w:tcPr>
-            <w:tcW w:w="0" w:type="auto"/>
-            <w:hideMark/>
-          </w:tcPr>
-          <w:p>
-            <w:r>
-              <w:t>11/06/2025</w:t>
-            </w:r>
-          </w:p>
-        </w:tc>
-        <w:tc>
-          <w:tcPr>
-            <w:tcW w:w="0" w:type="auto"/>
-            <w:hideMark/>
-          </w:tcPr>
-          <w:p>
-            <w:r>
-              <w:t>Miércoles</w:t>
-            </w:r>
-          </w:p>
-        </w:tc>
-        <w:tc>
-          <w:tcPr>
-            <w:tcW w:w="0" w:type="auto"/>
-          </w:tcPr>
-          <w:p/>
-        </w:tc>
-        <w:tc>
-          <w:tcPr>
-            <w:tcW w:w="0" w:type="auto"/>
-          </w:tcPr>
-          <w:p/>
-        </w:tc>
-        <w:tc>
-          <w:tcPr>
-            <w:tcW w:w="0" w:type="auto"/>
-            <w:hideMark/>
-          </w:tcPr>
-          <w:p>
-            <w:r>
-              <w:t>4</w:t>
-            </w:r>
-          </w:p>
-        </w:tc>
-      </w:tr>
-      <w:tr>
-        <w:tc>
-          <w:tcPr>
-            <w:tcW w:w="0" w:type="auto"/>
-            <w:hideMark/>
-          </w:tcPr>
-          <w:p>
-            <w:r>
-              <w:t>56</w:t>
-            </w:r>
-          </w:p>
-        </w:tc>
-        <w:tc>
-          <w:tcPr>
-            <w:tcW w:w="0" w:type="auto"/>
-            <w:hideMark/>
-          </w:tcPr>
-          <w:p>
-            <w:r>
-              <w:t>12/06/2025</w:t>
-            </w:r>
-          </w:p>
-        </w:tc>
-        <w:tc>
-          <w:tcPr>
-            <w:tcW w:w="0" w:type="auto"/>
-            <w:hideMark/>
-          </w:tcPr>
-          <w:p>
-            <w:r>
-              <w:t>Jueves</w:t>
-            </w:r>
-          </w:p>
-        </w:tc>
-        <w:tc>
-          <w:tcPr>
-            <w:tcW w:w="0" w:type="auto"/>
-          </w:tcPr>
-          <w:p/>
-        </w:tc>
-        <w:tc>
-          <w:tcPr>
-            <w:tcW w:w="0" w:type="auto"/>
-          </w:tcPr>
-          <w:p/>
-        </w:tc>
-        <w:tc>
-          <w:tcPr>
-            <w:tcW w:w="0" w:type="auto"/>
-            <w:hideMark/>
-          </w:tcPr>
-          <w:p>
-            <w:r>
-              <w:t>4</w:t>
-            </w:r>
-          </w:p>
-        </w:tc>
-      </w:tr>
-      <w:tr>
-        <w:tc>
-          <w:tcPr>
-            <w:tcW w:w="0" w:type="auto"/>
-            <w:hideMark/>
-          </w:tcPr>
-          <w:p>
-            <w:r>
-              <w:t>57</w:t>
-            </w:r>
-          </w:p>
-        </w:tc>
-        <w:tc>
-          <w:tcPr>
-            <w:tcW w:w="0" w:type="auto"/>
-            <w:hideMark/>
-          </w:tcPr>
-          <w:p>
-            <w:r>
-              <w:t>13/06/2025</w:t>
-            </w:r>
-          </w:p>
-        </w:tc>
-        <w:tc>
-          <w:tcPr>
-            <w:tcW w:w="0" w:type="auto"/>
-            <w:hideMark/>
-          </w:tcPr>
-          <w:p>
-            <w:r>
-              <w:t>Viernes</w:t>
-            </w:r>
-          </w:p>
-        </w:tc>
-        <w:tc>
-          <w:tcPr>
-            <w:tcW w:w="0" w:type="auto"/>
-          </w:tcPr>
-          <w:p/>
-        </w:tc>
-        <w:tc>
-          <w:tcPr>
-            <w:tcW w:w="0" w:type="auto"/>
-          </w:tcPr>
-          <w:p/>
-        </w:tc>
-        <w:tc>
-          <w:tcPr>
-            <w:tcW w:w="0" w:type="auto"/>
-            <w:hideMark/>
-          </w:tcPr>
-          <w:p>
-            <w:r>
-              <w:t>4</w:t>
-            </w:r>
-          </w:p>
-        </w:tc>
-      </w:tr>
-      <w:tr>
-        <w:tc>
-          <w:tcPr>
-            <w:tcW w:w="0" w:type="auto"/>
-            <w:hideMark/>
-          </w:tcPr>
-          <w:p>
-            <w:r>
-              <w:t>58</w:t>
-            </w:r>
-          </w:p>
-        </w:tc>
-        <w:tc>
-          <w:tcPr>
-            <w:tcW w:w="0" w:type="auto"/>
-            <w:hideMark/>
-          </w:tcPr>
-          <w:p>
-            <w:r>
-              <w:t>16/06/2025</w:t>
-            </w:r>
-          </w:p>
-        </w:tc>
-        <w:tc>
-          <w:tcPr>
-            <w:tcW w:w="0" w:type="auto"/>
-            <w:hideMark/>
-          </w:tcPr>
-          <w:p>
-            <w:r>
-              <w:t>Lunes</w:t>
-            </w:r>
-          </w:p>
-        </w:tc>
-        <w:tc>
-          <w:tcPr>
-            <w:tcW w:w="0" w:type="auto"/>
-          </w:tcPr>
-          <w:p/>
-        </w:tc>
-        <w:tc>
-          <w:tcPr>
-            <w:tcW w:w="0" w:type="auto"/>
-          </w:tcPr>
-          <w:p/>
-        </w:tc>
-        <w:tc>
-          <w:tcPr>
-            <w:tcW w:w="0" w:type="auto"/>
-            <w:hideMark/>
-          </w:tcPr>
-          <w:p>
-            <w:r>
-              <w:t>4</w:t>
-            </w:r>
-          </w:p>
-        </w:tc>
-      </w:tr>
-      <w:tr>
-        <w:tc>
-          <w:tcPr>
-            <w:tcW w:w="0" w:type="auto"/>
-            <w:hideMark/>
-          </w:tcPr>
-          <w:p>
-            <w:r>
-              <w:t>59</w:t>
-            </w:r>
-          </w:p>
-        </w:tc>
-        <w:tc>
-          <w:tcPr>
-            <w:tcW w:w="0" w:type="auto"/>
-            <w:hideMark/>
-          </w:tcPr>
-          <w:p>
-            <w:r>
-              <w:t>17/06/2025</w:t>
-            </w:r>
-          </w:p>
-        </w:tc>
-        <w:tc>
-          <w:tcPr>
-            <w:tcW w:w="0" w:type="auto"/>
-            <w:hideMark/>
-          </w:tcPr>
-          <w:p>
-            <w:r>
-              <w:t>Martes</w:t>
-            </w:r>
-          </w:p>
-        </w:tc>
-        <w:tc>
-          <w:tcPr>
-            <w:tcW w:w="0" w:type="auto"/>
-          </w:tcPr>
-          <w:p/>
-        </w:tc>
-        <w:tc>
-          <w:tcPr>
-            <w:tcW w:w="0" w:type="auto"/>
-          </w:tcPr>
-          <w:p/>
-        </w:tc>
-        <w:tc>
-          <w:tcPr>
-            <w:tcW w:w="0" w:type="auto"/>
-            <w:hideMark/>
-          </w:tcPr>
-          <w:p>
-            <w:r>
-              <w:t>4</w:t>
-            </w:r>
-          </w:p>
-        </w:tc>
-      </w:tr>
-      <w:tr>
-        <w:tc>
-          <w:tcPr>
-            <w:tcW w:w="0" w:type="auto"/>
-            <w:hideMark/>
-          </w:tcPr>
-          <w:p>
-            <w:r>
-              <w:t>60</w:t>
-            </w:r>
-          </w:p>
-        </w:tc>
-        <w:tc>
-          <w:tcPr>
-            <w:tcW w:w="0" w:type="auto"/>
-            <w:hideMark/>
-          </w:tcPr>
-          <w:p>
-            <w:r>
-              <w:t>18/06/2025</w:t>
-            </w:r>
-          </w:p>
-        </w:tc>
-        <w:tc>
-          <w:tcPr>
-            <w:tcW w:w="0" w:type="auto"/>
-            <w:hideMark/>
-          </w:tcPr>
-          <w:p>
-            <w:r>
-              <w:t>Miércoles</w:t>
-            </w:r>
-          </w:p>
-        </w:tc>
-        <w:tc>
-          <w:tcPr>
-            <w:tcW w:w="0" w:type="auto"/>
-          </w:tcPr>
-          <w:p/>
-        </w:tc>
-        <w:tc>
-          <w:tcPr>
-            <w:tcW w:w="0" w:type="auto"/>
-          </w:tcPr>
-          <w:p/>
-        </w:tc>
-        <w:tc>
-          <w:tcPr>
-            <w:tcW w:w="0" w:type="auto"/>
-            <w:hideMark/>
-          </w:tcPr>
-          <w:p>
-            <w:r>
-              <w:t>4</w:t>
-            </w:r>
-          </w:p>
-        </w:tc>
-      </w:tr>
-      <w:tr>
-        <w:tc>
-          <w:tcPr>
-            <w:tcW w:w="0" w:type="auto"/>
-            <w:hideMark/>
-          </w:tcPr>
-          <w:p>
-            <w:r>
-              <w:t>61</w:t>
-            </w:r>
-          </w:p>
-        </w:tc>
-        <w:tc>
-          <w:tcPr>
-            <w:tcW w:w="0" w:type="auto"/>
-            <w:hideMark/>
-          </w:tcPr>
-          <w:p>
-            <w:r>
-              <w:t>19/06/2025</w:t>
-            </w:r>
-          </w:p>
-        </w:tc>
-        <w:tc>
-          <w:tcPr>
-            <w:tcW w:w="0" w:type="auto"/>
-            <w:hideMark/>
-          </w:tcPr>
-          <w:p>
-            <w:r>
-              <w:t>Jueves</w:t>
-            </w:r>
-          </w:p>
-        </w:tc>
-        <w:tc>
-          <w:tcPr>
-            <w:tcW w:w="0" w:type="auto"/>
-          </w:tcPr>
-          <w:p/>
-        </w:tc>
-        <w:tc>
-          <w:tcPr>
-            <w:tcW w:w="0" w:type="auto"/>
-          </w:tcPr>
-          <w:p/>
-        </w:tc>
-        <w:tc>
-          <w:tcPr>
-            <w:tcW w:w="0" w:type="auto"/>
-            <w:hideMark/>
-          </w:tcPr>
-          <w:p>
-            <w:r>
-              <w:t>4</w:t>
-            </w:r>
-          </w:p>
-        </w:tc>
-      </w:tr>
-      <w:tr>
-        <w:tc>
-          <w:tcPr>
-            <w:tcW w:w="0" w:type="auto"/>
-            <w:hideMark/>
-          </w:tcPr>
-          <w:p>
-            <w:r>
-              <w:t>62</w:t>
-            </w:r>
-          </w:p>
-        </w:tc>
-        <w:tc>
-          <w:tcPr>
-            <w:tcW w:w="0" w:type="auto"/>
-            <w:hideMark/>
-          </w:tcPr>
-          <w:p>
-            <w:r>
-              <w:t>20/06/2025</w:t>
-            </w:r>
-          </w:p>
-        </w:tc>
-        <w:tc>
-          <w:tcPr>
-            <w:tcW w:w="0" w:type="auto"/>
-            <w:hideMark/>
-          </w:tcPr>
-          <w:p>
-            <w:r>
-              <w:t>Viernes</w:t>
-            </w:r>
-          </w:p>
-        </w:tc>
-        <w:tc>
-          <w:tcPr>
-            <w:tcW w:w="0" w:type="auto"/>
-          </w:tcPr>
-          <w:p/>
-        </w:tc>
-        <w:tc>
-          <w:tcPr>
-            <w:tcW w:w="0" w:type="auto"/>
-          </w:tcPr>
-          <w:p/>
-        </w:tc>
-        <w:tc>
-          <w:tcPr>
-            <w:tcW w:w="0" w:type="auto"/>
-            <w:hideMark/>
-          </w:tcPr>
-          <w:p>
-            <w:r>
               <w:t>6</w:t>
             </w:r>
           </w:p>
-        </w:tc>
-      </w:tr>
-      <w:tr>
-        <w:tc>
-          <w:tcPr>
-            <w:tcW w:w="0" w:type="auto"/>
-            <w:hideMark/>
-          </w:tcPr>
-          <w:p>
-            <w:r>
-              <w:t>63</w:t>
-            </w:r>
-          </w:p>
-        </w:tc>
-        <w:tc>
-          <w:tcPr>
-            <w:tcW w:w="0" w:type="auto"/>
-            <w:hideMark/>
-          </w:tcPr>
-          <w:p>
-            <w:r>
-              <w:t>23/06/2025</w:t>
-            </w:r>
-          </w:p>
-        </w:tc>
-        <w:tc>
-          <w:tcPr>
-            <w:tcW w:w="0" w:type="auto"/>
-            <w:hideMark/>
-          </w:tcPr>
-          <w:p>
-            <w:r>
-              <w:t>Lunes</w:t>
-            </w:r>
-          </w:p>
-        </w:tc>
-        <w:tc>
-          <w:tcPr>
-            <w:tcW w:w="0" w:type="auto"/>
-          </w:tcPr>
-          <w:p/>
-        </w:tc>
-        <w:tc>
-          <w:tcPr>
-            <w:tcW w:w="0" w:type="auto"/>
-          </w:tcPr>
-          <w:p/>
-        </w:tc>
-        <w:tc>
-          <w:tcPr>
-            <w:tcW w:w="0" w:type="auto"/>
-            <w:hideMark/>
-          </w:tcPr>
-          <w:p>
-            <w:r>
-              <w:t>4</w:t>
-            </w:r>
-          </w:p>
-        </w:tc>
-      </w:tr>
-      <w:tr>
-        <w:tc>
-          <w:tcPr>
-            <w:tcW w:w="0" w:type="auto"/>
-            <w:hideMark/>
-          </w:tcPr>
-          <w:p>
-            <w:r>
-              <w:t>64</w:t>
-            </w:r>
-          </w:p>
-        </w:tc>
-        <w:tc>
-          <w:tcPr>
-            <w:tcW w:w="0" w:type="auto"/>
-            <w:hideMark/>
-          </w:tcPr>
-          <w:p>
-            <w:r>
-              <w:t>24/06/2025</w:t>
-            </w:r>
-          </w:p>
-        </w:tc>
-        <w:tc>
-          <w:tcPr>
-            <w:tcW w:w="0" w:type="auto"/>
-            <w:hideMark/>
-          </w:tcPr>
-          <w:p>
-            <w:r>
-              <w:t>Martes</w:t>
-            </w:r>
-          </w:p>
-        </w:tc>
-        <w:tc>
-          <w:tcPr>
-            <w:tcW w:w="0" w:type="auto"/>
-          </w:tcPr>
-          <w:p/>
-        </w:tc>
-        <w:tc>
-          <w:tcPr>
-            <w:tcW w:w="0" w:type="auto"/>
-          </w:tcPr>
-          <w:p/>
-        </w:tc>
-        <w:tc>
-          <w:tcPr>
-            <w:tcW w:w="0" w:type="auto"/>
-            <w:hideMark/>
-          </w:tcPr>
-          <w:p>
-            <w:r>
-              <w:t>4</w:t>
-            </w:r>
-          </w:p>
-          <w:p/>
-          <w:p/>
-          <w:p/>
         </w:tc>
       </w:tr>
       <w:tr>
@@ -7646,23 +7421,17 @@
               <w:jc w:val="center"/>
             </w:pPr>
             <w:r>
-              <w:t>Total,</w:t>
-            </w:r>
-            <w:r>
-              <w:t xml:space="preserve"> de horas</w:t>
-            </w:r>
-          </w:p>
-        </w:tc>
-        <w:tc>
-          <w:tcPr>
-            <w:tcW w:w="0" w:type="auto"/>
-          </w:tcPr>
-          <w:p>
-            <w:r>
-              <w:t>2</w:t>
-            </w:r>
-            <w:r>
-              <w:t>64</w:t>
+              <w:t>Total, de horas</w:t>
+            </w:r>
+          </w:p>
+        </w:tc>
+        <w:tc>
+          <w:tcPr>
+            <w:tcW w:w="0" w:type="auto"/>
+          </w:tcPr>
+          <w:p>
+            <w:r>
+              <w:t>264</w:t>
             </w:r>
           </w:p>
         </w:tc>
@@ -7853,69 +7622,6 @@
           <w:tab w:val="left" w:pos="798"/>
         </w:tabs>
         <w:ind w:firstLine="0"/>
-      </w:pPr>
-    </w:p>
-    <w:p>
-      <w:pPr>
-        <w:spacing w:before="99"/>
-        <w:ind w:left="927" w:right="939"/>
-        <w:rPr>
-          <w:b/>
-          <w:sz w:val="24"/>
-        </w:rPr>
-      </w:pPr>
-    </w:p>
-    <w:p>
-      <w:pPr>
-        <w:pStyle w:val="Ttulo1"/>
-        <w:tabs>
-          <w:tab w:val="left" w:pos="798"/>
-        </w:tabs>
-        <w:ind w:firstLine="0"/>
-      </w:pPr>
-    </w:p>
-    <w:p>
-      <w:pPr>
-        <w:jc w:val="center"/>
-        <w:rPr>
-          <w:sz w:val="24"/>
-        </w:rPr>
-      </w:pPr>
-    </w:p>
-    <w:p>
-      <w:pPr>
-        <w:jc w:val="center"/>
-        <w:rPr>
-          <w:sz w:val="24"/>
-        </w:rPr>
-      </w:pPr>
-    </w:p>
-    <w:p>
-      <w:pPr>
-        <w:jc w:val="center"/>
-        <w:rPr>
-          <w:sz w:val="20"/>
-        </w:rPr>
-      </w:pPr>
-    </w:p>
-    <w:p>
-      <w:pPr>
-        <w:spacing w:before="42"/>
-        <w:ind w:left="927" w:right="939"/>
-        <w:jc w:val="center"/>
-        <w:rPr>
-          <w:b/>
-          <w:sz w:val="24"/>
-        </w:rPr>
-      </w:pPr>
-    </w:p>
-    <w:p>
-      <w:pPr>
-        <w:pStyle w:val="Textoindependiente"/>
-        <w:spacing w:before="5"/>
-        <w:rPr>
-          <w:b/>
-        </w:rPr>
       </w:pPr>
     </w:p>
     <w:sectPr>
@@ -8055,13 +7761,13 @@
             </wp:anchor>
           </w:drawing>
         </mc:Choice>
-        <mc:Fallback xmlns:cx="http://schemas.microsoft.com/office/drawing/2014/chartex" xmlns:cx1="http://schemas.microsoft.com/office/drawing/2015/9/8/chartex" xmlns:cx2="http://schemas.microsoft.com/office/drawing/2015/10/21/chartex" xmlns:cx3="http://schemas.microsoft.com/office/drawing/2016/5/9/chartex" xmlns:cx4="http://schemas.microsoft.com/office/drawing/2016/5/10/chartex" xmlns:cx5="http://schemas.microsoft.com/office/drawing/2016/5/11/chartex" xmlns:cx6="http://schemas.microsoft.com/office/drawing/2016/5/12/chartex" xmlns:cx7="http://schemas.microsoft.com/office/drawing/2016/5/13/chartex" xmlns:cx8="http://schemas.microsoft.com/office/drawing/2016/5/14/chartex" xmlns:aink="http://schemas.microsoft.com/office/drawing/2016/ink" xmlns:am3d="http://schemas.microsoft.com/office/drawing/2017/model3d" xmlns:oel="http://schemas.microsoft.com/office/2019/extlst" xmlns:w16cex="http://schemas.microsoft.com/office/word/2018/wordml/cex" xmlns:w16cid="http://schemas.microsoft.com/office/word/2016/wordml/cid" xmlns:w16="http://schemas.microsoft.com/office/word/2018/wordml" xmlns:w16du="http://schemas.microsoft.com/office/word/2023/wordml/word16du" xmlns:w16sdtdh="http://schemas.microsoft.com/office/word/2020/wordml/sdtdatahash" xmlns:w16sdtfl="http://schemas.microsoft.com/office/word/2024/wordml/sdtformatlock" xmlns:w16se="http://schemas.microsoft.com/office/word/2015/wordml/symex">
+        <mc:Fallback>
           <w:pict>
             <v:shapetype w14:anchorId="61E5E077" id="_x0000_t202" coordsize="21600,21600" o:spt="202" path="m,l,21600r21600,l21600,xe">
               <v:stroke joinstyle="miter"/>
               <v:path gradientshapeok="t" o:connecttype="rect"/>
             </v:shapetype>
-            <v:shape id="Text Box 2" o:spid="_x0000_s1041" type="#_x0000_t202" style="position:absolute;margin-left:388.45pt;margin-top:781.45pt;width:136.95pt;height:9.05pt;z-index:-252622848;visibility:visible;mso-wrap-style:square;mso-width-percent:0;mso-height-percent:0;mso-wrap-distance-left:9pt;mso-wrap-distance-top:0;mso-wrap-distance-right:9pt;mso-wrap-distance-bottom:0;mso-position-horizontal:absolute;mso-position-horizontal-relative:page;mso-position-vertical:absolute;mso-position-vertical-relative:page;mso-width-percent:0;mso-height-percent:0;mso-width-relative:page;mso-height-relative:page;v-text-anchor:top" o:gfxdata="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" filled="f" stroked="f">
+            <v:shape id="Text Box 2" o:spid="_x0000_s1041" type="#_x0000_t202" style="position:absolute;margin-left:388.45pt;margin-top:781.45pt;width:136.95pt;height:9.05pt;z-index:-252622848;visibility:visible;mso-wrap-style:square;mso-width-percent:0;mso-height-percent:0;mso-wrap-distance-left:9pt;mso-wrap-distance-top:0;mso-wrap-distance-right:9pt;mso-wrap-distance-bottom:0;mso-position-horizontal:absolute;mso-position-horizontal-relative:page;mso-position-vertical:absolute;mso-position-vertical-relative:page;mso-width-percent:0;mso-height-percent:0;mso-width-relative:page;mso-height-relative:page;v-text-anchor:top" o:gfxdata="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" filled="f" stroked="f">
               <v:textbox inset="0,0,0,0">
                 <w:txbxContent>
                   <w:p>
@@ -8244,9 +7950,9 @@
             </wp:anchor>
           </w:drawing>
         </mc:Choice>
-        <mc:Fallback xmlns:cx="http://schemas.microsoft.com/office/drawing/2014/chartex" xmlns:cx1="http://schemas.microsoft.com/office/drawing/2015/9/8/chartex" xmlns:cx2="http://schemas.microsoft.com/office/drawing/2015/10/21/chartex" xmlns:cx3="http://schemas.microsoft.com/office/drawing/2016/5/9/chartex" xmlns:cx4="http://schemas.microsoft.com/office/drawing/2016/5/10/chartex" xmlns:cx5="http://schemas.microsoft.com/office/drawing/2016/5/11/chartex" xmlns:cx6="http://schemas.microsoft.com/office/drawing/2016/5/12/chartex" xmlns:cx7="http://schemas.microsoft.com/office/drawing/2016/5/13/chartex" xmlns:cx8="http://schemas.microsoft.com/office/drawing/2016/5/14/chartex" xmlns:aink="http://schemas.microsoft.com/office/drawing/2016/ink" xmlns:am3d="http://schemas.microsoft.com/office/drawing/2017/model3d" xmlns:oel="http://schemas.microsoft.com/office/2019/extlst" xmlns:w16cex="http://schemas.microsoft.com/office/word/2018/wordml/cex" xmlns:w16cid="http://schemas.microsoft.com/office/word/2016/wordml/cid" xmlns:w16="http://schemas.microsoft.com/office/word/2018/wordml" xmlns:w16du="http://schemas.microsoft.com/office/word/2023/wordml/word16du" xmlns:w16sdtdh="http://schemas.microsoft.com/office/word/2020/wordml/sdtdatahash" xmlns:w16sdtfl="http://schemas.microsoft.com/office/word/2024/wordml/sdtformatlock" xmlns:w16se="http://schemas.microsoft.com/office/word/2015/wordml/symex">
+        <mc:Fallback>
           <w:pict>
-            <v:shape w14:anchorId="4AE116B6" id="Text Box 1" o:spid="_x0000_s1042" type="#_x0000_t202" style="position:absolute;margin-left:69.9pt;margin-top:788.65pt;width:86.8pt;height:19.1pt;z-index:-252621824;visibility:visible;mso-wrap-style:square;mso-width-percent:0;mso-height-percent:0;mso-wrap-distance-left:9pt;mso-wrap-distance-top:0;mso-wrap-distance-right:9pt;mso-wrap-distance-bottom:0;mso-position-horizontal:absolute;mso-position-horizontal-relative:page;mso-position-vertical:absolute;mso-position-vertical-relative:page;mso-width-percent:0;mso-height-percent:0;mso-width-relative:page;mso-height-relative:page;v-text-anchor:top" o:gfxdata="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" filled="f" stroked="f">
+            <v:shape w14:anchorId="4AE116B6" id="Text Box 1" o:spid="_x0000_s1042" type="#_x0000_t202" style="position:absolute;margin-left:69.9pt;margin-top:788.65pt;width:86.8pt;height:19.1pt;z-index:-252621824;visibility:visible;mso-wrap-style:square;mso-width-percent:0;mso-height-percent:0;mso-wrap-distance-left:9pt;mso-wrap-distance-top:0;mso-wrap-distance-right:9pt;mso-wrap-distance-bottom:0;mso-position-horizontal:absolute;mso-position-horizontal-relative:page;mso-position-vertical:absolute;mso-position-vertical-relative:page;mso-width-percent:0;mso-height-percent:0;mso-width-relative:page;mso-height-relative:page;v-text-anchor:top" o:gfxdata="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" filled="f" stroked="f">
               <v:textbox inset="0,0,0,0">
                 <w:txbxContent>
                   <w:p>
@@ -9481,6 +9187,7 @@
   <w:style w:type="paragraph" w:default="1" w:styleId="Normal">
     <w:name w:val="Normal"/>
     <w:qFormat/>
+    <w:rsid w:val="00F634CE"/>
     <w:rPr>
       <w:rFonts w:ascii="Times New Roman" w:eastAsia="Times New Roman" w:hAnsi="Times New Roman" w:cs="Times New Roman"/>
       <w:lang w:val="es-ES" w:eastAsia="es-ES" w:bidi="es-ES"/>
@@ -9950,6 +9657,15 @@
 </file>
 
 <file path=customXml/item1.xml><?xml version="1.0" encoding="utf-8"?>
+<?mso-contentType ?>
+<FormTemplates xmlns="http://schemas.microsoft.com/sharepoint/v3/contenttype/forms">
+  <Display>DocumentLibraryForm</Display>
+  <Edit>DocumentLibraryForm</Edit>
+  <New>DocumentLibraryForm</New>
+</FormTemplates>
+</file>
+
+<file path=customXml/item2.xml><?xml version="1.0" encoding="utf-8"?>
 <ct:contentTypeSchema xmlns:ct="http://schemas.microsoft.com/office/2006/metadata/contentType" xmlns:ma="http://schemas.microsoft.com/office/2006/metadata/properties/metaAttributes" ct:_="" ma:_="" ma:contentTypeName="Documento" ma:contentTypeID="0x010100EDB39E34F5A9B445B025C05B2A05D030" ma:contentTypeVersion="18" ma:contentTypeDescription="Crear nuevo documento." ma:contentTypeScope="" ma:versionID="4b8c5b34f0f0da9123a52d787f594f58">
   <xsd:schema xmlns:xsd="http://www.w3.org/2001/XMLSchema" xmlns:xs="http://www.w3.org/2001/XMLSchema" xmlns:p="http://schemas.microsoft.com/office/2006/metadata/properties" xmlns:ns3="f1f31ffb-9912-4459-99c8-b26e82094b51" xmlns:ns4="ce621958-37b1-43fe-a1f1-1aad67996a88" targetNamespace="http://schemas.microsoft.com/office/2006/metadata/properties" ma:root="true" ma:fieldsID="ed7624c736e5958f5cff85571969e9e2" ns3:_="" ns4:_="">
     <xsd:import namespace="f1f31ffb-9912-4459-99c8-b26e82094b51"/>
@@ -10202,15 +9918,6 @@
 </ct:contentTypeSchema>
 </file>
 
-<file path=customXml/item2.xml><?xml version="1.0" encoding="utf-8"?>
-<?mso-contentType ?>
-<FormTemplates xmlns="http://schemas.microsoft.com/sharepoint/v3/contenttype/forms">
-  <Display>DocumentLibraryForm</Display>
-  <Edit>DocumentLibraryForm</Edit>
-  <New>DocumentLibraryForm</New>
-</FormTemplates>
-</file>
-
 <file path=customXml/item3.xml><?xml version="1.0" encoding="utf-8"?>
 <p:properties xmlns:p="http://schemas.microsoft.com/office/2006/metadata/properties" xmlns:xsi="http://www.w3.org/2001/XMLSchema-instance" xmlns:pc="http://schemas.microsoft.com/office/infopath/2007/PartnerControls">
   <documentManagement>
@@ -10224,6 +9931,14 @@
 </file>
 
 <file path=customXml/itemProps1.xml><?xml version="1.0" encoding="utf-8"?>
+<ds:datastoreItem xmlns:ds="http://schemas.openxmlformats.org/officeDocument/2006/customXml" ds:itemID="{D97C98BB-D733-4755-AF30-F518FC2AEFAB}">
+  <ds:schemaRefs>
+    <ds:schemaRef ds:uri="http://schemas.microsoft.com/sharepoint/v3/contenttype/forms"/>
+  </ds:schemaRefs>
+</ds:datastoreItem>
+</file>
+
+<file path=customXml/itemProps2.xml><?xml version="1.0" encoding="utf-8"?>
 <ds:datastoreItem xmlns:ds="http://schemas.openxmlformats.org/officeDocument/2006/customXml" ds:itemID="{355C7FB5-BF0E-4F0F-BA5F-10B843AFE9E5}">
   <ds:schemaRefs>
     <ds:schemaRef ds:uri="http://schemas.microsoft.com/office/2006/metadata/contentType"/>
@@ -10242,14 +9957,6 @@
 </ds:datastoreItem>
 </file>
 
-<file path=customXml/itemProps2.xml><?xml version="1.0" encoding="utf-8"?>
-<ds:datastoreItem xmlns:ds="http://schemas.openxmlformats.org/officeDocument/2006/customXml" ds:itemID="{D97C98BB-D733-4755-AF30-F518FC2AEFAB}">
-  <ds:schemaRefs>
-    <ds:schemaRef ds:uri="http://schemas.microsoft.com/sharepoint/v3/contenttype/forms"/>
-  </ds:schemaRefs>
-</ds:datastoreItem>
-</file>
-
 <file path=customXml/itemProps3.xml><?xml version="1.0" encoding="utf-8"?>
 <ds:datastoreItem xmlns:ds="http://schemas.openxmlformats.org/officeDocument/2006/customXml" ds:itemID="{4841E046-27A1-4B2E-9F43-F67D72354C8F}">
   <ds:schemaRefs>
@@ -10261,7 +9968,7 @@
 </file>
 
 <file path=customXml/itemProps4.xml><?xml version="1.0" encoding="utf-8"?>
-<ds:datastoreItem xmlns:ds="http://schemas.openxmlformats.org/officeDocument/2006/customXml" ds:itemID="{DF3E19B8-0F3F-4209-88CB-DB63AC534911}">
+<ds:datastoreItem xmlns:ds="http://schemas.openxmlformats.org/officeDocument/2006/customXml" ds:itemID="{0C5F579A-DC78-486B-9F1F-F251DCC6F567}">
   <ds:schemaRefs>
     <ds:schemaRef ds:uri="http://schemas.openxmlformats.org/officeDocument/2006/bibliography"/>
   </ds:schemaRefs>

--- a/Practicas Preprofesionales/Editables/04MerinoEdnanInformeTecnico.docx
+++ b/Practicas Preprofesionales/Editables/04MerinoEdnanInformeTecnico.docx
@@ -78,7 +78,7 @@
               </wp:anchor>
             </w:drawing>
           </mc:Choice>
-          <mc:Fallback xmlns:w16se="http://schemas.microsoft.com/office/word/2015/wordml/symex" xmlns:w16sdtfl="http://schemas.microsoft.com/office/word/2024/wordml/sdtformatlock" xmlns:w16sdtdh="http://schemas.microsoft.com/office/word/2020/wordml/sdtdatahash" xmlns:w16du="http://schemas.microsoft.com/office/word/2023/wordml/word16du" xmlns:w16="http://schemas.microsoft.com/office/word/2018/wordml" xmlns:w16cid="http://schemas.microsoft.com/office/word/2016/wordml/cid" xmlns:w16cex="http://schemas.microsoft.com/office/word/2018/wordml/cex" xmlns:oel="http://schemas.microsoft.com/office/2019/extlst" xmlns:am3d="http://schemas.microsoft.com/office/drawing/2017/model3d" xmlns:aink="http://schemas.microsoft.com/office/drawing/2016/ink" xmlns:cx8="http://schemas.microsoft.com/office/drawing/2016/5/14/chartex" xmlns:cx7="http://schemas.microsoft.com/office/drawing/2016/5/13/chartex" xmlns:cx6="http://schemas.microsoft.com/office/drawing/2016/5/12/chartex" xmlns:cx5="http://schemas.microsoft.com/office/drawing/2016/5/11/chartex" xmlns:cx4="http://schemas.microsoft.com/office/drawing/2016/5/10/chartex" xmlns:cx3="http://schemas.microsoft.com/office/drawing/2016/5/9/chartex" xmlns:cx2="http://schemas.microsoft.com/office/drawing/2015/10/21/chartex" xmlns:cx1="http://schemas.microsoft.com/office/drawing/2015/9/8/chartex" xmlns:cx="http://schemas.microsoft.com/office/drawing/2014/chartex">
+          <mc:Fallback xmlns:cx="http://schemas.microsoft.com/office/drawing/2014/chartex" xmlns:cx1="http://schemas.microsoft.com/office/drawing/2015/9/8/chartex" xmlns:cx2="http://schemas.microsoft.com/office/drawing/2015/10/21/chartex" xmlns:cx3="http://schemas.microsoft.com/office/drawing/2016/5/9/chartex" xmlns:cx4="http://schemas.microsoft.com/office/drawing/2016/5/10/chartex" xmlns:cx5="http://schemas.microsoft.com/office/drawing/2016/5/11/chartex" xmlns:cx6="http://schemas.microsoft.com/office/drawing/2016/5/12/chartex" xmlns:cx7="http://schemas.microsoft.com/office/drawing/2016/5/13/chartex" xmlns:cx8="http://schemas.microsoft.com/office/drawing/2016/5/14/chartex" xmlns:aink="http://schemas.microsoft.com/office/drawing/2016/ink" xmlns:am3d="http://schemas.microsoft.com/office/drawing/2017/model3d" xmlns:oel="http://schemas.microsoft.com/office/2019/extlst" xmlns:w16cex="http://schemas.microsoft.com/office/word/2018/wordml/cex" xmlns:w16cid="http://schemas.microsoft.com/office/word/2016/wordml/cid" xmlns:w16="http://schemas.microsoft.com/office/word/2018/wordml" xmlns:w16du="http://schemas.microsoft.com/office/word/2023/wordml/word16du" xmlns:w16sdtdh="http://schemas.microsoft.com/office/word/2020/wordml/sdtdatahash" xmlns:w16sdtfl="http://schemas.microsoft.com/office/word/2024/wordml/sdtformatlock" xmlns:w16se="http://schemas.microsoft.com/office/word/2015/wordml/symex">
             <w:pict>
               <v:line w14:anchorId="1C4AAAF1" id="Line 15" o:spid="_x0000_s1026" style="position:absolute;z-index:251659264;visibility:visible;mso-wrap-style:square;mso-width-percent:0;mso-height-percent:0;mso-wrap-distance-left:9pt;mso-wrap-distance-top:0;mso-wrap-distance-right:9pt;mso-wrap-distance-bottom:0;mso-position-horizontal:absolute;mso-position-horizontal-relative:page;mso-position-vertical:absolute;mso-position-vertical-relative:page;mso-width-percent:0;mso-height-percent:0;mso-width-relative:page;mso-height-relative:page" from="70.95pt,752.3pt" to="214.95pt,752.3pt" o:gfxdata="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" strokeweight=".21169mm">
                 <w10:wrap anchorx="page" anchory="page"/>
@@ -173,7 +173,7 @@
               </wp:anchor>
             </w:drawing>
           </mc:Choice>
-          <mc:Fallback xmlns:w16se="http://schemas.microsoft.com/office/word/2015/wordml/symex" xmlns:w16sdtfl="http://schemas.microsoft.com/office/word/2024/wordml/sdtformatlock" xmlns:w16sdtdh="http://schemas.microsoft.com/office/word/2020/wordml/sdtdatahash" xmlns:w16du="http://schemas.microsoft.com/office/word/2023/wordml/word16du" xmlns:w16="http://schemas.microsoft.com/office/word/2018/wordml" xmlns:w16cid="http://schemas.microsoft.com/office/word/2016/wordml/cid" xmlns:w16cex="http://schemas.microsoft.com/office/word/2018/wordml/cex" xmlns:oel="http://schemas.microsoft.com/office/2019/extlst" xmlns:am3d="http://schemas.microsoft.com/office/drawing/2017/model3d" xmlns:aink="http://schemas.microsoft.com/office/drawing/2016/ink" xmlns:cx8="http://schemas.microsoft.com/office/drawing/2016/5/14/chartex" xmlns:cx7="http://schemas.microsoft.com/office/drawing/2016/5/13/chartex" xmlns:cx6="http://schemas.microsoft.com/office/drawing/2016/5/12/chartex" xmlns:cx5="http://schemas.microsoft.com/office/drawing/2016/5/11/chartex" xmlns:cx4="http://schemas.microsoft.com/office/drawing/2016/5/10/chartex" xmlns:cx3="http://schemas.microsoft.com/office/drawing/2016/5/9/chartex" xmlns:cx2="http://schemas.microsoft.com/office/drawing/2015/10/21/chartex" xmlns:cx1="http://schemas.microsoft.com/office/drawing/2015/9/8/chartex" xmlns:cx="http://schemas.microsoft.com/office/drawing/2014/chartex">
+          <mc:Fallback xmlns:cx="http://schemas.microsoft.com/office/drawing/2014/chartex" xmlns:cx1="http://schemas.microsoft.com/office/drawing/2015/9/8/chartex" xmlns:cx2="http://schemas.microsoft.com/office/drawing/2015/10/21/chartex" xmlns:cx3="http://schemas.microsoft.com/office/drawing/2016/5/9/chartex" xmlns:cx4="http://schemas.microsoft.com/office/drawing/2016/5/10/chartex" xmlns:cx5="http://schemas.microsoft.com/office/drawing/2016/5/11/chartex" xmlns:cx6="http://schemas.microsoft.com/office/drawing/2016/5/12/chartex" xmlns:cx7="http://schemas.microsoft.com/office/drawing/2016/5/13/chartex" xmlns:cx8="http://schemas.microsoft.com/office/drawing/2016/5/14/chartex" xmlns:aink="http://schemas.microsoft.com/office/drawing/2016/ink" xmlns:am3d="http://schemas.microsoft.com/office/drawing/2017/model3d" xmlns:oel="http://schemas.microsoft.com/office/2019/extlst" xmlns:w16cex="http://schemas.microsoft.com/office/word/2018/wordml/cex" xmlns:w16cid="http://schemas.microsoft.com/office/word/2016/wordml/cid" xmlns:w16="http://schemas.microsoft.com/office/word/2018/wordml" xmlns:w16du="http://schemas.microsoft.com/office/word/2023/wordml/word16du" xmlns:w16sdtdh="http://schemas.microsoft.com/office/word/2020/wordml/sdtdatahash" xmlns:w16sdtfl="http://schemas.microsoft.com/office/word/2024/wordml/sdtformatlock" xmlns:w16se="http://schemas.microsoft.com/office/word/2015/wordml/symex">
             <w:pict>
               <v:line w14:anchorId="761B1C8A" id="Line 14" o:spid="_x0000_s1026" style="position:absolute;z-index:251658240;visibility:visible;mso-wrap-style:square;mso-width-percent:0;mso-height-percent:0;mso-wrap-distance-left:9pt;mso-wrap-distance-top:0;mso-wrap-distance-right:9pt;mso-wrap-distance-bottom:0;mso-position-horizontal:absolute;mso-position-horizontal-relative:page;mso-position-vertical:absolute;mso-position-vertical-relative:text;mso-width-percent:0;mso-height-percent:0;mso-width-relative:page;mso-height-relative:page" from="207.4pt,24.65pt" to="387.9pt,24.65pt" o:gfxdata="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" strokeweight="1.08pt">
                 <w10:wrap anchorx="page"/>
@@ -3756,8 +3756,8 @@
         <w:gridCol w:w="703"/>
         <w:gridCol w:w="1310"/>
         <w:gridCol w:w="1176"/>
-        <w:gridCol w:w="2414"/>
-        <w:gridCol w:w="3504"/>
+        <w:gridCol w:w="2423"/>
+        <w:gridCol w:w="3495"/>
         <w:gridCol w:w="843"/>
       </w:tblGrid>
       <w:tr>
@@ -3929,26 +3929,17 @@
           </w:tcPr>
           <w:p>
             <w:r>
-              <w:t>Inducción a la empresa</w:t>
-            </w:r>
-            <w:r>
-              <w:t>.</w:t>
-            </w:r>
-          </w:p>
-        </w:tc>
-        <w:tc>
-          <w:tcPr>
-            <w:tcW w:w="0" w:type="auto"/>
-          </w:tcPr>
-          <w:p>
-            <w:r>
-              <w:t xml:space="preserve">Revisión de misión, visión, servicios y estructura organizacional </w:t>
-            </w:r>
-            <w:r>
-              <w:t>de la empresa</w:t>
-            </w:r>
-            <w:r>
-              <w:t>. Presentación general de la plataforma y su propósito educativo.</w:t>
+              <w:t>Inducción a la empresa.</w:t>
+            </w:r>
+          </w:p>
+        </w:tc>
+        <w:tc>
+          <w:tcPr>
+            <w:tcW w:w="0" w:type="auto"/>
+          </w:tcPr>
+          <w:p>
+            <w:r>
+              <w:t>Revisión de misión, visión, servicios y estructura organizacional de la empresa. Presentación general de la plataforma y su propósito educativo.</w:t>
             </w:r>
           </w:p>
         </w:tc>
@@ -4070,17 +4061,17 @@
           </w:tcPr>
           <w:p>
             <w:r>
-              <w:t>Exploración de la plataforma existente</w:t>
-            </w:r>
-          </w:p>
-        </w:tc>
-        <w:tc>
-          <w:tcPr>
-            <w:tcW w:w="0" w:type="auto"/>
-          </w:tcPr>
-          <w:p>
-            <w:r>
-              <w:t>Navegación por el sistema actual, registro de funcionalidades principales y primeras observaciones de usabilidad.</w:t>
+              <w:t>Levantamiento de Requerimientos Funcionales</w:t>
+            </w:r>
+          </w:p>
+        </w:tc>
+        <w:tc>
+          <w:tcPr>
+            <w:tcW w:w="0" w:type="auto"/>
+          </w:tcPr>
+          <w:p>
+            <w:r>
+              <w:t>Redacción de los Requerimientos funcionales de la plataforma educativa</w:t>
             </w:r>
           </w:p>
         </w:tc>
@@ -4136,17 +4127,17 @@
           </w:tcPr>
           <w:p>
             <w:r>
-              <w:t>Identificación de módulos actuales</w:t>
-            </w:r>
-          </w:p>
-        </w:tc>
-        <w:tc>
-          <w:tcPr>
-            <w:tcW w:w="0" w:type="auto"/>
-          </w:tcPr>
-          <w:p>
-            <w:r>
-              <w:t>Revisión de módulos clave como login, inscripción a cursos y gestión de contenidos. Documentación inicial de su funcionamiento.</w:t>
+              <w:t>Levantamiento de Requerimientos no Funcionales</w:t>
+            </w:r>
+          </w:p>
+        </w:tc>
+        <w:tc>
+          <w:tcPr>
+            <w:tcW w:w="0" w:type="auto"/>
+          </w:tcPr>
+          <w:p>
+            <w:r>
+              <w:t>Redacción de los Requerimientos no funcionales de la plataforma educativa.</w:t>
             </w:r>
           </w:p>
         </w:tc>
@@ -4202,20 +4193,17 @@
           </w:tcPr>
           <w:p>
             <w:r>
-              <w:t>Reunión: Registro de hallazgos</w:t>
-            </w:r>
-            <w:r>
-              <w:t xml:space="preserve"> y observaciones del sistema actual</w:t>
-            </w:r>
-          </w:p>
-        </w:tc>
-        <w:tc>
-          <w:tcPr>
-            <w:tcW w:w="0" w:type="auto"/>
-          </w:tcPr>
-          <w:p>
-            <w:r>
-              <w:t>Documentación de aspectos técnicos y funcionales de la plataforma, incluyendo puntos fuertes y áreas de mejora, como base para el desarrollo del prototipo.</w:t>
+              <w:t>Reunión: Presentación de documentación, observaciones del sistema actual</w:t>
+            </w:r>
+          </w:p>
+        </w:tc>
+        <w:tc>
+          <w:tcPr>
+            <w:tcW w:w="0" w:type="auto"/>
+          </w:tcPr>
+          <w:p>
+            <w:r>
+              <w:t>Validación de la documentación, feedback, búsqueda de puntos fuertes y áreas de mejora, como base para el desarrollo del prototipo.</w:t>
             </w:r>
           </w:p>
         </w:tc>
@@ -4270,17 +4258,17 @@
           </w:tcPr>
           <w:p>
             <w:r>
-              <w:t>Análisis de hallazgos</w:t>
-            </w:r>
-          </w:p>
-        </w:tc>
-        <w:tc>
-          <w:tcPr>
-            <w:tcW w:w="0" w:type="auto"/>
-          </w:tcPr>
-          <w:p>
-            <w:r>
-              <w:t>Revisión de los hallazgos documentados en la Semana 1 y definición de prioridades para el prototipo.</w:t>
+              <w:t>Elaboración de Diagrama de Casos de Uso</w:t>
+            </w:r>
+          </w:p>
+        </w:tc>
+        <w:tc>
+          <w:tcPr>
+            <w:tcW w:w="0" w:type="auto"/>
+          </w:tcPr>
+          <w:p>
+            <w:r>
+              <w:t>Documentación de los actores y los casos de uso que conforman la plataforma educativa</w:t>
             </w:r>
           </w:p>
         </w:tc>
@@ -4410,7 +4398,7 @@
           </w:tcPr>
           <w:p>
             <w:r>
-              <w:t>Diseño preliminar de la arquitectura del sistema, indicando cómo se integrarán los módulos en el prototipo sin detallar flujos reales.</w:t>
+              <w:t>Diseño preliminar de la arquitectura del sistema.</w:t>
             </w:r>
           </w:p>
         </w:tc>
@@ -4465,25 +4453,17 @@
           </w:tcPr>
           <w:p>
             <w:r>
-              <w:t>Diseño de interfaz preliminar</w:t>
-            </w:r>
-          </w:p>
-        </w:tc>
-        <w:tc>
-          <w:tcPr>
-            <w:tcW w:w="0" w:type="auto"/>
-          </w:tcPr>
-          <w:p>
-            <w:r>
-              <w:t xml:space="preserve">Creación de bocetos o </w:t>
-            </w:r>
-            <w:proofErr w:type="spellStart"/>
-            <w:r>
-              <w:t>mockups</w:t>
-            </w:r>
-            <w:proofErr w:type="spellEnd"/>
-            <w:r>
-              <w:t xml:space="preserve"> de las pantallas principales del prototipo (login, registro, listado de cursos).</w:t>
+              <w:t>Documentación Arquitectura</w:t>
+            </w:r>
+          </w:p>
+        </w:tc>
+        <w:tc>
+          <w:tcPr>
+            <w:tcW w:w="0" w:type="auto"/>
+          </w:tcPr>
+          <w:p>
+            <w:r>
+              <w:t>Documentación del diseño preliminar de la arquitectura del sistema.</w:t>
             </w:r>
           </w:p>
         </w:tc>
@@ -4548,7 +4528,7 @@
           </w:tcPr>
           <w:p>
             <w:r>
-              <w:t>Registro de decisiones tomadas, módulos seleccionados y descripción de la estructura del prototipo para guiar el desarrollo.</w:t>
+              <w:t>Revisión de documentación, descripción de la estructura del prototipo para guiar el desarrollo.</w:t>
             </w:r>
           </w:p>
         </w:tc>
@@ -4613,11 +4593,92 @@
           </w:tcPr>
           <w:p>
             <w:r>
-              <w:t xml:space="preserve">Selección de módulos esenciales para el prototipo (login, registro, </w:t>
+              <w:t>Selección de módulos esenciales para el prototipo (</w:t>
+            </w:r>
+            <w:proofErr w:type="spellStart"/>
+            <w:r>
+              <w:t>login</w:t>
+            </w:r>
+            <w:proofErr w:type="spellEnd"/>
+            <w:r>
+              <w:t>, registro, cursos, panel de administración) y documentación de sus objetivos.</w:t>
+            </w:r>
+          </w:p>
+        </w:tc>
+        <w:tc>
+          <w:tcPr>
+            <w:tcW w:w="0" w:type="auto"/>
+            <w:hideMark/>
+          </w:tcPr>
+          <w:p>
+            <w:r>
+              <w:t>6</w:t>
+            </w:r>
+          </w:p>
+        </w:tc>
+      </w:tr>
+      <w:tr>
+        <w:tc>
+          <w:tcPr>
+            <w:tcW w:w="0" w:type="auto"/>
+            <w:hideMark/>
+          </w:tcPr>
+          <w:p>
+            <w:r>
+              <w:t>12</w:t>
+            </w:r>
+          </w:p>
+        </w:tc>
+        <w:tc>
+          <w:tcPr>
+            <w:tcW w:w="0" w:type="auto"/>
+            <w:hideMark/>
+          </w:tcPr>
+          <w:p>
+            <w:r>
+              <w:t>09/09/2025</w:t>
+            </w:r>
+          </w:p>
+        </w:tc>
+        <w:tc>
+          <w:tcPr>
+            <w:tcW w:w="0" w:type="auto"/>
+          </w:tcPr>
+          <w:p>
+            <w:r>
+              <w:t>Martes</w:t>
+            </w:r>
+          </w:p>
+        </w:tc>
+        <w:tc>
+          <w:tcPr>
+            <w:tcW w:w="0" w:type="auto"/>
+          </w:tcPr>
+          <w:p>
+            <w:r>
+              <w:t>Diseño preliminar de base de datos</w:t>
+            </w:r>
+          </w:p>
+        </w:tc>
+        <w:tc>
+          <w:tcPr>
+            <w:tcW w:w="0" w:type="auto"/>
+          </w:tcPr>
+          <w:p>
+            <w:r>
+              <w:t xml:space="preserve">Definición de colecciones y documentos principales del prototipo, identificación de campos clave, referencias entre entidades y </w:t>
+            </w:r>
+            <w:proofErr w:type="spellStart"/>
+            <w:r>
+              <w:t>subcolecciones</w:t>
+            </w:r>
+            <w:proofErr w:type="spellEnd"/>
+            <w:r>
+              <w:t xml:space="preserve"> para </w:t>
             </w:r>
             <w:r>
               <w:lastRenderedPageBreak/>
-              <w:t>cursos, panel de administración) y documentación de sus objetivos.</w:t>
+              <w:t>garantizar escalabilidad y mantenibilidad.</w:t>
             </w:r>
           </w:p>
         </w:tc>
@@ -4642,18 +4703,291 @@
           </w:tcPr>
           <w:p>
             <w:r>
-              <w:t>12</w:t>
-            </w:r>
-          </w:p>
-        </w:tc>
-        <w:tc>
-          <w:tcPr>
-            <w:tcW w:w="0" w:type="auto"/>
-            <w:hideMark/>
-          </w:tcPr>
-          <w:p>
-            <w:r>
-              <w:t>09/09/2025</w:t>
+              <w:t>13</w:t>
+            </w:r>
+          </w:p>
+        </w:tc>
+        <w:tc>
+          <w:tcPr>
+            <w:tcW w:w="0" w:type="auto"/>
+            <w:hideMark/>
+          </w:tcPr>
+          <w:p>
+            <w:r>
+              <w:t>10/09/2025</w:t>
+            </w:r>
+          </w:p>
+        </w:tc>
+        <w:tc>
+          <w:tcPr>
+            <w:tcW w:w="0" w:type="auto"/>
+          </w:tcPr>
+          <w:p>
+            <w:r>
+              <w:t>Miércoles</w:t>
+            </w:r>
+          </w:p>
+        </w:tc>
+        <w:tc>
+          <w:tcPr>
+            <w:tcW w:w="0" w:type="auto"/>
+          </w:tcPr>
+          <w:p>
+            <w:r>
+              <w:t>Revisión y ajuste de diseño de base de datos</w:t>
+            </w:r>
+          </w:p>
+        </w:tc>
+        <w:tc>
+          <w:tcPr>
+            <w:tcW w:w="0" w:type="auto"/>
+          </w:tcPr>
+          <w:p>
+            <w:r>
+              <w:t xml:space="preserve">Refinamiento de relaciones entre colecciones y </w:t>
+            </w:r>
+            <w:proofErr w:type="spellStart"/>
+            <w:r>
+              <w:t>subcolecciones</w:t>
+            </w:r>
+            <w:proofErr w:type="spellEnd"/>
+            <w:r>
+              <w:t>, planificación de índices y estructuras de referencia para un acceso eficiente y consistente en el prototipo.</w:t>
+            </w:r>
+          </w:p>
+        </w:tc>
+        <w:tc>
+          <w:tcPr>
+            <w:tcW w:w="0" w:type="auto"/>
+            <w:hideMark/>
+          </w:tcPr>
+          <w:p>
+            <w:r>
+              <w:t>6</w:t>
+            </w:r>
+          </w:p>
+        </w:tc>
+      </w:tr>
+      <w:tr>
+        <w:tc>
+          <w:tcPr>
+            <w:tcW w:w="0" w:type="auto"/>
+            <w:hideMark/>
+          </w:tcPr>
+          <w:p>
+            <w:r>
+              <w:t>14</w:t>
+            </w:r>
+          </w:p>
+        </w:tc>
+        <w:tc>
+          <w:tcPr>
+            <w:tcW w:w="0" w:type="auto"/>
+            <w:hideMark/>
+          </w:tcPr>
+          <w:p>
+            <w:r>
+              <w:t>11/09/2025</w:t>
+            </w:r>
+          </w:p>
+        </w:tc>
+        <w:tc>
+          <w:tcPr>
+            <w:tcW w:w="0" w:type="auto"/>
+          </w:tcPr>
+          <w:p>
+            <w:r>
+              <w:t>Jueves</w:t>
+            </w:r>
+          </w:p>
+        </w:tc>
+        <w:tc>
+          <w:tcPr>
+            <w:tcW w:w="0" w:type="auto"/>
+          </w:tcPr>
+          <w:p>
+            <w:r>
+              <w:t>Diseño de interacción de módulos</w:t>
+            </w:r>
+          </w:p>
+        </w:tc>
+        <w:tc>
+          <w:tcPr>
+            <w:tcW w:w="0" w:type="auto"/>
+          </w:tcPr>
+          <w:p>
+            <w:pPr>
+              <w:rPr>
+                <w:lang w:val="es-EC"/>
+              </w:rPr>
+            </w:pPr>
+            <w:r>
+              <w:t>Simulación práctica del comportamiento de los módulos del prototipo, definiendo cómo interactúan entre ellos y con el usuario, preparando el desarrollo de la interfaz.</w:t>
+            </w:r>
+          </w:p>
+        </w:tc>
+        <w:tc>
+          <w:tcPr>
+            <w:tcW w:w="0" w:type="auto"/>
+            <w:hideMark/>
+          </w:tcPr>
+          <w:p>
+            <w:r>
+              <w:t>6</w:t>
+            </w:r>
+          </w:p>
+        </w:tc>
+      </w:tr>
+      <w:tr>
+        <w:tc>
+          <w:tcPr>
+            <w:tcW w:w="0" w:type="auto"/>
+            <w:hideMark/>
+          </w:tcPr>
+          <w:p>
+            <w:r>
+              <w:t>15</w:t>
+            </w:r>
+          </w:p>
+        </w:tc>
+        <w:tc>
+          <w:tcPr>
+            <w:tcW w:w="0" w:type="auto"/>
+            <w:hideMark/>
+          </w:tcPr>
+          <w:p>
+            <w:r>
+              <w:t>12/09/2025</w:t>
+            </w:r>
+          </w:p>
+        </w:tc>
+        <w:tc>
+          <w:tcPr>
+            <w:tcW w:w="0" w:type="auto"/>
+          </w:tcPr>
+          <w:p>
+            <w:r>
+              <w:t>Viernes</w:t>
+            </w:r>
+          </w:p>
+        </w:tc>
+        <w:tc>
+          <w:tcPr>
+            <w:tcW w:w="0" w:type="auto"/>
+          </w:tcPr>
+          <w:p>
+            <w:r>
+              <w:t>Reunión: Validación interna del diseño</w:t>
+            </w:r>
+          </w:p>
+        </w:tc>
+        <w:tc>
+          <w:tcPr>
+            <w:tcW w:w="0" w:type="auto"/>
+          </w:tcPr>
+          <w:p>
+            <w:r>
+              <w:t>Revisión de módulos, base de datos, entre otros ajustes iniciales.</w:t>
+            </w:r>
+          </w:p>
+        </w:tc>
+        <w:tc>
+          <w:tcPr>
+            <w:tcW w:w="0" w:type="auto"/>
+            <w:hideMark/>
+          </w:tcPr>
+          <w:p>
+            <w:r>
+              <w:t>6</w:t>
+            </w:r>
+          </w:p>
+        </w:tc>
+      </w:tr>
+      <w:tr>
+        <w:tc>
+          <w:tcPr>
+            <w:tcW w:w="0" w:type="auto"/>
+            <w:hideMark/>
+          </w:tcPr>
+          <w:p>
+            <w:r>
+              <w:t>16</w:t>
+            </w:r>
+          </w:p>
+        </w:tc>
+        <w:tc>
+          <w:tcPr>
+            <w:tcW w:w="0" w:type="auto"/>
+            <w:hideMark/>
+          </w:tcPr>
+          <w:p>
+            <w:r>
+              <w:t>15/09/2025</w:t>
+            </w:r>
+          </w:p>
+        </w:tc>
+        <w:tc>
+          <w:tcPr>
+            <w:tcW w:w="0" w:type="auto"/>
+          </w:tcPr>
+          <w:p>
+            <w:r>
+              <w:t>Lunes</w:t>
+            </w:r>
+          </w:p>
+        </w:tc>
+        <w:tc>
+          <w:tcPr>
+            <w:tcW w:w="0" w:type="auto"/>
+          </w:tcPr>
+          <w:p>
+            <w:r>
+              <w:t>Documentación técnica del prototipo</w:t>
+            </w:r>
+          </w:p>
+        </w:tc>
+        <w:tc>
+          <w:tcPr>
+            <w:tcW w:w="0" w:type="auto"/>
+          </w:tcPr>
+          <w:p>
+            <w:r>
+              <w:t>Registro de lineamientos de arquitectura y estructura de módulos.</w:t>
+            </w:r>
+          </w:p>
+        </w:tc>
+        <w:tc>
+          <w:tcPr>
+            <w:tcW w:w="0" w:type="auto"/>
+            <w:hideMark/>
+          </w:tcPr>
+          <w:p>
+            <w:r>
+              <w:t>6</w:t>
+            </w:r>
+          </w:p>
+        </w:tc>
+      </w:tr>
+      <w:tr>
+        <w:tc>
+          <w:tcPr>
+            <w:tcW w:w="0" w:type="auto"/>
+            <w:hideMark/>
+          </w:tcPr>
+          <w:p>
+            <w:r>
+              <w:t>17</w:t>
+            </w:r>
+          </w:p>
+        </w:tc>
+        <w:tc>
+          <w:tcPr>
+            <w:tcW w:w="0" w:type="auto"/>
+            <w:hideMark/>
+          </w:tcPr>
+          <w:p>
+            <w:r>
+              <w:t>16/09/2025</w:t>
             </w:r>
           </w:p>
         </w:tc>
@@ -4670,6 +5004,372 @@
         <w:tc>
           <w:tcPr>
             <w:tcW w:w="0" w:type="auto"/>
+          </w:tcPr>
+          <w:p>
+            <w:pPr>
+              <w:rPr>
+                <w:lang w:val="es-EC"/>
+              </w:rPr>
+            </w:pPr>
+            <w:r>
+              <w:t>Revisión técnica del prototipo</w:t>
+            </w:r>
+          </w:p>
+        </w:tc>
+        <w:tc>
+          <w:tcPr>
+            <w:tcW w:w="0" w:type="auto"/>
+          </w:tcPr>
+          <w:p>
+            <w:r>
+              <w:t>Registro de lineamientos de arquitectura y estructura de módulos.</w:t>
+            </w:r>
+          </w:p>
+        </w:tc>
+        <w:tc>
+          <w:tcPr>
+            <w:tcW w:w="0" w:type="auto"/>
+            <w:hideMark/>
+          </w:tcPr>
+          <w:p>
+            <w:r>
+              <w:t>6</w:t>
+            </w:r>
+          </w:p>
+        </w:tc>
+      </w:tr>
+      <w:tr>
+        <w:tc>
+          <w:tcPr>
+            <w:tcW w:w="0" w:type="auto"/>
+            <w:hideMark/>
+          </w:tcPr>
+          <w:p>
+            <w:r>
+              <w:t>18</w:t>
+            </w:r>
+          </w:p>
+        </w:tc>
+        <w:tc>
+          <w:tcPr>
+            <w:tcW w:w="0" w:type="auto"/>
+            <w:hideMark/>
+          </w:tcPr>
+          <w:p>
+            <w:r>
+              <w:t>17/09/2025</w:t>
+            </w:r>
+          </w:p>
+        </w:tc>
+        <w:tc>
+          <w:tcPr>
+            <w:tcW w:w="0" w:type="auto"/>
+          </w:tcPr>
+          <w:p>
+            <w:r>
+              <w:t>Miércoles</w:t>
+            </w:r>
+          </w:p>
+        </w:tc>
+        <w:tc>
+          <w:tcPr>
+            <w:tcW w:w="0" w:type="auto"/>
+          </w:tcPr>
+          <w:p>
+            <w:pPr>
+              <w:rPr>
+                <w:lang w:val="es-EC"/>
+              </w:rPr>
+            </w:pPr>
+            <w:proofErr w:type="spellStart"/>
+            <w:r>
+              <w:t>Mockup</w:t>
+            </w:r>
+            <w:proofErr w:type="spellEnd"/>
+            <w:r>
+              <w:t xml:space="preserve"> de panel administrativo I</w:t>
+            </w:r>
+          </w:p>
+        </w:tc>
+        <w:tc>
+          <w:tcPr>
+            <w:tcW w:w="0" w:type="auto"/>
+          </w:tcPr>
+          <w:p>
+            <w:r>
+              <w:t>Creación de boceto del panel de administración, definiendo secciones y accesos.</w:t>
+            </w:r>
+          </w:p>
+        </w:tc>
+        <w:tc>
+          <w:tcPr>
+            <w:tcW w:w="0" w:type="auto"/>
+            <w:hideMark/>
+          </w:tcPr>
+          <w:p>
+            <w:r>
+              <w:t>6</w:t>
+            </w:r>
+          </w:p>
+        </w:tc>
+      </w:tr>
+      <w:tr>
+        <w:tc>
+          <w:tcPr>
+            <w:tcW w:w="0" w:type="auto"/>
+            <w:hideMark/>
+          </w:tcPr>
+          <w:p>
+            <w:r>
+              <w:t>19</w:t>
+            </w:r>
+          </w:p>
+        </w:tc>
+        <w:tc>
+          <w:tcPr>
+            <w:tcW w:w="0" w:type="auto"/>
+            <w:hideMark/>
+          </w:tcPr>
+          <w:p>
+            <w:r>
+              <w:t>18/09/2025</w:t>
+            </w:r>
+          </w:p>
+        </w:tc>
+        <w:tc>
+          <w:tcPr>
+            <w:tcW w:w="0" w:type="auto"/>
+          </w:tcPr>
+          <w:p>
+            <w:r>
+              <w:t>Jueves</w:t>
+            </w:r>
+          </w:p>
+        </w:tc>
+        <w:tc>
+          <w:tcPr>
+            <w:tcW w:w="0" w:type="auto"/>
+          </w:tcPr>
+          <w:p>
+            <w:proofErr w:type="spellStart"/>
+            <w:r>
+              <w:t>Mockup</w:t>
+            </w:r>
+            <w:proofErr w:type="spellEnd"/>
+            <w:r>
+              <w:t xml:space="preserve"> de panel administrativo II</w:t>
+            </w:r>
+          </w:p>
+        </w:tc>
+        <w:tc>
+          <w:tcPr>
+            <w:tcW w:w="0" w:type="auto"/>
+          </w:tcPr>
+          <w:p>
+            <w:r>
+              <w:t>Continuación de boceto del panel de administración.</w:t>
+            </w:r>
+          </w:p>
+        </w:tc>
+        <w:tc>
+          <w:tcPr>
+            <w:tcW w:w="0" w:type="auto"/>
+            <w:hideMark/>
+          </w:tcPr>
+          <w:p>
+            <w:r>
+              <w:t>6</w:t>
+            </w:r>
+          </w:p>
+        </w:tc>
+      </w:tr>
+      <w:tr>
+        <w:tc>
+          <w:tcPr>
+            <w:tcW w:w="0" w:type="auto"/>
+            <w:shd w:val="clear" w:color="auto" w:fill="auto"/>
+            <w:hideMark/>
+          </w:tcPr>
+          <w:p>
+            <w:r>
+              <w:t>20</w:t>
+            </w:r>
+          </w:p>
+        </w:tc>
+        <w:tc>
+          <w:tcPr>
+            <w:tcW w:w="0" w:type="auto"/>
+            <w:shd w:val="clear" w:color="auto" w:fill="auto"/>
+            <w:hideMark/>
+          </w:tcPr>
+          <w:p>
+            <w:r>
+              <w:t>19/09/2025</w:t>
+            </w:r>
+          </w:p>
+          <w:p>
+            <w:r>
+              <w:tab/>
+            </w:r>
+          </w:p>
+        </w:tc>
+        <w:tc>
+          <w:tcPr>
+            <w:tcW w:w="0" w:type="auto"/>
+            <w:shd w:val="clear" w:color="auto" w:fill="auto"/>
+          </w:tcPr>
+          <w:p>
+            <w:r>
+              <w:t>Viernes</w:t>
+            </w:r>
+          </w:p>
+        </w:tc>
+        <w:tc>
+          <w:tcPr>
+            <w:tcW w:w="0" w:type="auto"/>
+            <w:shd w:val="clear" w:color="auto" w:fill="auto"/>
+          </w:tcPr>
+          <w:p>
+            <w:r>
+              <w:t>Reunión: Revisión comparativa diseño actual vs prototipo</w:t>
+            </w:r>
+          </w:p>
+        </w:tc>
+        <w:tc>
+          <w:tcPr>
+            <w:tcW w:w="0" w:type="auto"/>
+            <w:shd w:val="clear" w:color="auto" w:fill="auto"/>
+          </w:tcPr>
+          <w:p>
+            <w:r>
+              <w:t>Análisis de diferencias entre plataforma existente y propuesta de prototipo, identificación de mejoras.</w:t>
+            </w:r>
+          </w:p>
+        </w:tc>
+        <w:tc>
+          <w:tcPr>
+            <w:tcW w:w="0" w:type="auto"/>
+            <w:shd w:val="clear" w:color="auto" w:fill="auto"/>
+            <w:hideMark/>
+          </w:tcPr>
+          <w:p>
+            <w:r>
+              <w:t>6</w:t>
+            </w:r>
+          </w:p>
+        </w:tc>
+      </w:tr>
+      <w:tr>
+        <w:tc>
+          <w:tcPr>
+            <w:tcW w:w="0" w:type="auto"/>
+            <w:shd w:val="clear" w:color="auto" w:fill="auto"/>
+            <w:hideMark/>
+          </w:tcPr>
+          <w:p>
+            <w:r>
+              <w:t>21</w:t>
+            </w:r>
+          </w:p>
+        </w:tc>
+        <w:tc>
+          <w:tcPr>
+            <w:tcW w:w="0" w:type="auto"/>
+            <w:shd w:val="clear" w:color="auto" w:fill="auto"/>
+            <w:hideMark/>
+          </w:tcPr>
+          <w:p>
+            <w:r>
+              <w:t>22/09/2025</w:t>
+            </w:r>
+          </w:p>
+        </w:tc>
+        <w:tc>
+          <w:tcPr>
+            <w:tcW w:w="0" w:type="auto"/>
+            <w:shd w:val="clear" w:color="auto" w:fill="auto"/>
+          </w:tcPr>
+          <w:p>
+            <w:r>
+              <w:t>Lunes</w:t>
+            </w:r>
+          </w:p>
+        </w:tc>
+        <w:tc>
+          <w:tcPr>
+            <w:tcW w:w="0" w:type="auto"/>
+            <w:shd w:val="clear" w:color="auto" w:fill="auto"/>
+          </w:tcPr>
+          <w:p>
+            <w:r>
+              <w:t>Inicio del desarrollo del prototipo</w:t>
+            </w:r>
+          </w:p>
+        </w:tc>
+        <w:tc>
+          <w:tcPr>
+            <w:tcW w:w="0" w:type="auto"/>
+            <w:shd w:val="clear" w:color="auto" w:fill="auto"/>
+          </w:tcPr>
+          <w:p>
+            <w:r>
+              <w:t>Configuración del proyecto y creación de entorno de desarrollo.</w:t>
+            </w:r>
+          </w:p>
+        </w:tc>
+        <w:tc>
+          <w:tcPr>
+            <w:tcW w:w="0" w:type="auto"/>
+            <w:shd w:val="clear" w:color="auto" w:fill="auto"/>
+            <w:hideMark/>
+          </w:tcPr>
+          <w:p>
+            <w:r>
+              <w:t>6</w:t>
+            </w:r>
+          </w:p>
+        </w:tc>
+      </w:tr>
+      <w:tr>
+        <w:tc>
+          <w:tcPr>
+            <w:tcW w:w="0" w:type="auto"/>
+            <w:shd w:val="clear" w:color="auto" w:fill="auto"/>
+            <w:hideMark/>
+          </w:tcPr>
+          <w:p>
+            <w:r>
+              <w:t>22</w:t>
+            </w:r>
+          </w:p>
+        </w:tc>
+        <w:tc>
+          <w:tcPr>
+            <w:tcW w:w="0" w:type="auto"/>
+            <w:shd w:val="clear" w:color="auto" w:fill="auto"/>
+            <w:hideMark/>
+          </w:tcPr>
+          <w:p>
+            <w:r>
+              <w:t>23/09/2025</w:t>
+            </w:r>
+          </w:p>
+        </w:tc>
+        <w:tc>
+          <w:tcPr>
+            <w:tcW w:w="0" w:type="auto"/>
+            <w:shd w:val="clear" w:color="auto" w:fill="auto"/>
+          </w:tcPr>
+          <w:p>
+            <w:r>
+              <w:t>Martes</w:t>
+            </w:r>
+          </w:p>
+        </w:tc>
+        <w:tc>
+          <w:tcPr>
+            <w:tcW w:w="0" w:type="auto"/>
+            <w:shd w:val="clear" w:color="auto" w:fill="auto"/>
           </w:tcPr>
           <w:tbl>
             <w:tblPr>
@@ -4684,55 +5384,7 @@
               <w:tblLook w:val="04A0" w:firstRow="1" w:lastRow="0" w:firstColumn="1" w:lastColumn="0" w:noHBand="0" w:noVBand="1"/>
             </w:tblPr>
             <w:tblGrid>
-              <w:gridCol w:w="96"/>
-            </w:tblGrid>
-            <w:tr>
-              <w:trPr>
-                <w:tblCellSpacing w:w="15" w:type="dxa"/>
-              </w:trPr>
-              <w:tc>
-                <w:tcPr>
-                  <w:tcW w:w="0" w:type="auto"/>
-                  <w:vAlign w:val="center"/>
-                  <w:hideMark/>
-                </w:tcPr>
-                <w:p>
-                  <w:pPr>
-                    <w:widowControl/>
-                    <w:autoSpaceDE/>
-                    <w:autoSpaceDN/>
-                    <w:rPr>
-                      <w:sz w:val="24"/>
-                      <w:szCs w:val="24"/>
-                      <w:lang w:val="es-EC" w:eastAsia="es-EC" w:bidi="ar-SA"/>
-                    </w:rPr>
-                  </w:pPr>
-                </w:p>
-              </w:tc>
-            </w:tr>
-          </w:tbl>
-          <w:p>
-            <w:pPr>
-              <w:rPr>
-                <w:vanish/>
-                <w:lang w:val="es-EC" w:eastAsia="es-EC" w:bidi="ar-SA"/>
-              </w:rPr>
-            </w:pPr>
-          </w:p>
-          <w:tbl>
-            <w:tblPr>
-              <w:tblW w:w="0" w:type="auto"/>
-              <w:tblCellSpacing w:w="15" w:type="dxa"/>
-              <w:tblCellMar>
-                <w:top w:w="15" w:type="dxa"/>
-                <w:left w:w="15" w:type="dxa"/>
-                <w:bottom w:w="15" w:type="dxa"/>
-                <w:right w:w="15" w:type="dxa"/>
-              </w:tblCellMar>
-              <w:tblLook w:val="04A0" w:firstRow="1" w:lastRow="0" w:firstColumn="1" w:lastColumn="0" w:noHBand="0" w:noVBand="1"/>
-            </w:tblPr>
-            <w:tblGrid>
-              <w:gridCol w:w="2198"/>
+              <w:gridCol w:w="2207"/>
             </w:tblGrid>
             <w:tr>
               <w:trPr>
@@ -4761,587 +5413,7 @@
                       <w:szCs w:val="24"/>
                       <w:lang w:val="es-EC" w:eastAsia="es-EC" w:bidi="ar-SA"/>
                     </w:rPr>
-                    <w:t>Diseño preliminar de base de datos</w:t>
-                  </w:r>
-                </w:p>
-              </w:tc>
-            </w:tr>
-          </w:tbl>
-          <w:p>
-            <w:pPr>
-              <w:rPr>
-                <w:lang w:val="es-EC"/>
-              </w:rPr>
-            </w:pPr>
-          </w:p>
-        </w:tc>
-        <w:tc>
-          <w:tcPr>
-            <w:tcW w:w="0" w:type="auto"/>
-          </w:tcPr>
-          <w:p>
-            <w:r>
-              <w:t>Creación del modelo entidad–relación del prototipo y asignación de campos principales para cada módulo.</w:t>
-            </w:r>
-          </w:p>
-        </w:tc>
-        <w:tc>
-          <w:tcPr>
-            <w:tcW w:w="0" w:type="auto"/>
-            <w:hideMark/>
-          </w:tcPr>
-          <w:p>
-            <w:r>
-              <w:t>6</w:t>
-            </w:r>
-          </w:p>
-        </w:tc>
-      </w:tr>
-      <w:tr>
-        <w:tc>
-          <w:tcPr>
-            <w:tcW w:w="0" w:type="auto"/>
-            <w:hideMark/>
-          </w:tcPr>
-          <w:p>
-            <w:r>
-              <w:t>13</w:t>
-            </w:r>
-          </w:p>
-        </w:tc>
-        <w:tc>
-          <w:tcPr>
-            <w:tcW w:w="0" w:type="auto"/>
-            <w:hideMark/>
-          </w:tcPr>
-          <w:p>
-            <w:r>
-              <w:t>10/09/2025</w:t>
-            </w:r>
-          </w:p>
-        </w:tc>
-        <w:tc>
-          <w:tcPr>
-            <w:tcW w:w="0" w:type="auto"/>
-          </w:tcPr>
-          <w:p>
-            <w:r>
-              <w:t>Miércoles</w:t>
-            </w:r>
-          </w:p>
-        </w:tc>
-        <w:tc>
-          <w:tcPr>
-            <w:tcW w:w="0" w:type="auto"/>
-          </w:tcPr>
-          <w:p>
-            <w:r>
-              <w:rPr>
-                <w:lang w:val="es-EC" w:eastAsia="es-EC" w:bidi="ar-SA"/>
-              </w:rPr>
-              <w:t>Diseño preliminar de base de datos</w:t>
-            </w:r>
-            <w:r>
-              <w:rPr>
-                <w:lang w:val="es-EC" w:eastAsia="es-EC" w:bidi="ar-SA"/>
-              </w:rPr>
-              <w:t xml:space="preserve"> II</w:t>
-            </w:r>
-          </w:p>
-        </w:tc>
-        <w:tc>
-          <w:tcPr>
-            <w:tcW w:w="0" w:type="auto"/>
-          </w:tcPr>
-          <w:p>
-            <w:r>
-              <w:t>Creación del modelo entidad–relación del prototipo y asignación de campos principales para cada módulo.</w:t>
-            </w:r>
-          </w:p>
-        </w:tc>
-        <w:tc>
-          <w:tcPr>
-            <w:tcW w:w="0" w:type="auto"/>
-            <w:hideMark/>
-          </w:tcPr>
-          <w:p>
-            <w:r>
-              <w:t>6</w:t>
-            </w:r>
-          </w:p>
-        </w:tc>
-      </w:tr>
-      <w:tr>
-        <w:tc>
-          <w:tcPr>
-            <w:tcW w:w="0" w:type="auto"/>
-            <w:hideMark/>
-          </w:tcPr>
-          <w:p>
-            <w:r>
-              <w:t>14</w:t>
-            </w:r>
-          </w:p>
-        </w:tc>
-        <w:tc>
-          <w:tcPr>
-            <w:tcW w:w="0" w:type="auto"/>
-            <w:hideMark/>
-          </w:tcPr>
-          <w:p>
-            <w:r>
-              <w:t>11/09/2025</w:t>
-            </w:r>
-          </w:p>
-        </w:tc>
-        <w:tc>
-          <w:tcPr>
-            <w:tcW w:w="0" w:type="auto"/>
-          </w:tcPr>
-          <w:p>
-            <w:r>
-              <w:t>Jueves</w:t>
-            </w:r>
-          </w:p>
-        </w:tc>
-        <w:tc>
-          <w:tcPr>
-            <w:tcW w:w="0" w:type="auto"/>
-          </w:tcPr>
-          <w:p>
-            <w:r>
-              <w:t>Diseño de interacción de módulos</w:t>
-            </w:r>
-          </w:p>
-        </w:tc>
-        <w:tc>
-          <w:tcPr>
-            <w:tcW w:w="0" w:type="auto"/>
-          </w:tcPr>
-          <w:p>
-            <w:r>
-              <w:t>Simulación práctica del comportamiento de los módulos del prototipo, definiendo cómo interactúan entre ellos y con el usuario, preparando el desarrollo de la interfaz.</w:t>
-            </w:r>
-          </w:p>
-        </w:tc>
-        <w:tc>
-          <w:tcPr>
-            <w:tcW w:w="0" w:type="auto"/>
-            <w:hideMark/>
-          </w:tcPr>
-          <w:p>
-            <w:r>
-              <w:t>6</w:t>
-            </w:r>
-          </w:p>
-        </w:tc>
-      </w:tr>
-      <w:tr>
-        <w:tc>
-          <w:tcPr>
-            <w:tcW w:w="0" w:type="auto"/>
-            <w:hideMark/>
-          </w:tcPr>
-          <w:p>
-            <w:r>
-              <w:t>15</w:t>
-            </w:r>
-          </w:p>
-        </w:tc>
-        <w:tc>
-          <w:tcPr>
-            <w:tcW w:w="0" w:type="auto"/>
-            <w:hideMark/>
-          </w:tcPr>
-          <w:p>
-            <w:r>
-              <w:t>12/09/2025</w:t>
-            </w:r>
-          </w:p>
-        </w:tc>
-        <w:tc>
-          <w:tcPr>
-            <w:tcW w:w="0" w:type="auto"/>
-          </w:tcPr>
-          <w:p>
-            <w:r>
-              <w:t>Viernes</w:t>
-            </w:r>
-          </w:p>
-        </w:tc>
-        <w:tc>
-          <w:tcPr>
-            <w:tcW w:w="0" w:type="auto"/>
-          </w:tcPr>
-          <w:p>
-            <w:r>
-              <w:t xml:space="preserve">Reunión: </w:t>
-            </w:r>
-            <w:r>
-              <w:t>Validación interna del diseño</w:t>
-            </w:r>
-          </w:p>
-        </w:tc>
-        <w:tc>
-          <w:tcPr>
-            <w:tcW w:w="0" w:type="auto"/>
-          </w:tcPr>
-          <w:p>
-            <w:r>
-              <w:t>Revisión de</w:t>
-            </w:r>
-            <w:r>
-              <w:t xml:space="preserve"> módulos</w:t>
-            </w:r>
-            <w:r>
-              <w:t>, base de datos</w:t>
-            </w:r>
-            <w:r>
-              <w:t>,</w:t>
-            </w:r>
-            <w:r>
-              <w:t xml:space="preserve"> entre otros</w:t>
-            </w:r>
-            <w:r>
-              <w:t xml:space="preserve"> ajustes iniciales</w:t>
-            </w:r>
-            <w:r>
-              <w:t>.</w:t>
-            </w:r>
-          </w:p>
-        </w:tc>
-        <w:tc>
-          <w:tcPr>
-            <w:tcW w:w="0" w:type="auto"/>
-            <w:hideMark/>
-          </w:tcPr>
-          <w:p>
-            <w:r>
-              <w:t>6</w:t>
-            </w:r>
-          </w:p>
-        </w:tc>
-      </w:tr>
-      <w:tr>
-        <w:tc>
-          <w:tcPr>
-            <w:tcW w:w="0" w:type="auto"/>
-            <w:hideMark/>
-          </w:tcPr>
-          <w:p>
-            <w:r>
-              <w:t>16</w:t>
-            </w:r>
-          </w:p>
-        </w:tc>
-        <w:tc>
-          <w:tcPr>
-            <w:tcW w:w="0" w:type="auto"/>
-            <w:hideMark/>
-          </w:tcPr>
-          <w:p>
-            <w:r>
-              <w:t>15/09/2025</w:t>
-            </w:r>
-          </w:p>
-        </w:tc>
-        <w:tc>
-          <w:tcPr>
-            <w:tcW w:w="0" w:type="auto"/>
-          </w:tcPr>
-          <w:p>
-            <w:r>
-              <w:t>Lunes</w:t>
-            </w:r>
-          </w:p>
-        </w:tc>
-        <w:tc>
-          <w:tcPr>
-            <w:tcW w:w="0" w:type="auto"/>
-          </w:tcPr>
-          <w:tbl>
-            <w:tblPr>
-              <w:tblW w:w="0" w:type="auto"/>
-              <w:tblCellSpacing w:w="15" w:type="dxa"/>
-              <w:tblCellMar>
-                <w:top w:w="15" w:type="dxa"/>
-                <w:left w:w="15" w:type="dxa"/>
-                <w:bottom w:w="15" w:type="dxa"/>
-                <w:right w:w="15" w:type="dxa"/>
-              </w:tblCellMar>
-              <w:tblLook w:val="04A0" w:firstRow="1" w:lastRow="0" w:firstColumn="1" w:lastColumn="0" w:noHBand="0" w:noVBand="1"/>
-            </w:tblPr>
-            <w:tblGrid>
-              <w:gridCol w:w="96"/>
-            </w:tblGrid>
-            <w:tr>
-              <w:trPr>
-                <w:tblCellSpacing w:w="15" w:type="dxa"/>
-              </w:trPr>
-              <w:tc>
-                <w:tcPr>
-                  <w:tcW w:w="0" w:type="auto"/>
-                  <w:vAlign w:val="center"/>
-                  <w:hideMark/>
-                </w:tcPr>
-                <w:p>
-                  <w:pPr>
-                    <w:widowControl/>
-                    <w:autoSpaceDE/>
-                    <w:autoSpaceDN/>
-                    <w:rPr>
-                      <w:sz w:val="24"/>
-                      <w:szCs w:val="24"/>
-                      <w:lang w:val="es-EC" w:eastAsia="es-EC" w:bidi="ar-SA"/>
-                    </w:rPr>
-                  </w:pPr>
-                </w:p>
-              </w:tc>
-            </w:tr>
-          </w:tbl>
-          <w:p>
-            <w:pPr>
-              <w:rPr>
-                <w:vanish/>
-                <w:lang w:val="es-EC" w:eastAsia="es-EC" w:bidi="ar-SA"/>
-              </w:rPr>
-            </w:pPr>
-          </w:p>
-          <w:tbl>
-            <w:tblPr>
-              <w:tblW w:w="0" w:type="auto"/>
-              <w:tblCellSpacing w:w="15" w:type="dxa"/>
-              <w:tblCellMar>
-                <w:top w:w="15" w:type="dxa"/>
-                <w:left w:w="15" w:type="dxa"/>
-                <w:bottom w:w="15" w:type="dxa"/>
-                <w:right w:w="15" w:type="dxa"/>
-              </w:tblCellMar>
-              <w:tblLook w:val="04A0" w:firstRow="1" w:lastRow="0" w:firstColumn="1" w:lastColumn="0" w:noHBand="0" w:noVBand="1"/>
-            </w:tblPr>
-            <w:tblGrid>
-              <w:gridCol w:w="2198"/>
-            </w:tblGrid>
-            <w:tr>
-              <w:trPr>
-                <w:tblCellSpacing w:w="15" w:type="dxa"/>
-              </w:trPr>
-              <w:tc>
-                <w:tcPr>
-                  <w:tcW w:w="0" w:type="auto"/>
-                  <w:vAlign w:val="center"/>
-                  <w:hideMark/>
-                </w:tcPr>
-                <w:p>
-                  <w:pPr>
-                    <w:widowControl/>
-                    <w:autoSpaceDE/>
-                    <w:autoSpaceDN/>
-                    <w:rPr>
-                      <w:sz w:val="24"/>
-                      <w:szCs w:val="24"/>
-                      <w:lang w:val="es-EC" w:eastAsia="es-EC" w:bidi="ar-SA"/>
-                    </w:rPr>
-                  </w:pPr>
-                  <w:r>
-                    <w:rPr>
-                      <w:sz w:val="24"/>
-                      <w:szCs w:val="24"/>
-                      <w:lang w:val="es-EC" w:eastAsia="es-EC" w:bidi="ar-SA"/>
-                    </w:rPr>
-                    <w:t>Documentación técnica del prototipo</w:t>
-                  </w:r>
-                </w:p>
-              </w:tc>
-            </w:tr>
-          </w:tbl>
-          <w:p/>
-        </w:tc>
-        <w:tc>
-          <w:tcPr>
-            <w:tcW w:w="0" w:type="auto"/>
-          </w:tcPr>
-          <w:p>
-            <w:r>
-              <w:t>Registro de lineamientos de arquitectura y estructura de módulos.</w:t>
-            </w:r>
-          </w:p>
-        </w:tc>
-        <w:tc>
-          <w:tcPr>
-            <w:tcW w:w="0" w:type="auto"/>
-            <w:hideMark/>
-          </w:tcPr>
-          <w:p>
-            <w:r>
-              <w:t>6</w:t>
-            </w:r>
-          </w:p>
-        </w:tc>
-      </w:tr>
-      <w:tr>
-        <w:tc>
-          <w:tcPr>
-            <w:tcW w:w="0" w:type="auto"/>
-            <w:hideMark/>
-          </w:tcPr>
-          <w:p>
-            <w:r>
-              <w:t>17</w:t>
-            </w:r>
-          </w:p>
-        </w:tc>
-        <w:tc>
-          <w:tcPr>
-            <w:tcW w:w="0" w:type="auto"/>
-            <w:hideMark/>
-          </w:tcPr>
-          <w:p>
-            <w:r>
-              <w:t>16/09/2025</w:t>
-            </w:r>
-          </w:p>
-        </w:tc>
-        <w:tc>
-          <w:tcPr>
-            <w:tcW w:w="0" w:type="auto"/>
-          </w:tcPr>
-          <w:p>
-            <w:r>
-              <w:t>Martes</w:t>
-            </w:r>
-          </w:p>
-        </w:tc>
-        <w:tc>
-          <w:tcPr>
-            <w:tcW w:w="0" w:type="auto"/>
-          </w:tcPr>
-          <w:p>
-            <w:r>
-              <w:t>Diseño de módulos de autenticación y gestión de cursos</w:t>
-            </w:r>
-          </w:p>
-        </w:tc>
-        <w:tc>
-          <w:tcPr>
-            <w:tcW w:w="0" w:type="auto"/>
-          </w:tcPr>
-          <w:p>
-            <w:r>
-              <w:t>Especificación de funcionalidades, campos y comportamiento esperado de los módulos principales.</w:t>
-            </w:r>
-          </w:p>
-        </w:tc>
-        <w:tc>
-          <w:tcPr>
-            <w:tcW w:w="0" w:type="auto"/>
-            <w:hideMark/>
-          </w:tcPr>
-          <w:p>
-            <w:r>
-              <w:t>6</w:t>
-            </w:r>
-          </w:p>
-        </w:tc>
-      </w:tr>
-      <w:tr>
-        <w:tc>
-          <w:tcPr>
-            <w:tcW w:w="0" w:type="auto"/>
-            <w:hideMark/>
-          </w:tcPr>
-          <w:p>
-            <w:r>
-              <w:t>18</w:t>
-            </w:r>
-          </w:p>
-        </w:tc>
-        <w:tc>
-          <w:tcPr>
-            <w:tcW w:w="0" w:type="auto"/>
-            <w:hideMark/>
-          </w:tcPr>
-          <w:p>
-            <w:r>
-              <w:t>17/09/2025</w:t>
-            </w:r>
-          </w:p>
-        </w:tc>
-        <w:tc>
-          <w:tcPr>
-            <w:tcW w:w="0" w:type="auto"/>
-          </w:tcPr>
-          <w:p>
-            <w:r>
-              <w:t>Miércoles</w:t>
-            </w:r>
-          </w:p>
-        </w:tc>
-        <w:tc>
-          <w:tcPr>
-            <w:tcW w:w="0" w:type="auto"/>
-          </w:tcPr>
-          <w:tbl>
-            <w:tblPr>
-              <w:tblW w:w="0" w:type="auto"/>
-              <w:tblCellSpacing w:w="15" w:type="dxa"/>
-              <w:tblCellMar>
-                <w:top w:w="15" w:type="dxa"/>
-                <w:left w:w="15" w:type="dxa"/>
-                <w:bottom w:w="15" w:type="dxa"/>
-                <w:right w:w="15" w:type="dxa"/>
-              </w:tblCellMar>
-              <w:tblLook w:val="04A0" w:firstRow="1" w:lastRow="0" w:firstColumn="1" w:lastColumn="0" w:noHBand="0" w:noVBand="1"/>
-            </w:tblPr>
-            <w:tblGrid>
-              <w:gridCol w:w="2198"/>
-            </w:tblGrid>
-            <w:tr>
-              <w:trPr>
-                <w:tblCellSpacing w:w="15" w:type="dxa"/>
-              </w:trPr>
-              <w:tc>
-                <w:tcPr>
-                  <w:tcW w:w="0" w:type="auto"/>
-                  <w:vAlign w:val="center"/>
-                  <w:hideMark/>
-                </w:tcPr>
-                <w:p>
-                  <w:pPr>
-                    <w:widowControl/>
-                    <w:autoSpaceDE/>
-                    <w:autoSpaceDN/>
-                    <w:rPr>
-                      <w:sz w:val="24"/>
-                      <w:szCs w:val="24"/>
-                      <w:lang w:val="es-EC" w:eastAsia="es-EC" w:bidi="ar-SA"/>
-                    </w:rPr>
-                  </w:pPr>
-                  <w:proofErr w:type="spellStart"/>
-                  <w:r>
-                    <w:rPr>
-                      <w:sz w:val="24"/>
-                      <w:szCs w:val="24"/>
-                      <w:lang w:val="es-EC" w:eastAsia="es-EC" w:bidi="ar-SA"/>
-                    </w:rPr>
-                    <w:t>Mockup</w:t>
-                  </w:r>
-                  <w:proofErr w:type="spellEnd"/>
-                  <w:r>
-                    <w:rPr>
-                      <w:sz w:val="24"/>
-                      <w:szCs w:val="24"/>
-                      <w:lang w:val="es-EC" w:eastAsia="es-EC" w:bidi="ar-SA"/>
-                    </w:rPr>
-                    <w:t xml:space="preserve"> de panel administrativo</w:t>
-                  </w:r>
-                  <w:r>
-                    <w:rPr>
-                      <w:sz w:val="24"/>
-                      <w:szCs w:val="24"/>
-                      <w:lang w:val="es-EC" w:eastAsia="es-EC" w:bidi="ar-SA"/>
-                    </w:rPr>
-                    <w:t xml:space="preserve"> I</w:t>
+                    <w:t>Implementación de módulo de registro</w:t>
                   </w:r>
                 </w:p>
               </w:tc>
@@ -5400,6 +5472,67 @@
         <w:tc>
           <w:tcPr>
             <w:tcW w:w="0" w:type="auto"/>
+            <w:shd w:val="clear" w:color="auto" w:fill="auto"/>
+          </w:tcPr>
+          <w:p>
+            <w:r>
+              <w:t>Desarrollo de pantallas y funcionalidades de registro de usuarios.</w:t>
+            </w:r>
+          </w:p>
+        </w:tc>
+        <w:tc>
+          <w:tcPr>
+            <w:tcW w:w="0" w:type="auto"/>
+            <w:shd w:val="clear" w:color="auto" w:fill="auto"/>
+            <w:hideMark/>
+          </w:tcPr>
+          <w:p>
+            <w:r>
+              <w:t>6</w:t>
+            </w:r>
+          </w:p>
+        </w:tc>
+      </w:tr>
+      <w:tr>
+        <w:tc>
+          <w:tcPr>
+            <w:tcW w:w="0" w:type="auto"/>
+            <w:shd w:val="clear" w:color="auto" w:fill="auto"/>
+            <w:hideMark/>
+          </w:tcPr>
+          <w:p>
+            <w:r>
+              <w:t>23</w:t>
+            </w:r>
+          </w:p>
+        </w:tc>
+        <w:tc>
+          <w:tcPr>
+            <w:tcW w:w="0" w:type="auto"/>
+            <w:shd w:val="clear" w:color="auto" w:fill="auto"/>
+            <w:hideMark/>
+          </w:tcPr>
+          <w:p>
+            <w:r>
+              <w:t>24/09/2025</w:t>
+            </w:r>
+          </w:p>
+        </w:tc>
+        <w:tc>
+          <w:tcPr>
+            <w:tcW w:w="0" w:type="auto"/>
+            <w:shd w:val="clear" w:color="auto" w:fill="auto"/>
+          </w:tcPr>
+          <w:p>
+            <w:r>
+              <w:t>Miércoles</w:t>
+            </w:r>
+          </w:p>
+        </w:tc>
+        <w:tc>
+          <w:tcPr>
+            <w:tcW w:w="0" w:type="auto"/>
+            <w:shd w:val="clear" w:color="auto" w:fill="auto"/>
           </w:tcPr>
           <w:tbl>
             <w:tblPr>
@@ -5414,547 +5547,7 @@
               <w:tblLook w:val="04A0" w:firstRow="1" w:lastRow="0" w:firstColumn="1" w:lastColumn="0" w:noHBand="0" w:noVBand="1"/>
             </w:tblPr>
             <w:tblGrid>
-              <w:gridCol w:w="96"/>
-            </w:tblGrid>
-            <w:tr>
-              <w:trPr>
-                <w:tblCellSpacing w:w="15" w:type="dxa"/>
-              </w:trPr>
-              <w:tc>
-                <w:tcPr>
-                  <w:tcW w:w="0" w:type="auto"/>
-                  <w:vAlign w:val="center"/>
-                  <w:hideMark/>
-                </w:tcPr>
-                <w:p>
-                  <w:pPr>
-                    <w:widowControl/>
-                    <w:autoSpaceDE/>
-                    <w:autoSpaceDN/>
-                    <w:rPr>
-                      <w:sz w:val="24"/>
-                      <w:szCs w:val="24"/>
-                      <w:lang w:val="es-EC" w:eastAsia="es-EC" w:bidi="ar-SA"/>
-                    </w:rPr>
-                  </w:pPr>
-                </w:p>
-              </w:tc>
-            </w:tr>
-          </w:tbl>
-          <w:p>
-            <w:pPr>
-              <w:rPr>
-                <w:vanish/>
-                <w:lang w:val="es-EC" w:eastAsia="es-EC" w:bidi="ar-SA"/>
-              </w:rPr>
-            </w:pPr>
-          </w:p>
-          <w:tbl>
-            <w:tblPr>
-              <w:tblW w:w="0" w:type="auto"/>
-              <w:tblCellSpacing w:w="15" w:type="dxa"/>
-              <w:tblCellMar>
-                <w:top w:w="15" w:type="dxa"/>
-                <w:left w:w="15" w:type="dxa"/>
-                <w:bottom w:w="15" w:type="dxa"/>
-                <w:right w:w="15" w:type="dxa"/>
-              </w:tblCellMar>
-              <w:tblLook w:val="04A0" w:firstRow="1" w:lastRow="0" w:firstColumn="1" w:lastColumn="0" w:noHBand="0" w:noVBand="1"/>
-            </w:tblPr>
-            <w:tblGrid>
-              <w:gridCol w:w="3288"/>
-            </w:tblGrid>
-            <w:tr>
-              <w:trPr>
-                <w:tblCellSpacing w:w="15" w:type="dxa"/>
-              </w:trPr>
-              <w:tc>
-                <w:tcPr>
-                  <w:tcW w:w="0" w:type="auto"/>
-                  <w:vAlign w:val="center"/>
-                  <w:hideMark/>
-                </w:tcPr>
-                <w:p>
-                  <w:pPr>
-                    <w:widowControl/>
-                    <w:autoSpaceDE/>
-                    <w:autoSpaceDN/>
-                    <w:rPr>
-                      <w:sz w:val="24"/>
-                      <w:szCs w:val="24"/>
-                      <w:lang w:val="es-EC" w:eastAsia="es-EC" w:bidi="ar-SA"/>
-                    </w:rPr>
-                  </w:pPr>
-                  <w:r>
-                    <w:rPr>
-                      <w:sz w:val="24"/>
-                      <w:szCs w:val="24"/>
-                      <w:lang w:val="es-EC" w:eastAsia="es-EC" w:bidi="ar-SA"/>
-                    </w:rPr>
-                    <w:t>Creación de boceto detallado del panel de administración, definiendo secciones y accesos.</w:t>
-                  </w:r>
-                </w:p>
-              </w:tc>
-            </w:tr>
-          </w:tbl>
-          <w:p>
-            <w:pPr>
-              <w:rPr>
-                <w:lang w:val="es-EC"/>
-              </w:rPr>
-            </w:pPr>
-          </w:p>
-        </w:tc>
-        <w:tc>
-          <w:tcPr>
-            <w:tcW w:w="0" w:type="auto"/>
-            <w:hideMark/>
-          </w:tcPr>
-          <w:p>
-            <w:r>
-              <w:t>6</w:t>
-            </w:r>
-          </w:p>
-        </w:tc>
-      </w:tr>
-      <w:tr>
-        <w:tc>
-          <w:tcPr>
-            <w:tcW w:w="0" w:type="auto"/>
-            <w:hideMark/>
-          </w:tcPr>
-          <w:p>
-            <w:r>
-              <w:t>19</w:t>
-            </w:r>
-          </w:p>
-        </w:tc>
-        <w:tc>
-          <w:tcPr>
-            <w:tcW w:w="0" w:type="auto"/>
-            <w:hideMark/>
-          </w:tcPr>
-          <w:p>
-            <w:r>
-              <w:t>18/09/2025</w:t>
-            </w:r>
-          </w:p>
-        </w:tc>
-        <w:tc>
-          <w:tcPr>
-            <w:tcW w:w="0" w:type="auto"/>
-          </w:tcPr>
-          <w:p>
-            <w:r>
-              <w:t>Jueves</w:t>
-            </w:r>
-          </w:p>
-        </w:tc>
-        <w:tc>
-          <w:tcPr>
-            <w:tcW w:w="0" w:type="auto"/>
-          </w:tcPr>
-          <w:p>
-            <w:pPr>
-              <w:rPr>
-                <w:lang w:val="es-EC" w:eastAsia="es-EC" w:bidi="ar-SA"/>
-              </w:rPr>
-            </w:pPr>
-            <w:proofErr w:type="spellStart"/>
-            <w:r>
-              <w:rPr>
-                <w:lang w:val="es-EC" w:eastAsia="es-EC" w:bidi="ar-SA"/>
-              </w:rPr>
-              <w:t>Mockup</w:t>
-            </w:r>
-            <w:proofErr w:type="spellEnd"/>
-            <w:r>
-              <w:rPr>
-                <w:lang w:val="es-EC" w:eastAsia="es-EC" w:bidi="ar-SA"/>
-              </w:rPr>
-              <w:t xml:space="preserve"> de panel administrativo</w:t>
-            </w:r>
-            <w:r>
-              <w:rPr>
-                <w:lang w:val="es-EC" w:eastAsia="es-EC" w:bidi="ar-SA"/>
-              </w:rPr>
-              <w:t xml:space="preserve"> II</w:t>
-            </w:r>
-          </w:p>
-          <w:p/>
-        </w:tc>
-        <w:tc>
-          <w:tcPr>
-            <w:tcW w:w="0" w:type="auto"/>
-          </w:tcPr>
-          <w:p>
-            <w:r>
-              <w:rPr>
-                <w:lang w:val="es-EC" w:eastAsia="es-EC" w:bidi="ar-SA"/>
-              </w:rPr>
-              <w:t>Creación de boceto detallado del panel de administración, definiendo secciones y accesos.</w:t>
-            </w:r>
-          </w:p>
-        </w:tc>
-        <w:tc>
-          <w:tcPr>
-            <w:tcW w:w="0" w:type="auto"/>
-            <w:hideMark/>
-          </w:tcPr>
-          <w:p>
-            <w:r>
-              <w:t>6</w:t>
-            </w:r>
-          </w:p>
-        </w:tc>
-      </w:tr>
-      <w:tr>
-        <w:tc>
-          <w:tcPr>
-            <w:tcW w:w="0" w:type="auto"/>
-            <w:hideMark/>
-          </w:tcPr>
-          <w:p>
-            <w:r>
-              <w:t>20</w:t>
-            </w:r>
-          </w:p>
-        </w:tc>
-        <w:tc>
-          <w:tcPr>
-            <w:tcW w:w="0" w:type="auto"/>
-            <w:hideMark/>
-          </w:tcPr>
-          <w:p>
-            <w:r>
-              <w:t>19/09/2025</w:t>
-            </w:r>
-          </w:p>
-        </w:tc>
-        <w:tc>
-          <w:tcPr>
-            <w:tcW w:w="0" w:type="auto"/>
-          </w:tcPr>
-          <w:p>
-            <w:r>
-              <w:t>Viernes</w:t>
-            </w:r>
-          </w:p>
-        </w:tc>
-        <w:tc>
-          <w:tcPr>
-            <w:tcW w:w="0" w:type="auto"/>
-          </w:tcPr>
-          <w:p>
-            <w:r>
-              <w:t xml:space="preserve">Reunión: </w:t>
-            </w:r>
-            <w:r>
-              <w:t>Revisión comparativa diseño actual vs prototipo</w:t>
-            </w:r>
-          </w:p>
-        </w:tc>
-        <w:tc>
-          <w:tcPr>
-            <w:tcW w:w="0" w:type="auto"/>
-          </w:tcPr>
-          <w:p>
-            <w:r>
-              <w:t>Análisis de diferencias entre plataforma existente y propuesta de prototipo, identificación de mejoras.</w:t>
-            </w:r>
-          </w:p>
-        </w:tc>
-        <w:tc>
-          <w:tcPr>
-            <w:tcW w:w="0" w:type="auto"/>
-            <w:hideMark/>
-          </w:tcPr>
-          <w:p>
-            <w:r>
-              <w:t>6</w:t>
-            </w:r>
-          </w:p>
-        </w:tc>
-      </w:tr>
-      <w:tr>
-        <w:tc>
-          <w:tcPr>
-            <w:tcW w:w="0" w:type="auto"/>
-            <w:hideMark/>
-          </w:tcPr>
-          <w:p>
-            <w:r>
-              <w:t>21</w:t>
-            </w:r>
-          </w:p>
-        </w:tc>
-        <w:tc>
-          <w:tcPr>
-            <w:tcW w:w="0" w:type="auto"/>
-            <w:hideMark/>
-          </w:tcPr>
-          <w:p>
-            <w:r>
-              <w:t>22/09/2025</w:t>
-            </w:r>
-          </w:p>
-        </w:tc>
-        <w:tc>
-          <w:tcPr>
-            <w:tcW w:w="0" w:type="auto"/>
-          </w:tcPr>
-          <w:p>
-            <w:r>
-              <w:t>Lunes</w:t>
-            </w:r>
-          </w:p>
-        </w:tc>
-        <w:tc>
-          <w:tcPr>
-            <w:tcW w:w="0" w:type="auto"/>
-          </w:tcPr>
-          <w:p>
-            <w:r>
-              <w:t>Inicio del desarrollo del prototipo</w:t>
-            </w:r>
-          </w:p>
-        </w:tc>
-        <w:tc>
-          <w:tcPr>
-            <w:tcW w:w="0" w:type="auto"/>
-          </w:tcPr>
-          <w:p>
-            <w:r>
-              <w:t>Configuración del proyecto y creación de entorno de desarrollo.</w:t>
-            </w:r>
-          </w:p>
-        </w:tc>
-        <w:tc>
-          <w:tcPr>
-            <w:tcW w:w="0" w:type="auto"/>
-            <w:hideMark/>
-          </w:tcPr>
-          <w:p>
-            <w:r>
-              <w:t>6</w:t>
-            </w:r>
-          </w:p>
-        </w:tc>
-      </w:tr>
-      <w:tr>
-        <w:tc>
-          <w:tcPr>
-            <w:tcW w:w="0" w:type="auto"/>
-            <w:hideMark/>
-          </w:tcPr>
-          <w:p>
-            <w:r>
-              <w:t>22</w:t>
-            </w:r>
-          </w:p>
-        </w:tc>
-        <w:tc>
-          <w:tcPr>
-            <w:tcW w:w="0" w:type="auto"/>
-            <w:hideMark/>
-          </w:tcPr>
-          <w:p>
-            <w:r>
-              <w:t>23/09/2025</w:t>
-            </w:r>
-          </w:p>
-        </w:tc>
-        <w:tc>
-          <w:tcPr>
-            <w:tcW w:w="0" w:type="auto"/>
-          </w:tcPr>
-          <w:p>
-            <w:r>
-              <w:t>Martes</w:t>
-            </w:r>
-          </w:p>
-        </w:tc>
-        <w:tc>
-          <w:tcPr>
-            <w:tcW w:w="0" w:type="auto"/>
-          </w:tcPr>
-          <w:tbl>
-            <w:tblPr>
-              <w:tblW w:w="0" w:type="auto"/>
-              <w:tblCellSpacing w:w="15" w:type="dxa"/>
-              <w:tblCellMar>
-                <w:top w:w="15" w:type="dxa"/>
-                <w:left w:w="15" w:type="dxa"/>
-                <w:bottom w:w="15" w:type="dxa"/>
-                <w:right w:w="15" w:type="dxa"/>
-              </w:tblCellMar>
-              <w:tblLook w:val="04A0" w:firstRow="1" w:lastRow="0" w:firstColumn="1" w:lastColumn="0" w:noHBand="0" w:noVBand="1"/>
-            </w:tblPr>
-            <w:tblGrid>
-              <w:gridCol w:w="2198"/>
-            </w:tblGrid>
-            <w:tr>
-              <w:trPr>
-                <w:tblCellSpacing w:w="15" w:type="dxa"/>
-              </w:trPr>
-              <w:tc>
-                <w:tcPr>
-                  <w:tcW w:w="0" w:type="auto"/>
-                  <w:vAlign w:val="center"/>
-                  <w:hideMark/>
-                </w:tcPr>
-                <w:p>
-                  <w:pPr>
-                    <w:widowControl/>
-                    <w:autoSpaceDE/>
-                    <w:autoSpaceDN/>
-                    <w:rPr>
-                      <w:sz w:val="24"/>
-                      <w:szCs w:val="24"/>
-                      <w:lang w:val="es-EC" w:eastAsia="es-EC" w:bidi="ar-SA"/>
-                    </w:rPr>
-                  </w:pPr>
-                  <w:r>
-                    <w:rPr>
-                      <w:sz w:val="24"/>
-                      <w:szCs w:val="24"/>
-                      <w:lang w:val="es-EC" w:eastAsia="es-EC" w:bidi="ar-SA"/>
-                    </w:rPr>
-                    <w:t>Implementación de módulo de registro</w:t>
-                  </w:r>
-                </w:p>
-              </w:tc>
-            </w:tr>
-          </w:tbl>
-          <w:p>
-            <w:pPr>
-              <w:rPr>
-                <w:vanish/>
-                <w:lang w:val="es-EC" w:eastAsia="es-EC" w:bidi="ar-SA"/>
-              </w:rPr>
-            </w:pPr>
-          </w:p>
-          <w:tbl>
-            <w:tblPr>
-              <w:tblW w:w="0" w:type="auto"/>
-              <w:tblCellSpacing w:w="15" w:type="dxa"/>
-              <w:tblCellMar>
-                <w:top w:w="15" w:type="dxa"/>
-                <w:left w:w="15" w:type="dxa"/>
-                <w:bottom w:w="15" w:type="dxa"/>
-                <w:right w:w="15" w:type="dxa"/>
-              </w:tblCellMar>
-              <w:tblLook w:val="04A0" w:firstRow="1" w:lastRow="0" w:firstColumn="1" w:lastColumn="0" w:noHBand="0" w:noVBand="1"/>
-            </w:tblPr>
-            <w:tblGrid>
-              <w:gridCol w:w="96"/>
-            </w:tblGrid>
-            <w:tr>
-              <w:trPr>
-                <w:tblCellSpacing w:w="15" w:type="dxa"/>
-              </w:trPr>
-              <w:tc>
-                <w:tcPr>
-                  <w:tcW w:w="0" w:type="auto"/>
-                  <w:vAlign w:val="center"/>
-                  <w:hideMark/>
-                </w:tcPr>
-                <w:p>
-                  <w:pPr>
-                    <w:widowControl/>
-                    <w:autoSpaceDE/>
-                    <w:autoSpaceDN/>
-                    <w:rPr>
-                      <w:sz w:val="24"/>
-                      <w:szCs w:val="24"/>
-                      <w:lang w:val="es-EC" w:eastAsia="es-EC" w:bidi="ar-SA"/>
-                    </w:rPr>
-                  </w:pPr>
-                </w:p>
-              </w:tc>
-            </w:tr>
-          </w:tbl>
-          <w:p>
-            <w:pPr>
-              <w:rPr>
-                <w:lang w:val="es-EC"/>
-              </w:rPr>
-            </w:pPr>
-          </w:p>
-        </w:tc>
-        <w:tc>
-          <w:tcPr>
-            <w:tcW w:w="0" w:type="auto"/>
-          </w:tcPr>
-          <w:p>
-            <w:r>
-              <w:t>Desarrollo de pantallas y funcionalidades de registro de usuarios.</w:t>
-            </w:r>
-          </w:p>
-        </w:tc>
-        <w:tc>
-          <w:tcPr>
-            <w:tcW w:w="0" w:type="auto"/>
-            <w:hideMark/>
-          </w:tcPr>
-          <w:p>
-            <w:r>
-              <w:t>6</w:t>
-            </w:r>
-          </w:p>
-        </w:tc>
-      </w:tr>
-      <w:tr>
-        <w:tc>
-          <w:tcPr>
-            <w:tcW w:w="0" w:type="auto"/>
-            <w:hideMark/>
-          </w:tcPr>
-          <w:p>
-            <w:r>
-              <w:t>23</w:t>
-            </w:r>
-          </w:p>
-        </w:tc>
-        <w:tc>
-          <w:tcPr>
-            <w:tcW w:w="0" w:type="auto"/>
-            <w:hideMark/>
-          </w:tcPr>
-          <w:p>
-            <w:r>
-              <w:t>24/09/2025</w:t>
-            </w:r>
-          </w:p>
-        </w:tc>
-        <w:tc>
-          <w:tcPr>
-            <w:tcW w:w="0" w:type="auto"/>
-          </w:tcPr>
-          <w:p>
-            <w:r>
-              <w:t>Miércoles</w:t>
-            </w:r>
-          </w:p>
-        </w:tc>
-        <w:tc>
-          <w:tcPr>
-            <w:tcW w:w="0" w:type="auto"/>
-          </w:tcPr>
-          <w:tbl>
-            <w:tblPr>
-              <w:tblW w:w="0" w:type="auto"/>
-              <w:tblCellSpacing w:w="15" w:type="dxa"/>
-              <w:tblCellMar>
-                <w:top w:w="15" w:type="dxa"/>
-                <w:left w:w="15" w:type="dxa"/>
-                <w:bottom w:w="15" w:type="dxa"/>
-                <w:right w:w="15" w:type="dxa"/>
-              </w:tblCellMar>
-              <w:tblLook w:val="04A0" w:firstRow="1" w:lastRow="0" w:firstColumn="1" w:lastColumn="0" w:noHBand="0" w:noVBand="1"/>
-            </w:tblPr>
-            <w:tblGrid>
-              <w:gridCol w:w="2198"/>
+              <w:gridCol w:w="2207"/>
             </w:tblGrid>
             <w:tr>
               <w:trPr>
@@ -6047,17 +5640,12 @@
               </w:tc>
             </w:tr>
           </w:tbl>
-          <w:p>
-            <w:pPr>
-              <w:rPr>
-                <w:lang w:val="es-EC"/>
-              </w:rPr>
-            </w:pPr>
-          </w:p>
-        </w:tc>
-        <w:tc>
-          <w:tcPr>
-            <w:tcW w:w="0" w:type="auto"/>
+          <w:p/>
+        </w:tc>
+        <w:tc>
+          <w:tcPr>
+            <w:tcW w:w="0" w:type="auto"/>
+            <w:shd w:val="clear" w:color="auto" w:fill="auto"/>
           </w:tcPr>
           <w:p>
             <w:r>
@@ -6068,6 +5656,7 @@
         <w:tc>
           <w:tcPr>
             <w:tcW w:w="0" w:type="auto"/>
+            <w:shd w:val="clear" w:color="auto" w:fill="auto"/>
             <w:hideMark/>
           </w:tcPr>
           <w:p>
@@ -6081,6 +5670,7 @@
         <w:tc>
           <w:tcPr>
             <w:tcW w:w="0" w:type="auto"/>
+            <w:shd w:val="clear" w:color="auto" w:fill="auto"/>
             <w:hideMark/>
           </w:tcPr>
           <w:p>
@@ -6092,6 +5682,7 @@
         <w:tc>
           <w:tcPr>
             <w:tcW w:w="0" w:type="auto"/>
+            <w:shd w:val="clear" w:color="auto" w:fill="auto"/>
             <w:hideMark/>
           </w:tcPr>
           <w:p>
@@ -6103,6 +5694,7 @@
         <w:tc>
           <w:tcPr>
             <w:tcW w:w="0" w:type="auto"/>
+            <w:shd w:val="clear" w:color="auto" w:fill="auto"/>
           </w:tcPr>
           <w:p>
             <w:r>
@@ -6113,29 +5705,29 @@
         <w:tc>
           <w:tcPr>
             <w:tcW w:w="0" w:type="auto"/>
-          </w:tcPr>
-          <w:p>
-            <w:r>
-              <w:t>D</w:t>
-            </w:r>
-            <w:r>
-              <w:t>esarrollo de módulo de gestión de cursos</w:t>
-            </w:r>
-          </w:p>
-        </w:tc>
-        <w:tc>
-          <w:tcPr>
-            <w:tcW w:w="0" w:type="auto"/>
-          </w:tcPr>
-          <w:p>
-            <w:r>
-              <w:t>Creación de pantallas y estructura inicial de cursos para el prototipo.</w:t>
-            </w:r>
-          </w:p>
-        </w:tc>
-        <w:tc>
-          <w:tcPr>
-            <w:tcW w:w="0" w:type="auto"/>
+            <w:shd w:val="clear" w:color="auto" w:fill="auto"/>
+          </w:tcPr>
+          <w:p>
+            <w:r>
+              <w:t>Desarrollo de módulo de administrador</w:t>
+            </w:r>
+          </w:p>
+        </w:tc>
+        <w:tc>
+          <w:tcPr>
+            <w:tcW w:w="0" w:type="auto"/>
+            <w:shd w:val="clear" w:color="auto" w:fill="auto"/>
+          </w:tcPr>
+          <w:p>
+            <w:r>
+              <w:t>Creación de pantallas y estructura inicial del administrador</w:t>
+            </w:r>
+          </w:p>
+        </w:tc>
+        <w:tc>
+          <w:tcPr>
+            <w:tcW w:w="0" w:type="auto"/>
+            <w:shd w:val="clear" w:color="auto" w:fill="auto"/>
             <w:hideMark/>
           </w:tcPr>
           <w:p>
@@ -6149,6 +5741,7 @@
         <w:tc>
           <w:tcPr>
             <w:tcW w:w="0" w:type="auto"/>
+            <w:shd w:val="clear" w:color="auto" w:fill="auto"/>
             <w:hideMark/>
           </w:tcPr>
           <w:p>
@@ -6160,6 +5753,7 @@
         <w:tc>
           <w:tcPr>
             <w:tcW w:w="0" w:type="auto"/>
+            <w:shd w:val="clear" w:color="auto" w:fill="auto"/>
             <w:hideMark/>
           </w:tcPr>
           <w:p>
@@ -6171,6 +5765,7 @@
         <w:tc>
           <w:tcPr>
             <w:tcW w:w="0" w:type="auto"/>
+            <w:shd w:val="clear" w:color="auto" w:fill="auto"/>
           </w:tcPr>
           <w:p>
             <w:r>
@@ -6181,6 +5776,7 @@
         <w:tc>
           <w:tcPr>
             <w:tcW w:w="0" w:type="auto"/>
+            <w:shd w:val="clear" w:color="auto" w:fill="auto"/>
           </w:tcPr>
           <w:p>
             <w:r>
@@ -6191,16 +5787,26 @@
         <w:tc>
           <w:tcPr>
             <w:tcW w:w="0" w:type="auto"/>
-          </w:tcPr>
-          <w:p>
-            <w:r>
-              <w:t>Conexión básica de login, registro y gestión de cursos, pruebas iniciales de navegación.</w:t>
-            </w:r>
-          </w:p>
-        </w:tc>
-        <w:tc>
-          <w:tcPr>
-            <w:tcW w:w="0" w:type="auto"/>
+            <w:shd w:val="clear" w:color="auto" w:fill="auto"/>
+          </w:tcPr>
+          <w:p>
+            <w:r>
+              <w:t xml:space="preserve">Conexión básica de </w:t>
+            </w:r>
+            <w:proofErr w:type="spellStart"/>
+            <w:r>
+              <w:t>login</w:t>
+            </w:r>
+            <w:proofErr w:type="spellEnd"/>
+            <w:r>
+              <w:t>, registro y gestión de cursos, pruebas iniciales de navegación.</w:t>
+            </w:r>
+          </w:p>
+        </w:tc>
+        <w:tc>
+          <w:tcPr>
+            <w:tcW w:w="0" w:type="auto"/>
+            <w:shd w:val="clear" w:color="auto" w:fill="auto"/>
             <w:hideMark/>
           </w:tcPr>
           <w:p>
@@ -6214,11 +5820,11 @@
         <w:tc>
           <w:tcPr>
             <w:tcW w:w="0" w:type="auto"/>
-            <w:hideMark/>
-          </w:tcPr>
-          <w:p>
-            <w:r>
-              <w:lastRenderedPageBreak/>
+            <w:shd w:val="clear" w:color="auto" w:fill="auto"/>
+            <w:hideMark/>
+          </w:tcPr>
+          <w:p>
+            <w:r>
               <w:t>26</w:t>
             </w:r>
           </w:p>
@@ -6226,6 +5832,7 @@
         <w:tc>
           <w:tcPr>
             <w:tcW w:w="0" w:type="auto"/>
+            <w:shd w:val="clear" w:color="auto" w:fill="auto"/>
             <w:hideMark/>
           </w:tcPr>
           <w:p>
@@ -6237,6 +5844,7 @@
         <w:tc>
           <w:tcPr>
             <w:tcW w:w="0" w:type="auto"/>
+            <w:shd w:val="clear" w:color="auto" w:fill="auto"/>
           </w:tcPr>
           <w:p>
             <w:r>
@@ -6247,6 +5855,7 @@
         <w:tc>
           <w:tcPr>
             <w:tcW w:w="0" w:type="auto"/>
+            <w:shd w:val="clear" w:color="auto" w:fill="auto"/>
           </w:tcPr>
           <w:tbl>
             <w:tblPr>
@@ -6261,7 +5870,7 @@
               <w:tblLook w:val="04A0" w:firstRow="1" w:lastRow="0" w:firstColumn="1" w:lastColumn="0" w:noHBand="0" w:noVBand="1"/>
             </w:tblPr>
             <w:tblGrid>
-              <w:gridCol w:w="2198"/>
+              <w:gridCol w:w="2207"/>
             </w:tblGrid>
             <w:tr>
               <w:trPr>
@@ -6351,28 +5960,479 @@
               </w:tc>
             </w:tr>
           </w:tbl>
+          <w:p/>
+        </w:tc>
+        <w:tc>
+          <w:tcPr>
+            <w:tcW w:w="0" w:type="auto"/>
+            <w:shd w:val="clear" w:color="auto" w:fill="auto"/>
+          </w:tcPr>
+          <w:p>
+            <w:r>
+              <w:t>Evaluación de avances en módulos desarrollados, ajustes de diseño y correcciones iniciales.</w:t>
+            </w:r>
+          </w:p>
+        </w:tc>
+        <w:tc>
+          <w:tcPr>
+            <w:tcW w:w="0" w:type="auto"/>
+            <w:shd w:val="clear" w:color="auto" w:fill="auto"/>
+            <w:hideMark/>
+          </w:tcPr>
+          <w:p>
+            <w:r>
+              <w:t>6</w:t>
+            </w:r>
+          </w:p>
+        </w:tc>
+      </w:tr>
+      <w:tr>
+        <w:tc>
+          <w:tcPr>
+            <w:tcW w:w="0" w:type="auto"/>
+            <w:shd w:val="clear" w:color="auto" w:fill="auto"/>
+            <w:hideMark/>
+          </w:tcPr>
+          <w:p>
+            <w:r>
+              <w:lastRenderedPageBreak/>
+              <w:t>27</w:t>
+            </w:r>
+          </w:p>
+        </w:tc>
+        <w:tc>
+          <w:tcPr>
+            <w:tcW w:w="0" w:type="auto"/>
+            <w:shd w:val="clear" w:color="auto" w:fill="auto"/>
+            <w:hideMark/>
+          </w:tcPr>
+          <w:p>
+            <w:r>
+              <w:t>30/09/2025</w:t>
+            </w:r>
+          </w:p>
+        </w:tc>
+        <w:tc>
+          <w:tcPr>
+            <w:tcW w:w="0" w:type="auto"/>
+            <w:shd w:val="clear" w:color="auto" w:fill="auto"/>
+          </w:tcPr>
+          <w:p>
+            <w:r>
+              <w:t>Martes</w:t>
+            </w:r>
+          </w:p>
+        </w:tc>
+        <w:tc>
+          <w:tcPr>
+            <w:tcW w:w="0" w:type="auto"/>
+            <w:shd w:val="clear" w:color="auto" w:fill="auto"/>
+          </w:tcPr>
+          <w:p>
+            <w:r>
+              <w:t>Implementación de módulo de creación de cursos</w:t>
+            </w:r>
+          </w:p>
+        </w:tc>
+        <w:tc>
+          <w:tcPr>
+            <w:tcW w:w="0" w:type="auto"/>
+            <w:shd w:val="clear" w:color="auto" w:fill="auto"/>
+          </w:tcPr>
+          <w:p>
+            <w:r>
+              <w:t>Desarrollo de funcionalidades para agregar y editar cursos en el prototipo.</w:t>
+            </w:r>
+          </w:p>
+        </w:tc>
+        <w:tc>
+          <w:tcPr>
+            <w:tcW w:w="0" w:type="auto"/>
+            <w:shd w:val="clear" w:color="auto" w:fill="auto"/>
+            <w:hideMark/>
+          </w:tcPr>
+          <w:p>
+            <w:r>
+              <w:t>6</w:t>
+            </w:r>
+          </w:p>
+        </w:tc>
+      </w:tr>
+      <w:tr>
+        <w:tc>
+          <w:tcPr>
+            <w:tcW w:w="0" w:type="auto"/>
+            <w:shd w:val="clear" w:color="auto" w:fill="auto"/>
+            <w:hideMark/>
+          </w:tcPr>
+          <w:p>
+            <w:r>
+              <w:t>28</w:t>
+            </w:r>
+          </w:p>
+        </w:tc>
+        <w:tc>
+          <w:tcPr>
+            <w:tcW w:w="0" w:type="auto"/>
+            <w:shd w:val="clear" w:color="auto" w:fill="auto"/>
+            <w:hideMark/>
+          </w:tcPr>
+          <w:p>
+            <w:r>
+              <w:t>01/10/2025</w:t>
+            </w:r>
+          </w:p>
+        </w:tc>
+        <w:tc>
+          <w:tcPr>
+            <w:tcW w:w="0" w:type="auto"/>
+            <w:shd w:val="clear" w:color="auto" w:fill="auto"/>
+          </w:tcPr>
+          <w:p>
+            <w:r>
+              <w:t>Miércoles</w:t>
+            </w:r>
+          </w:p>
+        </w:tc>
+        <w:tc>
+          <w:tcPr>
+            <w:tcW w:w="0" w:type="auto"/>
+            <w:shd w:val="clear" w:color="auto" w:fill="auto"/>
+          </w:tcPr>
+          <w:p>
+            <w:r>
+              <w:t>Implementación de módulo de creación de cursos I</w:t>
+            </w:r>
+          </w:p>
+        </w:tc>
+        <w:tc>
+          <w:tcPr>
+            <w:tcW w:w="0" w:type="auto"/>
+            <w:shd w:val="clear" w:color="auto" w:fill="auto"/>
+          </w:tcPr>
+          <w:p>
+            <w:r>
+              <w:t>Desarrollo de funcionalidades para agregar y editar cursos en el prototipo.</w:t>
+            </w:r>
+          </w:p>
+        </w:tc>
+        <w:tc>
+          <w:tcPr>
+            <w:tcW w:w="0" w:type="auto"/>
+            <w:shd w:val="clear" w:color="auto" w:fill="auto"/>
+            <w:hideMark/>
+          </w:tcPr>
+          <w:p>
+            <w:r>
+              <w:t>6</w:t>
+            </w:r>
+          </w:p>
+        </w:tc>
+      </w:tr>
+      <w:tr>
+        <w:tc>
+          <w:tcPr>
+            <w:tcW w:w="0" w:type="auto"/>
+            <w:hideMark/>
+          </w:tcPr>
+          <w:p>
+            <w:r>
+              <w:t>29</w:t>
+            </w:r>
+          </w:p>
+        </w:tc>
+        <w:tc>
+          <w:tcPr>
+            <w:tcW w:w="0" w:type="auto"/>
+            <w:hideMark/>
+          </w:tcPr>
+          <w:p>
+            <w:r>
+              <w:t>02/10/2025</w:t>
+            </w:r>
+          </w:p>
+        </w:tc>
+        <w:tc>
+          <w:tcPr>
+            <w:tcW w:w="0" w:type="auto"/>
+          </w:tcPr>
+          <w:p>
+            <w:r>
+              <w:t>Jueves</w:t>
+            </w:r>
+          </w:p>
+        </w:tc>
+        <w:tc>
+          <w:tcPr>
+            <w:tcW w:w="0" w:type="auto"/>
+          </w:tcPr>
+          <w:p>
+            <w:r>
+              <w:t>Implementación de módulo de creación de cursos II</w:t>
+            </w:r>
+          </w:p>
+        </w:tc>
+        <w:tc>
+          <w:tcPr>
+            <w:tcW w:w="0" w:type="auto"/>
+          </w:tcPr>
+          <w:p>
+            <w:r>
+              <w:t>Desarrollo de funcionalidades para agregar y editar cursos en el prototipo.</w:t>
+            </w:r>
+          </w:p>
+        </w:tc>
+        <w:tc>
+          <w:tcPr>
+            <w:tcW w:w="0" w:type="auto"/>
+            <w:hideMark/>
+          </w:tcPr>
+          <w:p>
+            <w:r>
+              <w:t>6</w:t>
+            </w:r>
+          </w:p>
+        </w:tc>
+      </w:tr>
+      <w:tr>
+        <w:tc>
+          <w:tcPr>
+            <w:tcW w:w="0" w:type="auto"/>
+          </w:tcPr>
+          <w:p>
+            <w:r>
+              <w:t>30</w:t>
+            </w:r>
+          </w:p>
+        </w:tc>
+        <w:tc>
+          <w:tcPr>
+            <w:tcW w:w="0" w:type="auto"/>
+          </w:tcPr>
+          <w:p>
+            <w:r>
+              <w:t>03/10/2025</w:t>
+            </w:r>
+          </w:p>
+          <w:p/>
+        </w:tc>
+        <w:tc>
+          <w:tcPr>
+            <w:tcW w:w="0" w:type="auto"/>
+          </w:tcPr>
+          <w:p>
+            <w:r>
+              <w:t>Viernes</w:t>
+            </w:r>
+          </w:p>
+        </w:tc>
+        <w:tc>
+          <w:tcPr>
+            <w:tcW w:w="0" w:type="auto"/>
+          </w:tcPr>
+          <w:tbl>
+            <w:tblPr>
+              <w:tblW w:w="0" w:type="auto"/>
+              <w:tblCellSpacing w:w="15" w:type="dxa"/>
+              <w:tblCellMar>
+                <w:top w:w="15" w:type="dxa"/>
+                <w:left w:w="15" w:type="dxa"/>
+                <w:bottom w:w="15" w:type="dxa"/>
+                <w:right w:w="15" w:type="dxa"/>
+              </w:tblCellMar>
+              <w:tblLook w:val="04A0" w:firstRow="1" w:lastRow="0" w:firstColumn="1" w:lastColumn="0" w:noHBand="0" w:noVBand="1"/>
+            </w:tblPr>
+            <w:tblGrid>
+              <w:gridCol w:w="2207"/>
+            </w:tblGrid>
+            <w:tr>
+              <w:trPr>
+                <w:tblCellSpacing w:w="15" w:type="dxa"/>
+              </w:trPr>
+              <w:tc>
+                <w:tcPr>
+                  <w:tcW w:w="0" w:type="auto"/>
+                  <w:vAlign w:val="center"/>
+                  <w:hideMark/>
+                </w:tcPr>
+                <w:p>
+                  <w:pPr>
+                    <w:widowControl/>
+                    <w:autoSpaceDE/>
+                    <w:autoSpaceDN/>
+                    <w:rPr>
+                      <w:sz w:val="24"/>
+                      <w:szCs w:val="24"/>
+                      <w:lang w:val="es-EC" w:eastAsia="es-EC" w:bidi="ar-SA"/>
+                    </w:rPr>
+                  </w:pPr>
+                  <w:r>
+                    <w:rPr>
+                      <w:sz w:val="24"/>
+                      <w:szCs w:val="24"/>
+                      <w:lang w:val="es-EC" w:eastAsia="es-EC" w:bidi="ar-SA"/>
+                    </w:rPr>
+                    <w:t>Reunión: Integración de navegación general</w:t>
+                  </w:r>
+                </w:p>
+              </w:tc>
+            </w:tr>
+          </w:tbl>
           <w:p>
             <w:pPr>
               <w:rPr>
-                <w:lang w:val="es-EC"/>
+                <w:vanish/>
+                <w:lang w:val="es-EC" w:eastAsia="es-EC" w:bidi="ar-SA"/>
               </w:rPr>
             </w:pPr>
           </w:p>
-        </w:tc>
-        <w:tc>
-          <w:tcPr>
-            <w:tcW w:w="0" w:type="auto"/>
-          </w:tcPr>
-          <w:p>
-            <w:r>
-              <w:t>Evaluación de avances en módulos desarrollados, ajustes de diseño y correcciones iniciales.</w:t>
-            </w:r>
-          </w:p>
-        </w:tc>
-        <w:tc>
-          <w:tcPr>
-            <w:tcW w:w="0" w:type="auto"/>
-            <w:hideMark/>
+          <w:tbl>
+            <w:tblPr>
+              <w:tblW w:w="0" w:type="auto"/>
+              <w:tblCellSpacing w:w="15" w:type="dxa"/>
+              <w:tblCellMar>
+                <w:top w:w="15" w:type="dxa"/>
+                <w:left w:w="15" w:type="dxa"/>
+                <w:bottom w:w="15" w:type="dxa"/>
+                <w:right w:w="15" w:type="dxa"/>
+              </w:tblCellMar>
+              <w:tblLook w:val="04A0" w:firstRow="1" w:lastRow="0" w:firstColumn="1" w:lastColumn="0" w:noHBand="0" w:noVBand="1"/>
+            </w:tblPr>
+            <w:tblGrid>
+              <w:gridCol w:w="96"/>
+            </w:tblGrid>
+            <w:tr>
+              <w:trPr>
+                <w:tblCellSpacing w:w="15" w:type="dxa"/>
+              </w:trPr>
+              <w:tc>
+                <w:tcPr>
+                  <w:tcW w:w="0" w:type="auto"/>
+                  <w:vAlign w:val="center"/>
+                  <w:hideMark/>
+                </w:tcPr>
+                <w:p>
+                  <w:pPr>
+                    <w:widowControl/>
+                    <w:autoSpaceDE/>
+                    <w:autoSpaceDN/>
+                    <w:rPr>
+                      <w:sz w:val="24"/>
+                      <w:szCs w:val="24"/>
+                      <w:lang w:val="es-EC" w:eastAsia="es-EC" w:bidi="ar-SA"/>
+                    </w:rPr>
+                  </w:pPr>
+                </w:p>
+              </w:tc>
+            </w:tr>
+          </w:tbl>
+          <w:p/>
+        </w:tc>
+        <w:tc>
+          <w:tcPr>
+            <w:tcW w:w="0" w:type="auto"/>
+          </w:tcPr>
+          <w:tbl>
+            <w:tblPr>
+              <w:tblW w:w="0" w:type="auto"/>
+              <w:tblCellSpacing w:w="15" w:type="dxa"/>
+              <w:tblCellMar>
+                <w:top w:w="15" w:type="dxa"/>
+                <w:left w:w="15" w:type="dxa"/>
+                <w:bottom w:w="15" w:type="dxa"/>
+                <w:right w:w="15" w:type="dxa"/>
+              </w:tblCellMar>
+              <w:tblLook w:val="04A0" w:firstRow="1" w:lastRow="0" w:firstColumn="1" w:lastColumn="0" w:noHBand="0" w:noVBand="1"/>
+            </w:tblPr>
+            <w:tblGrid>
+              <w:gridCol w:w="96"/>
+            </w:tblGrid>
+            <w:tr>
+              <w:trPr>
+                <w:tblCellSpacing w:w="15" w:type="dxa"/>
+              </w:trPr>
+              <w:tc>
+                <w:tcPr>
+                  <w:tcW w:w="0" w:type="auto"/>
+                  <w:vAlign w:val="center"/>
+                  <w:hideMark/>
+                </w:tcPr>
+                <w:p>
+                  <w:pPr>
+                    <w:widowControl/>
+                    <w:autoSpaceDE/>
+                    <w:autoSpaceDN/>
+                    <w:rPr>
+                      <w:sz w:val="24"/>
+                      <w:szCs w:val="24"/>
+                      <w:lang w:val="es-EC" w:eastAsia="es-EC" w:bidi="ar-SA"/>
+                    </w:rPr>
+                  </w:pPr>
+                </w:p>
+              </w:tc>
+            </w:tr>
+          </w:tbl>
+          <w:p>
+            <w:pPr>
+              <w:rPr>
+                <w:vanish/>
+                <w:lang w:val="es-EC" w:eastAsia="es-EC" w:bidi="ar-SA"/>
+              </w:rPr>
+            </w:pPr>
+          </w:p>
+          <w:tbl>
+            <w:tblPr>
+              <w:tblW w:w="0" w:type="auto"/>
+              <w:tblCellSpacing w:w="15" w:type="dxa"/>
+              <w:tblCellMar>
+                <w:top w:w="15" w:type="dxa"/>
+                <w:left w:w="15" w:type="dxa"/>
+                <w:bottom w:w="15" w:type="dxa"/>
+                <w:right w:w="15" w:type="dxa"/>
+              </w:tblCellMar>
+              <w:tblLook w:val="04A0" w:firstRow="1" w:lastRow="0" w:firstColumn="1" w:lastColumn="0" w:noHBand="0" w:noVBand="1"/>
+            </w:tblPr>
+            <w:tblGrid>
+              <w:gridCol w:w="3279"/>
+            </w:tblGrid>
+            <w:tr>
+              <w:trPr>
+                <w:tblCellSpacing w:w="15" w:type="dxa"/>
+              </w:trPr>
+              <w:tc>
+                <w:tcPr>
+                  <w:tcW w:w="0" w:type="auto"/>
+                  <w:vAlign w:val="center"/>
+                  <w:hideMark/>
+                </w:tcPr>
+                <w:p>
+                  <w:pPr>
+                    <w:widowControl/>
+                    <w:autoSpaceDE/>
+                    <w:autoSpaceDN/>
+                    <w:rPr>
+                      <w:sz w:val="24"/>
+                      <w:szCs w:val="24"/>
+                      <w:lang w:val="es-EC" w:eastAsia="es-EC" w:bidi="ar-SA"/>
+                    </w:rPr>
+                  </w:pPr>
+                  <w:r>
+                    <w:rPr>
+                      <w:sz w:val="24"/>
+                      <w:szCs w:val="24"/>
+                      <w:lang w:val="es-EC" w:eastAsia="es-EC" w:bidi="ar-SA"/>
+                    </w:rPr>
+                    <w:t>Conexión de los módulos desarrollados, asegurando consistencia y flujo básico.</w:t>
+                  </w:r>
+                </w:p>
+              </w:tc>
+            </w:tr>
+          </w:tbl>
+          <w:p/>
+        </w:tc>
+        <w:tc>
+          <w:tcPr>
+            <w:tcW w:w="0" w:type="auto"/>
           </w:tcPr>
           <w:p>
             <w:r>
@@ -6385,22 +6445,82 @@
         <w:tc>
           <w:tcPr>
             <w:tcW w:w="0" w:type="auto"/>
-            <w:hideMark/>
-          </w:tcPr>
-          <w:p>
-            <w:r>
-              <w:t>27</w:t>
-            </w:r>
-          </w:p>
-        </w:tc>
-        <w:tc>
-          <w:tcPr>
-            <w:tcW w:w="0" w:type="auto"/>
-            <w:hideMark/>
-          </w:tcPr>
-          <w:p>
-            <w:r>
-              <w:t>30/09/2025</w:t>
+          </w:tcPr>
+          <w:p>
+            <w:r>
+              <w:t>31</w:t>
+            </w:r>
+          </w:p>
+        </w:tc>
+        <w:tc>
+          <w:tcPr>
+            <w:tcW w:w="0" w:type="auto"/>
+          </w:tcPr>
+          <w:p>
+            <w:r>
+              <w:t>06/10/2025</w:t>
+            </w:r>
+          </w:p>
+        </w:tc>
+        <w:tc>
+          <w:tcPr>
+            <w:tcW w:w="0" w:type="auto"/>
+          </w:tcPr>
+          <w:p>
+            <w:r>
+              <w:t>Lunes</w:t>
+            </w:r>
+          </w:p>
+        </w:tc>
+        <w:tc>
+          <w:tcPr>
+            <w:tcW w:w="0" w:type="auto"/>
+          </w:tcPr>
+          <w:p>
+            <w:r>
+              <w:t>Ajustes de interfaz, usabilidad y corrección de errores I</w:t>
+            </w:r>
+          </w:p>
+        </w:tc>
+        <w:tc>
+          <w:tcPr>
+            <w:tcW w:w="0" w:type="auto"/>
+          </w:tcPr>
+          <w:p>
+            <w:r>
+              <w:t>Mejoras en diseño de pantallas, consistencia visual y facilidad de navegación.</w:t>
+            </w:r>
+          </w:p>
+        </w:tc>
+        <w:tc>
+          <w:tcPr>
+            <w:tcW w:w="0" w:type="auto"/>
+          </w:tcPr>
+          <w:p>
+            <w:r>
+              <w:t>6</w:t>
+            </w:r>
+          </w:p>
+        </w:tc>
+      </w:tr>
+      <w:tr>
+        <w:tc>
+          <w:tcPr>
+            <w:tcW w:w="0" w:type="auto"/>
+          </w:tcPr>
+          <w:p>
+            <w:r>
+              <w:t>32</w:t>
+            </w:r>
+          </w:p>
+        </w:tc>
+        <w:tc>
+          <w:tcPr>
+            <w:tcW w:w="0" w:type="auto"/>
+          </w:tcPr>
+          <w:p>
+            <w:r>
+              <w:t>07/10/2025</w:t>
             </w:r>
           </w:p>
         </w:tc>
@@ -6419,20 +6539,29 @@
             <w:tcW w:w="0" w:type="auto"/>
           </w:tcPr>
           <w:p>
+            <w:r>
+              <w:t>Ajustes de interfaz, usabilidad y corrección de errores II</w:t>
+            </w:r>
+          </w:p>
+        </w:tc>
+        <w:tc>
+          <w:tcPr>
+            <w:tcW w:w="0" w:type="auto"/>
+          </w:tcPr>
+          <w:p>
+            <w:r>
+              <w:t>Mejoras en diseño de pantallas, consisten</w:t>
+            </w:r>
             <w:bookmarkStart w:id="1" w:name="_GoBack"/>
             <w:bookmarkEnd w:id="1"/>
-          </w:p>
-        </w:tc>
-        <w:tc>
-          <w:tcPr>
-            <w:tcW w:w="0" w:type="auto"/>
-          </w:tcPr>
-          <w:p/>
-        </w:tc>
-        <w:tc>
-          <w:tcPr>
-            <w:tcW w:w="0" w:type="auto"/>
-            <w:hideMark/>
+            <w:r>
+              <w:t>cia visual y facilidad de navegación.</w:t>
+            </w:r>
+          </w:p>
+        </w:tc>
+        <w:tc>
+          <w:tcPr>
+            <w:tcW w:w="0" w:type="auto"/>
           </w:tcPr>
           <w:p>
             <w:r>
@@ -6445,31 +6574,53 @@
         <w:tc>
           <w:tcPr>
             <w:tcW w:w="0" w:type="auto"/>
-            <w:hideMark/>
-          </w:tcPr>
-          <w:p>
-            <w:r>
-              <w:t>28</w:t>
-            </w:r>
-          </w:p>
-        </w:tc>
-        <w:tc>
-          <w:tcPr>
-            <w:tcW w:w="0" w:type="auto"/>
-            <w:hideMark/>
-          </w:tcPr>
-          <w:p>
-            <w:r>
-              <w:t>01/10/2025</w:t>
-            </w:r>
-          </w:p>
-        </w:tc>
-        <w:tc>
-          <w:tcPr>
-            <w:tcW w:w="0" w:type="auto"/>
-          </w:tcPr>
-          <w:p>
-            <w:r>
+          </w:tcPr>
+          <w:p>
+            <w:pPr>
+              <w:rPr>
+                <w:color w:val="00B0F0"/>
+              </w:rPr>
+            </w:pPr>
+            <w:r>
+              <w:rPr>
+                <w:color w:val="00B0F0"/>
+              </w:rPr>
+              <w:t>33</w:t>
+            </w:r>
+          </w:p>
+        </w:tc>
+        <w:tc>
+          <w:tcPr>
+            <w:tcW w:w="0" w:type="auto"/>
+          </w:tcPr>
+          <w:p>
+            <w:pPr>
+              <w:rPr>
+                <w:color w:val="00B0F0"/>
+              </w:rPr>
+            </w:pPr>
+            <w:r>
+              <w:rPr>
+                <w:color w:val="00B0F0"/>
+              </w:rPr>
+              <w:t>08/10/2025</w:t>
+            </w:r>
+          </w:p>
+        </w:tc>
+        <w:tc>
+          <w:tcPr>
+            <w:tcW w:w="0" w:type="auto"/>
+          </w:tcPr>
+          <w:p>
+            <w:pPr>
+              <w:rPr>
+                <w:color w:val="00B0F0"/>
+              </w:rPr>
+            </w:pPr>
+            <w:r>
+              <w:rPr>
+                <w:color w:val="00B0F0"/>
+              </w:rPr>
               <w:t>Miércoles</w:t>
             </w:r>
           </w:p>
@@ -6478,21 +6629,52 @@
           <w:tcPr>
             <w:tcW w:w="0" w:type="auto"/>
           </w:tcPr>
-          <w:p/>
-        </w:tc>
-        <w:tc>
-          <w:tcPr>
-            <w:tcW w:w="0" w:type="auto"/>
-          </w:tcPr>
-          <w:p/>
-        </w:tc>
-        <w:tc>
-          <w:tcPr>
-            <w:tcW w:w="0" w:type="auto"/>
-            <w:hideMark/>
-          </w:tcPr>
-          <w:p>
-            <w:r>
+          <w:p>
+            <w:pPr>
+              <w:rPr>
+                <w:color w:val="00B0F0"/>
+              </w:rPr>
+            </w:pPr>
+            <w:r>
+              <w:rPr>
+                <w:color w:val="00B0F0"/>
+              </w:rPr>
+              <w:t>Ajustes de interfaz, usabilidad y corrección de errores III</w:t>
+            </w:r>
+          </w:p>
+        </w:tc>
+        <w:tc>
+          <w:tcPr>
+            <w:tcW w:w="0" w:type="auto"/>
+          </w:tcPr>
+          <w:p>
+            <w:pPr>
+              <w:rPr>
+                <w:color w:val="00B0F0"/>
+              </w:rPr>
+            </w:pPr>
+            <w:r>
+              <w:rPr>
+                <w:color w:val="00B0F0"/>
+              </w:rPr>
+              <w:t>Mejoras en diseño de pantallas, consistencia visual y facilidad de navegación.</w:t>
+            </w:r>
+          </w:p>
+        </w:tc>
+        <w:tc>
+          <w:tcPr>
+            <w:tcW w:w="0" w:type="auto"/>
+          </w:tcPr>
+          <w:p>
+            <w:pPr>
+              <w:rPr>
+                <w:color w:val="00B0F0"/>
+              </w:rPr>
+            </w:pPr>
+            <w:r>
+              <w:rPr>
+                <w:color w:val="00B0F0"/>
+              </w:rPr>
               <w:t>6</w:t>
             </w:r>
           </w:p>
@@ -6502,31 +6684,53 @@
         <w:tc>
           <w:tcPr>
             <w:tcW w:w="0" w:type="auto"/>
-            <w:hideMark/>
-          </w:tcPr>
-          <w:p>
-            <w:r>
-              <w:t>29</w:t>
-            </w:r>
-          </w:p>
-        </w:tc>
-        <w:tc>
-          <w:tcPr>
-            <w:tcW w:w="0" w:type="auto"/>
-            <w:hideMark/>
-          </w:tcPr>
-          <w:p>
-            <w:r>
-              <w:t>02/10/2025</w:t>
-            </w:r>
-          </w:p>
-        </w:tc>
-        <w:tc>
-          <w:tcPr>
-            <w:tcW w:w="0" w:type="auto"/>
-          </w:tcPr>
-          <w:p>
-            <w:r>
+          </w:tcPr>
+          <w:p>
+            <w:pPr>
+              <w:rPr>
+                <w:color w:val="00B0F0"/>
+              </w:rPr>
+            </w:pPr>
+            <w:r>
+              <w:rPr>
+                <w:color w:val="00B0F0"/>
+              </w:rPr>
+              <w:t>34</w:t>
+            </w:r>
+          </w:p>
+        </w:tc>
+        <w:tc>
+          <w:tcPr>
+            <w:tcW w:w="0" w:type="auto"/>
+          </w:tcPr>
+          <w:p>
+            <w:pPr>
+              <w:rPr>
+                <w:color w:val="00B0F0"/>
+              </w:rPr>
+            </w:pPr>
+            <w:r>
+              <w:rPr>
+                <w:color w:val="00B0F0"/>
+              </w:rPr>
+              <w:t>09/10/2025</w:t>
+            </w:r>
+          </w:p>
+        </w:tc>
+        <w:tc>
+          <w:tcPr>
+            <w:tcW w:w="0" w:type="auto"/>
+          </w:tcPr>
+          <w:p>
+            <w:pPr>
+              <w:rPr>
+                <w:color w:val="00B0F0"/>
+              </w:rPr>
+            </w:pPr>
+            <w:r>
+              <w:rPr>
+                <w:color w:val="00B0F0"/>
+              </w:rPr>
               <w:t>Jueves</w:t>
             </w:r>
           </w:p>
@@ -6535,876 +6739,52 @@
           <w:tcPr>
             <w:tcW w:w="0" w:type="auto"/>
           </w:tcPr>
-          <w:p/>
-        </w:tc>
-        <w:tc>
-          <w:tcPr>
-            <w:tcW w:w="0" w:type="auto"/>
-          </w:tcPr>
-          <w:p/>
-        </w:tc>
-        <w:tc>
-          <w:tcPr>
-            <w:tcW w:w="0" w:type="auto"/>
-            <w:hideMark/>
-          </w:tcPr>
-          <w:p>
-            <w:r>
-              <w:t>6</w:t>
-            </w:r>
-          </w:p>
-        </w:tc>
-      </w:tr>
-      <w:tr>
-        <w:tc>
-          <w:tcPr>
-            <w:tcW w:w="0" w:type="auto"/>
-            <w:hideMark/>
-          </w:tcPr>
-          <w:p>
-            <w:r>
-              <w:t>30</w:t>
-            </w:r>
-          </w:p>
-        </w:tc>
-        <w:tc>
-          <w:tcPr>
-            <w:tcW w:w="0" w:type="auto"/>
-            <w:hideMark/>
-          </w:tcPr>
-          <w:p>
-            <w:r>
-              <w:t>03/10/2025</w:t>
-            </w:r>
-          </w:p>
-        </w:tc>
-        <w:tc>
-          <w:tcPr>
-            <w:tcW w:w="0" w:type="auto"/>
-          </w:tcPr>
-          <w:p>
-            <w:r>
-              <w:t>Viernes</w:t>
-            </w:r>
-          </w:p>
-        </w:tc>
-        <w:tc>
-          <w:tcPr>
-            <w:tcW w:w="0" w:type="auto"/>
-          </w:tcPr>
-          <w:p/>
-        </w:tc>
-        <w:tc>
-          <w:tcPr>
-            <w:tcW w:w="0" w:type="auto"/>
-          </w:tcPr>
-          <w:p/>
-        </w:tc>
-        <w:tc>
-          <w:tcPr>
-            <w:tcW w:w="0" w:type="auto"/>
-            <w:hideMark/>
-          </w:tcPr>
-          <w:p>
-            <w:r>
-              <w:t>6</w:t>
-            </w:r>
-          </w:p>
-        </w:tc>
-      </w:tr>
-      <w:tr>
-        <w:tc>
-          <w:tcPr>
-            <w:tcW w:w="0" w:type="auto"/>
-            <w:hideMark/>
-          </w:tcPr>
-          <w:p>
-            <w:r>
-              <w:t>31</w:t>
-            </w:r>
-          </w:p>
-        </w:tc>
-        <w:tc>
-          <w:tcPr>
-            <w:tcW w:w="0" w:type="auto"/>
-            <w:hideMark/>
-          </w:tcPr>
-          <w:p>
-            <w:r>
-              <w:t>06/10/2025</w:t>
-            </w:r>
-          </w:p>
-        </w:tc>
-        <w:tc>
-          <w:tcPr>
-            <w:tcW w:w="0" w:type="auto"/>
-          </w:tcPr>
-          <w:p>
-            <w:r>
-              <w:t>Lunes</w:t>
-            </w:r>
-          </w:p>
-        </w:tc>
-        <w:tc>
-          <w:tcPr>
-            <w:tcW w:w="0" w:type="auto"/>
-          </w:tcPr>
-          <w:p/>
-        </w:tc>
-        <w:tc>
-          <w:tcPr>
-            <w:tcW w:w="0" w:type="auto"/>
-          </w:tcPr>
-          <w:p/>
-        </w:tc>
-        <w:tc>
-          <w:tcPr>
-            <w:tcW w:w="0" w:type="auto"/>
-            <w:hideMark/>
-          </w:tcPr>
-          <w:p>
-            <w:r>
-              <w:t>6</w:t>
-            </w:r>
-          </w:p>
-        </w:tc>
-      </w:tr>
-      <w:tr>
-        <w:tc>
-          <w:tcPr>
-            <w:tcW w:w="0" w:type="auto"/>
-            <w:hideMark/>
-          </w:tcPr>
-          <w:p>
-            <w:r>
-              <w:t>32</w:t>
-            </w:r>
-          </w:p>
-        </w:tc>
-        <w:tc>
-          <w:tcPr>
-            <w:tcW w:w="0" w:type="auto"/>
-            <w:hideMark/>
-          </w:tcPr>
-          <w:p>
-            <w:r>
-              <w:t>07/10/2025</w:t>
-            </w:r>
-          </w:p>
-        </w:tc>
-        <w:tc>
-          <w:tcPr>
-            <w:tcW w:w="0" w:type="auto"/>
-          </w:tcPr>
-          <w:p>
-            <w:r>
-              <w:t>Martes</w:t>
-            </w:r>
-          </w:p>
-        </w:tc>
-        <w:tc>
-          <w:tcPr>
-            <w:tcW w:w="0" w:type="auto"/>
-          </w:tcPr>
-          <w:p/>
-        </w:tc>
-        <w:tc>
-          <w:tcPr>
-            <w:tcW w:w="0" w:type="auto"/>
-          </w:tcPr>
-          <w:p/>
-        </w:tc>
-        <w:tc>
-          <w:tcPr>
-            <w:tcW w:w="0" w:type="auto"/>
-            <w:hideMark/>
-          </w:tcPr>
-          <w:p>
-            <w:r>
-              <w:t>6</w:t>
-            </w:r>
-          </w:p>
-        </w:tc>
-      </w:tr>
-      <w:tr>
-        <w:tc>
-          <w:tcPr>
-            <w:tcW w:w="0" w:type="auto"/>
-            <w:hideMark/>
-          </w:tcPr>
-          <w:p>
-            <w:r>
-              <w:t>33</w:t>
-            </w:r>
-          </w:p>
-        </w:tc>
-        <w:tc>
-          <w:tcPr>
-            <w:tcW w:w="0" w:type="auto"/>
-            <w:hideMark/>
-          </w:tcPr>
-          <w:p>
-            <w:r>
-              <w:t>08/10/2025</w:t>
-            </w:r>
-          </w:p>
-        </w:tc>
-        <w:tc>
-          <w:tcPr>
-            <w:tcW w:w="0" w:type="auto"/>
-          </w:tcPr>
-          <w:p>
-            <w:r>
-              <w:t>Miércoles</w:t>
-            </w:r>
-          </w:p>
-        </w:tc>
-        <w:tc>
-          <w:tcPr>
-            <w:tcW w:w="0" w:type="auto"/>
-          </w:tcPr>
-          <w:p/>
-        </w:tc>
-        <w:tc>
-          <w:tcPr>
-            <w:tcW w:w="0" w:type="auto"/>
-          </w:tcPr>
-          <w:p/>
-        </w:tc>
-        <w:tc>
-          <w:tcPr>
-            <w:tcW w:w="0" w:type="auto"/>
-            <w:hideMark/>
-          </w:tcPr>
-          <w:p>
-            <w:r>
-              <w:t>6</w:t>
-            </w:r>
-          </w:p>
-        </w:tc>
-      </w:tr>
-      <w:tr>
-        <w:tc>
-          <w:tcPr>
-            <w:tcW w:w="0" w:type="auto"/>
-            <w:hideMark/>
-          </w:tcPr>
-          <w:p>
-            <w:r>
-              <w:t>34</w:t>
-            </w:r>
-          </w:p>
-        </w:tc>
-        <w:tc>
-          <w:tcPr>
-            <w:tcW w:w="0" w:type="auto"/>
-            <w:hideMark/>
-          </w:tcPr>
-          <w:p>
-            <w:r>
-              <w:t>09/10/2025</w:t>
-            </w:r>
-          </w:p>
-        </w:tc>
-        <w:tc>
-          <w:tcPr>
-            <w:tcW w:w="0" w:type="auto"/>
-          </w:tcPr>
-          <w:p>
-            <w:r>
-              <w:t>Jueves</w:t>
-            </w:r>
-          </w:p>
-        </w:tc>
-        <w:tc>
-          <w:tcPr>
-            <w:tcW w:w="0" w:type="auto"/>
-          </w:tcPr>
-          <w:p/>
-        </w:tc>
-        <w:tc>
-          <w:tcPr>
-            <w:tcW w:w="0" w:type="auto"/>
-          </w:tcPr>
-          <w:p/>
-        </w:tc>
-        <w:tc>
-          <w:tcPr>
-            <w:tcW w:w="0" w:type="auto"/>
-            <w:hideMark/>
-          </w:tcPr>
-          <w:p>
-            <w:r>
-              <w:t>6</w:t>
-            </w:r>
-          </w:p>
-        </w:tc>
-      </w:tr>
-      <w:tr>
-        <w:tc>
-          <w:tcPr>
-            <w:tcW w:w="0" w:type="auto"/>
-            <w:hideMark/>
-          </w:tcPr>
-          <w:p>
-            <w:r>
-              <w:t>35</w:t>
-            </w:r>
-          </w:p>
-        </w:tc>
-        <w:tc>
-          <w:tcPr>
-            <w:tcW w:w="0" w:type="auto"/>
-            <w:hideMark/>
-          </w:tcPr>
-          <w:p>
-            <w:r>
-              <w:t>13/10/2025</w:t>
-            </w:r>
-          </w:p>
-        </w:tc>
-        <w:tc>
-          <w:tcPr>
-            <w:tcW w:w="0" w:type="auto"/>
-          </w:tcPr>
-          <w:p>
-            <w:r>
-              <w:t>Lunes</w:t>
-            </w:r>
-          </w:p>
-        </w:tc>
-        <w:tc>
-          <w:tcPr>
-            <w:tcW w:w="0" w:type="auto"/>
-          </w:tcPr>
-          <w:p/>
-        </w:tc>
-        <w:tc>
-          <w:tcPr>
-            <w:tcW w:w="0" w:type="auto"/>
-          </w:tcPr>
-          <w:p/>
-        </w:tc>
-        <w:tc>
-          <w:tcPr>
-            <w:tcW w:w="0" w:type="auto"/>
-            <w:hideMark/>
-          </w:tcPr>
-          <w:p>
-            <w:r>
-              <w:t>6</w:t>
-            </w:r>
-          </w:p>
-        </w:tc>
-      </w:tr>
-      <w:tr>
-        <w:tc>
-          <w:tcPr>
-            <w:tcW w:w="0" w:type="auto"/>
-            <w:hideMark/>
-          </w:tcPr>
-          <w:p>
-            <w:r>
-              <w:t>36</w:t>
-            </w:r>
-          </w:p>
-        </w:tc>
-        <w:tc>
-          <w:tcPr>
-            <w:tcW w:w="0" w:type="auto"/>
-            <w:hideMark/>
-          </w:tcPr>
-          <w:p>
-            <w:r>
-              <w:t>14/10/2025</w:t>
-            </w:r>
-          </w:p>
-        </w:tc>
-        <w:tc>
-          <w:tcPr>
-            <w:tcW w:w="0" w:type="auto"/>
-          </w:tcPr>
-          <w:p>
-            <w:r>
-              <w:t>Martes</w:t>
-            </w:r>
-          </w:p>
-        </w:tc>
-        <w:tc>
-          <w:tcPr>
-            <w:tcW w:w="0" w:type="auto"/>
-          </w:tcPr>
-          <w:p/>
-        </w:tc>
-        <w:tc>
-          <w:tcPr>
-            <w:tcW w:w="0" w:type="auto"/>
-          </w:tcPr>
-          <w:p/>
-        </w:tc>
-        <w:tc>
-          <w:tcPr>
-            <w:tcW w:w="0" w:type="auto"/>
-            <w:hideMark/>
-          </w:tcPr>
-          <w:p>
-            <w:r>
-              <w:t>6</w:t>
-            </w:r>
-          </w:p>
-        </w:tc>
-      </w:tr>
-      <w:tr>
-        <w:tc>
-          <w:tcPr>
-            <w:tcW w:w="0" w:type="auto"/>
-            <w:hideMark/>
-          </w:tcPr>
-          <w:p>
-            <w:r>
-              <w:t>37</w:t>
-            </w:r>
-          </w:p>
-        </w:tc>
-        <w:tc>
-          <w:tcPr>
-            <w:tcW w:w="0" w:type="auto"/>
-            <w:hideMark/>
-          </w:tcPr>
-          <w:p>
-            <w:r>
-              <w:t>15/10/2025</w:t>
-            </w:r>
-          </w:p>
-        </w:tc>
-        <w:tc>
-          <w:tcPr>
-            <w:tcW w:w="0" w:type="auto"/>
-          </w:tcPr>
-          <w:p>
-            <w:r>
-              <w:t>Miércoles</w:t>
-            </w:r>
-          </w:p>
-        </w:tc>
-        <w:tc>
-          <w:tcPr>
-            <w:tcW w:w="0" w:type="auto"/>
-          </w:tcPr>
-          <w:p/>
-        </w:tc>
-        <w:tc>
-          <w:tcPr>
-            <w:tcW w:w="0" w:type="auto"/>
-          </w:tcPr>
-          <w:p/>
-        </w:tc>
-        <w:tc>
-          <w:tcPr>
-            <w:tcW w:w="0" w:type="auto"/>
-            <w:hideMark/>
-          </w:tcPr>
-          <w:p>
-            <w:r>
-              <w:t>6</w:t>
-            </w:r>
-          </w:p>
-        </w:tc>
-      </w:tr>
-      <w:tr>
-        <w:tc>
-          <w:tcPr>
-            <w:tcW w:w="0" w:type="auto"/>
-            <w:hideMark/>
-          </w:tcPr>
-          <w:p>
-            <w:r>
-              <w:t>38</w:t>
-            </w:r>
-          </w:p>
-        </w:tc>
-        <w:tc>
-          <w:tcPr>
-            <w:tcW w:w="0" w:type="auto"/>
-            <w:hideMark/>
-          </w:tcPr>
-          <w:p>
-            <w:r>
-              <w:t>16/10/2025</w:t>
-            </w:r>
-          </w:p>
-        </w:tc>
-        <w:tc>
-          <w:tcPr>
-            <w:tcW w:w="0" w:type="auto"/>
-          </w:tcPr>
-          <w:p>
-            <w:r>
-              <w:t>Jueves</w:t>
-            </w:r>
-          </w:p>
-        </w:tc>
-        <w:tc>
-          <w:tcPr>
-            <w:tcW w:w="0" w:type="auto"/>
-          </w:tcPr>
-          <w:p/>
-        </w:tc>
-        <w:tc>
-          <w:tcPr>
-            <w:tcW w:w="0" w:type="auto"/>
-          </w:tcPr>
-          <w:p/>
-        </w:tc>
-        <w:tc>
-          <w:tcPr>
-            <w:tcW w:w="0" w:type="auto"/>
-            <w:hideMark/>
-          </w:tcPr>
-          <w:p>
-            <w:r>
-              <w:t>6</w:t>
-            </w:r>
-          </w:p>
-        </w:tc>
-      </w:tr>
-      <w:tr>
-        <w:tc>
-          <w:tcPr>
-            <w:tcW w:w="0" w:type="auto"/>
-            <w:hideMark/>
-          </w:tcPr>
-          <w:p>
-            <w:r>
-              <w:t>39</w:t>
-            </w:r>
-          </w:p>
-        </w:tc>
-        <w:tc>
-          <w:tcPr>
-            <w:tcW w:w="0" w:type="auto"/>
-            <w:hideMark/>
-          </w:tcPr>
-          <w:p>
-            <w:r>
-              <w:t>17/10/2025</w:t>
-            </w:r>
-          </w:p>
-        </w:tc>
-        <w:tc>
-          <w:tcPr>
-            <w:tcW w:w="0" w:type="auto"/>
-          </w:tcPr>
-          <w:p>
-            <w:r>
-              <w:t>Viernes</w:t>
-            </w:r>
-          </w:p>
-        </w:tc>
-        <w:tc>
-          <w:tcPr>
-            <w:tcW w:w="0" w:type="auto"/>
-          </w:tcPr>
-          <w:p/>
-        </w:tc>
-        <w:tc>
-          <w:tcPr>
-            <w:tcW w:w="0" w:type="auto"/>
-          </w:tcPr>
-          <w:p/>
-        </w:tc>
-        <w:tc>
-          <w:tcPr>
-            <w:tcW w:w="0" w:type="auto"/>
-            <w:hideMark/>
-          </w:tcPr>
-          <w:p>
-            <w:r>
-              <w:t>6</w:t>
-            </w:r>
-          </w:p>
-        </w:tc>
-      </w:tr>
-      <w:tr>
-        <w:tc>
-          <w:tcPr>
-            <w:tcW w:w="0" w:type="auto"/>
-            <w:hideMark/>
-          </w:tcPr>
-          <w:p>
-            <w:r>
-              <w:t>40</w:t>
-            </w:r>
-          </w:p>
-        </w:tc>
-        <w:tc>
-          <w:tcPr>
-            <w:tcW w:w="0" w:type="auto"/>
-            <w:hideMark/>
-          </w:tcPr>
-          <w:p>
-            <w:r>
-              <w:t>20/10/2025</w:t>
-            </w:r>
-          </w:p>
-        </w:tc>
-        <w:tc>
-          <w:tcPr>
-            <w:tcW w:w="0" w:type="auto"/>
-          </w:tcPr>
-          <w:p>
-            <w:r>
-              <w:t>Lunes</w:t>
-            </w:r>
-          </w:p>
-        </w:tc>
-        <w:tc>
-          <w:tcPr>
-            <w:tcW w:w="0" w:type="auto"/>
-          </w:tcPr>
-          <w:p/>
-        </w:tc>
-        <w:tc>
-          <w:tcPr>
-            <w:tcW w:w="0" w:type="auto"/>
-          </w:tcPr>
-          <w:p/>
-        </w:tc>
-        <w:tc>
-          <w:tcPr>
-            <w:tcW w:w="0" w:type="auto"/>
-            <w:hideMark/>
-          </w:tcPr>
-          <w:p>
-            <w:r>
-              <w:t>6</w:t>
-            </w:r>
-          </w:p>
-        </w:tc>
-      </w:tr>
-      <w:tr>
-        <w:tc>
-          <w:tcPr>
-            <w:tcW w:w="0" w:type="auto"/>
-            <w:hideMark/>
-          </w:tcPr>
-          <w:p>
-            <w:r>
-              <w:t>41</w:t>
-            </w:r>
-          </w:p>
-        </w:tc>
-        <w:tc>
-          <w:tcPr>
-            <w:tcW w:w="0" w:type="auto"/>
-            <w:hideMark/>
-          </w:tcPr>
-          <w:p>
-            <w:r>
-              <w:t>21/10/2025</w:t>
-            </w:r>
-          </w:p>
-        </w:tc>
-        <w:tc>
-          <w:tcPr>
-            <w:tcW w:w="0" w:type="auto"/>
-          </w:tcPr>
-          <w:p>
-            <w:r>
-              <w:t>Martes</w:t>
-            </w:r>
-          </w:p>
-        </w:tc>
-        <w:tc>
-          <w:tcPr>
-            <w:tcW w:w="0" w:type="auto"/>
-          </w:tcPr>
-          <w:p/>
-        </w:tc>
-        <w:tc>
-          <w:tcPr>
-            <w:tcW w:w="0" w:type="auto"/>
-          </w:tcPr>
-          <w:p/>
-        </w:tc>
-        <w:tc>
-          <w:tcPr>
-            <w:tcW w:w="0" w:type="auto"/>
-            <w:hideMark/>
-          </w:tcPr>
-          <w:p>
-            <w:r>
-              <w:t>6</w:t>
-            </w:r>
-          </w:p>
-        </w:tc>
-      </w:tr>
-      <w:tr>
-        <w:tc>
-          <w:tcPr>
-            <w:tcW w:w="0" w:type="auto"/>
-            <w:hideMark/>
-          </w:tcPr>
-          <w:p>
-            <w:r>
-              <w:t>42</w:t>
-            </w:r>
-          </w:p>
-        </w:tc>
-        <w:tc>
-          <w:tcPr>
-            <w:tcW w:w="0" w:type="auto"/>
-            <w:hideMark/>
-          </w:tcPr>
-          <w:p>
-            <w:r>
-              <w:t>22/10/2025</w:t>
-            </w:r>
-          </w:p>
-        </w:tc>
-        <w:tc>
-          <w:tcPr>
-            <w:tcW w:w="0" w:type="auto"/>
-          </w:tcPr>
-          <w:p>
-            <w:r>
-              <w:t>Miércoles</w:t>
-            </w:r>
-          </w:p>
-        </w:tc>
-        <w:tc>
-          <w:tcPr>
-            <w:tcW w:w="0" w:type="auto"/>
-          </w:tcPr>
-          <w:p/>
-        </w:tc>
-        <w:tc>
-          <w:tcPr>
-            <w:tcW w:w="0" w:type="auto"/>
-          </w:tcPr>
-          <w:p/>
-        </w:tc>
-        <w:tc>
-          <w:tcPr>
-            <w:tcW w:w="0" w:type="auto"/>
-            <w:hideMark/>
-          </w:tcPr>
-          <w:p>
-            <w:r>
-              <w:t>6</w:t>
-            </w:r>
-          </w:p>
-        </w:tc>
-      </w:tr>
-      <w:tr>
-        <w:tc>
-          <w:tcPr>
-            <w:tcW w:w="0" w:type="auto"/>
-            <w:hideMark/>
-          </w:tcPr>
-          <w:p>
-            <w:r>
-              <w:t>43</w:t>
-            </w:r>
-          </w:p>
-        </w:tc>
-        <w:tc>
-          <w:tcPr>
-            <w:tcW w:w="0" w:type="auto"/>
-            <w:hideMark/>
-          </w:tcPr>
-          <w:p>
-            <w:r>
-              <w:t>23/10/2025</w:t>
-            </w:r>
-          </w:p>
-        </w:tc>
-        <w:tc>
-          <w:tcPr>
-            <w:tcW w:w="0" w:type="auto"/>
-          </w:tcPr>
-          <w:p>
-            <w:r>
-              <w:t>Jueves</w:t>
-            </w:r>
-          </w:p>
-        </w:tc>
-        <w:tc>
-          <w:tcPr>
-            <w:tcW w:w="0" w:type="auto"/>
-          </w:tcPr>
-          <w:p/>
-        </w:tc>
-        <w:tc>
-          <w:tcPr>
-            <w:tcW w:w="0" w:type="auto"/>
-          </w:tcPr>
-          <w:p/>
-        </w:tc>
-        <w:tc>
-          <w:tcPr>
-            <w:tcW w:w="0" w:type="auto"/>
-            <w:hideMark/>
-          </w:tcPr>
-          <w:p>
-            <w:r>
-              <w:t>6</w:t>
-            </w:r>
-          </w:p>
-        </w:tc>
-      </w:tr>
-      <w:tr>
-        <w:tc>
-          <w:tcPr>
-            <w:tcW w:w="0" w:type="auto"/>
-            <w:hideMark/>
-          </w:tcPr>
-          <w:p>
-            <w:r>
-              <w:t>44</w:t>
-            </w:r>
-          </w:p>
-        </w:tc>
-        <w:tc>
-          <w:tcPr>
-            <w:tcW w:w="0" w:type="auto"/>
-            <w:hideMark/>
-          </w:tcPr>
-          <w:p>
-            <w:r>
-              <w:t>24/10/2025</w:t>
-            </w:r>
-          </w:p>
-        </w:tc>
-        <w:tc>
-          <w:tcPr>
-            <w:tcW w:w="0" w:type="auto"/>
-          </w:tcPr>
-          <w:p>
-            <w:r>
-              <w:t>Viernes</w:t>
-            </w:r>
-          </w:p>
-        </w:tc>
-        <w:tc>
-          <w:tcPr>
-            <w:tcW w:w="0" w:type="auto"/>
-          </w:tcPr>
-          <w:p/>
-        </w:tc>
-        <w:tc>
-          <w:tcPr>
-            <w:tcW w:w="0" w:type="auto"/>
-          </w:tcPr>
-          <w:p/>
-        </w:tc>
-        <w:tc>
-          <w:tcPr>
-            <w:tcW w:w="0" w:type="auto"/>
-            <w:hideMark/>
-          </w:tcPr>
-          <w:p>
-            <w:r>
+          <w:p>
+            <w:pPr>
+              <w:rPr>
+                <w:color w:val="00B0F0"/>
+              </w:rPr>
+            </w:pPr>
+            <w:r>
+              <w:rPr>
+                <w:color w:val="00B0F0"/>
+              </w:rPr>
+              <w:t>Reunión: Interfaz y Usabilidad.</w:t>
+            </w:r>
+          </w:p>
+        </w:tc>
+        <w:tc>
+          <w:tcPr>
+            <w:tcW w:w="0" w:type="auto"/>
+          </w:tcPr>
+          <w:p>
+            <w:pPr>
+              <w:rPr>
+                <w:color w:val="00B0F0"/>
+              </w:rPr>
+            </w:pPr>
+            <w:r>
+              <w:rPr>
+                <w:color w:val="00B0F0"/>
+              </w:rPr>
+              <w:t>Revisión del prototipo, feedback</w:t>
+            </w:r>
+          </w:p>
+        </w:tc>
+        <w:tc>
+          <w:tcPr>
+            <w:tcW w:w="0" w:type="auto"/>
+          </w:tcPr>
+          <w:p>
+            <w:pPr>
+              <w:rPr>
+                <w:color w:val="00B0F0"/>
+              </w:rPr>
+            </w:pPr>
+            <w:r>
+              <w:rPr>
+                <w:color w:val="00B0F0"/>
+              </w:rPr>
               <w:t>6</w:t>
             </w:r>
           </w:p>
@@ -7431,7 +6811,7 @@
           </w:tcPr>
           <w:p>
             <w:r>
-              <w:t>264</w:t>
+              <w:t>192</w:t>
             </w:r>
           </w:p>
         </w:tc>
@@ -7618,11 +6998,230 @@
     <w:p>
       <w:pPr>
         <w:pStyle w:val="Ttulo1"/>
+        <w:keepNext/>
         <w:tabs>
           <w:tab w:val="left" w:pos="798"/>
         </w:tabs>
         <w:ind w:firstLine="0"/>
-      </w:pPr>
+        <w:jc w:val="both"/>
+      </w:pPr>
+      <w:r>
+        <w:rPr>
+          <w:noProof/>
+          <w:lang w:val="es-EC" w:eastAsia="es-EC" w:bidi="ar-SA"/>
+        </w:rPr>
+        <w:lastRenderedPageBreak/>
+        <w:drawing>
+          <wp:inline distT="0" distB="0" distL="0" distR="0" wp14:anchorId="45A3EDAB" wp14:editId="22A0B20E">
+            <wp:extent cx="3124200" cy="3008454"/>
+            <wp:effectExtent l="0" t="0" r="0" b="1905"/>
+            <wp:docPr id="23" name="Imagen 23"/>
+            <wp:cNvGraphicFramePr>
+              <a:graphicFrameLocks xmlns:a="http://schemas.openxmlformats.org/drawingml/2006/main" noChangeAspect="1"/>
+            </wp:cNvGraphicFramePr>
+            <a:graphic xmlns:a="http://schemas.openxmlformats.org/drawingml/2006/main">
+              <a:graphicData uri="http://schemas.openxmlformats.org/drawingml/2006/picture">
+                <pic:pic xmlns:pic="http://schemas.openxmlformats.org/drawingml/2006/picture">
+                  <pic:nvPicPr>
+                    <pic:cNvPr id="23" name="uml_actors.png"/>
+                    <pic:cNvPicPr/>
+                  </pic:nvPicPr>
+                  <pic:blipFill>
+                    <a:blip r:embed="rId19" cstate="print">
+                      <a:extLst>
+                        <a:ext uri="{28A0092B-C50C-407E-A947-70E740481C1C}">
+                          <a14:useLocalDpi xmlns:a14="http://schemas.microsoft.com/office/drawing/2010/main" val="0"/>
+                        </a:ext>
+                      </a:extLst>
+                    </a:blip>
+                    <a:stretch>
+                      <a:fillRect/>
+                    </a:stretch>
+                  </pic:blipFill>
+                  <pic:spPr>
+                    <a:xfrm>
+                      <a:off x="0" y="0"/>
+                      <a:ext cx="3124200" cy="3008454"/>
+                    </a:xfrm>
+                    <a:prstGeom prst="rect">
+                      <a:avLst/>
+                    </a:prstGeom>
+                  </pic:spPr>
+                </pic:pic>
+              </a:graphicData>
+            </a:graphic>
+          </wp:inline>
+        </w:drawing>
+      </w:r>
+    </w:p>
+    <w:p>
+      <w:pPr>
+        <w:pStyle w:val="Descripcin"/>
+        <w:ind w:left="1440"/>
+      </w:pPr>
+      <w:r>
+        <w:t xml:space="preserve">            Ilustración 1: Diagrama de Casos de Uso</w:t>
+      </w:r>
+    </w:p>
+    <w:p>
+      <w:pPr>
+        <w:pStyle w:val="Ttulo1"/>
+        <w:tabs>
+          <w:tab w:val="left" w:pos="798"/>
+        </w:tabs>
+        <w:ind w:firstLine="0"/>
+      </w:pPr>
+    </w:p>
+    <w:p>
+      <w:pPr>
+        <w:pStyle w:val="Ttulo1"/>
+        <w:tabs>
+          <w:tab w:val="left" w:pos="798"/>
+        </w:tabs>
+        <w:ind w:firstLine="0"/>
+      </w:pPr>
+      <w:r>
+        <w:rPr>
+          <w:noProof/>
+          <w:lang w:val="es-EC" w:eastAsia="es-EC" w:bidi="ar-SA"/>
+        </w:rPr>
+        <w:drawing>
+          <wp:inline distT="0" distB="0" distL="0" distR="0" wp14:anchorId="1954250D" wp14:editId="01CED575">
+            <wp:extent cx="3436620" cy="2160309"/>
+            <wp:effectExtent l="0" t="0" r="0" b="0"/>
+            <wp:docPr id="20" name="Imagen 20"/>
+            <wp:cNvGraphicFramePr>
+              <a:graphicFrameLocks xmlns:a="http://schemas.openxmlformats.org/drawingml/2006/main" noChangeAspect="1"/>
+            </wp:cNvGraphicFramePr>
+            <a:graphic xmlns:a="http://schemas.openxmlformats.org/drawingml/2006/main">
+              <a:graphicData uri="http://schemas.openxmlformats.org/drawingml/2006/picture">
+                <pic:pic xmlns:pic="http://schemas.openxmlformats.org/drawingml/2006/picture">
+                  <pic:nvPicPr>
+                    <pic:cNvPr id="20" name="ArquitecturaSoftwareU-LEARNINGCENTER.png"/>
+                    <pic:cNvPicPr/>
+                  </pic:nvPicPr>
+                  <pic:blipFill>
+                    <a:blip r:embed="rId20" cstate="print">
+                      <a:extLst>
+                        <a:ext uri="{28A0092B-C50C-407E-A947-70E740481C1C}">
+                          <a14:useLocalDpi xmlns:a14="http://schemas.microsoft.com/office/drawing/2010/main" val="0"/>
+                        </a:ext>
+                      </a:extLst>
+                    </a:blip>
+                    <a:stretch>
+                      <a:fillRect/>
+                    </a:stretch>
+                  </pic:blipFill>
+                  <pic:spPr>
+                    <a:xfrm>
+                      <a:off x="0" y="0"/>
+                      <a:ext cx="3439565" cy="2162160"/>
+                    </a:xfrm>
+                    <a:prstGeom prst="rect">
+                      <a:avLst/>
+                    </a:prstGeom>
+                  </pic:spPr>
+                </pic:pic>
+              </a:graphicData>
+            </a:graphic>
+          </wp:inline>
+        </w:drawing>
+      </w:r>
+      <w:r>
+        <w:rPr>
+          <w:noProof/>
+          <w:lang w:val="es-EC" w:eastAsia="es-EC" w:bidi="ar-SA"/>
+        </w:rPr>
+        <w:lastRenderedPageBreak/>
+        <w:drawing>
+          <wp:inline distT="0" distB="0" distL="0" distR="0" wp14:anchorId="1E06D962" wp14:editId="47AE3548">
+            <wp:extent cx="2994660" cy="3496476"/>
+            <wp:effectExtent l="0" t="0" r="0" b="8890"/>
+            <wp:docPr id="21" name="Imagen 21"/>
+            <wp:cNvGraphicFramePr>
+              <a:graphicFrameLocks xmlns:a="http://schemas.openxmlformats.org/drawingml/2006/main" noChangeAspect="1"/>
+            </wp:cNvGraphicFramePr>
+            <a:graphic xmlns:a="http://schemas.openxmlformats.org/drawingml/2006/main">
+              <a:graphicData uri="http://schemas.openxmlformats.org/drawingml/2006/picture">
+                <pic:pic xmlns:pic="http://schemas.openxmlformats.org/drawingml/2006/picture">
+                  <pic:nvPicPr>
+                    <pic:cNvPr id="21" name="BD_DIAGRAM.png"/>
+                    <pic:cNvPicPr/>
+                  </pic:nvPicPr>
+                  <pic:blipFill>
+                    <a:blip r:embed="rId21" cstate="print">
+                      <a:extLst>
+                        <a:ext uri="{28A0092B-C50C-407E-A947-70E740481C1C}">
+                          <a14:useLocalDpi xmlns:a14="http://schemas.microsoft.com/office/drawing/2010/main" val="0"/>
+                        </a:ext>
+                      </a:extLst>
+                    </a:blip>
+                    <a:stretch>
+                      <a:fillRect/>
+                    </a:stretch>
+                  </pic:blipFill>
+                  <pic:spPr>
+                    <a:xfrm>
+                      <a:off x="0" y="0"/>
+                      <a:ext cx="2995352" cy="3497284"/>
+                    </a:xfrm>
+                    <a:prstGeom prst="rect">
+                      <a:avLst/>
+                    </a:prstGeom>
+                  </pic:spPr>
+                </pic:pic>
+              </a:graphicData>
+            </a:graphic>
+          </wp:inline>
+        </w:drawing>
+      </w:r>
+      <w:r>
+        <w:rPr>
+          <w:noProof/>
+          <w:lang w:val="es-EC" w:eastAsia="es-EC" w:bidi="ar-SA"/>
+        </w:rPr>
+        <w:drawing>
+          <wp:inline distT="0" distB="0" distL="0" distR="0" wp14:anchorId="0FBDD3D1" wp14:editId="67D97DA2">
+            <wp:extent cx="3925032" cy="2651760"/>
+            <wp:effectExtent l="0" t="0" r="0" b="0"/>
+            <wp:docPr id="22" name="Imagen 22"/>
+            <wp:cNvGraphicFramePr>
+              <a:graphicFrameLocks xmlns:a="http://schemas.openxmlformats.org/drawingml/2006/main" noChangeAspect="1"/>
+            </wp:cNvGraphicFramePr>
+            <a:graphic xmlns:a="http://schemas.openxmlformats.org/drawingml/2006/main">
+              <a:graphicData uri="http://schemas.openxmlformats.org/drawingml/2006/picture">
+                <pic:pic xmlns:pic="http://schemas.openxmlformats.org/drawingml/2006/picture">
+                  <pic:nvPicPr>
+                    <pic:cNvPr id="22" name="mockup_admin_dashboard.png"/>
+                    <pic:cNvPicPr/>
+                  </pic:nvPicPr>
+                  <pic:blipFill>
+                    <a:blip r:embed="rId22" cstate="print">
+                      <a:extLst>
+                        <a:ext uri="{28A0092B-C50C-407E-A947-70E740481C1C}">
+                          <a14:useLocalDpi xmlns:a14="http://schemas.microsoft.com/office/drawing/2010/main" val="0"/>
+                        </a:ext>
+                      </a:extLst>
+                    </a:blip>
+                    <a:stretch>
+                      <a:fillRect/>
+                    </a:stretch>
+                  </pic:blipFill>
+                  <pic:spPr>
+                    <a:xfrm>
+                      <a:off x="0" y="0"/>
+                      <a:ext cx="3930003" cy="2655119"/>
+                    </a:xfrm>
+                    <a:prstGeom prst="rect">
+                      <a:avLst/>
+                    </a:prstGeom>
+                  </pic:spPr>
+                </pic:pic>
+              </a:graphicData>
+            </a:graphic>
+          </wp:inline>
+        </w:drawing>
+      </w:r>
     </w:p>
     <w:sectPr>
       <w:pgSz w:w="11920" w:h="16840"/>
@@ -9370,6 +8969,25 @@
       </w:tblBorders>
     </w:tblPr>
   </w:style>
+  <w:style w:type="paragraph" w:styleId="Descripcin">
+    <w:name w:val="caption"/>
+    <w:basedOn w:val="Normal"/>
+    <w:next w:val="Normal"/>
+    <w:uiPriority w:val="35"/>
+    <w:unhideWhenUsed/>
+    <w:qFormat/>
+    <w:rsid w:val="00A2397D"/>
+    <w:pPr>
+      <w:spacing w:after="200"/>
+    </w:pPr>
+    <w:rPr>
+      <w:i/>
+      <w:iCs/>
+      <w:color w:val="1F497D" w:themeColor="text2"/>
+      <w:sz w:val="18"/>
+      <w:szCs w:val="18"/>
+    </w:rPr>
+  </w:style>
 </w:styles>
 </file>
 
@@ -9657,12 +9275,11 @@
 </file>
 
 <file path=customXml/item1.xml><?xml version="1.0" encoding="utf-8"?>
-<?mso-contentType ?>
-<FormTemplates xmlns="http://schemas.microsoft.com/sharepoint/v3/contenttype/forms">
-  <Display>DocumentLibraryForm</Display>
-  <Edit>DocumentLibraryForm</Edit>
-  <New>DocumentLibraryForm</New>
-</FormTemplates>
+<p:properties xmlns:p="http://schemas.microsoft.com/office/2006/metadata/properties" xmlns:xsi="http://www.w3.org/2001/XMLSchema-instance" xmlns:pc="http://schemas.microsoft.com/office/infopath/2007/PartnerControls">
+  <documentManagement>
+    <_activity xmlns="f1f31ffb-9912-4459-99c8-b26e82094b51" xsi:nil="true"/>
+  </documentManagement>
+</p:properties>
 </file>
 
 <file path=customXml/item2.xml><?xml version="1.0" encoding="utf-8"?>
@@ -9919,11 +9536,12 @@
 </file>
 
 <file path=customXml/item3.xml><?xml version="1.0" encoding="utf-8"?>
-<p:properties xmlns:p="http://schemas.microsoft.com/office/2006/metadata/properties" xmlns:xsi="http://www.w3.org/2001/XMLSchema-instance" xmlns:pc="http://schemas.microsoft.com/office/infopath/2007/PartnerControls">
-  <documentManagement>
-    <_activity xmlns="f1f31ffb-9912-4459-99c8-b26e82094b51" xsi:nil="true"/>
-  </documentManagement>
-</p:properties>
+<?mso-contentType ?>
+<FormTemplates xmlns="http://schemas.microsoft.com/sharepoint/v3/contenttype/forms">
+  <Display>DocumentLibraryForm</Display>
+  <Edit>DocumentLibraryForm</Edit>
+  <New>DocumentLibraryForm</New>
+</FormTemplates>
 </file>
 
 <file path=customXml/item4.xml><?xml version="1.0" encoding="utf-8"?>
@@ -9931,9 +9549,11 @@
 </file>
 
 <file path=customXml/itemProps1.xml><?xml version="1.0" encoding="utf-8"?>
-<ds:datastoreItem xmlns:ds="http://schemas.openxmlformats.org/officeDocument/2006/customXml" ds:itemID="{D97C98BB-D733-4755-AF30-F518FC2AEFAB}">
+<ds:datastoreItem xmlns:ds="http://schemas.openxmlformats.org/officeDocument/2006/customXml" ds:itemID="{4841E046-27A1-4B2E-9F43-F67D72354C8F}">
   <ds:schemaRefs>
-    <ds:schemaRef ds:uri="http://schemas.microsoft.com/sharepoint/v3/contenttype/forms"/>
+    <ds:schemaRef ds:uri="http://schemas.microsoft.com/office/2006/metadata/properties"/>
+    <ds:schemaRef ds:uri="http://schemas.microsoft.com/office/infopath/2007/PartnerControls"/>
+    <ds:schemaRef ds:uri="f1f31ffb-9912-4459-99c8-b26e82094b51"/>
   </ds:schemaRefs>
 </ds:datastoreItem>
 </file>
@@ -9958,17 +9578,15 @@
 </file>
 
 <file path=customXml/itemProps3.xml><?xml version="1.0" encoding="utf-8"?>
-<ds:datastoreItem xmlns:ds="http://schemas.openxmlformats.org/officeDocument/2006/customXml" ds:itemID="{4841E046-27A1-4B2E-9F43-F67D72354C8F}">
+<ds:datastoreItem xmlns:ds="http://schemas.openxmlformats.org/officeDocument/2006/customXml" ds:itemID="{D97C98BB-D733-4755-AF30-F518FC2AEFAB}">
   <ds:schemaRefs>
-    <ds:schemaRef ds:uri="http://schemas.microsoft.com/office/2006/metadata/properties"/>
-    <ds:schemaRef ds:uri="http://schemas.microsoft.com/office/infopath/2007/PartnerControls"/>
-    <ds:schemaRef ds:uri="f1f31ffb-9912-4459-99c8-b26e82094b51"/>
+    <ds:schemaRef ds:uri="http://schemas.microsoft.com/sharepoint/v3/contenttype/forms"/>
   </ds:schemaRefs>
 </ds:datastoreItem>
 </file>
 
 <file path=customXml/itemProps4.xml><?xml version="1.0" encoding="utf-8"?>
-<ds:datastoreItem xmlns:ds="http://schemas.openxmlformats.org/officeDocument/2006/customXml" ds:itemID="{0C5F579A-DC78-486B-9F1F-F251DCC6F567}">
+<ds:datastoreItem xmlns:ds="http://schemas.openxmlformats.org/officeDocument/2006/customXml" ds:itemID="{7DAC1958-7D85-42BD-9E3D-59E66D411E3E}">
   <ds:schemaRefs>
     <ds:schemaRef ds:uri="http://schemas.openxmlformats.org/officeDocument/2006/bibliography"/>
   </ds:schemaRefs>
